--- a/04-regulatory-compliance/GDPR/Espanol/GDPR_Practical_Manager_and_Junior_Analyst_Manual_Espanol_v1.0.docx
+++ b/04-regulatory-compliance/GDPR/Espanol/GDPR_Practical_Manager_and_Junior_Analyst_Manual_Espanol_v1.0.docx
@@ -2,32 +2,6 @@
 <file path=word/document.xml><?xml version="1.0" encoding="utf-8"?>
 <w:document xmlns:w="http://schemas.openxmlformats.org/wordprocessingml/2006/main" xmlns:m="http://schemas.openxmlformats.org/officeDocument/2006/math" xmlns:r="http://schemas.openxmlformats.org/officeDocument/2006/relationships" xmlns:o="urn:schemas-microsoft-com:office:office" xmlns:v="urn:schemas-microsoft-com:vml" xmlns:w10="urn:schemas-microsoft-com:office:word" xmlns:a="http://schemas.openxmlformats.org/drawingml/2006/main" xmlns:pic="http://schemas.openxmlformats.org/drawingml/2006/picture" xmlns:wp="http://schemas.openxmlformats.org/drawingml/2006/wordprocessingDrawing">
   <w:body>
-    <w:sdt>
-      <w:sdtPr>
-        <w:docPartObj>
-          <w:docPartGallery w:val="Table of Contents"/>
-          <w:docPartUnique/>
-        </w:docPartObj>
-      </w:sdtPr>
-      <w:sdtContent>
-        <w:p>
-          <w:pPr>
-            <w:pStyle w:val="TOCHeading"/>
-          </w:pPr>
-          <w:r>
-            <w:t xml:space="preserve">Table of Contents</w:t>
-          </w:r>
-        </w:p>
-        <w:p>
-          <w:r>
-            <w:fldChar w:fldCharType="begin" w:dirty="true"/>
-            <w:instrText xml:space="preserve">TOC \o "1-3" \h \z \u</w:instrText>
-            <w:fldChar w:fldCharType="separate"/>
-            <w:fldChar w:fldCharType="end"/>
-          </w:r>
-        </w:p>
-      </w:sdtContent>
-    </w:sdt>
     <w:p>
       <w:pPr>
         <w:pStyle w:val="BlockText"/>

--- a/04-regulatory-compliance/GDPR/Espanol/GDPR_Practical_Manager_and_Junior_Analyst_Manual_Espanol_v1.0.docx
+++ b/04-regulatory-compliance/GDPR/Espanol/GDPR_Practical_Manager_and_Junior_Analyst_Manual_Espanol_v1.0.docx
@@ -2,6 +2,32 @@
 <file path=word/document.xml><?xml version="1.0" encoding="utf-8"?>
 <w:document xmlns:w="http://schemas.openxmlformats.org/wordprocessingml/2006/main" xmlns:m="http://schemas.openxmlformats.org/officeDocument/2006/math" xmlns:r="http://schemas.openxmlformats.org/officeDocument/2006/relationships" xmlns:o="urn:schemas-microsoft-com:office:office" xmlns:v="urn:schemas-microsoft-com:vml" xmlns:w10="urn:schemas-microsoft-com:office:word" xmlns:a="http://schemas.openxmlformats.org/drawingml/2006/main" xmlns:pic="http://schemas.openxmlformats.org/drawingml/2006/picture" xmlns:wp="http://schemas.openxmlformats.org/drawingml/2006/wordprocessingDrawing">
   <w:body>
+    <w:sdt>
+      <w:sdtPr>
+        <w:docPartObj>
+          <w:docPartGallery w:val="Table of Contents"/>
+          <w:docPartUnique/>
+        </w:docPartObj>
+      </w:sdtPr>
+      <w:sdtContent>
+        <w:p>
+          <w:pPr>
+            <w:pStyle w:val="TOCHeading"/>
+          </w:pPr>
+          <w:r>
+            <w:t xml:space="preserve">Table of Contents</w:t>
+          </w:r>
+        </w:p>
+        <w:p>
+          <w:r>
+            <w:fldChar w:fldCharType="begin" w:dirty="true"/>
+            <w:instrText xml:space="preserve">TOC \o "1-3" \h \z \u</w:instrText>
+            <w:fldChar w:fldCharType="separate"/>
+            <w:fldChar w:fldCharType="end"/>
+          </w:r>
+        </w:p>
+      </w:sdtContent>
+    </w:sdt>
     <w:p>
       <w:pPr>
         <w:pStyle w:val="BlockText"/>

--- a/04-regulatory-compliance/GDPR/Espanol/GDPR_Practical_Manager_and_Junior_Analyst_Manual_Espanol_v1.0.docx
+++ b/04-regulatory-compliance/GDPR/Espanol/GDPR_Practical_Manager_and_Junior_Analyst_Manual_Espanol_v1.0.docx
@@ -5215,33 +5215,6 @@
       <w:pPr>
         <w:pStyle w:val="BodyText"/>
       </w:pPr>
-      <w:r>
-        <w:t xml:space="preserve">&lt;img src=</w:t>
-      </w:r>
-      <w:r>
-        <w:t xml:space="preserve">“media/image5.png”</w:t>
-      </w:r>
-      <w:r>
-        <w:t xml:space="preserve"> </w:t>
-      </w:r>
-      <w:r>
-        <w:t xml:space="preserve">style=</w:t>
-      </w:r>
-      <w:r>
-        <w:t xml:space="preserve">“width:6.15in;height:3.34699in”</w:t>
-      </w:r>
-      <w:r>
-        <w:t xml:space="preserve"> </w:t>
-      </w:r>
-      <w:r>
-        <w:t xml:space="preserve">alt=</w:t>
-      </w:r>
-      <w:r>
-        <w:t xml:space="preserve">“Aprendizaje, práctica, cartera, explicación y aplicación forman un camino de carrera”</w:t>
-      </w:r>
-      <w:r>
-        <w:t xml:space="preserve">.</w:t>
-      </w:r>
     </w:p>
     <w:p>
       <w:pPr>

--- a/04-regulatory-compliance/GDPR/Espanol/GDPR_Practical_Manager_and_Junior_Analyst_Manual_Espanol_v1.0.docx
+++ b/04-regulatory-compliance/GDPR/Espanol/GDPR_Practical_Manager_and_Junior_Analyst_Manual_Espanol_v1.0.docx
@@ -34,8 +34,8 @@
       </w:pPr>
       <w:r>
         <w:rPr>
+          <w:bCs/>
           <w:b/>
-          <w:bCs/>
         </w:rPr>
         <w:t xml:space="preserve">Estado de revisión:</w:t>
       </w:r>
@@ -52,8 +52,8 @@
       </w:pPr>
       <w:r>
         <w:rPr>
+          <w:bCs/>
           <w:b/>
-          <w:bCs/>
         </w:rPr>
         <w:t xml:space="preserve">CYBERSECURITY, PRIVACY &amp; COMPLIANCE SERIES</w:t>
       </w:r>
@@ -64,8 +64,8 @@
       </w:pPr>
       <w:r>
         <w:rPr>
+          <w:bCs/>
           <w:b/>
-          <w:bCs/>
         </w:rPr>
         <w:t xml:space="preserve">GDPR</w:t>
       </w:r>
@@ -76,8 +76,8 @@
       </w:pPr>
       <w:r>
         <w:rPr>
+          <w:bCs/>
           <w:b/>
-          <w:bCs/>
         </w:rPr>
         <w:t xml:space="preserve">Un manual práctico para administradores y analistas jóvenes</w:t>
       </w:r>
@@ -88,8 +88,8 @@
       </w:pPr>
       <w:r>
         <w:rPr>
+          <w:iCs/>
           <w:i/>
-          <w:iCs/>
         </w:rPr>
         <w:t xml:space="preserve">Cómo se desarrolla, opera, demuestra y mejora el trabajo de privacidad</w:t>
       </w:r>
@@ -100,8 +100,8 @@
       </w:pPr>
       <w:r>
         <w:rPr>
+          <w:bCs/>
           <w:b/>
-          <w:bCs/>
         </w:rPr>
         <w:t xml:space="preserve">Alberto (Al) Leiva</w:t>
       </w:r>
@@ -120,8 +120,8 @@
       </w:pPr>
       <w:r>
         <w:rPr>
+          <w:bCs/>
           <w:b/>
-          <w:bCs/>
         </w:rPr>
         <w:t xml:space="preserve">Inside:</w:t>
       </w:r>
@@ -140,7 +140,7 @@
         <w:t xml:space="preserve">|. |</w:t>
       </w:r>
     </w:p>
-    <w:bookmarkStart w:id="11" w:name="publication-and-use-notice"/>
+    <w:bookmarkStart w:id="22" w:name="publication-and-use-notice"/>
     <w:p>
       <w:pPr>
         <w:pStyle w:val="Heading1"/>
@@ -173,7 +173,7 @@
         <w:t xml:space="preserve">Propósito: Educación gratuita y práctica para directivos, estudiantes, cambiadores de carrera, analistas juniores, profesionales de la privacidad y profesionales de la ciberseguridad.</w:t>
       </w:r>
     </w:p>
-    <w:bookmarkStart w:id="9" w:name="aviso-educativo-y-legal"/>
+    <w:bookmarkStart w:id="20" w:name="aviso-educativo-y-legal"/>
     <w:p>
       <w:pPr>
         <w:pStyle w:val="Heading2"/>
@@ -190,8 +190,8 @@
         <w:t xml:space="preserve">Este manual proporciona información educativa general. No es un consejo legal y no reemplaza el asesoramiento de un abogado calificado o del oficial de protección de datos de una organización. Las obligaciones de GDPR dependen de hechos, la legislación de los Estados Miembros, la orientación de los reguladores, los contratos y las decisiones judiciales. Siempre verifique las fuentes oficiales actuales antes de actuar en un asunto real.</w:t>
       </w:r>
     </w:p>
-    <w:bookmarkEnd w:id="9"/>
-    <w:bookmarkStart w:id="10" w:name="uso-ético-y-autorizado"/>
+    <w:bookmarkEnd w:id="20"/>
+    <w:bookmarkStart w:id="21" w:name="uso-ético-y-autorizado"/>
     <w:p>
       <w:pPr>
         <w:pStyle w:val="Heading2"/>
@@ -208,9 +208,9 @@
         <w:t xml:space="preserve">Usar herramientas y ejercicios sólo con autorización escrita y sólo con datos ficticios, sintéticos o adecuadamente sanitarios. Los datos personales pueden dañar a las personas cuando se expone o se usa indebidamente. La habilidad técnica no crea permiso.</w:t>
       </w:r>
     </w:p>
-    <w:bookmarkEnd w:id="10"/>
-    <w:bookmarkEnd w:id="11"/>
-    <w:bookmarkStart w:id="12" w:name="prefacio"/>
+    <w:bookmarkEnd w:id="21"/>
+    <w:bookmarkEnd w:id="22"/>
+    <w:bookmarkStart w:id="23" w:name="prefacio"/>
     <w:p>
       <w:pPr>
         <w:pStyle w:val="Heading1"/>
@@ -225,8 +225,8 @@
       </w:pPr>
       <w:r>
         <w:rPr>
+          <w:iCs/>
           <w:i/>
-          <w:iCs/>
         </w:rPr>
         <w:t xml:space="preserve">Una introducción acogedora al trabajo práctico de privacidad.</w:t>
       </w:r>
@@ -261,8 +261,8 @@
       </w:pPr>
       <w:r>
         <w:rPr>
+          <w:bCs/>
           <w:b/>
-          <w:bCs/>
         </w:rPr>
         <w:t xml:space="preserve">Lección central:</w:t>
       </w:r>
@@ -287,8 +287,8 @@
       </w:pPr>
       <w:r>
         <w:rPr>
+          <w:iCs/>
           <w:i/>
-          <w:iCs/>
         </w:rPr>
         <w:t xml:space="preserve">— Alberto (Al) Leiva</w:t>
       </w:r>
@@ -349,8 +349,8 @@
         <w:t xml:space="preserve">Respuesta</w:t>
       </w:r>
     </w:p>
-    <w:bookmarkEnd w:id="12"/>
-    <w:bookmarkStart w:id="13" w:name="tabla-de-contenidos"/>
+    <w:bookmarkEnd w:id="23"/>
+    <w:bookmarkStart w:id="24" w:name="tabla-de-contenidos"/>
     <w:p>
       <w:pPr>
         <w:pStyle w:val="Heading1"/>
@@ -1953,8 +1953,8 @@
         </w:r>
       </w:hyperlink>
     </w:p>
-    <w:bookmarkEnd w:id="13"/>
-    <w:bookmarkStart w:id="20" w:name="gdpr-foundations"/>
+    <w:bookmarkEnd w:id="24"/>
+    <w:bookmarkStart w:id="31" w:name="gdpr-foundations"/>
     <w:p>
       <w:pPr>
         <w:pStyle w:val="Heading1"/>
@@ -1969,8 +1969,8 @@
       </w:pPr>
       <w:r>
         <w:rPr>
+          <w:iCs/>
           <w:i/>
-          <w:iCs/>
         </w:rPr>
         <w:t xml:space="preserve">Lo que la ley protege, lo que significa el cumplimiento, y lo que los administradores poseen.</w:t>
       </w:r>
@@ -1983,7 +1983,13 @@
         <w:t xml:space="preserve">יimg src=</w:t>
       </w:r>
       <w:r>
-        <w:t xml:space="preserve">“media/image1.png”</w:t>
+        <w:t xml:space="preserve">“</w:t>
+      </w:r>
+      <w:r>
+        <w:t xml:space="preserve">media/image1.png</w:t>
+      </w:r>
+      <w:r>
+        <w:t xml:space="preserve">”</w:t>
       </w:r>
       <w:r>
         <w:t xml:space="preserve"> </w:t>
@@ -1992,7 +1998,13 @@
         <w:t xml:space="preserve">style=</w:t>
       </w:r>
       <w:r>
-        <w:t xml:space="preserve">“width:6.15in;height:3.23744in”</w:t>
+        <w:t xml:space="preserve">“</w:t>
+      </w:r>
+      <w:r>
+        <w:t xml:space="preserve">width:6.15in;height:3.23744in</w:t>
+      </w:r>
+      <w:r>
+        <w:t xml:space="preserve">”</w:t>
       </w:r>
       <w:r>
         <w:t xml:space="preserve"> </w:t>
@@ -2001,7 +2013,13 @@
         <w:t xml:space="preserve">alt=</w:t>
       </w:r>
       <w:r>
-        <w:t xml:space="preserve">“Cuatro bloques conectados muestran personas, datos, propósito y control.”</w:t>
+        <w:t xml:space="preserve">“</w:t>
+      </w:r>
+      <w:r>
+        <w:t xml:space="preserve">Cuatro bloques conectados muestran personas, datos, propósito y control.</w:t>
+      </w:r>
+      <w:r>
+        <w:t xml:space="preserve">”</w:t>
       </w:r>
       <w:r>
         <w:t xml:space="preserve"> </w:t>
@@ -2018,7 +2036,7 @@
         <w:t xml:space="preserve">Figura 1. GDPR como un programa de gestión práctica</w:t>
       </w:r>
     </w:p>
-    <w:bookmarkStart w:id="14" w:name="what-gdpr-protects"/>
+    <w:bookmarkStart w:id="25" w:name="what-gdpr-protects"/>
     <w:p>
       <w:pPr>
         <w:pStyle w:val="Heading2"/>
@@ -2035,8 +2053,8 @@
         <w:t xml:space="preserve">GDPR protege a las personas naturales cuando se procesan sus datos personales. Los datos personales son información relativa a una persona identificada o identificable. Puede incluir nombres, identificadores, datos de ubicación, identificadores en línea, registros de empleo, detalles financieros, imágenes, datos de dispositivos y muchos otros hechos.</w:t>
       </w:r>
     </w:p>
-    <w:bookmarkEnd w:id="14"/>
-    <w:bookmarkStart w:id="15" w:name="el-cumplimiento-es-más-que-seguridad"/>
+    <w:bookmarkEnd w:id="25"/>
+    <w:bookmarkStart w:id="26" w:name="el-cumplimiento-es-más-que-seguridad"/>
     <w:p>
       <w:pPr>
         <w:pStyle w:val="Heading2"/>
@@ -2053,8 +2071,8 @@
         <w:t xml:space="preserve">Cuestiones de seguridad, pero GDPR también requiere procesamiento legal y justo, información clara, respeto a los derechos, límites de propósito, minimización de datos, control de retención y rendición de cuentas.</w:t>
       </w:r>
     </w:p>
-    <w:bookmarkEnd w:id="15"/>
-    <w:bookmarkStart w:id="16" w:name="what-gdpr-does-not-mean"/>
+    <w:bookmarkEnd w:id="26"/>
+    <w:bookmarkStart w:id="27" w:name="what-gdpr-does-not-mean"/>
     <w:p>
       <w:pPr>
         <w:pStyle w:val="Heading2"/>
@@ -2131,11 +2149,11 @@
     </w:p>
     <w:p>
       <w:pPr>
+        <w:numPr>
+          <w:ilvl w:val="0"/>
+          <w:numId w:val="1002"/>
+        </w:numPr>
         <w:pStyle w:val="Compact"/>
-        <w:numPr>
-          <w:ilvl w:val="0"/>
-          <w:numId w:val="1002"/>
-        </w:numPr>
       </w:pPr>
       <w:r>
         <w:t xml:space="preserve">Alcance, roles y definiciones</w:t>
@@ -2147,8 +2165,8 @@
       </w:pPr>
       <w:r>
         <w:rPr>
+          <w:iCs/>
           <w:i/>
-          <w:iCs/>
         </w:rPr>
         <w:t xml:space="preserve">Cómo decidir si GDPR aplica y quién es responsable</w:t>
       </w:r>
@@ -2156,8 +2174,8 @@
         <w:t xml:space="preserve">.</w:t>
       </w:r>
     </w:p>
-    <w:bookmarkEnd w:id="16"/>
-    <w:bookmarkStart w:id="17" w:name="cuestiones-de-alcance"/>
+    <w:bookmarkEnd w:id="27"/>
+    <w:bookmarkStart w:id="28" w:name="cuestiones-de-alcance"/>
     <w:p>
       <w:pPr>
         <w:pStyle w:val="Heading2"/>
@@ -2221,8 +2239,8 @@
         <w:t xml:space="preserve">Revisar las leyes de los Estados Miembros y otras normas sectoriales.</w:t>
       </w:r>
     </w:p>
-    <w:bookmarkEnd w:id="17"/>
-    <w:bookmarkStart w:id="18" w:name="funciones-básicas"/>
+    <w:bookmarkEnd w:id="28"/>
+    <w:bookmarkStart w:id="29" w:name="funciones-básicas"/>
     <w:p>
       <w:pPr>
         <w:pStyle w:val="Heading2"/>
@@ -2235,26 +2253,27 @@
       <w:tblPr>
         <w:tblStyle w:val="Table"/>
         <w:tblW w:type="pct" w:w="5000"/>
-        <w:tblLayout w:type="fixed"/>
         <w:tblLook w:firstRow="1" w:lastRow="0" w:firstColumn="0" w:lastColumn="0" w:noHBand="0" w:noVBand="0" w:val="0020"/>
+        <w:jc w:val="start"/>
       </w:tblPr>
       <w:tblGrid>
         <w:gridCol w:w="7920"/>
       </w:tblGrid>
       <w:tr>
         <w:trPr>
-          <w:tblHeader w:val="on"/>
+          <w:tblHeader w:val="true"/>
         </w:trPr>
         <w:tc>
           <w:tcPr/>
           <w:p>
             <w:pPr>
               <w:pStyle w:val="Compact"/>
+              <w:jc w:val="left"/>
             </w:pPr>
             <w:r>
               <w:rPr>
+                <w:bCs/>
                 <w:b/>
-                <w:bCs/>
               </w:rPr>
               <w:t xml:space="preserve">Rol</w:t>
             </w:r>
@@ -2306,8 +2325,8 @@
         <w:t xml:space="preserve">| Autoridad supervisora | Regulador independiente de privacidad Silencioso guía, investigación, acción correctiva, cumplimiento</w:t>
       </w:r>
     </w:p>
-    <w:bookmarkEnd w:id="18"/>
-    <w:bookmarkStart w:id="19" w:name="datos-personales-especiales-y-penales"/>
+    <w:bookmarkEnd w:id="29"/>
+    <w:bookmarkStart w:id="30" w:name="datos-personales-especiales-y-penales"/>
     <w:p>
       <w:pPr>
         <w:pStyle w:val="Heading2"/>
@@ -2338,9 +2357,9 @@
         <w:t xml:space="preserve">|. |</w:t>
       </w:r>
     </w:p>
-    <w:bookmarkEnd w:id="19"/>
-    <w:bookmarkEnd w:id="20"/>
-    <w:bookmarkStart w:id="26" w:name="principios-y-bases-legales"/>
+    <w:bookmarkEnd w:id="30"/>
+    <w:bookmarkEnd w:id="31"/>
+    <w:bookmarkStart w:id="37" w:name="principios-y-bases-legales"/>
     <w:p>
       <w:pPr>
         <w:pStyle w:val="Heading1"/>
@@ -2355,8 +2374,8 @@
       </w:pPr>
       <w:r>
         <w:rPr>
+          <w:iCs/>
           <w:i/>
-          <w:iCs/>
         </w:rPr>
         <w:t xml:space="preserve">Las reglas que conforman cada propósito de procesamiento.</w:t>
       </w:r>
@@ -2369,7 +2388,13 @@
         <w:t xml:space="preserve">■img src=</w:t>
       </w:r>
       <w:r>
-        <w:t xml:space="preserve">“media/image2.png”</w:t>
+        <w:t xml:space="preserve">“</w:t>
+      </w:r>
+      <w:r>
+        <w:t xml:space="preserve">media/image2.png</w:t>
+      </w:r>
+      <w:r>
+        <w:t xml:space="preserve">”</w:t>
       </w:r>
       <w:r>
         <w:t xml:space="preserve"> </w:t>
@@ -2378,7 +2403,13 @@
         <w:t xml:space="preserve">estilo=</w:t>
       </w:r>
       <w:r>
-        <w:t xml:space="preserve">“width:6.15in;height:3.34699in”</w:t>
+        <w:t xml:space="preserve">“</w:t>
+      </w:r>
+      <w:r>
+        <w:t xml:space="preserve">width:6.15in;height:3.34699in</w:t>
+      </w:r>
+      <w:r>
+        <w:t xml:space="preserve">”</w:t>
       </w:r>
       <w:r>
         <w:t xml:space="preserve"> </w:t>
@@ -2387,7 +2418,13 @@
         <w:t xml:space="preserve">alt=</w:t>
       </w:r>
       <w:r>
-        <w:t xml:space="preserve">“El ciclo de vida conecta la colección, el uso, el compartir, la retención y la eliminación.”</w:t>
+        <w:t xml:space="preserve">“</w:t>
+      </w:r>
+      <w:r>
+        <w:t xml:space="preserve">El ciclo de vida conecta la colección, el uso, el compartir, la retención y la eliminación.</w:t>
+      </w:r>
+      <w:r>
+        <w:t xml:space="preserve">”</w:t>
       </w:r>
       <w:r>
         <w:t xml:space="preserve"> </w:t>
@@ -2404,7 +2441,7 @@
         <w:t xml:space="preserve">Gráfico 2 Ciclo de vida de datos personales</w:t>
       </w:r>
     </w:p>
-    <w:bookmarkStart w:id="21" w:name="artículo-5-principios"/>
+    <w:bookmarkStart w:id="32" w:name="artículo-5-principios"/>
     <w:p>
       <w:pPr>
         <w:pStyle w:val="Heading2"/>
@@ -2419,8 +2456,8 @@
       </w:pPr>
       <w:r>
         <w:rPr>
+          <w:bCs/>
           <w:b/>
-          <w:bCs/>
         </w:rPr>
         <w:t xml:space="preserve">Principio</w:t>
       </w:r>
@@ -2435,8 +2472,8 @@
       </w:r>
       <w:r>
         <w:rPr>
+          <w:bCs/>
           <w:b/>
-          <w:bCs/>
         </w:rPr>
         <w:t xml:space="preserve">Pregunta principal</w:t>
       </w:r>
@@ -2491,8 +2528,8 @@
         <w:t xml:space="preserve">¿Podemos probar lo anterior? TEN ROPA, aprobaciones, comentarios, entrenamiento, pista de auditoría |</w:t>
       </w:r>
     </w:p>
-    <w:bookmarkEnd w:id="21"/>
-    <w:bookmarkStart w:id="22" w:name="bases-legales-en-virtud-del-artículo-6"/>
+    <w:bookmarkEnd w:id="32"/>
+    <w:bookmarkStart w:id="33" w:name="bases-legales-en-virtud-del-artículo-6"/>
     <w:p>
       <w:pPr>
         <w:pStyle w:val="Heading2"/>
@@ -2507,8 +2544,8 @@
       </w:pPr>
       <w:r>
         <w:rPr>
+          <w:bCs/>
           <w:b/>
-          <w:bCs/>
         </w:rPr>
         <w:t xml:space="preserve">Basis</w:t>
       </w:r>
@@ -2523,8 +2560,8 @@
       </w:r>
       <w:r>
         <w:rPr>
+          <w:bCs/>
           <w:b/>
-          <w:bCs/>
         </w:rPr>
         <w:t xml:space="preserve">Uso cuando</w:t>
       </w:r>
@@ -2579,8 +2616,8 @@
         <w:t xml:space="preserve">← Los intereses legítimos | Un interés real es necesario y no está anulado por los derechos de la persona | Complete y mantenga una prueba de equilibrio |</w:t>
       </w:r>
     </w:p>
-    <w:bookmarkEnd w:id="22"/>
-    <w:bookmarkStart w:id="23" w:name="datos-confidenciales-y-de-consentimiento"/>
+    <w:bookmarkEnd w:id="33"/>
+    <w:bookmarkStart w:id="34" w:name="datos-confidenciales-y-de-consentimiento"/>
     <w:p>
       <w:pPr>
         <w:pStyle w:val="Heading2"/>
@@ -2599,11 +2636,11 @@
     </w:p>
     <w:p>
       <w:pPr>
+        <w:numPr>
+          <w:ilvl w:val="0"/>
+          <w:numId w:val="1004"/>
+        </w:numPr>
         <w:pStyle w:val="Compact"/>
-        <w:numPr>
-          <w:ilvl w:val="0"/>
-          <w:numId w:val="1004"/>
-        </w:numPr>
       </w:pPr>
       <w:r>
         <w:t xml:space="preserve">Derechos de Asunto de datos</w:t>
@@ -2615,8 +2652,8 @@
       </w:pPr>
       <w:r>
         <w:rPr>
+          <w:iCs/>
           <w:i/>
-          <w:iCs/>
         </w:rPr>
         <w:t xml:space="preserve">Cómo recibir, evaluar, completar y documentar solicitudes</w:t>
       </w:r>
@@ -2632,7 +2669,13 @@
         <w:t xml:space="preserve">■img src=</w:t>
       </w:r>
       <w:r>
-        <w:t xml:space="preserve">“media/image3.png”</w:t>
+        <w:t xml:space="preserve">“</w:t>
+      </w:r>
+      <w:r>
+        <w:t xml:space="preserve">media/image3.png</w:t>
+      </w:r>
+      <w:r>
+        <w:t xml:space="preserve">”</w:t>
       </w:r>
       <w:r>
         <w:t xml:space="preserve"> </w:t>
@@ -2641,7 +2684,13 @@
         <w:t xml:space="preserve">estilo=</w:t>
       </w:r>
       <w:r>
-        <w:t xml:space="preserve">“Ancho:6.15in; Altura:3.34699in”</w:t>
+        <w:t xml:space="preserve">“</w:t>
+      </w:r>
+      <w:r>
+        <w:t xml:space="preserve">Ancho:6.15in; Altura:3.34699in</w:t>
+      </w:r>
+      <w:r>
+        <w:t xml:space="preserve">”</w:t>
       </w:r>
       <w:r>
         <w:t xml:space="preserve"> </w:t>
@@ -2650,7 +2699,13 @@
         <w:t xml:space="preserve">alt=</w:t>
       </w:r>
       <w:r>
-        <w:t xml:space="preserve">“Un flujo de trabajo de cinco pasos cubre la ingesta a través del resultado registrado.”</w:t>
+        <w:t xml:space="preserve">“</w:t>
+      </w:r>
+      <w:r>
+        <w:t xml:space="preserve">Un flujo de trabajo de cinco pasos cubre la ingesta a través del resultado registrado.</w:t>
+      </w:r>
+      <w:r>
+        <w:t xml:space="preserve">”</w:t>
       </w:r>
       <w:r>
         <w:t xml:space="preserve"> </w:t>
@@ -2673,8 +2728,8 @@
       </w:pPr>
       <w:r>
         <w:rPr>
+          <w:bCs/>
           <w:b/>
-          <w:bCs/>
         </w:rPr>
         <w:t xml:space="preserve">Justo</w:t>
       </w:r>
@@ -2689,8 +2744,8 @@
       </w:r>
       <w:r>
         <w:rPr>
+          <w:bCs/>
           <w:b/>
-          <w:bCs/>
         </w:rPr>
         <w:t xml:space="preserve">Trabajo práctico</w:t>
       </w:r>
@@ -2757,8 +2812,8 @@
         <w:t xml:space="preserve">← Decisiones automatizadas tención Proporcionar salvaguardias para calificar decisiones automatizadas únicamente</w:t>
       </w:r>
     </w:p>
-    <w:bookmarkEnd w:id="23"/>
-    <w:bookmarkStart w:id="24" w:name="el-reloj-de-petición"/>
+    <w:bookmarkEnd w:id="34"/>
+    <w:bookmarkStart w:id="35" w:name="el-reloj-de-petición"/>
     <w:p>
       <w:pPr>
         <w:pStyle w:val="Heading2"/>
@@ -2775,8 +2830,8 @@
         <w:t xml:space="preserve">El período de respuesta normal es un mes después de la recepción. Puede prorrogarse dos meses más cuando sea necesario por la complejidad y el número de solicitudes, pero la persona debe ser contada en el primer mes. Los cheques de identidad deben ser proporcionales. Las tasas o la negativa se limitan a casos manifiestamente infundados o excesivos, especialmente debido a la repetición.</w:t>
       </w:r>
     </w:p>
-    <w:bookmarkEnd w:id="24"/>
-    <w:bookmarkStart w:id="25" w:name="un-archivo-de-solicitud-defensible"/>
+    <w:bookmarkEnd w:id="35"/>
+    <w:bookmarkStart w:id="36" w:name="un-archivo-de-solicitud-defensible"/>
     <w:p>
       <w:pPr>
         <w:pStyle w:val="Heading2"/>
@@ -2862,9 +2917,9 @@
         <w:t xml:space="preserve">Fecha de respuesta y resultado retenido</w:t>
       </w:r>
     </w:p>
-    <w:bookmarkEnd w:id="25"/>
-    <w:bookmarkEnd w:id="26"/>
-    <w:bookmarkStart w:id="30" w:name="controller-and-processor-governance"/>
+    <w:bookmarkEnd w:id="36"/>
+    <w:bookmarkEnd w:id="37"/>
+    <w:bookmarkStart w:id="41" w:name="controller-and-processor-governance"/>
     <w:p>
       <w:pPr>
         <w:pStyle w:val="Heading1"/>
@@ -2879,8 +2934,8 @@
       </w:pPr>
       <w:r>
         <w:rPr>
+          <w:iCs/>
           <w:i/>
-          <w:iCs/>
         </w:rPr>
         <w:t xml:space="preserve">Los registros operativos, contratos, funciones y exámenes que hacen real la rendición de cuentas</w:t>
       </w:r>
@@ -2888,7 +2943,7 @@
         <w:t xml:space="preserve">.</w:t>
       </w:r>
     </w:p>
-    <w:bookmarkStart w:id="27" w:name="X6cc3ba30cb16ef63e702c58122d1aca9cc99ea6"/>
+    <w:bookmarkStart w:id="38" w:name="X6cc3ba30cb16ef63e702c58122d1aca9cc99ea6"/>
     <w:p>
       <w:pPr>
         <w:pStyle w:val="Heading2"/>
@@ -2905,8 +2960,8 @@
         <w:t xml:space="preserve">Un ROPA es más que una hoja de cálculo de aplicaciones. Conecta propósitos, categorías de personas y datos, receptores, transferencias, retención, seguridad, propietarios y razonamiento legal. Mantenga los registros del controlador y del procesador separados cuando sea necesario.</w:t>
       </w:r>
     </w:p>
-    <w:bookmarkEnd w:id="27"/>
-    <w:bookmarkStart w:id="28" w:name="X4abd0243a6d9e7ce6d2cc36325d10af359f09fe"/>
+    <w:bookmarkEnd w:id="38"/>
+    <w:bookmarkStart w:id="39" w:name="X4abd0243a6d9e7ce6d2cc36325d10af359f09fe"/>
     <w:p>
       <w:pPr>
         <w:pStyle w:val="Heading2"/>
@@ -2947,8 +3002,8 @@
         <w:t xml:space="preserve">Supervisar los cambios materiales y retener las decisiones.</w:t>
       </w:r>
     </w:p>
-    <w:bookmarkEnd w:id="28"/>
-    <w:bookmarkStart w:id="29" w:name="accountability-records"/>
+    <w:bookmarkEnd w:id="39"/>
+    <w:bookmarkStart w:id="40" w:name="accountability-records"/>
     <w:p>
       <w:pPr>
         <w:pStyle w:val="Heading2"/>
@@ -2963,8 +3018,8 @@
       </w:pPr>
       <w:r>
         <w:rPr>
+          <w:bCs/>
           <w:b/>
-          <w:bCs/>
         </w:rPr>
         <w:t xml:space="preserve">Record</w:t>
       </w:r>
@@ -3019,9 +3074,9 @@
         <w:t xml:space="preserve">| DPIA registre | Privacidad/DPO | Función de alto riesgo o cambio material</w:t>
       </w:r>
     </w:p>
-    <w:bookmarkEnd w:id="29"/>
-    <w:bookmarkEnd w:id="30"/>
-    <w:bookmarkStart w:id="32" w:name="seguridad-y-datos-personales"/>
+    <w:bookmarkEnd w:id="40"/>
+    <w:bookmarkEnd w:id="41"/>
+    <w:bookmarkStart w:id="43" w:name="seguridad-y-datos-personales"/>
     <w:p>
       <w:pPr>
         <w:pStyle w:val="Heading1"/>
@@ -3032,11 +3087,11 @@
     </w:p>
     <w:p>
       <w:pPr>
+        <w:numPr>
+          <w:ilvl w:val="0"/>
+          <w:numId w:val="1006"/>
+        </w:numPr>
         <w:pStyle w:val="Compact"/>
-        <w:numPr>
-          <w:ilvl w:val="0"/>
-          <w:numId w:val="1006"/>
-        </w:numPr>
       </w:pPr>
       <w:r>
         <w:t xml:space="preserve">Salvaguardias basadas en el ruido, hechos de incidentes, decisiones de notificación y pruebas*.</w:t>
@@ -3050,7 +3105,13 @@
         <w:t xml:space="preserve">■img src=</w:t>
       </w:r>
       <w:r>
-        <w:t xml:space="preserve">“media/image4.png”</w:t>
+        <w:t xml:space="preserve">“</w:t>
+      </w:r>
+      <w:r>
+        <w:t xml:space="preserve">media/image4.png</w:t>
+      </w:r>
+      <w:r>
+        <w:t xml:space="preserve">”</w:t>
       </w:r>
       <w:r>
         <w:t xml:space="preserve"> </w:t>
@@ -3059,7 +3120,13 @@
         <w:t xml:space="preserve">style=</w:t>
       </w:r>
       <w:r>
-        <w:t xml:space="preserve">“width:6.15in;height:3.45654in”</w:t>
+        <w:t xml:space="preserve">“</w:t>
+      </w:r>
+      <w:r>
+        <w:t xml:space="preserve">width:6.15in;height:3.45654in</w:t>
+      </w:r>
+      <w:r>
+        <w:t xml:space="preserve">”</w:t>
       </w:r>
       <w:r>
         <w:t xml:space="preserve"> </w:t>
@@ -3068,7 +3135,13 @@
         <w:t xml:space="preserve">alt=</w:t>
       </w:r>
       <w:r>
-        <w:t xml:space="preserve">“Contener, evaluar, decidir y mejorar se muestran como un proceso vinculado.”</w:t>
+        <w:t xml:space="preserve">“</w:t>
+      </w:r>
+      <w:r>
+        <w:t xml:space="preserve">Contener, evaluar, decidir y mejorar se muestran como un proceso vinculado.</w:t>
+      </w:r>
+      <w:r>
+        <w:t xml:space="preserve">”</w:t>
       </w:r>
       <w:r>
         <w:t xml:space="preserve"> </w:t>
@@ -3101,7 +3174,7 @@
         <w:t xml:space="preserve">Los controladores y los procesadores deben utilizar medidas técnicas y de organización apropiadas para el riesgo. Considere la confidencialidad, integridad, disponibilidad, resiliencia, restauración, pruebas regulares, estado del arte, costos y la naturaleza, alcance, contexto y propósitos de procesamiento.</w:t>
       </w:r>
     </w:p>
-    <w:bookmarkStart w:id="31" w:name="breach-decisions"/>
+    <w:bookmarkStart w:id="42" w:name="breach-decisions"/>
     <w:p>
       <w:pPr>
         <w:pStyle w:val="Heading2"/>
@@ -3116,8 +3189,8 @@
       </w:pPr>
       <w:r>
         <w:rPr>
+          <w:bCs/>
           <w:b/>
-          <w:bCs/>
         </w:rPr>
         <w:t xml:space="preserve">Pregunta</w:t>
       </w:r>
@@ -3166,8 +3239,8 @@
       </w:pPr>
       <w:r>
         <w:rPr>
+          <w:bCs/>
           <w:b/>
-          <w:bCs/>
         </w:rPr>
         <w:t xml:space="preserve">Importante:</w:t>
       </w:r>
@@ -3184,9 +3257,9 @@
         <w:t xml:space="preserve">|. |</w:t>
       </w:r>
     </w:p>
-    <w:bookmarkEnd w:id="31"/>
-    <w:bookmarkEnd w:id="32"/>
-    <w:bookmarkStart w:id="36" w:name="dpia-privacy-by-design-and-the-dpo"/>
+    <w:bookmarkEnd w:id="42"/>
+    <w:bookmarkEnd w:id="43"/>
+    <w:bookmarkStart w:id="47" w:name="dpia-privacy-by-design-and-the-dpo"/>
     <w:p>
       <w:pPr>
         <w:pStyle w:val="Heading1"/>
@@ -3201,8 +3274,8 @@
       </w:pPr>
       <w:r>
         <w:rPr>
+          <w:iCs/>
           <w:i/>
-          <w:iCs/>
         </w:rPr>
         <w:t xml:space="preserve">Cómo encontrar el procesamiento temprano de alto riesgo y establecer salvaguardias en las decisiones</w:t>
       </w:r>
@@ -3210,7 +3283,7 @@
         <w:t xml:space="preserve">.</w:t>
       </w:r>
     </w:p>
-    <w:bookmarkStart w:id="33" w:name="dpia-workflow"/>
+    <w:bookmarkStart w:id="44" w:name="dpia-workflow"/>
     <w:p>
       <w:pPr>
         <w:pStyle w:val="Heading2"/>
@@ -3307,8 +3380,8 @@
         <w:t xml:space="preserve">Revise cuándo cambia el riesgo o el procesamiento.</w:t>
       </w:r>
     </w:p>
-    <w:bookmarkEnd w:id="33"/>
-    <w:bookmarkStart w:id="34" w:name="privacidad-por-diseño-y-por-defecto"/>
+    <w:bookmarkEnd w:id="44"/>
+    <w:bookmarkStart w:id="45" w:name="privacidad-por-diseño-y-por-defecto"/>
     <w:p>
       <w:pPr>
         <w:pStyle w:val="Heading2"/>
@@ -3365,8 +3438,8 @@
         <w:t xml:space="preserve">Recordar decisiones de diseño y opciones rechazadas.</w:t>
       </w:r>
     </w:p>
-    <w:bookmarkEnd w:id="34"/>
-    <w:bookmarkStart w:id="35" w:name="dpo-independence"/>
+    <w:bookmarkEnd w:id="45"/>
+    <w:bookmarkStart w:id="46" w:name="dpo-independence"/>
     <w:p>
       <w:pPr>
         <w:pStyle w:val="Heading2"/>
@@ -3383,9 +3456,9 @@
         <w:t xml:space="preserve">El DPO debe participar de manera oportuna, recibir recursos y acceso, informar al más alto nivel de gestión y evitar conflictos de interés. La dirección tiene decisiones. El DPO asesora y supervisa, pero no debe ser considerado responsable con fines empresariales o los medios de procesamiento.</w:t>
       </w:r>
     </w:p>
-    <w:bookmarkEnd w:id="35"/>
-    <w:bookmarkEnd w:id="36"/>
-    <w:bookmarkStart w:id="45" w:name="transferencias-internacionales-de-datos"/>
+    <w:bookmarkEnd w:id="46"/>
+    <w:bookmarkEnd w:id="47"/>
+    <w:bookmarkStart w:id="56" w:name="transferencias-internacionales-de-datos"/>
     <w:p>
       <w:pPr>
         <w:pStyle w:val="Heading1"/>
@@ -3400,13 +3473,13 @@
       </w:pPr>
       <w:r>
         <w:rPr>
+          <w:iCs/>
           <w:i/>
-          <w:iCs/>
         </w:rPr>
         <w:t xml:space="preserve">Cómo identificar las transferencias y utilizar herramientas legales de transferencia.</w:t>
       </w:r>
     </w:p>
-    <w:bookmarkStart w:id="37" w:name="transfer-workflow"/>
+    <w:bookmarkStart w:id="48" w:name="transfer-workflow"/>
     <w:p>
       <w:pPr>
         <w:pStyle w:val="Heading2"/>
@@ -3492,8 +3565,8 @@
         <w:t xml:space="preserve">Supervisar los cambios jurídicos, de proveedores y técnicos.</w:t>
       </w:r>
     </w:p>
-    <w:bookmarkEnd w:id="37"/>
-    <w:bookmarkStart w:id="38" w:name="common-transfer-evidence"/>
+    <w:bookmarkEnd w:id="48"/>
+    <w:bookmarkStart w:id="49" w:name="common-transfer-evidence"/>
     <w:p>
       <w:pPr>
         <w:pStyle w:val="Heading2"/>
@@ -3508,8 +3581,8 @@
       </w:pPr>
       <w:r>
         <w:rPr>
+          <w:bCs/>
           <w:b/>
-          <w:bCs/>
         </w:rPr>
         <w:t xml:space="preserve">Item</w:t>
       </w:r>
@@ -3524,8 +3597,8 @@
       </w:r>
       <w:r>
         <w:rPr>
+          <w:bCs/>
           <w:b/>
-          <w:bCs/>
         </w:rPr>
         <w:t xml:space="preserve">Lo que debe mostrarse</w:t>
       </w:r>
@@ -3568,11 +3641,11 @@
     </w:p>
     <w:p>
       <w:pPr>
+        <w:numPr>
+          <w:ilvl w:val="0"/>
+          <w:numId w:val="1009"/>
+        </w:numPr>
         <w:pStyle w:val="Compact"/>
-        <w:numPr>
-          <w:ilvl w:val="0"/>
-          <w:numId w:val="1009"/>
-        </w:numPr>
       </w:pPr>
       <w:r>
         <w:t xml:space="preserve">Guía completa del artículo por artículo</w:t>
@@ -3584,8 +3657,8 @@
       </w:pPr>
       <w:r>
         <w:rPr>
+          <w:iCs/>
           <w:i/>
-          <w:iCs/>
         </w:rPr>
         <w:t xml:space="preserve">Una guía de trabajo concisa para todos los artículos 99 GDPR. Utilice el texto legal oficial para el análisis legal real.</w:t>
       </w:r>
@@ -3596,8 +3669,8 @@
       </w:pPr>
       <w:r>
         <w:rPr>
+          <w:bCs/>
           <w:b/>
-          <w:bCs/>
         </w:rPr>
         <w:t xml:space="preserve">Cómo leer este capítulo:</w:t>
       </w:r>
@@ -3626,26 +3699,27 @@
       <w:tblPr>
         <w:tblStyle w:val="Table"/>
         <w:tblW w:type="pct" w:w="5000"/>
-        <w:tblLayout w:type="fixed"/>
         <w:tblLook w:firstRow="1" w:lastRow="0" w:firstColumn="0" w:lastColumn="0" w:noHBand="0" w:noVBand="0" w:val="0020"/>
+        <w:jc w:val="start"/>
       </w:tblPr>
       <w:tblGrid>
         <w:gridCol w:w="7920"/>
       </w:tblGrid>
       <w:tr>
         <w:trPr>
-          <w:tblHeader w:val="on"/>
+          <w:tblHeader w:val="true"/>
         </w:trPr>
         <w:tc>
           <w:tcPr/>
           <w:p>
             <w:pPr>
               <w:pStyle w:val="Compact"/>
+              <w:jc w:val="left"/>
             </w:pPr>
             <w:r>
               <w:rPr>
+                <w:bCs/>
                 <w:b/>
-                <w:bCs/>
               </w:rPr>
               <w:t xml:space="preserve">Art.</w:t>
             </w:r>
@@ -3658,6 +3732,7 @@
           <w:p>
             <w:pPr>
               <w:pStyle w:val="Compact"/>
+              <w:jc w:val="left"/>
             </w:pPr>
             <w:r>
               <w:t xml:space="preserve">1</w:t>
@@ -3671,6 +3746,7 @@
           <w:p>
             <w:pPr>
               <w:pStyle w:val="Compact"/>
+              <w:jc w:val="left"/>
             </w:pPr>
             <w:r>
               <w:t xml:space="preserve">TEN 2</w:t>
@@ -3684,6 +3760,7 @@
           <w:p>
             <w:pPr>
               <w:pStyle w:val="Compact"/>
+              <w:jc w:val="left"/>
             </w:pPr>
             <w:r>
               <w:t xml:space="preserve">3</w:t>
@@ -3697,6 +3774,7 @@
           <w:p>
             <w:pPr>
               <w:pStyle w:val="Compact"/>
+              <w:jc w:val="left"/>
             </w:pPr>
             <w:r>
               <w:t xml:space="preserve">4</w:t>
@@ -3705,8 +3783,8 @@
         </w:tc>
       </w:tr>
     </w:tbl>
-    <w:bookmarkEnd w:id="38"/>
-    <w:bookmarkStart w:id="39" w:name="capítulo-ii---principios"/>
+    <w:bookmarkEnd w:id="49"/>
+    <w:bookmarkStart w:id="50" w:name="capítulo-ii---principios"/>
     <w:p>
       <w:pPr>
         <w:pStyle w:val="Heading2"/>
@@ -3721,8 +3799,8 @@
       </w:pPr>
       <w:r>
         <w:rPr>
+          <w:bCs/>
           <w:b/>
-          <w:bCs/>
         </w:rPr>
         <w:t xml:space="preserve">Art.</w:t>
       </w:r>
@@ -3783,8 +3861,8 @@
         <w:t xml:space="preserve">| 11 | Procesar no requerir identificación | No requiere mantener datos de identificación adicionales sólo para cumplir cuando no se necesita identificación. | Mapa de cada propósito, tipo de datos, base legal, salvaguardia y prueba. ← ROPA, registro legal, consentimiento o prueba de excepción</w:t>
       </w:r>
     </w:p>
-    <w:bookmarkEnd w:id="39"/>
-    <w:bookmarkStart w:id="40" w:name="Xe778e60ae37dec975589547671413bd1ccb1f95"/>
+    <w:bookmarkEnd w:id="50"/>
+    <w:bookmarkStart w:id="51" w:name="Xe778e60ae37dec975589547671413bd1ccb1f95"/>
     <w:p>
       <w:pPr>
         <w:pStyle w:val="Heading2"/>
@@ -3797,26 +3875,27 @@
       <w:tblPr>
         <w:tblStyle w:val="Table"/>
         <w:tblW w:type="pct" w:w="5000"/>
-        <w:tblLayout w:type="fixed"/>
         <w:tblLook w:firstRow="1" w:lastRow="0" w:firstColumn="0" w:lastColumn="0" w:noHBand="0" w:noVBand="0" w:val="0020"/>
+        <w:jc w:val="start"/>
       </w:tblPr>
       <w:tblGrid>
         <w:gridCol w:w="7920"/>
       </w:tblGrid>
       <w:tr>
         <w:trPr>
-          <w:tblHeader w:val="on"/>
+          <w:tblHeader w:val="true"/>
         </w:trPr>
         <w:tc>
           <w:tcPr/>
           <w:p>
             <w:pPr>
               <w:pStyle w:val="Compact"/>
+              <w:jc w:val="left"/>
             </w:pPr>
             <w:r>
               <w:rPr>
+                <w:bCs/>
                 <w:b/>
-                <w:bCs/>
               </w:rPr>
               <w:t xml:space="preserve">Art.</w:t>
             </w:r>
@@ -3829,6 +3908,7 @@
           <w:p>
             <w:pPr>
               <w:pStyle w:val="Compact"/>
+              <w:jc w:val="left"/>
             </w:pPr>
             <w:r>
               <w:t xml:space="preserve">TEN 12</w:t>
@@ -3842,6 +3922,7 @@
           <w:p>
             <w:pPr>
               <w:pStyle w:val="Compact"/>
+              <w:jc w:val="left"/>
             </w:pPr>
             <w:r>
               <w:t xml:space="preserve">13</w:t>
@@ -3855,6 +3936,7 @@
           <w:p>
             <w:pPr>
               <w:pStyle w:val="Compact"/>
+              <w:jc w:val="left"/>
             </w:pPr>
             <w:r>
               <w:t xml:space="preserve">14</w:t>
@@ -3868,6 +3950,7 @@
           <w:p>
             <w:pPr>
               <w:pStyle w:val="Compact"/>
+              <w:jc w:val="left"/>
             </w:pPr>
             <w:r>
               <w:t xml:space="preserve">TEN 15</w:t>
@@ -3881,6 +3964,7 @@
           <w:p>
             <w:pPr>
               <w:pStyle w:val="Compact"/>
+              <w:jc w:val="left"/>
             </w:pPr>
             <w:r>
               <w:t xml:space="preserve">16</w:t>
@@ -3894,6 +3978,7 @@
           <w:p>
             <w:pPr>
               <w:pStyle w:val="Compact"/>
+              <w:jc w:val="left"/>
             </w:pPr>
             <w:r>
               <w:t xml:space="preserve">TEN 17 ANTERIENTE Derecho a la erradicación de la vida Requiere la supresión en situaciones enumeradas, sujetas a excepciones legales.</w:t>
@@ -3907,6 +3992,7 @@
           <w:p>
             <w:pPr>
               <w:pStyle w:val="Compact"/>
+              <w:jc w:val="left"/>
             </w:pPr>
             <w:r>
               <w:t xml:space="preserve">18</w:t>
@@ -3920,6 +4006,7 @@
           <w:p>
             <w:pPr>
               <w:pStyle w:val="Compact"/>
+              <w:jc w:val="left"/>
             </w:pPr>
             <w:r>
               <w:t xml:space="preserve">19</w:t>
@@ -3933,6 +4020,7 @@
           <w:p>
             <w:pPr>
               <w:pStyle w:val="Compact"/>
+              <w:jc w:val="left"/>
             </w:pPr>
             <w:r>
               <w:t xml:space="preserve">TEN 20</w:t>
@@ -3946,6 +4034,7 @@
           <w:p>
             <w:pPr>
               <w:pStyle w:val="Compact"/>
+              <w:jc w:val="left"/>
             </w:pPr>
             <w:r>
               <w:t xml:space="preserve">TEN 21</w:t>
@@ -3959,6 +4048,7 @@
           <w:p>
             <w:pPr>
               <w:pStyle w:val="Compact"/>
+              <w:jc w:val="left"/>
             </w:pPr>
             <w:r>
               <w:t xml:space="preserve">22</w:t>
@@ -3972,6 +4062,7 @@
           <w:p>
             <w:pPr>
               <w:pStyle w:val="Compact"/>
+              <w:jc w:val="left"/>
             </w:pPr>
             <w:r>
               <w:t xml:space="preserve">23</w:t>
@@ -3980,8 +4071,8 @@
         </w:tc>
       </w:tr>
     </w:tbl>
-    <w:bookmarkEnd w:id="40"/>
-    <w:bookmarkStart w:id="41" w:name="capítulo-iv---controlador-y-procesador"/>
+    <w:bookmarkEnd w:id="51"/>
+    <w:bookmarkStart w:id="52" w:name="capítulo-iv---controlador-y-procesador"/>
     <w:p>
       <w:pPr>
         <w:pStyle w:val="Heading2"/>
@@ -3994,26 +4085,27 @@
       <w:tblPr>
         <w:tblStyle w:val="Table"/>
         <w:tblW w:type="pct" w:w="5000"/>
-        <w:tblLayout w:type="fixed"/>
         <w:tblLook w:firstRow="1" w:lastRow="0" w:firstColumn="0" w:lastColumn="0" w:noHBand="0" w:noVBand="0" w:val="0020"/>
+        <w:jc w:val="start"/>
       </w:tblPr>
       <w:tblGrid>
         <w:gridCol w:w="7920"/>
       </w:tblGrid>
       <w:tr>
         <w:trPr>
-          <w:tblHeader w:val="on"/>
+          <w:tblHeader w:val="true"/>
         </w:trPr>
         <w:tc>
           <w:tcPr/>
           <w:p>
             <w:pPr>
               <w:pStyle w:val="Compact"/>
+              <w:jc w:val="left"/>
             </w:pPr>
             <w:r>
               <w:rPr>
+                <w:bCs/>
                 <w:b/>
-                <w:bCs/>
               </w:rPr>
               <w:t xml:space="preserve">Art.</w:t>
             </w:r>
@@ -4026,6 +4118,7 @@
           <w:p>
             <w:pPr>
               <w:pStyle w:val="Compact"/>
+              <w:jc w:val="left"/>
             </w:pPr>
             <w:r>
               <w:t xml:space="preserve">24</w:t>
@@ -4150,8 +4243,8 @@
         <w:t xml:space="preserve">| 43 | Órganos de certificación | Establece acreditación y requisitos operativos para los órganos de certificación. | Utilice códigos o certificación sólo con alcance claro, supervisión y prueba. | Alcance de código o certificación, monitoreo y conclusiones</w:t>
       </w:r>
     </w:p>
-    <w:bookmarkEnd w:id="41"/>
-    <w:bookmarkStart w:id="42" w:name="X3c73625674c00d068253ebfaa717a159ae7c9f6"/>
+    <w:bookmarkEnd w:id="52"/>
+    <w:bookmarkStart w:id="53" w:name="X3c73625674c00d068253ebfaa717a159ae7c9f6"/>
     <w:p>
       <w:pPr>
         <w:pStyle w:val="Heading2"/>
@@ -4166,8 +4259,8 @@
       </w:pPr>
       <w:r>
         <w:rPr>
+          <w:bCs/>
           <w:b/>
-          <w:bCs/>
         </w:rPr>
         <w:t xml:space="preserve">Art.</w:t>
       </w:r>
@@ -4242,8 +4335,8 @@
       </w:pPr>
       <w:r>
         <w:rPr>
+          <w:bCs/>
           <w:b/>
-          <w:bCs/>
         </w:rPr>
         <w:t xml:space="preserve">Art.</w:t>
       </w:r>
@@ -4330,8 +4423,8 @@
       </w:pPr>
       <w:r>
         <w:rPr>
+          <w:bCs/>
           <w:b/>
-          <w:bCs/>
         </w:rPr>
         <w:t xml:space="preserve">Art.</w:t>
       </w:r>
@@ -4452,8 +4545,8 @@
         <w:t xml:space="preserve">| 76 | Confidencialidad | Establece reglas de confidencialidad para las discusiones de la Junta y acceso a documentos. | Conoce el regulador, ruta de cooperación y registros necesarios para asuntos transfronterizos. | Autoridad correspondencia, expediente de caso, historial de cooperación</w:t>
       </w:r>
     </w:p>
-    <w:bookmarkEnd w:id="42"/>
-    <w:bookmarkStart w:id="43" w:name="X65d605b93896499204db6592f48522efcd3e1fc"/>
+    <w:bookmarkEnd w:id="53"/>
+    <w:bookmarkStart w:id="54" w:name="X65d605b93896499204db6592f48522efcd3e1fc"/>
     <w:p>
       <w:pPr>
         <w:pStyle w:val="Heading2"/>
@@ -4466,26 +4559,27 @@
       <w:tblPr>
         <w:tblStyle w:val="Table"/>
         <w:tblW w:type="pct" w:w="5000"/>
-        <w:tblLayout w:type="fixed"/>
         <w:tblLook w:firstRow="1" w:lastRow="0" w:firstColumn="0" w:lastColumn="0" w:noHBand="0" w:noVBand="0" w:val="0020"/>
+        <w:jc w:val="start"/>
       </w:tblPr>
       <w:tblGrid>
         <w:gridCol w:w="7920"/>
       </w:tblGrid>
       <w:tr>
         <w:trPr>
-          <w:tblHeader w:val="on"/>
+          <w:tblHeader w:val="true"/>
         </w:trPr>
         <w:tc>
           <w:tcPr/>
           <w:p>
             <w:pPr>
               <w:pStyle w:val="Compact"/>
+              <w:jc w:val="left"/>
             </w:pPr>
             <w:r>
               <w:rPr>
+                <w:bCs/>
                 <w:b/>
-                <w:bCs/>
               </w:rPr>
               <w:t xml:space="preserve">Art.</w:t>
             </w:r>
@@ -4498,6 +4592,7 @@
           <w:p>
             <w:pPr>
               <w:pStyle w:val="Compact"/>
+              <w:jc w:val="left"/>
             </w:pPr>
             <w:r>
               <w:t xml:space="preserve">TEN 77</w:t>
@@ -4511,6 +4606,7 @@
           <w:p>
             <w:pPr>
               <w:pStyle w:val="Compact"/>
+              <w:jc w:val="left"/>
             </w:pPr>
             <w:r>
               <w:t xml:space="preserve">tención 78 Silencioso recurso judicial contra una autoridad supervisora</w:t>
@@ -4524,6 +4620,7 @@
           <w:p>
             <w:pPr>
               <w:pStyle w:val="Compact"/>
+              <w:jc w:val="left"/>
             </w:pPr>
             <w:r>
               <w:t xml:space="preserve">tención 79 Silencioso recurso judicial contra un controlador o procesador</w:t>
@@ -4537,6 +4634,7 @@
           <w:p>
             <w:pPr>
               <w:pStyle w:val="Compact"/>
+              <w:jc w:val="left"/>
             </w:pPr>
             <w:r>
               <w:t xml:space="preserve">80</w:t>
@@ -4550,6 +4648,7 @@
           <w:p>
             <w:pPr>
               <w:pStyle w:val="Compact"/>
+              <w:jc w:val="left"/>
             </w:pPr>
             <w:r>
               <w:t xml:space="preserve">81 Silencioso de los procedimientos</w:t>
@@ -4563,6 +4662,7 @@
           <w:p>
             <w:pPr>
               <w:pStyle w:val="Compact"/>
+              <w:jc w:val="left"/>
             </w:pPr>
             <w:r>
               <w:t xml:space="preserve">TEN 82</w:t>
@@ -4576,6 +4676,7 @@
           <w:p>
             <w:pPr>
               <w:pStyle w:val="Compact"/>
+              <w:jc w:val="left"/>
             </w:pPr>
             <w:r>
               <w:t xml:space="preserve">TEN 83</w:t>
@@ -4606,8 +4707,8 @@
       </w:pPr>
       <w:r>
         <w:rPr>
+          <w:bCs/>
           <w:b/>
-          <w:bCs/>
         </w:rPr>
         <w:t xml:space="preserve">Art.</w:t>
       </w:r>
@@ -4668,8 +4769,8 @@
         <w:t xml:space="preserve">| 91 | Iglesias y asociaciones religiosas | Permite que las reglas de protección integral de datos existentes continúen si están alineadas con GDPR y supervisadas independientemente. tención Compruebe las reglas aplicables de los Estados Miembros y documente las salvaguardias especiales. tención Revisión de la legislación nacional, salvaguardias, aprobaciones</w:t>
       </w:r>
     </w:p>
-    <w:bookmarkEnd w:id="43"/>
-    <w:bookmarkStart w:id="44" w:name="X41c4f42f87f07206edb7eee234bba1c93f9afd7"/>
+    <w:bookmarkEnd w:id="54"/>
+    <w:bookmarkStart w:id="55" w:name="X41c4f42f87f07206edb7eee234bba1c93f9afd7"/>
     <w:p>
       <w:pPr>
         <w:pStyle w:val="Heading2"/>
@@ -4682,26 +4783,27 @@
       <w:tblPr>
         <w:tblStyle w:val="Table"/>
         <w:tblW w:type="pct" w:w="5000"/>
-        <w:tblLayout w:type="fixed"/>
         <w:tblLook w:firstRow="1" w:lastRow="0" w:firstColumn="0" w:lastColumn="0" w:noHBand="0" w:noVBand="0" w:val="0020"/>
+        <w:jc w:val="start"/>
       </w:tblPr>
       <w:tblGrid>
         <w:gridCol w:w="7920"/>
       </w:tblGrid>
       <w:tr>
         <w:trPr>
-          <w:tblHeader w:val="on"/>
+          <w:tblHeader w:val="true"/>
         </w:trPr>
         <w:tc>
           <w:tcPr/>
           <w:p>
             <w:pPr>
               <w:pStyle w:val="Compact"/>
+              <w:jc w:val="left"/>
             </w:pPr>
             <w:r>
               <w:rPr>
+                <w:bCs/>
                 <w:b/>
-                <w:bCs/>
               </w:rPr>
               <w:t xml:space="preserve">Art.</w:t>
             </w:r>
@@ -4714,6 +4816,7 @@
           <w:p>
             <w:pPr>
               <w:pStyle w:val="Compact"/>
+              <w:jc w:val="left"/>
             </w:pPr>
             <w:r>
               <w:t xml:space="preserve">TEN 92</w:t>
@@ -4727,6 +4830,7 @@
           <w:p>
             <w:pPr>
               <w:pStyle w:val="Compact"/>
+              <w:jc w:val="left"/>
             </w:pPr>
             <w:r>
               <w:t xml:space="preserve">tención 93 procedimiento del Comité Permanente</w:t>
@@ -4747,26 +4851,27 @@
       <w:tblPr>
         <w:tblStyle w:val="Table"/>
         <w:tblW w:type="pct" w:w="5000"/>
-        <w:tblLayout w:type="fixed"/>
         <w:tblLook w:firstRow="1" w:lastRow="0" w:firstColumn="0" w:lastColumn="0" w:noHBand="0" w:noVBand="0" w:val="0020"/>
+        <w:jc w:val="start"/>
       </w:tblPr>
       <w:tblGrid>
         <w:gridCol w:w="7920"/>
       </w:tblGrid>
       <w:tr>
         <w:trPr>
-          <w:tblHeader w:val="on"/>
+          <w:tblHeader w:val="true"/>
         </w:trPr>
         <w:tc>
           <w:tcPr/>
           <w:p>
             <w:pPr>
               <w:pStyle w:val="Compact"/>
+              <w:jc w:val="left"/>
             </w:pPr>
             <w:r>
               <w:rPr>
+                <w:bCs/>
                 <w:b/>
-                <w:bCs/>
               </w:rPr>
               <w:t xml:space="preserve">Art.</w:t>
             </w:r>
@@ -4779,6 +4884,7 @@
           <w:p>
             <w:pPr>
               <w:pStyle w:val="Compact"/>
+              <w:jc w:val="left"/>
             </w:pPr>
             <w:r>
               <w:t xml:space="preserve">TEN 94</w:t>
@@ -4792,6 +4898,7 @@
           <w:p>
             <w:pPr>
               <w:pStyle w:val="Compact"/>
+              <w:jc w:val="left"/>
             </w:pPr>
             <w:r>
               <w:t xml:space="preserve">95</w:t>
@@ -4805,6 +4912,7 @@
           <w:p>
             <w:pPr>
               <w:pStyle w:val="Compact"/>
+              <w:jc w:val="left"/>
             </w:pPr>
             <w:r>
               <w:t xml:space="preserve">96</w:t>
@@ -4818,6 +4926,7 @@
           <w:p>
             <w:pPr>
               <w:pStyle w:val="Compact"/>
+              <w:jc w:val="left"/>
             </w:pPr>
             <w:r>
               <w:t xml:space="preserve">Ø 97 tención La Comisión informa de la existencia de informes periódicos de evaluación, especialmente sobre transferencias y cooperación.</w:t>
@@ -4831,6 +4940,7 @@
           <w:p>
             <w:pPr>
               <w:pStyle w:val="Compact"/>
+              <w:jc w:val="left"/>
             </w:pPr>
             <w:r>
               <w:t xml:space="preserve">TEN 98</w:t>
@@ -4844,6 +4954,7 @@
           <w:p>
             <w:pPr>
               <w:pStyle w:val="Compact"/>
+              <w:jc w:val="left"/>
             </w:pPr>
             <w:r>
               <w:t xml:space="preserve">99</w:t>
@@ -4852,9 +4963,9 @@
         </w:tc>
       </w:tr>
     </w:tbl>
-    <w:bookmarkEnd w:id="44"/>
-    <w:bookmarkEnd w:id="45"/>
-    <w:bookmarkStart w:id="49" w:name="libro-de-juegos-gdpr"/>
+    <w:bookmarkEnd w:id="55"/>
+    <w:bookmarkEnd w:id="56"/>
+    <w:bookmarkStart w:id="60" w:name="libro-de-juegos-gdpr"/>
     <w:p>
       <w:pPr>
         <w:pStyle w:val="Heading1"/>
@@ -4869,8 +4980,8 @@
       </w:pPr>
       <w:r>
         <w:rPr>
+          <w:iCs/>
           <w:i/>
-          <w:iCs/>
         </w:rPr>
         <w:t xml:space="preserve">Preguntas, reuniones, métricas, decisiones y señales de advertencia para la gestión</w:t>
       </w:r>
@@ -4878,7 +4989,7 @@
         <w:t xml:space="preserve">.</w:t>
       </w:r>
     </w:p>
-    <w:bookmarkStart w:id="46" w:name="X85e73847f9dccbfa69499ee0a78687dc1d58ded"/>
+    <w:bookmarkStart w:id="57" w:name="X85e73847f9dccbfa69499ee0a78687dc1d58ded"/>
     <w:p>
       <w:pPr>
         <w:pStyle w:val="Heading2"/>
@@ -4997,8 +5108,8 @@
         <w:t xml:space="preserve">¿Qué propietario revisa pruebas y cambios?</w:t>
       </w:r>
     </w:p>
-    <w:bookmarkEnd w:id="46"/>
-    <w:bookmarkStart w:id="47" w:name="dashboard-mensual"/>
+    <w:bookmarkEnd w:id="57"/>
+    <w:bookmarkStart w:id="58" w:name="dashboard-mensual"/>
     <w:p>
       <w:pPr>
         <w:pStyle w:val="Heading2"/>
@@ -5012,24 +5123,26 @@
         <w:tblStyle w:val="Table"/>
         <w:tblW w:type="auto" w:w="0"/>
         <w:tblLook w:firstRow="1" w:lastRow="0" w:firstColumn="0" w:lastColumn="0" w:noHBand="0" w:noVBand="0" w:val="0020"/>
+        <w:jc w:val="start"/>
       </w:tblPr>
       <w:tblGrid>
         <w:gridCol w:w="7920"/>
       </w:tblGrid>
       <w:tr>
         <w:trPr>
-          <w:tblHeader w:val="on"/>
+          <w:tblHeader w:val="true"/>
         </w:trPr>
         <w:tc>
           <w:tcPr/>
           <w:p>
             <w:pPr>
               <w:pStyle w:val="Compact"/>
+              <w:jc w:val="left"/>
             </w:pPr>
             <w:r>
               <w:rPr>
+                <w:bCs/>
                 <w:b/>
-                <w:bCs/>
               </w:rPr>
               <w:t xml:space="preserve">Area</w:t>
             </w:r>
@@ -5087,8 +5200,8 @@
         <w:t xml:space="preserve">← Formación permanente ¿Está completa la formación y el seguimiento basados en el papel? Verde / Amarillo / Rojo</w:t>
       </w:r>
     </w:p>
-    <w:bookmarkEnd w:id="47"/>
-    <w:bookmarkStart w:id="48" w:name="errores-comunes-de-gestión"/>
+    <w:bookmarkEnd w:id="58"/>
+    <w:bookmarkStart w:id="59" w:name="errores-comunes-de-gestión"/>
     <w:p>
       <w:pPr>
         <w:pStyle w:val="Heading2"/>
@@ -5185,9 +5298,9 @@
         <w:t xml:space="preserve">Contratar incidentes o retrasar la escalada mientras los hechos son incompletos.</w:t>
       </w:r>
     </w:p>
-    <w:bookmarkEnd w:id="48"/>
-    <w:bookmarkEnd w:id="49"/>
-    <w:bookmarkStart w:id="87" w:name="from-beginner-to-junior-privacy-analyst"/>
+    <w:bookmarkEnd w:id="59"/>
+    <w:bookmarkEnd w:id="60"/>
+    <w:bookmarkStart w:id="98" w:name="from-beginner-to-junior-privacy-analyst"/>
     <w:p>
       <w:pPr>
         <w:pStyle w:val="Heading1"/>
@@ -5202,8 +5315,8 @@
       </w:pPr>
       <w:r>
         <w:rPr>
+          <w:iCs/>
           <w:i/>
-          <w:iCs/>
         </w:rPr>
         <w:t xml:space="preserve">Un camino seguro y honesto de aprender la ley a demostrar la capacidad de entrada</w:t>
       </w:r>
@@ -5224,7 +5337,7 @@
         <w:t xml:space="preserve">Figura 5. Vía de análisis de privacidad junior</w:t>
       </w:r>
     </w:p>
-    <w:bookmarkStart w:id="50" w:name="títulos-de-trabajo"/>
+    <w:bookmarkStart w:id="61" w:name="títulos-de-trabajo"/>
     <w:p>
       <w:pPr>
         <w:pStyle w:val="Heading2"/>
@@ -5239,19 +5352,19 @@
       </w:pPr>
       <w:r>
         <w:rPr>
+          <w:bCs/>
           <w:b/>
-          <w:bCs/>
         </w:rPr>
         <w:t xml:space="preserve">Análisis de privacidad de los jóvenes</w:t>
       </w:r>
     </w:p>
     <w:p>
       <w:pPr>
+        <w:numPr>
+          <w:ilvl w:val="0"/>
+          <w:numId w:val="1012"/>
+        </w:numPr>
         <w:pStyle w:val="Compact"/>
-        <w:numPr>
-          <w:ilvl w:val="0"/>
-          <w:numId w:val="1012"/>
-        </w:numPr>
       </w:pPr>
       <w:r>
         <w:t xml:space="preserve">Analista de Protección de Datos*</w:t>
@@ -5263,8 +5376,8 @@
       </w:pPr>
       <w:r>
         <w:rPr>
+          <w:iCs/>
           <w:i/>
-          <w:iCs/>
         </w:rPr>
         <w:t xml:space="preserve">Análisis de Operaciones de Privación</w:t>
       </w:r>
@@ -5275,8 +5388,8 @@
       </w:pPr>
       <w:r>
         <w:rPr>
+          <w:bCs/>
           <w:b/>
-          <w:bCs/>
         </w:rPr>
         <w:t xml:space="preserve">GRC Analyst — Privacy</w:t>
       </w:r>
@@ -5287,8 +5400,8 @@
       </w:pPr>
       <w:r>
         <w:rPr>
+          <w:iCs/>
           <w:i/>
-          <w:iCs/>
         </w:rPr>
         <w:t xml:space="preserve">Data Governance Analyst</w:t>
       </w:r>
@@ -5299,8 +5412,8 @@
       </w:pPr>
       <w:r>
         <w:rPr>
+          <w:bCs/>
           <w:b/>
-          <w:bCs/>
         </w:rPr>
         <w:t xml:space="preserve">Third-Party Privacy Analyst</w:t>
       </w:r>
@@ -5319,14 +5432,14 @@
       </w:pPr>
       <w:r>
         <w:rPr>
+          <w:bCs/>
           <w:b/>
-          <w:bCs/>
         </w:rPr>
         <w:t xml:space="preserve">Privacy Program Coordinator</w:t>
       </w:r>
     </w:p>
-    <w:bookmarkEnd w:id="50"/>
-    <w:bookmarkStart w:id="51" w:name="típico-trabajo-junior"/>
+    <w:bookmarkEnd w:id="61"/>
+    <w:bookmarkStart w:id="62" w:name="típico-trabajo-junior"/>
     <w:p>
       <w:pPr>
         <w:pStyle w:val="Heading2"/>
@@ -5423,8 +5536,8 @@
         <w:t xml:space="preserve">Preparar informes claros sin tomar conclusiones legales sin apoyo.</w:t>
       </w:r>
     </w:p>
-    <w:bookmarkEnd w:id="51"/>
-    <w:bookmarkStart w:id="52" w:name="Xa25b260bb3ed6a156221454a6682002f09c489a"/>
+    <w:bookmarkEnd w:id="62"/>
+    <w:bookmarkStart w:id="63" w:name="Xa25b260bb3ed6a156221454a6682002f09c489a"/>
     <w:p>
       <w:pPr>
         <w:pStyle w:val="Heading2"/>
@@ -5513,8 +5626,8 @@
       </w:pPr>
       <w:r>
         <w:rPr>
+          <w:iCs/>
           <w:i/>
-          <w:iCs/>
         </w:rPr>
         <w:t xml:space="preserve">Lo que cada herramienta puede soportar, cómo comenzar con seguridad, y qué evidencia conservar.</w:t>
       </w:r>
@@ -5531,8 +5644,8 @@
       </w:r>
       <w:r>
         <w:rPr>
+          <w:bCs/>
           <w:b/>
-          <w:bCs/>
         </w:rPr>
         <w:t xml:space="preserve">Metodología primero:</w:t>
       </w:r>
@@ -5553,26 +5666,27 @@
       <w:tblPr>
         <w:tblStyle w:val="Table"/>
         <w:tblW w:type="pct" w:w="5000"/>
-        <w:tblLayout w:type="fixed"/>
         <w:tblLook w:firstRow="1" w:lastRow="0" w:firstColumn="0" w:lastColumn="0" w:noHBand="0" w:noVBand="0" w:val="0020"/>
+        <w:jc w:val="start"/>
       </w:tblPr>
       <w:tblGrid>
         <w:gridCol w:w="7920"/>
       </w:tblGrid>
       <w:tr>
         <w:trPr>
-          <w:tblHeader w:val="on"/>
+          <w:tblHeader w:val="true"/>
         </w:trPr>
         <w:tc>
           <w:tcPr/>
           <w:p>
             <w:pPr>
               <w:pStyle w:val="Compact"/>
+              <w:jc w:val="left"/>
             </w:pPr>
             <w:r>
               <w:rPr>
+                <w:bCs/>
                 <w:b/>
-                <w:bCs/>
               </w:rPr>
               <w:t xml:space="preserve">Herramienta</w:t>
             </w:r>
@@ -5648,8 +5762,8 @@
         <w:t xml:space="preserve">TEN Greenbone Community Edition TEN Vulnerability scan TEN Accountability, security, minimization, rights, or privacy-by-design evidence ←</w:t>
       </w:r>
     </w:p>
-    <w:bookmarkEnd w:id="52"/>
-    <w:bookmarkStart w:id="54" w:name="ciso-assistant"/>
+    <w:bookmarkEnd w:id="63"/>
+    <w:bookmarkStart w:id="65" w:name="ciso-assistant"/>
     <w:p>
       <w:pPr>
         <w:pStyle w:val="Heading2"/>
@@ -5672,8 +5786,8 @@
       </w:pPr>
       <w:r>
         <w:rPr>
+          <w:bCs/>
           <w:b/>
-          <w:bCs/>
         </w:rPr>
         <w:t xml:space="preserve">Documentación y configuración oficiales</w:t>
       </w:r>
@@ -5684,7 +5798,7 @@
         <w:t xml:space="preserve">Abra la guía oficial de asistentes CISO(https://intuitem.gitbook.io/ciso-assistant)</w:t>
       </w:r>
     </w:p>
-    <w:bookmarkStart w:id="53" w:name="inicio-rápido"/>
+    <w:bookmarkStart w:id="64" w:name="inicio-rápido"/>
     <w:p>
       <w:pPr>
         <w:pStyle w:val="Heading3"/>
@@ -5701,9 +5815,9 @@
         <w:t xml:space="preserve">Crear una organización ficticia, mapear un requisito GDPR para un control, asignar un propietario, y adjuntar evidencia sanitaria.</w:t>
       </w:r>
     </w:p>
-    <w:bookmarkEnd w:id="53"/>
-    <w:bookmarkEnd w:id="54"/>
-    <w:bookmarkStart w:id="55" w:name="evidencia-para-retener"/>
+    <w:bookmarkEnd w:id="64"/>
+    <w:bookmarkEnd w:id="65"/>
+    <w:bookmarkStart w:id="66" w:name="evidencia-para-retener"/>
     <w:p>
       <w:pPr>
         <w:pStyle w:val="Heading2"/>
@@ -5720,8 +5834,8 @@
         <w:t xml:space="preserve">Grabar el propósito aprobado, propietario, alcance, datos utilizados, herramienta y versión de contenido, configuración, resultado completo, revisor, decisión, acción correctiva y retest. Proteger informes que contengan datos personales, credenciales o vulnerabilidades.</w:t>
       </w:r>
     </w:p>
-    <w:bookmarkEnd w:id="55"/>
-    <w:bookmarkStart w:id="57" w:name="openmetadata"/>
+    <w:bookmarkEnd w:id="66"/>
+    <w:bookmarkStart w:id="68" w:name="openmetadata"/>
     <w:p>
       <w:pPr>
         <w:pStyle w:val="Heading2"/>
@@ -5744,8 +5858,8 @@
       </w:pPr>
       <w:r>
         <w:rPr>
+          <w:bCs/>
           <w:b/>
-          <w:bCs/>
         </w:rPr>
         <w:t xml:space="preserve">Documentación y configuración oficiales:</w:t>
       </w:r>
@@ -5756,7 +5870,7 @@
         <w:t xml:space="preserve">[Seguridad]Abre la guía oficial OpenMetadata realizada/u contacto](https://docs.open-metadata.org/)</w:t>
       </w:r>
     </w:p>
-    <w:bookmarkStart w:id="56" w:name="inicio-rápido-1"/>
+    <w:bookmarkStart w:id="67" w:name="inicio-rápido-1"/>
     <w:p>
       <w:pPr>
         <w:pStyle w:val="Heading3"/>
@@ -5773,9 +5887,9 @@
         <w:t xml:space="preserve">Implementar un catálogo de laboratorio, registrar un activo de datos de muestra, añadir un propietario, clasificación, nota de propósito y etiqueta de retención.</w:t>
       </w:r>
     </w:p>
-    <w:bookmarkEnd w:id="56"/>
-    <w:bookmarkEnd w:id="57"/>
-    <w:bookmarkStart w:id="58" w:name="evidencia-para-retener-1"/>
+    <w:bookmarkEnd w:id="67"/>
+    <w:bookmarkEnd w:id="68"/>
+    <w:bookmarkStart w:id="69" w:name="evidencia-para-retener-1"/>
     <w:p>
       <w:pPr>
         <w:pStyle w:val="Heading2"/>
@@ -5792,8 +5906,8 @@
         <w:t xml:space="preserve">Grabar el propósito aprobado, propietario, alcance, datos utilizados, herramienta y versión de contenido, configuración, resultado completo, revisor, decisión, acción correctiva y retest. Proteger informes que contengan datos personales, credenciales o vulnerabilidades.</w:t>
       </w:r>
     </w:p>
-    <w:bookmarkEnd w:id="58"/>
-    <w:bookmarkStart w:id="60" w:name="microsoft-presidio"/>
+    <w:bookmarkEnd w:id="69"/>
+    <w:bookmarkStart w:id="71" w:name="microsoft-presidio"/>
     <w:p>
       <w:pPr>
         <w:pStyle w:val="Heading2"/>
@@ -5816,8 +5930,8 @@
       </w:pPr>
       <w:r>
         <w:rPr>
+          <w:bCs/>
           <w:b/>
-          <w:bCs/>
         </w:rPr>
         <w:t xml:space="preserve">Documentación y configuración oficiales:</w:t>
       </w:r>
@@ -5828,7 +5942,7 @@
         <w:t xml:space="preserve">[Seguridad]Abre la guía oficial de Microsoft Presidio realizada/u contacto](https://microsoft.github.io/presidio/)</w:t>
       </w:r>
     </w:p>
-    <w:bookmarkStart w:id="59" w:name="inicio-rápido-2"/>
+    <w:bookmarkStart w:id="70" w:name="inicio-rápido-2"/>
     <w:p>
       <w:pPr>
         <w:pStyle w:val="Heading3"/>
@@ -5845,9 +5959,9 @@
         <w:t xml:space="preserve">Ejecutar texto de muestra que contiene identificadores inventados, detecciones de revisión, aplicar enmascaramiento y registrar falsos positivos y faltas.</w:t>
       </w:r>
     </w:p>
-    <w:bookmarkEnd w:id="59"/>
-    <w:bookmarkEnd w:id="60"/>
-    <w:bookmarkStart w:id="61" w:name="evidencia-para-retener-2"/>
+    <w:bookmarkEnd w:id="70"/>
+    <w:bookmarkEnd w:id="71"/>
+    <w:bookmarkStart w:id="72" w:name="evidencia-para-retener-2"/>
     <w:p>
       <w:pPr>
         <w:pStyle w:val="Heading2"/>
@@ -5864,8 +5978,8 @@
         <w:t xml:space="preserve">Grabar el propósito aprobado, propietario, alcance, datos utilizados, herramienta y versión de contenido, configuración, resultado completo, revisor, decisión, acción correctiva y retest. Proteger informes que contengan datos personales, credenciales o vulnerabilidades.</w:t>
       </w:r>
     </w:p>
-    <w:bookmarkEnd w:id="61"/>
-    <w:bookmarkStart w:id="63" w:name="arx"/>
+    <w:bookmarkEnd w:id="72"/>
+    <w:bookmarkStart w:id="74" w:name="arx"/>
     <w:p>
       <w:pPr>
         <w:pStyle w:val="Heading2"/>
@@ -5888,8 +6002,8 @@
       </w:pPr>
       <w:r>
         <w:rPr>
+          <w:bCs/>
           <w:b/>
-          <w:bCs/>
         </w:rPr>
         <w:t xml:space="preserve">Documentación y configuración oficiales</w:t>
       </w:r>
@@ -5900,7 +6014,7 @@
         <w:t xml:space="preserve">Abra la guía oficial ARX efectuada/u fiel](https://arx.deidentifier.org/anonymization-tool/)</w:t>
       </w:r>
     </w:p>
-    <w:bookmarkStart w:id="62" w:name="inicio-rápido-3"/>
+    <w:bookmarkStart w:id="73" w:name="inicio-rápido-3"/>
     <w:p>
       <w:pPr>
         <w:pStyle w:val="Heading3"/>
@@ -5917,9 +6031,9 @@
         <w:t xml:space="preserve">Cargue un conjunto de datos sintético, identificadores de marca y cuantificadores, aplique un modelo de privacidad y compare la utilidad y el riesgo.</w:t>
       </w:r>
     </w:p>
-    <w:bookmarkEnd w:id="62"/>
-    <w:bookmarkEnd w:id="63"/>
-    <w:bookmarkStart w:id="64" w:name="evidencia-para-retener-3"/>
+    <w:bookmarkEnd w:id="73"/>
+    <w:bookmarkEnd w:id="74"/>
+    <w:bookmarkStart w:id="75" w:name="evidencia-para-retener-3"/>
     <w:p>
       <w:pPr>
         <w:pStyle w:val="Heading2"/>
@@ -5936,8 +6050,8 @@
         <w:t xml:space="preserve">Grabar el propósito aprobado, propietario, alcance, datos utilizados, herramienta y versión de contenido, configuración, resultado completo, revisor, decisión, acción correctiva y retest. Proteger informes que contengan datos personales, credenciales o vulnerabilidades.</w:t>
       </w:r>
     </w:p>
-    <w:bookmarkEnd w:id="64"/>
-    <w:bookmarkStart w:id="66" w:name="keycloak"/>
+    <w:bookmarkEnd w:id="75"/>
+    <w:bookmarkStart w:id="77" w:name="keycloak"/>
     <w:p>
       <w:pPr>
         <w:pStyle w:val="Heading2"/>
@@ -5960,8 +6074,8 @@
       </w:pPr>
       <w:r>
         <w:rPr>
+          <w:bCs/>
           <w:b/>
-          <w:bCs/>
         </w:rPr>
         <w:t xml:space="preserve">Característica y configuración:</w:t>
       </w:r>
@@ -5972,7 +6086,7 @@
         <w:t xml:space="preserve">[ejecutado]Abre la guía oficial de Keycloak realizada/u contacto](https://www.keycloak.org/guides)</w:t>
       </w:r>
     </w:p>
-    <w:bookmarkStart w:id="65" w:name="inicio-rápido-4"/>
+    <w:bookmarkStart w:id="76" w:name="inicio-rápido-4"/>
     <w:p>
       <w:pPr>
         <w:pStyle w:val="Heading3"/>
@@ -5989,9 +6103,9 @@
         <w:t xml:space="preserve">Crear un reino de laboratorio, usuarios, roles y MFA; probar menos privilegio y exportar la configuración y revisar evidencia.</w:t>
       </w:r>
     </w:p>
-    <w:bookmarkEnd w:id="65"/>
-    <w:bookmarkEnd w:id="66"/>
-    <w:bookmarkStart w:id="67" w:name="evidencia-para-retener-4"/>
+    <w:bookmarkEnd w:id="76"/>
+    <w:bookmarkEnd w:id="77"/>
+    <w:bookmarkStart w:id="78" w:name="evidencia-para-retener-4"/>
     <w:p>
       <w:pPr>
         <w:pStyle w:val="Heading2"/>
@@ -6008,8 +6122,8 @@
         <w:t xml:space="preserve">Grabar el propósito aprobado, propietario, alcance, datos utilizados, herramienta y versión de contenido, configuración, resultado completo, revisor, decisión, acción correctiva y retest. Proteger informes que contengan datos personales, credenciales o vulnerabilidades.</w:t>
       </w:r>
     </w:p>
-    <w:bookmarkEnd w:id="67"/>
-    <w:bookmarkStart w:id="69" w:name="wazuh"/>
+    <w:bookmarkEnd w:id="78"/>
+    <w:bookmarkStart w:id="80" w:name="wazuh"/>
     <w:p>
       <w:pPr>
         <w:pStyle w:val="Heading2"/>
@@ -6032,8 +6146,8 @@
       </w:pPr>
       <w:r>
         <w:rPr>
+          <w:bCs/>
           <w:b/>
-          <w:bCs/>
         </w:rPr>
         <w:t xml:space="preserve">Documentación y configuración oficiales</w:t>
       </w:r>
@@ -6044,7 +6158,7 @@
         <w:t xml:space="preserve">Abra la guía oficial Wazuh realizada/u título](https://documentation.wazuh.com/current/quickstart.html)</w:t>
       </w:r>
     </w:p>
-    <w:bookmarkStart w:id="68" w:name="inicio-rápido-5"/>
+    <w:bookmarkStart w:id="79" w:name="inicio-rápido-5"/>
     <w:p>
       <w:pPr>
         <w:pStyle w:val="Heading3"/>
@@ -6061,9 +6175,9 @@
         <w:t xml:space="preserve">Conecta un endpoint de laboratorio, crea un evento inofensivo, revisa la alerta y salva el evento, la decisión analista y el seguimiento.</w:t>
       </w:r>
     </w:p>
-    <w:bookmarkEnd w:id="68"/>
-    <w:bookmarkEnd w:id="69"/>
-    <w:bookmarkStart w:id="70" w:name="evidencia-para-retener-5"/>
+    <w:bookmarkEnd w:id="79"/>
+    <w:bookmarkEnd w:id="80"/>
+    <w:bookmarkStart w:id="81" w:name="evidencia-para-retener-5"/>
     <w:p>
       <w:pPr>
         <w:pStyle w:val="Heading2"/>
@@ -6080,8 +6194,8 @@
         <w:t xml:space="preserve">Grabar el propósito aprobado, propietario, alcance, datos utilizados, herramienta y versión de contenido, configuración, resultado completo, revisor, decisión, acción correctiva y retest. Proteger informes que contengan datos personales, credenciales o vulnerabilidades.</w:t>
       </w:r>
     </w:p>
-    <w:bookmarkEnd w:id="70"/>
-    <w:bookmarkStart w:id="72" w:name="owasp-zap"/>
+    <w:bookmarkEnd w:id="81"/>
+    <w:bookmarkStart w:id="83" w:name="owasp-zap"/>
     <w:p>
       <w:pPr>
         <w:pStyle w:val="Heading2"/>
@@ -6104,8 +6218,8 @@
       </w:pPr>
       <w:r>
         <w:rPr>
+          <w:bCs/>
           <w:b/>
-          <w:bCs/>
         </w:rPr>
         <w:t xml:space="preserve">Documentación y configuración oficiales</w:t>
       </w:r>
@@ -6116,7 +6230,7 @@
         <w:t xml:space="preserve">Abra la guía oficial OWASP ZAP efectuada / u fiel](https://www.zaproxy.org/getting-started/)</w:t>
       </w:r>
     </w:p>
-    <w:bookmarkStart w:id="71" w:name="inicio-rápido-6"/>
+    <w:bookmarkStart w:id="82" w:name="inicio-rápido-6"/>
     <w:p>
       <w:pPr>
         <w:pStyle w:val="Heading3"/>
@@ -6133,9 +6247,9 @@
         <w:t xml:space="preserve">Proxy a local training application, start with passive findings, validate one result, and export the approved scope and report.</w:t>
       </w:r>
     </w:p>
-    <w:bookmarkEnd w:id="71"/>
-    <w:bookmarkEnd w:id="72"/>
-    <w:bookmarkStart w:id="73" w:name="evidencia-para-retener-6"/>
+    <w:bookmarkEnd w:id="82"/>
+    <w:bookmarkEnd w:id="83"/>
+    <w:bookmarkStart w:id="84" w:name="evidencia-para-retener-6"/>
     <w:p>
       <w:pPr>
         <w:pStyle w:val="Heading2"/>
@@ -6152,8 +6266,8 @@
         <w:t xml:space="preserve">Grabar el propósito aprobado, propietario, alcance, datos utilizados, herramienta y versión de contenido, configuración, resultado completo, revisor, decisión, acción correctiva y retest. Proteger informes que contengan datos personales, credenciales o vulnerabilidades.</w:t>
       </w:r>
     </w:p>
-    <w:bookmarkEnd w:id="73"/>
-    <w:bookmarkStart w:id="75" w:name="trivy"/>
+    <w:bookmarkEnd w:id="84"/>
+    <w:bookmarkStart w:id="86" w:name="trivy"/>
     <w:p>
       <w:pPr>
         <w:pStyle w:val="Heading2"/>
@@ -6176,8 +6290,8 @@
       </w:pPr>
       <w:r>
         <w:rPr>
+          <w:bCs/>
           <w:b/>
-          <w:bCs/>
         </w:rPr>
         <w:t xml:space="preserve">Documentación y configuración oficiales</w:t>
       </w:r>
@@ -6188,7 +6302,7 @@
         <w:t xml:space="preserve">Abra la guía oficial Trivy realizada/u título](https://trivy.dev/latest/)</w:t>
       </w:r>
     </w:p>
-    <w:bookmarkStart w:id="74" w:name="inicio-rápido-7"/>
+    <w:bookmarkStart w:id="85" w:name="inicio-rápido-7"/>
     <w:p>
       <w:pPr>
         <w:pStyle w:val="Heading3"/>
@@ -6205,9 +6319,9 @@
         <w:t xml:space="preserve">Escanear una imagen o repositorio de laboratorio, proteger informes, validar un hallazgo, arreglarlo y volver a escanear.</w:t>
       </w:r>
     </w:p>
-    <w:bookmarkEnd w:id="74"/>
-    <w:bookmarkEnd w:id="75"/>
-    <w:bookmarkStart w:id="76" w:name="evidencia-para-retener-7"/>
+    <w:bookmarkEnd w:id="85"/>
+    <w:bookmarkEnd w:id="86"/>
+    <w:bookmarkStart w:id="87" w:name="evidencia-para-retener-7"/>
     <w:p>
       <w:pPr>
         <w:pStyle w:val="Heading2"/>
@@ -6224,8 +6338,8 @@
         <w:t xml:space="preserve">Grabar el propósito aprobado, propietario, alcance, datos utilizados, herramienta y versión de contenido, configuración, resultado completo, revisor, decisión, acción correctiva y retest. Proteger informes que contengan datos personales, credenciales o vulnerabilidades.</w:t>
       </w:r>
     </w:p>
-    <w:bookmarkEnd w:id="76"/>
-    <w:bookmarkStart w:id="78" w:name="agente-de-política-abierta"/>
+    <w:bookmarkEnd w:id="87"/>
+    <w:bookmarkStart w:id="89" w:name="agente-de-política-abierta"/>
     <w:p>
       <w:pPr>
         <w:pStyle w:val="Heading2"/>
@@ -6248,8 +6362,8 @@
       </w:pPr>
       <w:r>
         <w:rPr>
+          <w:bCs/>
           <w:b/>
-          <w:bCs/>
         </w:rPr>
         <w:t xml:space="preserve">Documentación y configuración oficiales</w:t>
       </w:r>
@@ -6260,7 +6374,7 @@
         <w:t xml:space="preserve">Abra la guía oficial de Agentes de Política Abierta(https://www.openpolicyagent.org/docs)</w:t>
       </w:r>
     </w:p>
-    <w:bookmarkStart w:id="77" w:name="inicio-rápido-8"/>
+    <w:bookmarkStart w:id="88" w:name="inicio-rápido-8"/>
     <w:p>
       <w:pPr>
         <w:pStyle w:val="Heading3"/>
@@ -6277,9 +6391,9 @@
         <w:t xml:space="preserve">Escribir una regla de laboratorio que niega un recurso de datos sin un propietario o etiqueta de retención; probar los insumos permitidos y negados.</w:t>
       </w:r>
     </w:p>
-    <w:bookmarkEnd w:id="77"/>
-    <w:bookmarkEnd w:id="78"/>
-    <w:bookmarkStart w:id="79" w:name="evidencia-para-retener-8"/>
+    <w:bookmarkEnd w:id="88"/>
+    <w:bookmarkEnd w:id="89"/>
+    <w:bookmarkStart w:id="90" w:name="evidencia-para-retener-8"/>
     <w:p>
       <w:pPr>
         <w:pStyle w:val="Heading2"/>
@@ -6296,8 +6410,8 @@
         <w:t xml:space="preserve">Grabar el propósito aprobado, propietario, alcance, datos utilizados, herramienta y versión de contenido, configuración, resultado completo, revisor, decisión, acción correctiva y retest. Proteger informes que contengan datos personales, credenciales o vulnerabilidades.</w:t>
       </w:r>
     </w:p>
-    <w:bookmarkEnd w:id="79"/>
-    <w:bookmarkStart w:id="81" w:name="klaro"/>
+    <w:bookmarkEnd w:id="90"/>
+    <w:bookmarkStart w:id="92" w:name="klaro"/>
     <w:p>
       <w:pPr>
         <w:pStyle w:val="Heading2"/>
@@ -6320,8 +6434,8 @@
       </w:pPr>
       <w:r>
         <w:rPr>
+          <w:bCs/>
           <w:b/>
-          <w:bCs/>
         </w:rPr>
         <w:t xml:space="preserve">Documentación y configuración oficiales</w:t>
       </w:r>
@@ -6332,7 +6446,7 @@
         <w:t xml:space="preserve">Abrir la guía oficial Klaro!</w:t>
       </w:r>
     </w:p>
-    <w:bookmarkStart w:id="80" w:name="inicio-rápido-9"/>
+    <w:bookmarkStart w:id="91" w:name="inicio-rápido-9"/>
     <w:p>
       <w:pPr>
         <w:pStyle w:val="Heading3"/>
@@ -6349,9 +6463,9 @@
         <w:t xml:space="preserve">Configurar una página de laboratorio para que los servicios opcionales permanezcan fuera hasta que la elección; probar aceptar, rechazar, cambiar y retirar caminos.</w:t>
       </w:r>
     </w:p>
-    <w:bookmarkEnd w:id="80"/>
-    <w:bookmarkEnd w:id="81"/>
-    <w:bookmarkStart w:id="82" w:name="evidencia-para-retener-9"/>
+    <w:bookmarkEnd w:id="91"/>
+    <w:bookmarkEnd w:id="92"/>
+    <w:bookmarkStart w:id="93" w:name="evidencia-para-retener-9"/>
     <w:p>
       <w:pPr>
         <w:pStyle w:val="Heading2"/>
@@ -6368,8 +6482,8 @@
         <w:t xml:space="preserve">Grabar el propósito aprobado, propietario, alcance, datos utilizados, herramienta y versión de contenido, configuración, resultado completo, revisor, decisión, acción correctiva y retest. Proteger informes que contengan datos personales, credenciales o vulnerabilidades.</w:t>
       </w:r>
     </w:p>
-    <w:bookmarkEnd w:id="82"/>
-    <w:bookmarkStart w:id="84" w:name="greenbone-community-edition"/>
+    <w:bookmarkEnd w:id="93"/>
+    <w:bookmarkStart w:id="95" w:name="greenbone-community-edition"/>
     <w:p>
       <w:pPr>
         <w:pStyle w:val="Heading2"/>
@@ -6392,8 +6506,8 @@
       </w:pPr>
       <w:r>
         <w:rPr>
+          <w:bCs/>
           <w:b/>
-          <w:bCs/>
         </w:rPr>
         <w:t xml:space="preserve">Documentación y configuración oficiales:</w:t>
       </w:r>
@@ -6404,7 +6518,7 @@
         <w:t xml:space="preserve">[Seguridad]Abre la guía oficial Greenbone Community Edition realizada/u contactos](https://greenbone.github.io/docs/latest/)</w:t>
       </w:r>
     </w:p>
-    <w:bookmarkStart w:id="83" w:name="inicio-rápido-10"/>
+    <w:bookmarkStart w:id="94" w:name="inicio-rápido-10"/>
     <w:p>
       <w:pPr>
         <w:pStyle w:val="Heading3"/>
@@ -6421,9 +6535,9 @@
         <w:t xml:space="preserve">Escanear sólo un objetivo de laboratorio aprobado, validar un hallazgo, corregirlo, cambiar y registrar el alcance, versión, resultado y revisor.</w:t>
       </w:r>
     </w:p>
-    <w:bookmarkEnd w:id="83"/>
-    <w:bookmarkEnd w:id="84"/>
-    <w:bookmarkStart w:id="85" w:name="evidencia-para-retener-10"/>
+    <w:bookmarkEnd w:id="94"/>
+    <w:bookmarkEnd w:id="95"/>
+    <w:bookmarkStart w:id="96" w:name="evidencia-para-retener-10"/>
     <w:p>
       <w:pPr>
         <w:pStyle w:val="Heading2"/>
@@ -6440,8 +6554,8 @@
         <w:t xml:space="preserve">Grabar el propósito aprobado, propietario, alcance, datos utilizados, herramienta y versión de contenido, configuración, resultado completo, revisor, decisión, acción correctiva y retest. Proteger informes que contengan datos personales, credenciales o vulnerabilidades.</w:t>
       </w:r>
     </w:p>
-    <w:bookmarkEnd w:id="85"/>
-    <w:bookmarkStart w:id="86" w:name="X77d6c338403f2081a816fed668db36a071034f6"/>
+    <w:bookmarkEnd w:id="96"/>
+    <w:bookmarkStart w:id="97" w:name="X77d6c338403f2081a816fed668db36a071034f6"/>
     <w:p>
       <w:pPr>
         <w:pStyle w:val="Heading2"/>
@@ -6527,9 +6641,9 @@
         <w:t xml:space="preserve">No suba datos personales a un servicio externo sin una revisión legal, de seguridad y transferencia aprobada.</w:t>
       </w:r>
     </w:p>
-    <w:bookmarkEnd w:id="86"/>
-    <w:bookmarkEnd w:id="87"/>
-    <w:bookmarkStart w:id="92" w:name="Xc1ec02c0f8768940d94445795a69303e65bfa9e"/>
+    <w:bookmarkEnd w:id="97"/>
+    <w:bookmarkEnd w:id="98"/>
+    <w:bookmarkStart w:id="103" w:name="Xc1ec02c0f8768940d94445795a69303e65bfa9e"/>
     <w:p>
       <w:pPr>
         <w:pStyle w:val="Heading1"/>
@@ -6544,8 +6658,8 @@
       </w:pPr>
       <w:r>
         <w:rPr>
+          <w:iCs/>
           <w:i/>
-          <w:iCs/>
         </w:rPr>
         <w:t xml:space="preserve">Una empresa de práctica completa utilizando sólo información sintética.</w:t>
       </w:r>
@@ -6558,7 +6672,7 @@
         <w:t xml:space="preserve">Blue Lantern Analytics es un proveedor ficticio de SaaS con 30 empleados. Sirve para clientes empresariales, utiliza proveedores de alojamiento y soporte en la nube, monitorea la actividad de aplicación, envía mensajes de producto y planea una función de soporte de IA. No tiene clientes reales ni datos personales reales.</w:t>
       </w:r>
     </w:p>
-    <w:bookmarkStart w:id="88" w:name="project-1-scope-and-roles"/>
+    <w:bookmarkStart w:id="99" w:name="project-1-scope-and-roles"/>
     <w:p>
       <w:pPr>
         <w:pStyle w:val="Heading2"/>
@@ -6639,8 +6753,8 @@
         <w:t xml:space="preserve">Evaluar una exportación de soporte perdido, construir el cronograma, decidir las notificaciones y escribir un informe de gerente.</w:t>
       </w:r>
     </w:p>
-    <w:bookmarkEnd w:id="88"/>
-    <w:bookmarkStart w:id="89" w:name="project-6-vendor-and-transfer"/>
+    <w:bookmarkEnd w:id="99"/>
+    <w:bookmarkStart w:id="100" w:name="project-6-vendor-and-transfer"/>
     <w:p>
       <w:pPr>
         <w:pStyle w:val="Heading2"/>
@@ -6657,8 +6771,8 @@
         <w:t xml:space="preserve">Revise un procesador ficticio, términos del artículo 28, ubicación, módulo SCC, evaluación y salvaguardias.</w:t>
       </w:r>
     </w:p>
-    <w:bookmarkEnd w:id="89"/>
-    <w:bookmarkStart w:id="90" w:name="project-7-tools"/>
+    <w:bookmarkEnd w:id="100"/>
+    <w:bookmarkStart w:id="101" w:name="project-7-tools"/>
     <w:p>
       <w:pPr>
         <w:pStyle w:val="Heading2"/>
@@ -6675,8 +6789,8 @@
         <w:t xml:space="preserve">Use tres herramientas Capítulo 12 en un laboratorio aislado y limitaciones de documentos y pruebas.</w:t>
       </w:r>
     </w:p>
-    <w:bookmarkEnd w:id="90"/>
-    <w:bookmarkStart w:id="91" w:name="portfolio-ethics"/>
+    <w:bookmarkEnd w:id="101"/>
+    <w:bookmarkStart w:id="102" w:name="portfolio-ethics"/>
     <w:p>
       <w:pPr>
         <w:pStyle w:val="Heading2"/>
@@ -6729,9 +6843,9 @@
         <w:t xml:space="preserve">Explicar suposiciones, incertidumbre y cuándo se necesitaría un examen jurídico.</w:t>
       </w:r>
     </w:p>
-    <w:bookmarkEnd w:id="91"/>
-    <w:bookmarkEnd w:id="92"/>
-    <w:bookmarkStart w:id="104" w:name="plan-de-aprendizaje-de-30-días"/>
+    <w:bookmarkEnd w:id="102"/>
+    <w:bookmarkEnd w:id="103"/>
+    <w:bookmarkStart w:id="115" w:name="plan-de-aprendizaje-de-30-días"/>
     <w:p>
       <w:pPr>
         <w:pStyle w:val="Heading1"/>
@@ -6746,8 +6860,8 @@
       </w:pPr>
       <w:r>
         <w:rPr>
+          <w:iCs/>
           <w:i/>
-          <w:iCs/>
         </w:rPr>
         <w:t xml:space="preserve">Un mes realista de estudio, práctica, trabajo de cartera y preparación de entrevistas.</w:t>
       </w:r>
@@ -6757,24 +6871,26 @@
         <w:tblStyle w:val="Table"/>
         <w:tblW w:type="auto" w:w="0"/>
         <w:tblLook w:firstRow="1" w:lastRow="0" w:firstColumn="0" w:lastColumn="0" w:noHBand="0" w:noVBand="0" w:val="0020"/>
+        <w:jc w:val="start"/>
       </w:tblPr>
       <w:tblGrid>
         <w:gridCol w:w="7920"/>
       </w:tblGrid>
       <w:tr>
         <w:trPr>
-          <w:tblHeader w:val="on"/>
+          <w:tblHeader w:val="true"/>
         </w:trPr>
         <w:tc>
           <w:tcPr/>
           <w:p>
             <w:pPr>
               <w:pStyle w:val="Compact"/>
+              <w:jc w:val="left"/>
             </w:pPr>
             <w:r>
               <w:rPr>
+                <w:bCs/>
                 <w:b/>
-                <w:bCs/>
               </w:rPr>
               <w:t xml:space="preserve">Week</w:t>
             </w:r>
@@ -6787,6 +6903,7 @@
           <w:p>
             <w:pPr>
               <w:pStyle w:val="Compact"/>
+              <w:jc w:val="left"/>
             </w:pPr>
             <w:r>
               <w:t xml:space="preserve">tención Semana 1</w:t>
@@ -6815,7 +6932,7 @@
         <w:t xml:space="preserve">TEN Week 4 | Herramientas, portafolio, entrevista, aplicación | Portafolio y respuestas practicadas</w:t>
       </w:r>
     </w:p>
-    <w:bookmarkStart w:id="93" w:name="hábitos-diarios"/>
+    <w:bookmarkStart w:id="104" w:name="hábitos-diarios"/>
     <w:p>
       <w:pPr>
         <w:pStyle w:val="Heading2"/>
@@ -6896,8 +7013,8 @@
       </w:pPr>
       <w:r>
         <w:rPr>
+          <w:iCs/>
           <w:i/>
-          <w:iCs/>
         </w:rPr>
         <w:t xml:space="preserve">Preguntas y respuestas cortas para analistas y administradores junior</w:t>
       </w:r>
@@ -6905,8 +7022,8 @@
         <w:t xml:space="preserve">.</w:t>
       </w:r>
     </w:p>
-    <w:bookmarkEnd w:id="93"/>
-    <w:bookmarkStart w:id="94" w:name="qué-son-los-datos-personales"/>
+    <w:bookmarkEnd w:id="104"/>
+    <w:bookmarkStart w:id="105" w:name="qué-son-los-datos-personales"/>
     <w:p>
       <w:pPr>
         <w:pStyle w:val="Heading2"/>
@@ -6923,8 +7040,8 @@
         <w:t xml:space="preserve">Información relativa a una persona física identificada o identificable. Cuestiones de contexto; identificadores indirectos también pueden hacer que alguien sea identificable.</w:t>
       </w:r>
     </w:p>
-    <w:bookmarkEnd w:id="94"/>
-    <w:bookmarkStart w:id="95" w:name="controller-versus-procesador"/>
+    <w:bookmarkEnd w:id="105"/>
+    <w:bookmarkStart w:id="106" w:name="controller-versus-procesador"/>
     <w:p>
       <w:pPr>
         <w:pStyle w:val="Heading2"/>
@@ -6941,8 +7058,8 @@
         <w:t xml:space="preserve">Un controlador decide el propósito y los medios esenciales. Un procesador actúa en nombre del controlador bajo instrucciones.</w:t>
       </w:r>
     </w:p>
-    <w:bookmarkEnd w:id="95"/>
-    <w:bookmarkStart w:id="96" w:name="siempre-es-necesario-el-consentimiento"/>
+    <w:bookmarkEnd w:id="106"/>
+    <w:bookmarkStart w:id="107" w:name="siempre-es-necesario-el-consentimiento"/>
     <w:p>
       <w:pPr>
         <w:pStyle w:val="Heading2"/>
@@ -6959,8 +7076,8 @@
         <w:t xml:space="preserve">No. El artículo 6 establece seis bases legales. El consentimiento es apropiado sólo cuando se cumplen sus condiciones y la verdadera elección.</w:t>
       </w:r>
     </w:p>
-    <w:bookmarkEnd w:id="96"/>
-    <w:bookmarkStart w:id="97" w:name="qué-es-un-ropa"/>
+    <w:bookmarkEnd w:id="107"/>
+    <w:bookmarkStart w:id="108" w:name="qué-es-un-ropa"/>
     <w:p>
       <w:pPr>
         <w:pStyle w:val="Heading2"/>
@@ -6977,8 +7094,8 @@
         <w:t xml:space="preserve">A record of processing activities that helps explain purposes, people, data, recipients, transfers, retention, security, and roles.</w:t>
       </w:r>
     </w:p>
-    <w:bookmarkEnd w:id="97"/>
-    <w:bookmarkStart w:id="98" w:name="cómo-se-maneja-una-solicitud-de-derechos"/>
+    <w:bookmarkEnd w:id="108"/>
+    <w:bookmarkStart w:id="109" w:name="cómo-se-maneja-una-solicitud-de-derechos"/>
     <w:p>
       <w:pPr>
         <w:pStyle w:val="Heading2"/>
@@ -6995,8 +7112,8 @@
         <w:t xml:space="preserve">Log it, verifique la identidad proporcionalmente, esclare el alcance si es necesario, busque sistemas completos y proveedores, revise las cuestiones jurídicas, responda de forma segura y mantenga la pista de decisión.</w:t>
       </w:r>
     </w:p>
-    <w:bookmarkEnd w:id="98"/>
-    <w:bookmarkStart w:id="99" w:name="cuándo-se-necesita-un-dpia"/>
+    <w:bookmarkEnd w:id="109"/>
+    <w:bookmarkStart w:id="110" w:name="cuándo-se-necesita-un-dpia"/>
     <w:p>
       <w:pPr>
         <w:pStyle w:val="Heading2"/>
@@ -7013,8 +7130,8 @@
         <w:t xml:space="preserve">Antes de procesar es probable que resulte en alto riesgo para los derechos y libertades de las personas.</w:t>
       </w:r>
     </w:p>
-    <w:bookmarkEnd w:id="99"/>
-    <w:bookmarkStart w:id="100" w:name="qué-es-una-brecha-de-datos-personales"/>
+    <w:bookmarkEnd w:id="110"/>
+    <w:bookmarkStart w:id="111" w:name="qué-es-una-brecha-de-datos-personales"/>
     <w:p>
       <w:pPr>
         <w:pStyle w:val="Heading2"/>
@@ -7031,8 +7148,8 @@
         <w:t xml:space="preserve">Una violación de la seguridad que cause destrucción, pérdida, alteración, divulgación no autorizada o acceso a datos personales.</w:t>
       </w:r>
     </w:p>
-    <w:bookmarkEnd w:id="100"/>
-    <w:bookmarkStart w:id="101" w:name="qué-pasa-a-las-72-horas"/>
+    <w:bookmarkEnd w:id="111"/>
+    <w:bookmarkStart w:id="112" w:name="qué-pasa-a-las-72-horas"/>
     <w:p>
       <w:pPr>
         <w:pStyle w:val="Heading2"/>
@@ -7049,8 +7166,8 @@
         <w:t xml:space="preserve">Un controlador notifica la autoridad cuando sea necesario sin demora indebida y, cuando sea posible, dentro de las 72 horas siguientes a la conciencia. Deben explicarse las razones de retraso.</w:t>
       </w:r>
     </w:p>
-    <w:bookmarkEnd w:id="101"/>
-    <w:bookmarkStart w:id="102" w:name="cómo-demuestras-el-cumplimiento"/>
+    <w:bookmarkEnd w:id="112"/>
+    <w:bookmarkStart w:id="113" w:name="cómo-demuestras-el-cumplimiento"/>
     <w:p>
       <w:pPr>
         <w:pStyle w:val="Heading2"/>
@@ -7067,8 +7184,8 @@
         <w:t xml:space="preserve">Con registros fiables y fechados que conectan el requisito, procesamiento, control, propietario, examen, decisión, acción y resultado.</w:t>
       </w:r>
     </w:p>
-    <w:bookmarkEnd w:id="102"/>
-    <w:bookmarkStart w:id="103" w:name="X7b79c52f5596d92db90439bb8138b84f290985c"/>
+    <w:bookmarkEnd w:id="113"/>
+    <w:bookmarkStart w:id="114" w:name="X7b79c52f5596d92db90439bb8138b84f290985c"/>
     <w:p>
       <w:pPr>
         <w:pStyle w:val="Heading2"/>
@@ -7083,8 +7200,8 @@
       </w:pPr>
       <w:r>
         <w:rPr>
+          <w:bCs/>
           <w:b/>
-          <w:bCs/>
         </w:rPr>
         <w:t xml:space="preserve">Entrevista de la respuesta:</w:t>
       </w:r>
@@ -7103,9 +7220,9 @@
         <w:t xml:space="preserve">RespuestaRespuesta</w:t>
       </w:r>
     </w:p>
-    <w:bookmarkEnd w:id="103"/>
-    <w:bookmarkEnd w:id="104"/>
-    <w:bookmarkStart w:id="110" w:name="plantillas-y-listas-de-verificación"/>
+    <w:bookmarkEnd w:id="114"/>
+    <w:bookmarkEnd w:id="115"/>
+    <w:bookmarkStart w:id="121" w:name="plantillas-y-listas-de-verificación"/>
     <w:p>
       <w:pPr>
         <w:pStyle w:val="Heading1"/>
@@ -7116,17 +7233,17 @@
     </w:p>
     <w:p>
       <w:pPr>
+        <w:numPr>
+          <w:ilvl w:val="0"/>
+          <w:numId w:val="1017"/>
+        </w:numPr>
         <w:pStyle w:val="Compact"/>
-        <w:numPr>
-          <w:ilvl w:val="0"/>
-          <w:numId w:val="1017"/>
-        </w:numPr>
       </w:pPr>
       <w:r>
         <w:t xml:space="preserve">Estructuras prácticas para copiar en un sistema de organización aprobado*.</w:t>
       </w:r>
     </w:p>
-    <w:bookmarkStart w:id="105" w:name="ropa-fields"/>
+    <w:bookmarkStart w:id="116" w:name="ropa-fields"/>
     <w:p>
       <w:pPr>
         <w:pStyle w:val="Heading2"/>
@@ -7267,8 +7384,8 @@
         <w:t xml:space="preserve">Última revisión y próxima revisión</w:t>
       </w:r>
     </w:p>
-    <w:bookmarkEnd w:id="105"/>
-    <w:bookmarkStart w:id="106" w:name="right-request-register"/>
+    <w:bookmarkEnd w:id="116"/>
+    <w:bookmarkStart w:id="117" w:name="right-request-register"/>
     <w:p>
       <w:pPr>
         <w:pStyle w:val="Heading2"/>
@@ -7376,8 +7493,8 @@
         <w:t xml:space="preserve">Fecha final y resultado</w:t>
       </w:r>
     </w:p>
-    <w:bookmarkEnd w:id="106"/>
-    <w:bookmarkStart w:id="107" w:name="pantalla-dpia"/>
+    <w:bookmarkEnd w:id="117"/>
+    <w:bookmarkStart w:id="118" w:name="pantalla-dpia"/>
     <w:p>
       <w:pPr>
         <w:pStyle w:val="Heading2"/>
@@ -7496,8 +7613,8 @@
         <w:t xml:space="preserve">El gatillo de la lista de supervisión-autoridad</w:t>
       </w:r>
     </w:p>
-    <w:bookmarkEnd w:id="107"/>
-    <w:bookmarkStart w:id="108" w:name="breach-fact-sheet"/>
+    <w:bookmarkEnd w:id="118"/>
+    <w:bookmarkStart w:id="119" w:name="breach-fact-sheet"/>
     <w:p>
       <w:pPr>
         <w:pStyle w:val="Heading2"/>
@@ -7512,8 +7629,8 @@
       </w:pPr>
       <w:r>
         <w:rPr>
+          <w:bCs/>
           <w:b/>
-          <w:bCs/>
         </w:rPr>
         <w:t xml:space="preserve">Field</w:t>
       </w:r>
@@ -7528,8 +7645,8 @@
       </w:r>
       <w:r>
         <w:rPr>
+          <w:bCs/>
           <w:b/>
-          <w:bCs/>
         </w:rPr>
         <w:t xml:space="preserve">Información requerida</w:t>
       </w:r>
@@ -7590,8 +7707,8 @@
         <w:t xml:space="preserve">← Aprobación Silencioso Propietario de la decisión, entrada legal/DPO, fechas</w:t>
       </w:r>
     </w:p>
-    <w:bookmarkEnd w:id="108"/>
-    <w:bookmarkStart w:id="109" w:name="manager-pre-launch-checklist"/>
+    <w:bookmarkEnd w:id="119"/>
+    <w:bookmarkStart w:id="120" w:name="manager-pre-launch-checklist"/>
     <w:p>
       <w:pPr>
         <w:pStyle w:val="Heading2"/>
@@ -7710,9 +7827,9 @@
         <w:t xml:space="preserve">Fecha de prueba y revisión retenida</w:t>
       </w:r>
     </w:p>
-    <w:bookmarkEnd w:id="109"/>
-    <w:bookmarkEnd w:id="110"/>
-    <w:bookmarkStart w:id="112" w:name="gdpr-ai-y-analytics"/>
+    <w:bookmarkEnd w:id="120"/>
+    <w:bookmarkEnd w:id="121"/>
+    <w:bookmarkStart w:id="123" w:name="gdpr-ai-y-analytics"/>
     <w:p>
       <w:pPr>
         <w:pStyle w:val="Heading1"/>
@@ -7727,8 +7844,8 @@
       </w:pPr>
       <w:r>
         <w:rPr>
+          <w:iCs/>
           <w:i/>
-          <w:iCs/>
         </w:rPr>
         <w:t xml:space="preserve">Aplicar las obligaciones establecidas GDPR a modelos, datos de capacitación, monitoreo y decisiones automatizadas</w:t>
       </w:r>
@@ -7744,7 +7861,7 @@
         <w:t xml:space="preserve">AI no crea una excepción a GDPR. Comience con las mismas preguntas: alcance, roles, propósito, base legal, equidad, transparencia, minimización, precisión, derechos, retención, seguridad, transferencias y rendición de cuentas. A continuación, evaluar riesgos específicos para el modelo y el caso de uso.</w:t>
       </w:r>
     </w:p>
-    <w:bookmarkStart w:id="111" w:name="preguntas-de-revisión-práctica"/>
+    <w:bookmarkStart w:id="122" w:name="preguntas-de-revisión-práctica"/>
     <w:p>
       <w:pPr>
         <w:pStyle w:val="Heading2"/>
@@ -7858,8 +7975,8 @@
       </w:pPr>
       <w:r>
         <w:rPr>
+          <w:bCs/>
           <w:b/>
-          <w:bCs/>
         </w:rPr>
         <w:t xml:space="preserve">No asuma:</w:t>
       </w:r>
@@ -7878,9 +7995,9 @@
         <w:t xml:space="preserve">|. |</w:t>
       </w:r>
     </w:p>
-    <w:bookmarkEnd w:id="111"/>
-    <w:bookmarkEnd w:id="112"/>
-    <w:bookmarkStart w:id="113" w:name="glosario"/>
+    <w:bookmarkEnd w:id="122"/>
+    <w:bookmarkEnd w:id="123"/>
+    <w:bookmarkStart w:id="124" w:name="glosario"/>
     <w:p>
       <w:pPr>
         <w:pStyle w:val="Heading1"/>
@@ -7895,8 +8012,8 @@
       </w:pPr>
       <w:r>
         <w:rPr>
+          <w:iCs/>
           <w:i/>
-          <w:iCs/>
         </w:rPr>
         <w:t xml:space="preserve">Definiciones en inglés de GDPR importantes y términos de privacidad.</w:t>
       </w:r>
@@ -7907,8 +8024,8 @@
       </w:pPr>
       <w:r>
         <w:rPr>
+          <w:bCs/>
           <w:b/>
-          <w:bCs/>
         </w:rPr>
         <w:t xml:space="preserve">Cuentabilidad.</w:t>
       </w:r>
@@ -7925,8 +8042,8 @@
       </w:pPr>
       <w:r>
         <w:rPr>
+          <w:iCs/>
           <w:i/>
-          <w:iCs/>
         </w:rPr>
         <w:t xml:space="preserve">Anonimato</w:t>
       </w:r>
@@ -7943,8 +8060,8 @@
       </w:pPr>
       <w:r>
         <w:rPr>
+          <w:bCs/>
           <w:b/>
-          <w:bCs/>
         </w:rPr>
         <w:t xml:space="preserve">Binding corporate rules.</w:t>
       </w:r>
@@ -7961,8 +8078,8 @@
       </w:pPr>
       <w:r>
         <w:rPr>
+          <w:bCs/>
           <w:b/>
-          <w:bCs/>
         </w:rPr>
         <w:t xml:space="preserve">Consentimiento.</w:t>
       </w:r>
@@ -8011,8 +8128,8 @@
       </w:pPr>
       <w:r>
         <w:rPr>
+          <w:bCs/>
           <w:b/>
-          <w:bCs/>
         </w:rPr>
         <w:t xml:space="preserve">EDPB.</w:t>
       </w:r>
@@ -8029,8 +8146,8 @@
       </w:pPr>
       <w:r>
         <w:rPr>
+          <w:bCs/>
           <w:b/>
-          <w:bCs/>
         </w:rPr>
         <w:t xml:space="preserve">Transferencia internacional</w:t>
       </w:r>
@@ -8063,8 +8180,8 @@
       </w:pPr>
       <w:r>
         <w:rPr>
+          <w:iCs/>
           <w:i/>
-          <w:iCs/>
         </w:rPr>
         <w:t xml:space="preserve">Datos personales</w:t>
       </w:r>
@@ -8089,8 +8206,8 @@
       </w:pPr>
       <w:r>
         <w:rPr>
+          <w:bCs/>
           <w:b/>
-          <w:bCs/>
         </w:rPr>
         <w:t xml:space="preserve">Procesamiento.</w:t>
       </w:r>
@@ -8123,8 +8240,8 @@
       </w:pPr>
       <w:r>
         <w:rPr>
+          <w:bCs/>
           <w:b/>
-          <w:bCs/>
         </w:rPr>
         <w:t xml:space="preserve">Pseudonymization.</w:t>
       </w:r>
@@ -8141,8 +8258,8 @@
       </w:pPr>
       <w:r>
         <w:rPr>
+          <w:bCs/>
           <w:b/>
-          <w:bCs/>
         </w:rPr>
         <w:t xml:space="preserve">ROPA.</w:t>
       </w:r>
@@ -8159,8 +8276,8 @@
       </w:pPr>
       <w:r>
         <w:rPr>
+          <w:bCs/>
           <w:b/>
-          <w:bCs/>
         </w:rPr>
         <w:t xml:space="preserve">SCCs.</w:t>
       </w:r>
@@ -8195,8 +8312,8 @@
         <w:t xml:space="preserve">** Evaluación del impacto de la transferencia** Una evaluación práctica de si una salvaguardia de transferencia puede funcionar en el contexto de destino y de qué medidas adicionales se necesitan.</w:t>
       </w:r>
     </w:p>
-    <w:bookmarkEnd w:id="113"/>
-    <w:bookmarkStart w:id="114" w:name="índice-de-asunto"/>
+    <w:bookmarkEnd w:id="124"/>
+    <w:bookmarkStart w:id="125" w:name="índice-de-asunto"/>
     <w:p>
       <w:pPr>
         <w:pStyle w:val="Heading1"/>
@@ -8211,19 +8328,19 @@
       </w:pPr>
       <w:r>
         <w:rPr>
+          <w:iCs/>
           <w:i/>
-          <w:iCs/>
         </w:rPr>
         <w:t xml:space="preserve">Una guía alfabética para los principales temas. Referencias apuntan a secciones para que el índice siga siendo útil después de la edición.</w:t>
       </w:r>
     </w:p>
     <w:p>
       <w:pPr>
+        <w:numPr>
+          <w:ilvl w:val="0"/>
+          <w:numId w:val="1023"/>
+        </w:numPr>
         <w:pStyle w:val="Compact"/>
-        <w:numPr>
-          <w:ilvl w:val="0"/>
-          <w:numId w:val="1023"/>
-        </w:numPr>
       </w:pPr>
       <w:r>
         <w:t xml:space="preserve">Tema*</w:t>
@@ -8233,8 +8350,8 @@
       </w:r>
       <w:r>
         <w:rPr>
+          <w:iCs/>
           <w:i/>
-          <w:iCs/>
         </w:rPr>
         <w:t xml:space="preserve">Tema</w:t>
       </w:r>
@@ -8249,8 +8366,8 @@
       </w:r>
       <w:r>
         <w:rPr>
+          <w:iCs/>
           <w:i/>
-          <w:iCs/>
         </w:rPr>
         <w:t xml:space="preserve">Tema</w:t>
       </w:r>
@@ -8345,8 +8462,8 @@
         <w:t xml:space="preserve">TENIDA Bases legítimas | 3.2, 9.2 ANTERIOR Gestión de proveedores</w:t>
       </w:r>
     </w:p>
-    <w:bookmarkEnd w:id="114"/>
-    <w:bookmarkStart w:id="129" w:name="referencias-oficiales-y-estudio-ulterior"/>
+    <w:bookmarkEnd w:id="125"/>
+    <w:bookmarkStart w:id="140" w:name="referencias-oficiales-y-estudio-ulterior"/>
     <w:p>
       <w:pPr>
         <w:pStyle w:val="Heading1"/>
@@ -8361,8 +8478,8 @@
       </w:pPr>
       <w:r>
         <w:rPr>
+          <w:iCs/>
           <w:i/>
-          <w:iCs/>
         </w:rPr>
         <w:t xml:space="preserve">Derecho obligatorio, orientación de la UE y documentación oficial de proyectos utilizada para la verificación y el estudio ulterior</w:t>
       </w:r>
@@ -8382,7 +8499,7 @@
       <w:pPr>
         <w:pStyle w:val="BodyText"/>
       </w:pPr>
-      <w:hyperlink r:id="rId115">
+      <w:hyperlink r:id="rId126">
         <w:r>
           <w:rPr>
             <w:rStyle w:val="Hyperlink"/>
@@ -8395,7 +8512,7 @@
       <w:pPr>
         <w:pStyle w:val="BodyText"/>
       </w:pPr>
-      <w:hyperlink r:id="rId116">
+      <w:hyperlink r:id="rId127">
         <w:r>
           <w:rPr>
             <w:rStyle w:val="Hyperlink"/>
@@ -8408,7 +8525,7 @@
       <w:pPr>
         <w:pStyle w:val="BodyText"/>
       </w:pPr>
-      <w:hyperlink r:id="rId117">
+      <w:hyperlink r:id="rId128">
         <w:r>
           <w:rPr>
             <w:rStyle w:val="Hyperlink"/>
@@ -8421,7 +8538,7 @@
       <w:pPr>
         <w:pStyle w:val="BodyText"/>
       </w:pPr>
-      <w:hyperlink r:id="rId118">
+      <w:hyperlink r:id="rId129">
         <w:r>
           <w:rPr>
             <w:rStyle w:val="Hyperlink"/>
@@ -8434,7 +8551,7 @@
       <w:pPr>
         <w:pStyle w:val="BodyText"/>
       </w:pPr>
-      <w:hyperlink r:id="rId119">
+      <w:hyperlink r:id="rId130">
         <w:r>
           <w:rPr>
             <w:rStyle w:val="Hyperlink"/>
@@ -8447,7 +8564,7 @@
       <w:pPr>
         <w:pStyle w:val="BodyText"/>
       </w:pPr>
-      <w:hyperlink r:id="rId120">
+      <w:hyperlink r:id="rId131">
         <w:r>
           <w:rPr>
             <w:rStyle w:val="Hyperlink"/>
@@ -8460,7 +8577,7 @@
       <w:pPr>
         <w:pStyle w:val="BodyText"/>
       </w:pPr>
-      <w:hyperlink r:id="rId121">
+      <w:hyperlink r:id="rId132">
         <w:r>
           <w:rPr>
             <w:rStyle w:val="Hyperlink"/>
@@ -8497,7 +8614,7 @@
       <w:pPr>
         <w:pStyle w:val="BodyText"/>
       </w:pPr>
-      <w:hyperlink r:id="rId122">
+      <w:hyperlink r:id="rId133">
         <w:r>
           <w:rPr>
             <w:rStyle w:val="Hyperlink"/>
@@ -8510,7 +8627,7 @@
       <w:pPr>
         <w:pStyle w:val="BodyText"/>
       </w:pPr>
-      <w:hyperlink r:id="rId123">
+      <w:hyperlink r:id="rId134">
         <w:r>
           <w:rPr>
             <w:rStyle w:val="Hyperlink"/>
@@ -8523,7 +8640,7 @@
       <w:pPr>
         <w:pStyle w:val="BodyText"/>
       </w:pPr>
-      <w:hyperlink r:id="rId124">
+      <w:hyperlink r:id="rId135">
         <w:r>
           <w:rPr>
             <w:rStyle w:val="Hyperlink"/>
@@ -8536,7 +8653,7 @@
       <w:pPr>
         <w:pStyle w:val="BodyText"/>
       </w:pPr>
-      <w:hyperlink r:id="rId125">
+      <w:hyperlink r:id="rId136">
         <w:r>
           <w:rPr>
             <w:rStyle w:val="Hyperlink"/>
@@ -8549,7 +8666,7 @@
       <w:pPr>
         <w:pStyle w:val="BodyText"/>
       </w:pPr>
-      <w:hyperlink r:id="rId126">
+      <w:hyperlink r:id="rId137">
         <w:r>
           <w:rPr>
             <w:rStyle w:val="Hyperlink"/>
@@ -8562,7 +8679,7 @@
       <w:pPr>
         <w:pStyle w:val="BodyText"/>
       </w:pPr>
-      <w:hyperlink r:id="rId127">
+      <w:hyperlink r:id="rId138">
         <w:r>
           <w:rPr>
             <w:rStyle w:val="Hyperlink"/>
@@ -8591,7 +8708,7 @@
       <w:pPr>
         <w:pStyle w:val="BodyText"/>
       </w:pPr>
-      <w:hyperlink r:id="rId128">
+      <w:hyperlink r:id="rId139">
         <w:r>
           <w:rPr>
             <w:rStyle w:val="Hyperlink"/>
@@ -8606,8 +8723,8 @@
       </w:pPr>
       <w:r>
         <w:rPr>
+          <w:bCs/>
           <w:b/>
-          <w:bCs/>
         </w:rPr>
         <w:t xml:space="preserve">Recuerdo final:</w:t>
       </w:r>
@@ -8626,12 +8743,8 @@
         <w:t xml:space="preserve">Respuesta</w:t>
       </w:r>
     </w:p>
-    <w:bookmarkEnd w:id="129"/>
-    <w:sectPr>
-      <w:footnotePr>
-        <w:numRestart w:val="eachSect"/>
-      </w:footnotePr>
-    </w:sectPr>
+    <w:bookmarkEnd w:id="140"/>
+    <w:sectPr/>
   </w:body>
 </w:document>
 </file>
@@ -8662,14 +8775,14 @@
 <file path=word/numbering.xml><?xml version="1.0" encoding="utf-8"?>
 <w:numbering xmlns:w="http://schemas.openxmlformats.org/wordprocessingml/2006/main">
   <w:abstractNum w:abstractNumId="990">
-    <w:nsid w:val="0000A990"/>
+    <w:nsid w:val="A990"/>
     <w:multiLevelType w:val="multilevel"/>
     <w:lvl w:ilvl="0">
       <w:numFmt w:val="bullet"/>
       <w:lvlText w:val=" "/>
       <w:lvlJc w:val="left"/>
       <w:pPr>
-        <w:ind w:left="720" w:hanging="360"/>
+        <w:ind w:left="720" w:hanging="480"/>
       </w:pPr>
     </w:lvl>
     <w:lvl w:ilvl="1">
@@ -8677,7 +8790,7 @@
       <w:lvlText w:val=" "/>
       <w:lvlJc w:val="left"/>
       <w:pPr>
-        <w:ind w:left="1440" w:hanging="360"/>
+        <w:ind w:left="1440" w:hanging="480"/>
       </w:pPr>
     </w:lvl>
     <w:lvl w:ilvl="2">
@@ -8685,7 +8798,7 @@
       <w:lvlText w:val=" "/>
       <w:lvlJc w:val="left"/>
       <w:pPr>
-        <w:ind w:left="2160" w:hanging="360"/>
+        <w:ind w:left="2160" w:hanging="480"/>
       </w:pPr>
     </w:lvl>
     <w:lvl w:ilvl="3">
@@ -8693,7 +8806,7 @@
       <w:lvlText w:val=" "/>
       <w:lvlJc w:val="left"/>
       <w:pPr>
-        <w:ind w:left="2880" w:hanging="360"/>
+        <w:ind w:left="2880" w:hanging="480"/>
       </w:pPr>
     </w:lvl>
     <w:lvl w:ilvl="4">
@@ -8701,7 +8814,7 @@
       <w:lvlText w:val=" "/>
       <w:lvlJc w:val="left"/>
       <w:pPr>
-        <w:ind w:left="3600" w:hanging="360"/>
+        <w:ind w:left="3600" w:hanging="480"/>
       </w:pPr>
     </w:lvl>
     <w:lvl w:ilvl="5">
@@ -8709,7 +8822,7 @@
       <w:lvlText w:val=" "/>
       <w:lvlJc w:val="left"/>
       <w:pPr>
-        <w:ind w:left="4320" w:hanging="360"/>
+        <w:ind w:left="4320" w:hanging="480"/>
       </w:pPr>
     </w:lvl>
     <w:lvl w:ilvl="6">
@@ -8717,7 +8830,7 @@
       <w:lvlText w:val=" "/>
       <w:lvlJc w:val="left"/>
       <w:pPr>
-        <w:ind w:left="5040" w:hanging="360"/>
+        <w:ind w:left="5040" w:hanging="480"/>
       </w:pPr>
     </w:lvl>
     <w:lvl w:ilvl="7">
@@ -8725,7 +8838,7 @@
       <w:lvlText w:val=" "/>
       <w:lvlJc w:val="left"/>
       <w:pPr>
-        <w:ind w:left="5760" w:hanging="360"/>
+        <w:ind w:left="5760" w:hanging="480"/>
       </w:pPr>
     </w:lvl>
     <w:lvl w:ilvl="8">
@@ -8733,115 +8846,88 @@
       <w:lvlText w:val=" "/>
       <w:lvlJc w:val="left"/>
       <w:pPr>
-        <w:ind w:left="6480" w:hanging="360"/>
+        <w:ind w:left="6480" w:hanging="480"/>
       </w:pPr>
     </w:lvl>
   </w:abstractNum>
   <w:abstractNum w:abstractNumId="991">
-    <w:nsid w:val="0000A991"/>
+    <w:nsid w:val="A991"/>
     <w:multiLevelType w:val="multilevel"/>
     <w:lvl w:ilvl="0">
       <w:numFmt w:val="bullet"/>
-      <w:lvlText w:val=""/>
+      <w:lvlText w:val="•"/>
       <w:lvlJc w:val="left"/>
       <w:pPr>
-        <w:ind w:left="720" w:hanging="360"/>
-      </w:pPr>
-      <w:rPr>
-        <w:rFonts w:ascii="Symbol" w:hAnsi="Symbol" w:cs="Symbol" w:hint="default"/>
-      </w:rPr>
+        <w:ind w:left="720" w:hanging="480"/>
+      </w:pPr>
     </w:lvl>
     <w:lvl w:ilvl="1">
       <w:numFmt w:val="bullet"/>
-      <w:lvlText w:val="o"/>
+      <w:lvlText w:val="–"/>
       <w:lvlJc w:val="left"/>
       <w:pPr>
-        <w:ind w:left="1440" w:hanging="360"/>
-      </w:pPr>
-      <w:rPr>
-        <w:rFonts w:ascii="Courier New" w:hAnsi="Courier New" w:cs="Courier New" w:hint="default"/>
-      </w:rPr>
+        <w:ind w:left="1440" w:hanging="480"/>
+      </w:pPr>
     </w:lvl>
     <w:lvl w:ilvl="2">
       <w:numFmt w:val="bullet"/>
-      <w:lvlText w:val=""/>
+      <w:lvlText w:val="•"/>
       <w:lvlJc w:val="left"/>
       <w:pPr>
-        <w:ind w:left="2160" w:hanging="360"/>
-      </w:pPr>
-      <w:rPr>
-        <w:rFonts w:ascii="Wingdings" w:hAnsi="Wingdings" w:cs="Wingdings" w:hint="default"/>
-      </w:rPr>
+        <w:ind w:left="2160" w:hanging="480"/>
+      </w:pPr>
     </w:lvl>
     <w:lvl w:ilvl="3">
       <w:numFmt w:val="bullet"/>
-      <w:lvlText w:val=""/>
+      <w:lvlText w:val="–"/>
       <w:lvlJc w:val="left"/>
       <w:pPr>
-        <w:ind w:left="2880" w:hanging="360"/>
-      </w:pPr>
-      <w:rPr>
-        <w:rFonts w:ascii="Symbol" w:hAnsi="Symbol" w:cs="Symbol" w:hint="default"/>
-      </w:rPr>
+        <w:ind w:left="2880" w:hanging="480"/>
+      </w:pPr>
     </w:lvl>
     <w:lvl w:ilvl="4">
       <w:numFmt w:val="bullet"/>
-      <w:lvlText w:val="o"/>
+      <w:lvlText w:val="•"/>
       <w:lvlJc w:val="left"/>
       <w:pPr>
-        <w:ind w:left="3600" w:hanging="360"/>
-      </w:pPr>
-      <w:rPr>
-        <w:rFonts w:ascii="Courier New" w:hAnsi="Courier New" w:cs="Courier New" w:hint="default"/>
-      </w:rPr>
+        <w:ind w:left="3600" w:hanging="480"/>
+      </w:pPr>
     </w:lvl>
     <w:lvl w:ilvl="5">
       <w:numFmt w:val="bullet"/>
-      <w:lvlText w:val=""/>
+      <w:lvlText w:val="–"/>
       <w:lvlJc w:val="left"/>
       <w:pPr>
-        <w:ind w:left="4320" w:hanging="360"/>
-      </w:pPr>
-      <w:rPr>
-        <w:rFonts w:ascii="Wingdings" w:hAnsi="Wingdings" w:cs="Wingdings" w:hint="default"/>
-      </w:rPr>
+        <w:ind w:left="4320" w:hanging="480"/>
+      </w:pPr>
     </w:lvl>
     <w:lvl w:ilvl="6">
       <w:numFmt w:val="bullet"/>
-      <w:lvlText w:val=""/>
+      <w:lvlText w:val="•"/>
       <w:lvlJc w:val="left"/>
       <w:pPr>
-        <w:ind w:left="5040" w:hanging="360"/>
-      </w:pPr>
-      <w:rPr>
-        <w:rFonts w:ascii="Symbol" w:hAnsi="Symbol" w:cs="Symbol" w:hint="default"/>
-      </w:rPr>
+        <w:ind w:left="5040" w:hanging="480"/>
+      </w:pPr>
     </w:lvl>
     <w:lvl w:ilvl="7">
       <w:numFmt w:val="bullet"/>
-      <w:lvlText w:val="o"/>
+      <w:lvlText w:val="–"/>
       <w:lvlJc w:val="left"/>
       <w:pPr>
-        <w:ind w:left="5760" w:hanging="360"/>
-      </w:pPr>
-      <w:rPr>
-        <w:rFonts w:ascii="Courier New" w:hAnsi="Courier New" w:cs="Courier New" w:hint="default"/>
-      </w:rPr>
+        <w:ind w:left="5760" w:hanging="480"/>
+      </w:pPr>
     </w:lvl>
     <w:lvl w:ilvl="8">
       <w:numFmt w:val="bullet"/>
-      <w:lvlText w:val=""/>
+      <w:lvlText w:val="•"/>
       <w:lvlJc w:val="left"/>
       <w:pPr>
-        <w:ind w:left="6480" w:hanging="360"/>
-      </w:pPr>
-      <w:rPr>
-        <w:rFonts w:ascii="Wingdings" w:hAnsi="Wingdings" w:cs="Wingdings" w:hint="default"/>
-      </w:rPr>
+        <w:ind w:left="6480" w:hanging="480"/>
+      </w:pPr>
     </w:lvl>
   </w:abstractNum>
   <w:abstractNum w:abstractNumId="99412">
-    <w:nsid w:val="00A99412"/>
+    <w:nsid w:val="A99412"/>
     <w:multiLevelType w:val="multilevel"/>
     <w:lvl w:ilvl="0">
       <w:start w:val="2"/>
@@ -8849,7 +8935,7 @@
       <w:lvlText w:val="%1."/>
       <w:lvlJc w:val="left"/>
       <w:pPr>
-        <w:ind w:left="720" w:hanging="360"/>
+        <w:ind w:left="720" w:hanging="480"/>
       </w:pPr>
     </w:lvl>
     <w:lvl w:ilvl="1">
@@ -8858,7 +8944,7 @@
       <w:lvlText w:val="%2."/>
       <w:lvlJc w:val="left"/>
       <w:pPr>
-        <w:ind w:left="1440" w:hanging="360"/>
+        <w:ind w:left="1440" w:hanging="480"/>
       </w:pPr>
     </w:lvl>
     <w:lvl w:ilvl="2">
@@ -8867,7 +8953,7 @@
       <w:lvlText w:val="%3."/>
       <w:lvlJc w:val="left"/>
       <w:pPr>
-        <w:ind w:left="2160" w:hanging="360"/>
+        <w:ind w:left="2160" w:hanging="480"/>
       </w:pPr>
     </w:lvl>
     <w:lvl w:ilvl="3">
@@ -8876,7 +8962,7 @@
       <w:lvlText w:val="%4."/>
       <w:lvlJc w:val="left"/>
       <w:pPr>
-        <w:ind w:left="2880" w:hanging="360"/>
+        <w:ind w:left="2880" w:hanging="480"/>
       </w:pPr>
     </w:lvl>
     <w:lvl w:ilvl="4">
@@ -8885,7 +8971,7 @@
       <w:lvlText w:val="%5."/>
       <w:lvlJc w:val="left"/>
       <w:pPr>
-        <w:ind w:left="3600" w:hanging="360"/>
+        <w:ind w:left="3600" w:hanging="480"/>
       </w:pPr>
     </w:lvl>
     <w:lvl w:ilvl="5">
@@ -8894,7 +8980,7 @@
       <w:lvlText w:val="%6."/>
       <w:lvlJc w:val="left"/>
       <w:pPr>
-        <w:ind w:left="4320" w:hanging="360"/>
+        <w:ind w:left="4320" w:hanging="480"/>
       </w:pPr>
     </w:lvl>
     <w:lvl w:ilvl="6">
@@ -8903,7 +8989,7 @@
       <w:lvlText w:val="%7."/>
       <w:lvlJc w:val="left"/>
       <w:pPr>
-        <w:ind w:left="5040" w:hanging="360"/>
+        <w:ind w:left="5040" w:hanging="480"/>
       </w:pPr>
     </w:lvl>
     <w:lvl w:ilvl="7">
@@ -8912,7 +8998,7 @@
       <w:lvlText w:val="%8."/>
       <w:lvlJc w:val="left"/>
       <w:pPr>
-        <w:ind w:left="5760" w:hanging="360"/>
+        <w:ind w:left="5760" w:hanging="480"/>
       </w:pPr>
     </w:lvl>
     <w:lvl w:ilvl="8">
@@ -8921,12 +9007,12 @@
       <w:lvlText w:val="%9."/>
       <w:lvlJc w:val="left"/>
       <w:pPr>
-        <w:ind w:left="6480" w:hanging="360"/>
+        <w:ind w:left="6480" w:hanging="480"/>
       </w:pPr>
     </w:lvl>
   </w:abstractNum>
   <w:abstractNum w:abstractNumId="99411">
-    <w:nsid w:val="00A99411"/>
+    <w:nsid w:val="A99411"/>
     <w:multiLevelType w:val="multilevel"/>
     <w:lvl w:ilvl="0">
       <w:start w:val="1"/>
@@ -8934,7 +9020,7 @@
       <w:lvlText w:val="%1."/>
       <w:lvlJc w:val="left"/>
       <w:pPr>
-        <w:ind w:left="720" w:hanging="360"/>
+        <w:ind w:left="720" w:hanging="480"/>
       </w:pPr>
     </w:lvl>
     <w:lvl w:ilvl="1">
@@ -8943,7 +9029,7 @@
       <w:lvlText w:val="%2."/>
       <w:lvlJc w:val="left"/>
       <w:pPr>
-        <w:ind w:left="1440" w:hanging="360"/>
+        <w:ind w:left="1440" w:hanging="480"/>
       </w:pPr>
     </w:lvl>
     <w:lvl w:ilvl="2">
@@ -8952,7 +9038,7 @@
       <w:lvlText w:val="%3."/>
       <w:lvlJc w:val="left"/>
       <w:pPr>
-        <w:ind w:left="2160" w:hanging="360"/>
+        <w:ind w:left="2160" w:hanging="480"/>
       </w:pPr>
     </w:lvl>
     <w:lvl w:ilvl="3">
@@ -8961,7 +9047,7 @@
       <w:lvlText w:val="%4."/>
       <w:lvlJc w:val="left"/>
       <w:pPr>
-        <w:ind w:left="2880" w:hanging="360"/>
+        <w:ind w:left="2880" w:hanging="480"/>
       </w:pPr>
     </w:lvl>
     <w:lvl w:ilvl="4">
@@ -8970,7 +9056,7 @@
       <w:lvlText w:val="%5."/>
       <w:lvlJc w:val="left"/>
       <w:pPr>
-        <w:ind w:left="3600" w:hanging="360"/>
+        <w:ind w:left="3600" w:hanging="480"/>
       </w:pPr>
     </w:lvl>
     <w:lvl w:ilvl="5">
@@ -8979,7 +9065,7 @@
       <w:lvlText w:val="%6."/>
       <w:lvlJc w:val="left"/>
       <w:pPr>
-        <w:ind w:left="4320" w:hanging="360"/>
+        <w:ind w:left="4320" w:hanging="480"/>
       </w:pPr>
     </w:lvl>
     <w:lvl w:ilvl="6">
@@ -8988,7 +9074,7 @@
       <w:lvlText w:val="%7."/>
       <w:lvlJc w:val="left"/>
       <w:pPr>
-        <w:ind w:left="5040" w:hanging="360"/>
+        <w:ind w:left="5040" w:hanging="480"/>
       </w:pPr>
     </w:lvl>
     <w:lvl w:ilvl="7">
@@ -8997,7 +9083,7 @@
       <w:lvlText w:val="%8."/>
       <w:lvlJc w:val="left"/>
       <w:pPr>
-        <w:ind w:left="5760" w:hanging="360"/>
+        <w:ind w:left="5760" w:hanging="480"/>
       </w:pPr>
     </w:lvl>
     <w:lvl w:ilvl="8">
@@ -9006,12 +9092,12 @@
       <w:lvlText w:val="%9."/>
       <w:lvlJc w:val="left"/>
       <w:pPr>
-        <w:ind w:left="6480" w:hanging="360"/>
+        <w:ind w:left="6480" w:hanging="480"/>
       </w:pPr>
     </w:lvl>
   </w:abstractNum>
   <w:abstractNum w:abstractNumId="99414">
-    <w:nsid w:val="00A99414"/>
+    <w:nsid w:val="A99414"/>
     <w:multiLevelType w:val="multilevel"/>
     <w:lvl w:ilvl="0">
       <w:start w:val="4"/>
@@ -9019,7 +9105,7 @@
       <w:lvlText w:val="%1."/>
       <w:lvlJc w:val="left"/>
       <w:pPr>
-        <w:ind w:left="720" w:hanging="360"/>
+        <w:ind w:left="720" w:hanging="480"/>
       </w:pPr>
     </w:lvl>
     <w:lvl w:ilvl="1">
@@ -9028,7 +9114,7 @@
       <w:lvlText w:val="%2."/>
       <w:lvlJc w:val="left"/>
       <w:pPr>
-        <w:ind w:left="1440" w:hanging="360"/>
+        <w:ind w:left="1440" w:hanging="480"/>
       </w:pPr>
     </w:lvl>
     <w:lvl w:ilvl="2">
@@ -9037,7 +9123,7 @@
       <w:lvlText w:val="%3."/>
       <w:lvlJc w:val="left"/>
       <w:pPr>
-        <w:ind w:left="2160" w:hanging="360"/>
+        <w:ind w:left="2160" w:hanging="480"/>
       </w:pPr>
     </w:lvl>
     <w:lvl w:ilvl="3">
@@ -9046,7 +9132,7 @@
       <w:lvlText w:val="%4."/>
       <w:lvlJc w:val="left"/>
       <w:pPr>
-        <w:ind w:left="2880" w:hanging="360"/>
+        <w:ind w:left="2880" w:hanging="480"/>
       </w:pPr>
     </w:lvl>
     <w:lvl w:ilvl="4">
@@ -9055,7 +9141,7 @@
       <w:lvlText w:val="%5."/>
       <w:lvlJc w:val="left"/>
       <w:pPr>
-        <w:ind w:left="3600" w:hanging="360"/>
+        <w:ind w:left="3600" w:hanging="480"/>
       </w:pPr>
     </w:lvl>
     <w:lvl w:ilvl="5">
@@ -9064,7 +9150,7 @@
       <w:lvlText w:val="%6."/>
       <w:lvlJc w:val="left"/>
       <w:pPr>
-        <w:ind w:left="4320" w:hanging="360"/>
+        <w:ind w:left="4320" w:hanging="480"/>
       </w:pPr>
     </w:lvl>
     <w:lvl w:ilvl="6">
@@ -9073,7 +9159,7 @@
       <w:lvlText w:val="%7."/>
       <w:lvlJc w:val="left"/>
       <w:pPr>
-        <w:ind w:left="5040" w:hanging="360"/>
+        <w:ind w:left="5040" w:hanging="480"/>
       </w:pPr>
     </w:lvl>
     <w:lvl w:ilvl="7">
@@ -9082,7 +9168,7 @@
       <w:lvlText w:val="%8."/>
       <w:lvlJc w:val="left"/>
       <w:pPr>
-        <w:ind w:left="5760" w:hanging="360"/>
+        <w:ind w:left="5760" w:hanging="480"/>
       </w:pPr>
     </w:lvl>
     <w:lvl w:ilvl="8">
@@ -9091,12 +9177,12 @@
       <w:lvlText w:val="%9."/>
       <w:lvlJc w:val="left"/>
       <w:pPr>
-        <w:ind w:left="6480" w:hanging="360"/>
+        <w:ind w:left="6480" w:hanging="480"/>
       </w:pPr>
     </w:lvl>
   </w:abstractNum>
   <w:abstractNum w:abstractNumId="99419">
-    <w:nsid w:val="00A99419"/>
+    <w:nsid w:val="A99419"/>
     <w:multiLevelType w:val="multilevel"/>
     <w:lvl w:ilvl="0">
       <w:start w:val="9"/>
@@ -9104,7 +9190,7 @@
       <w:lvlText w:val="%1."/>
       <w:lvlJc w:val="left"/>
       <w:pPr>
-        <w:ind w:left="720" w:hanging="360"/>
+        <w:ind w:left="720" w:hanging="480"/>
       </w:pPr>
     </w:lvl>
     <w:lvl w:ilvl="1">
@@ -9113,7 +9199,7 @@
       <w:lvlText w:val="%2."/>
       <w:lvlJc w:val="left"/>
       <w:pPr>
-        <w:ind w:left="1440" w:hanging="360"/>
+        <w:ind w:left="1440" w:hanging="480"/>
       </w:pPr>
     </w:lvl>
     <w:lvl w:ilvl="2">
@@ -9122,7 +9208,7 @@
       <w:lvlText w:val="%3."/>
       <w:lvlJc w:val="left"/>
       <w:pPr>
-        <w:ind w:left="2160" w:hanging="360"/>
+        <w:ind w:left="2160" w:hanging="480"/>
       </w:pPr>
     </w:lvl>
     <w:lvl w:ilvl="3">
@@ -9131,7 +9217,7 @@
       <w:lvlText w:val="%4."/>
       <w:lvlJc w:val="left"/>
       <w:pPr>
-        <w:ind w:left="2880" w:hanging="360"/>
+        <w:ind w:left="2880" w:hanging="480"/>
       </w:pPr>
     </w:lvl>
     <w:lvl w:ilvl="4">
@@ -9140,7 +9226,7 @@
       <w:lvlText w:val="%5."/>
       <w:lvlJc w:val="left"/>
       <w:pPr>
-        <w:ind w:left="3600" w:hanging="360"/>
+        <w:ind w:left="3600" w:hanging="480"/>
       </w:pPr>
     </w:lvl>
     <w:lvl w:ilvl="5">
@@ -9149,7 +9235,7 @@
       <w:lvlText w:val="%6."/>
       <w:lvlJc w:val="left"/>
       <w:pPr>
-        <w:ind w:left="4320" w:hanging="360"/>
+        <w:ind w:left="4320" w:hanging="480"/>
       </w:pPr>
     </w:lvl>
     <w:lvl w:ilvl="6">
@@ -9158,7 +9244,7 @@
       <w:lvlText w:val="%7."/>
       <w:lvlJc w:val="left"/>
       <w:pPr>
-        <w:ind w:left="5040" w:hanging="360"/>
+        <w:ind w:left="5040" w:hanging="480"/>
       </w:pPr>
     </w:lvl>
     <w:lvl w:ilvl="7">
@@ -9167,7 +9253,7 @@
       <w:lvlText w:val="%8."/>
       <w:lvlJc w:val="left"/>
       <w:pPr>
-        <w:ind w:left="5760" w:hanging="360"/>
+        <w:ind w:left="5760" w:hanging="480"/>
       </w:pPr>
     </w:lvl>
     <w:lvl w:ilvl="8">
@@ -9176,7 +9262,7 @@
       <w:lvlText w:val="%9."/>
       <w:lvlJc w:val="left"/>
       <w:pPr>
-        <w:ind w:left="6480" w:hanging="360"/>
+        <w:ind w:left="6480" w:hanging="480"/>
       </w:pPr>
     </w:lvl>
   </w:abstractNum>
@@ -9449,10 +9535,10 @@
   <w:docDefaults>
     <w:rPrDefault>
       <w:rPr>
-        <w:rFonts w:asciiTheme="minorHAnsi" w:cstheme="minorBidi" w:eastAsiaTheme="minorEastAsia" w:hAnsiTheme="minorHAnsi"/>
+        <w:rFonts w:asciiTheme="minorHAnsi" w:cstheme="minorBidi" w:eastAsiaTheme="minorHAnsi" w:hAnsiTheme="minorHAnsi"/>
         <w:sz w:val="24"/>
         <w:szCs w:val="24"/>
-        <w:lang w:bidi="ar-SA" w:eastAsia="zh-CN" w:val="en-US"/>
+        <w:lang w:bidi="ar-SA" w:eastAsia="en-US" w:val="en-US"/>
       </w:rPr>
     </w:rPrDefault>
     <w:pPrDefault>
@@ -9470,10 +9556,10 @@
     <w:name w:val="Body Text"/>
     <w:basedOn w:val="Normal"/>
     <w:link w:val="BodyTextChar"/>
-    <w:qFormat/>
     <w:pPr>
       <w:spacing w:after="180" w:before="180"/>
     </w:pPr>
+    <w:qFormat/>
   </w:style>
   <w:style w:customStyle="1" w:styleId="FirstParagraph" w:type="paragraph">
     <w:name w:val="First Paragraph"/>
@@ -9493,94 +9579,57 @@
     <w:name w:val="Title"/>
     <w:basedOn w:val="Normal"/>
     <w:next w:val="BodyText"/>
-    <w:link w:val="TitleChar"/>
-    <w:uiPriority w:val="10"/>
     <w:qFormat/>
-    <w:rsid w:val="00A10FD9"/>
     <w:pPr>
-      <w:spacing w:after="80" w:line="240" w:lineRule="auto"/>
-      <w:contextualSpacing/>
+      <w:keepNext/>
+      <w:keepLines/>
+      <w:spacing w:after="240" w:before="480"/>
       <w:jc w:val="center"/>
     </w:pPr>
     <w:rPr>
       <w:rFonts w:asciiTheme="majorHAnsi" w:cstheme="majorBidi" w:eastAsiaTheme="majorEastAsia" w:hAnsiTheme="majorHAnsi"/>
-      <w:sz w:val="56"/>
-      <w:szCs w:val="56"/>
-    </w:rPr>
-  </w:style>
-  <w:style w:customStyle="1" w:styleId="TitleChar" w:type="character">
-    <w:name w:val="Title Char"/>
-    <w:basedOn w:val="DefaultParagraphFont"/>
-    <w:link w:val="Title"/>
-    <w:uiPriority w:val="10"/>
-    <w:rsid w:val="00A10FD9"/>
-    <w:rPr>
-      <w:rFonts w:asciiTheme="majorHAnsi" w:cstheme="majorBidi" w:eastAsiaTheme="majorEastAsia" w:hAnsiTheme="majorHAnsi"/>
-      <w:sz w:val="56"/>
-      <w:szCs w:val="56"/>
+      <w:b/>
+      <w:bCs/>
+      <w:color w:themeColor="accent1" w:themeShade="B5" w:val="345A8A"/>
+      <w:sz w:val="36"/>
+      <w:szCs w:val="36"/>
     </w:rPr>
   </w:style>
   <w:style w:styleId="Subtitle" w:type="paragraph">
     <w:name w:val="Subtitle"/>
     <w:basedOn w:val="Title"/>
     <w:next w:val="BodyText"/>
-    <w:link w:val="SubtitleChar"/>
-    <w:uiPriority w:val="11"/>
     <w:qFormat/>
-    <w:rsid w:val="00A10FD9"/>
     <w:pPr>
-      <w:numPr>
-        <w:ilvl w:val="1"/>
-      </w:numPr>
+      <w:keepNext/>
+      <w:keepLines/>
+      <w:spacing w:after="240" w:before="240"/>
+      <w:jc w:val="center"/>
     </w:pPr>
     <w:rPr>
-      <w:rFonts w:cstheme="majorBidi" w:eastAsiaTheme="majorEastAsia"/>
-      <w:spacing w:val="15"/>
-      <w:sz w:val="28"/>
-      <w:szCs w:val="28"/>
-    </w:rPr>
-  </w:style>
-  <w:style w:customStyle="1" w:styleId="SubtitleChar" w:type="character">
-    <w:name w:val="Subtitle Char"/>
-    <w:basedOn w:val="DefaultParagraphFont"/>
-    <w:link w:val="Subtitle"/>
-    <w:uiPriority w:val="11"/>
-    <w:rsid w:val="00A10FD9"/>
-    <w:rPr>
-      <w:rFonts w:cstheme="majorBidi" w:eastAsiaTheme="majorEastAsia"/>
-      <w:color w:themeColor="text1" w:themeTint="A6" w:val="595959"/>
-      <w:spacing w:val="15"/>
-      <w:sz w:val="28"/>
-      <w:szCs w:val="28"/>
+      <w:sz w:val="30"/>
+      <w:szCs w:val="30"/>
     </w:rPr>
   </w:style>
   <w:style w:customStyle="1" w:styleId="Author" w:type="paragraph">
     <w:name w:val="Author"/>
-    <w:basedOn w:val="Title"/>
     <w:next w:val="BodyText"/>
     <w:qFormat/>
     <w:pPr>
       <w:keepNext/>
       <w:keepLines/>
+      <w:jc w:val="center"/>
     </w:pPr>
-    <w:rPr>
-      <w:sz w:val="24"/>
-      <w:szCs w:val="24"/>
-    </w:rPr>
   </w:style>
   <w:style w:styleId="Date" w:type="paragraph">
     <w:name w:val="Date"/>
-    <w:basedOn w:val="Title"/>
     <w:next w:val="BodyText"/>
     <w:qFormat/>
     <w:pPr>
       <w:keepNext/>
       <w:keepLines/>
+      <w:jc w:val="center"/>
     </w:pPr>
-    <w:rPr>
-      <w:sz w:val="24"/>
-      <w:szCs w:val="24"/>
-    </w:rPr>
   </w:style>
   <w:style w:customStyle="1" w:styleId="AbstractTitle" w:type="paragraph">
     <w:name w:val="Abstract Title"/>
@@ -9590,13 +9639,15 @@
     <w:pPr>
       <w:keepNext/>
       <w:keepLines/>
+      <w:jc w:val="center"/>
       <w:spacing w:after="0" w:before="300"/>
-      <w:jc w:val="center"/>
     </w:pPr>
     <w:rPr>
-      <w:b/>
       <w:sz w:val="20"/>
       <w:szCs w:val="20"/>
+      <w:b/>
+      <w:color w:val="345A8A"/>
+      &gt;
     </w:rPr>
   </w:style>
   <w:style w:customStyle="1" w:styleId="Abstract" w:type="paragraph">
@@ -9623,321 +9674,191 @@
     <w:rPr/>
   </w:style>
   <w:style w:styleId="Heading1" w:type="paragraph">
-    <w:name w:val="heading 1"/>
+    <w:name w:val="Heading 1"/>
     <w:basedOn w:val="Normal"/>
     <w:next w:val="BodyText"/>
-    <w:link w:val="Heading1Char"/>
     <w:uiPriority w:val="9"/>
     <w:qFormat/>
-    <w:rsid w:val="00A10FD9"/>
     <w:pPr>
       <w:keepNext/>
       <w:keepLines/>
-      <w:spacing w:after="80" w:before="360"/>
+      <w:spacing w:after="0" w:before="480"/>
       <w:outlineLvl w:val="0"/>
     </w:pPr>
     <w:rPr>
       <w:rFonts w:asciiTheme="majorHAnsi" w:cstheme="majorBidi" w:eastAsiaTheme="majorEastAsia" w:hAnsiTheme="majorHAnsi"/>
-      <w:color w:themeColor="accent1" w:themeShade="BF" w:val="0F4761"/>
-      <w:sz w:val="40"/>
-      <w:szCs w:val="40"/>
+      <w:b/>
+      <w:bCs/>
+      <w:color w:themeColor="accent1" w:val="4F81BD"/>
+      <w:sz w:val="32"/>
+      <w:szCs w:val="32"/>
     </w:rPr>
   </w:style>
   <w:style w:styleId="Heading2" w:type="paragraph">
-    <w:name w:val="heading 2"/>
+    <w:name w:val="Heading 2"/>
     <w:basedOn w:val="Normal"/>
     <w:next w:val="BodyText"/>
-    <w:link w:val="Heading2Char"/>
     <w:uiPriority w:val="9"/>
-    <w:semiHidden/>
     <w:unhideWhenUsed/>
     <w:qFormat/>
-    <w:rsid w:val="00A10FD9"/>
     <w:pPr>
       <w:keepNext/>
       <w:keepLines/>
-      <w:spacing w:after="80" w:before="160"/>
+      <w:spacing w:after="0" w:before="200"/>
       <w:outlineLvl w:val="1"/>
     </w:pPr>
     <w:rPr>
       <w:rFonts w:asciiTheme="majorHAnsi" w:cstheme="majorBidi" w:eastAsiaTheme="majorEastAsia" w:hAnsiTheme="majorHAnsi"/>
-      <w:color w:themeColor="accent1" w:themeShade="BF" w:val="0F4761"/>
-      <w:sz w:val="32"/>
-      <w:szCs w:val="32"/>
-    </w:rPr>
-  </w:style>
-  <w:style w:styleId="Heading3" w:type="paragraph">
-    <w:name w:val="heading 3"/>
-    <w:basedOn w:val="Normal"/>
-    <w:next w:val="BodyText"/>
-    <w:link w:val="Heading3Char"/>
-    <w:uiPriority w:val="9"/>
-    <w:semiHidden/>
-    <w:unhideWhenUsed/>
-    <w:qFormat/>
-    <w:rsid w:val="00A10FD9"/>
-    <w:pPr>
-      <w:keepNext/>
-      <w:keepLines/>
-      <w:spacing w:after="80" w:before="160"/>
-      <w:outlineLvl w:val="2"/>
-    </w:pPr>
-    <w:rPr>
-      <w:rFonts w:cstheme="majorBidi" w:eastAsiaTheme="majorEastAsia"/>
-      <w:color w:themeColor="accent1" w:themeShade="BF" w:val="0F4761"/>
+      <w:b/>
+      <w:bCs/>
+      <w:color w:themeColor="accent1" w:val="4F81BD"/>
       <w:sz w:val="28"/>
       <w:szCs w:val="28"/>
     </w:rPr>
   </w:style>
-  <w:style w:styleId="Heading4" w:type="paragraph">
-    <w:name w:val="heading 4"/>
+  <w:style w:styleId="Heading3" w:type="paragraph">
+    <w:name w:val="Heading 3"/>
     <w:basedOn w:val="Normal"/>
     <w:next w:val="BodyText"/>
-    <w:link w:val="Heading4Char"/>
     <w:uiPriority w:val="9"/>
-    <w:semiHidden/>
     <w:unhideWhenUsed/>
     <w:qFormat/>
-    <w:rsid w:val="00A10FD9"/>
     <w:pPr>
       <w:keepNext/>
       <w:keepLines/>
-      <w:spacing w:after="40" w:before="80"/>
+      <w:spacing w:after="0" w:before="200"/>
+      <w:outlineLvl w:val="2"/>
+    </w:pPr>
+    <w:rPr>
+      <w:rFonts w:asciiTheme="majorHAnsi" w:cstheme="majorBidi" w:eastAsiaTheme="majorEastAsia" w:hAnsiTheme="majorHAnsi"/>
+      <w:b/>
+      <w:bCs/>
+      <w:color w:themeColor="accent1" w:val="4F81BD"/>
+      <w:sz w:val="24"/>
+      <w:szCs w:val="24"/>
+    </w:rPr>
+  </w:style>
+  <w:style w:styleId="Heading4" w:type="paragraph">
+    <w:name w:val="Heading 4"/>
+    <w:basedOn w:val="Normal"/>
+    <w:next w:val="BodyText"/>
+    <w:uiPriority w:val="9"/>
+    <w:unhideWhenUsed/>
+    <w:qFormat/>
+    <w:pPr>
+      <w:keepNext/>
+      <w:keepLines/>
+      <w:spacing w:after="0" w:before="200"/>
       <w:outlineLvl w:val="3"/>
     </w:pPr>
     <w:rPr>
-      <w:rFonts w:cstheme="majorBidi" w:eastAsiaTheme="majorEastAsia"/>
+      <w:rFonts w:asciiTheme="majorHAnsi" w:cstheme="majorBidi" w:eastAsiaTheme="majorEastAsia" w:hAnsiTheme="majorHAnsi"/>
       <w:i/>
-      <w:iCs/>
-      <w:color w:themeColor="accent1" w:themeShade="BF" w:val="0F4761"/>
+      <w:bCs/>
+      <w:color w:themeColor="accent1" w:val="4F81BD"/>
+      <w:sz w:val="24"/>
+      <w:szCs w:val="24"/>
     </w:rPr>
   </w:style>
   <w:style w:styleId="Heading5" w:type="paragraph">
-    <w:name w:val="heading 5"/>
+    <w:name w:val="Heading 5"/>
     <w:basedOn w:val="Normal"/>
     <w:next w:val="BodyText"/>
-    <w:link w:val="Heading5Char"/>
     <w:uiPriority w:val="9"/>
-    <w:semiHidden/>
     <w:unhideWhenUsed/>
     <w:qFormat/>
-    <w:rsid w:val="00A10FD9"/>
     <w:pPr>
       <w:keepNext/>
       <w:keepLines/>
-      <w:spacing w:after="40" w:before="80"/>
+      <w:spacing w:after="0" w:before="200"/>
       <w:outlineLvl w:val="4"/>
     </w:pPr>
     <w:rPr>
-      <w:rFonts w:cstheme="majorBidi" w:eastAsiaTheme="majorEastAsia"/>
-      <w:color w:themeColor="accent1" w:themeShade="BF" w:val="0F4761"/>
+      <w:rFonts w:asciiTheme="majorHAnsi" w:cstheme="majorBidi" w:eastAsiaTheme="majorEastAsia" w:hAnsiTheme="majorHAnsi"/>
+      <w:iCs/>
+      <w:color w:themeColor="accent1" w:val="4F81BD"/>
+      <w:sz w:val="24"/>
+      <w:szCs w:val="24"/>
     </w:rPr>
   </w:style>
   <w:style w:styleId="Heading6" w:type="paragraph">
-    <w:name w:val="heading 6"/>
+    <w:name w:val="Heading 6"/>
     <w:basedOn w:val="Normal"/>
     <w:next w:val="BodyText"/>
-    <w:link w:val="Heading6Char"/>
     <w:uiPriority w:val="9"/>
-    <w:semiHidden/>
     <w:unhideWhenUsed/>
     <w:qFormat/>
-    <w:rsid w:val="00A10FD9"/>
     <w:pPr>
       <w:keepNext/>
       <w:keepLines/>
-      <w:spacing w:after="0" w:before="40"/>
+      <w:spacing w:after="0" w:before="200"/>
       <w:outlineLvl w:val="5"/>
     </w:pPr>
     <w:rPr>
-      <w:rFonts w:cstheme="majorBidi" w:eastAsiaTheme="majorEastAsia"/>
-      <w:i/>
-      <w:iCs/>
-      <w:color w:themeColor="text1" w:themeTint="A6" w:val="595959"/>
+      <w:rFonts w:asciiTheme="majorHAnsi" w:cstheme="majorBidi" w:eastAsiaTheme="majorEastAsia" w:hAnsiTheme="majorHAnsi"/>
+      <w:color w:themeColor="accent1" w:val="4F81BD"/>
+      <w:sz w:val="24"/>
+      <w:szCs w:val="24"/>
     </w:rPr>
   </w:style>
   <w:style w:styleId="Heading7" w:type="paragraph">
-    <w:name w:val="heading 7"/>
+    <w:name w:val="Heading 7"/>
     <w:basedOn w:val="Normal"/>
     <w:next w:val="BodyText"/>
-    <w:link w:val="Heading7Char"/>
     <w:uiPriority w:val="9"/>
-    <w:semiHidden/>
     <w:unhideWhenUsed/>
     <w:qFormat/>
-    <w:rsid w:val="00A10FD9"/>
     <w:pPr>
       <w:keepNext/>
       <w:keepLines/>
-      <w:spacing w:after="0" w:before="40"/>
+      <w:spacing w:after="0" w:before="200"/>
       <w:outlineLvl w:val="6"/>
     </w:pPr>
     <w:rPr>
-      <w:rFonts w:cstheme="majorBidi" w:eastAsiaTheme="majorEastAsia"/>
-      <w:color w:themeColor="text1" w:themeTint="A6" w:val="595959"/>
+      <w:rFonts w:asciiTheme="majorHAnsi" w:cstheme="majorBidi" w:eastAsiaTheme="majorEastAsia" w:hAnsiTheme="majorHAnsi"/>
+      <w:color w:themeColor="accent1" w:val="4F81BD"/>
+      <w:sz w:val="24"/>
+      <w:szCs w:val="24"/>
     </w:rPr>
   </w:style>
   <w:style w:styleId="Heading8" w:type="paragraph">
-    <w:name w:val="heading 8"/>
+    <w:name w:val="Heading 8"/>
     <w:basedOn w:val="Normal"/>
     <w:next w:val="BodyText"/>
-    <w:link w:val="Heading8Char"/>
     <w:uiPriority w:val="9"/>
-    <w:semiHidden/>
     <w:unhideWhenUsed/>
     <w:qFormat/>
-    <w:rsid w:val="00A10FD9"/>
     <w:pPr>
       <w:keepNext/>
       <w:keepLines/>
-      <w:spacing w:after="0"/>
+      <w:spacing w:after="0" w:before="200"/>
       <w:outlineLvl w:val="7"/>
     </w:pPr>
     <w:rPr>
-      <w:rFonts w:cstheme="majorBidi" w:eastAsiaTheme="majorEastAsia"/>
-      <w:i/>
-      <w:iCs/>
-      <w:color w:themeColor="text1" w:themeTint="D8" w:val="272727"/>
+      <w:rFonts w:asciiTheme="majorHAnsi" w:cstheme="majorBidi" w:eastAsiaTheme="majorEastAsia" w:hAnsiTheme="majorHAnsi"/>
+      <w:color w:themeColor="accent1" w:val="4F81BD"/>
+      <w:sz w:val="24"/>
+      <w:szCs w:val="24"/>
     </w:rPr>
   </w:style>
   <w:style w:styleId="Heading9" w:type="paragraph">
-    <w:name w:val="heading 9"/>
+    <w:name w:val="Heading 9"/>
     <w:basedOn w:val="Normal"/>
     <w:next w:val="BodyText"/>
-    <w:link w:val="Heading9Char"/>
     <w:uiPriority w:val="9"/>
-    <w:semiHidden/>
     <w:unhideWhenUsed/>
     <w:qFormat/>
-    <w:rsid w:val="00A10FD9"/>
     <w:pPr>
       <w:keepNext/>
       <w:keepLines/>
-      <w:spacing w:after="0"/>
+      <w:spacing w:after="0" w:before="200"/>
       <w:outlineLvl w:val="8"/>
     </w:pPr>
     <w:rPr>
-      <w:rFonts w:cstheme="majorBidi" w:eastAsiaTheme="majorEastAsia"/>
-      <w:color w:themeColor="text1" w:themeTint="D8" w:val="272727"/>
-    </w:rPr>
-  </w:style>
-  <w:style w:customStyle="1" w:styleId="Heading1Char" w:type="character">
-    <w:name w:val="Heading 1 Char"/>
-    <w:basedOn w:val="DefaultParagraphFont"/>
-    <w:link w:val="Heading1"/>
-    <w:uiPriority w:val="9"/>
-    <w:rsid w:val="00A10FD9"/>
-    <w:rPr>
       <w:rFonts w:asciiTheme="majorHAnsi" w:cstheme="majorBidi" w:eastAsiaTheme="majorEastAsia" w:hAnsiTheme="majorHAnsi"/>
-      <w:color w:themeColor="accent1" w:themeShade="BF" w:val="0F4761"/>
-      <w:sz w:val="40"/>
-      <w:szCs w:val="40"/>
-    </w:rPr>
-  </w:style>
-  <w:style w:customStyle="1" w:styleId="Heading2Char" w:type="character">
-    <w:name w:val="Heading 2 Char"/>
-    <w:basedOn w:val="DefaultParagraphFont"/>
-    <w:link w:val="Heading2"/>
-    <w:uiPriority w:val="9"/>
-    <w:semiHidden/>
-    <w:rsid w:val="00A10FD9"/>
-    <w:rPr>
-      <w:rFonts w:asciiTheme="majorHAnsi" w:cstheme="majorBidi" w:eastAsiaTheme="majorEastAsia" w:hAnsiTheme="majorHAnsi"/>
-      <w:color w:themeColor="accent1" w:themeShade="BF" w:val="0F4761"/>
-      <w:sz w:val="32"/>
-      <w:szCs w:val="32"/>
-    </w:rPr>
-  </w:style>
-  <w:style w:customStyle="1" w:styleId="Heading3Char" w:type="character">
-    <w:name w:val="Heading 3 Char"/>
-    <w:basedOn w:val="DefaultParagraphFont"/>
-    <w:link w:val="Heading3"/>
-    <w:uiPriority w:val="9"/>
-    <w:semiHidden/>
-    <w:rsid w:val="00A10FD9"/>
-    <w:rPr>
-      <w:rFonts w:cstheme="majorBidi" w:eastAsiaTheme="majorEastAsia"/>
-      <w:color w:themeColor="accent1" w:themeShade="BF" w:val="0F4761"/>
-      <w:sz w:val="28"/>
-      <w:szCs w:val="28"/>
-    </w:rPr>
-  </w:style>
-  <w:style w:customStyle="1" w:styleId="Heading4Char" w:type="character">
-    <w:name w:val="Heading 4 Char"/>
-    <w:basedOn w:val="DefaultParagraphFont"/>
-    <w:link w:val="Heading4"/>
-    <w:uiPriority w:val="9"/>
-    <w:semiHidden/>
-    <w:rsid w:val="00A10FD9"/>
-    <w:rPr>
-      <w:rFonts w:cstheme="majorBidi" w:eastAsiaTheme="majorEastAsia"/>
-      <w:i/>
-      <w:iCs/>
-      <w:color w:themeColor="accent1" w:themeShade="BF" w:val="0F4761"/>
-    </w:rPr>
-  </w:style>
-  <w:style w:customStyle="1" w:styleId="Heading5Char" w:type="character">
-    <w:name w:val="Heading 5 Char"/>
-    <w:basedOn w:val="DefaultParagraphFont"/>
-    <w:link w:val="Heading5"/>
-    <w:uiPriority w:val="9"/>
-    <w:semiHidden/>
-    <w:rsid w:val="00A10FD9"/>
-    <w:rPr>
-      <w:rFonts w:cstheme="majorBidi" w:eastAsiaTheme="majorEastAsia"/>
-      <w:color w:themeColor="accent1" w:themeShade="BF" w:val="0F4761"/>
-    </w:rPr>
-  </w:style>
-  <w:style w:customStyle="1" w:styleId="Heading6Char" w:type="character">
-    <w:name w:val="Heading 6 Char"/>
-    <w:basedOn w:val="DefaultParagraphFont"/>
-    <w:link w:val="Heading6"/>
-    <w:uiPriority w:val="9"/>
-    <w:semiHidden/>
-    <w:rsid w:val="00A10FD9"/>
-    <w:rPr>
-      <w:rFonts w:cstheme="majorBidi" w:eastAsiaTheme="majorEastAsia"/>
-      <w:i/>
-      <w:iCs/>
-      <w:color w:themeColor="text1" w:themeTint="A6" w:val="595959"/>
-    </w:rPr>
-  </w:style>
-  <w:style w:customStyle="1" w:styleId="Heading7Char" w:type="character">
-    <w:name w:val="Heading 7 Char"/>
-    <w:basedOn w:val="DefaultParagraphFont"/>
-    <w:link w:val="Heading7"/>
-    <w:uiPriority w:val="9"/>
-    <w:semiHidden/>
-    <w:rsid w:val="00A10FD9"/>
-    <w:rPr>
-      <w:rFonts w:cstheme="majorBidi" w:eastAsiaTheme="majorEastAsia"/>
-      <w:color w:themeColor="text1" w:themeTint="A6" w:val="595959"/>
-    </w:rPr>
-  </w:style>
-  <w:style w:customStyle="1" w:styleId="Heading8Char" w:type="character">
-    <w:name w:val="Heading 8 Char"/>
-    <w:basedOn w:val="DefaultParagraphFont"/>
-    <w:link w:val="Heading8"/>
-    <w:uiPriority w:val="9"/>
-    <w:semiHidden/>
-    <w:rsid w:val="00A10FD9"/>
-    <w:rPr>
-      <w:rFonts w:cstheme="majorBidi" w:eastAsiaTheme="majorEastAsia"/>
-      <w:i/>
-      <w:iCs/>
-      <w:color w:themeColor="text1" w:themeTint="D8" w:val="272727"/>
-    </w:rPr>
-  </w:style>
-  <w:style w:customStyle="1" w:styleId="Heading9Char" w:type="character">
-    <w:name w:val="Heading 9 Char"/>
-    <w:basedOn w:val="DefaultParagraphFont"/>
-    <w:link w:val="Heading9"/>
-    <w:uiPriority w:val="9"/>
-    <w:semiHidden/>
-    <w:rsid w:val="00A10FD9"/>
-    <w:rPr>
-      <w:rFonts w:cstheme="majorBidi" w:eastAsiaTheme="majorEastAsia"/>
-      <w:color w:themeColor="text1" w:themeTint="D8" w:val="272727"/>
+      <w:color w:themeColor="accent1" w:val="4F81BD"/>
+      <w:sz w:val="24"/>
+      <w:szCs w:val="24"/>
     </w:rPr>
   </w:style>
   <w:style w:styleId="BlockText" w:type="paragraph">
@@ -9960,18 +9881,6 @@
     <w:unhideWhenUsed/>
     <w:qFormat/>
   </w:style>
-  <w:style w:styleId="FootnoteBlockText" w:type="paragraph">
-    <w:name w:val="Footnote Block Text"/>
-    <w:basedOn w:val="FootnoteText"/>
-    <w:next w:val="FootnoteText"/>
-    <w:uiPriority w:val="9"/>
-    <w:unhideWhenUsed/>
-    <w:qFormat/>
-    <w:pPr>
-      <w:spacing w:after="100" w:before="100"/>
-      <w:ind w:firstLine="0" w:left="480" w:right="480"/>
-    </w:pPr>
-  </w:style>
   <w:style w:default="1" w:styleId="DefaultParagraphFont" w:type="character">
     <w:name w:val="Default Paragraph Font"/>
     <w:semiHidden/>
@@ -9993,11 +9902,18 @@
       </w:tblCellMar>
     </w:tblPr>
     <w:tblStylePr w:type="firstRow">
+      <w:tblPr>
+        <w:jc w:val="left"/>
+        <w:tblInd w:type="dxa" w:w="0"/>
+      </w:tblPr>
+      <w:trPr>
+        <w:jc w:val="left"/>
+      </w:trPr>
       <w:tcPr>
+        <w:vAlign w:val="bottom"/>
         <w:tcBorders>
           <w:bottom w:val="single"/>
         </w:tcBorders>
-        <w:vAlign w:val="bottom"/>
       </w:tcPr>
     </w:tblStylePr>
   </w:style>
@@ -10112,8 +10028,8 @@
     <w:name w:val="KeywordTok"/>
     <w:basedOn w:val="VerbatimChar"/>
     <w:rPr>
+      <w:color w:val="007020"/>
       <w:b/>
-      <w:color w:val="007020"/>
     </w:rPr>
   </w:style>
   <w:style w:type="character" w:customStyle="1" w:styleId="DataTypeTok">
@@ -10190,42 +10106,42 @@
     <w:name w:val="ImportTok"/>
     <w:basedOn w:val="VerbatimChar"/>
     <w:rPr>
+      <w:color w:val="008000"/>
       <w:b/>
-      <w:color w:val="008000"/>
     </w:rPr>
   </w:style>
   <w:style w:type="character" w:customStyle="1" w:styleId="CommentTok">
     <w:name w:val="CommentTok"/>
     <w:basedOn w:val="VerbatimChar"/>
     <w:rPr>
+      <w:color w:val="60a0b0"/>
       <w:i/>
-      <w:color w:val="60a0b0"/>
     </w:rPr>
   </w:style>
   <w:style w:type="character" w:customStyle="1" w:styleId="DocumentationTok">
     <w:name w:val="DocumentationTok"/>
     <w:basedOn w:val="VerbatimChar"/>
     <w:rPr>
+      <w:color w:val="ba2121"/>
       <w:i/>
-      <w:color w:val="ba2121"/>
     </w:rPr>
   </w:style>
   <w:style w:type="character" w:customStyle="1" w:styleId="AnnotationTok">
     <w:name w:val="AnnotationTok"/>
     <w:basedOn w:val="VerbatimChar"/>
     <w:rPr>
+      <w:color w:val="60a0b0"/>
       <w:b/>
       <w:i/>
-      <w:color w:val="60a0b0"/>
     </w:rPr>
   </w:style>
   <w:style w:type="character" w:customStyle="1" w:styleId="CommentVarTok">
     <w:name w:val="CommentVarTok"/>
     <w:basedOn w:val="VerbatimChar"/>
     <w:rPr>
+      <w:color w:val="60a0b0"/>
       <w:b/>
       <w:i/>
-      <w:color w:val="60a0b0"/>
     </w:rPr>
   </w:style>
   <w:style w:type="character" w:customStyle="1" w:styleId="OtherTok">
@@ -10253,8 +10169,8 @@
     <w:name w:val="ControlFlowTok"/>
     <w:basedOn w:val="VerbatimChar"/>
     <w:rPr>
+      <w:color w:val="007020"/>
       <w:b/>
-      <w:color w:val="007020"/>
     </w:rPr>
   </w:style>
   <w:style w:type="character" w:customStyle="1" w:styleId="OperatorTok">
@@ -10299,34 +10215,34 @@
     <w:name w:val="InformationTok"/>
     <w:basedOn w:val="VerbatimChar"/>
     <w:rPr>
+      <w:color w:val="60a0b0"/>
       <w:b/>
       <w:i/>
-      <w:color w:val="60a0b0"/>
     </w:rPr>
   </w:style>
   <w:style w:type="character" w:customStyle="1" w:styleId="WarningTok">
     <w:name w:val="WarningTok"/>
     <w:basedOn w:val="VerbatimChar"/>
     <w:rPr>
+      <w:color w:val="60a0b0"/>
       <w:b/>
       <w:i/>
-      <w:color w:val="60a0b0"/>
     </w:rPr>
   </w:style>
   <w:style w:type="character" w:customStyle="1" w:styleId="AlertTok">
     <w:name w:val="AlertTok"/>
     <w:basedOn w:val="VerbatimChar"/>
     <w:rPr>
+      <w:color w:val="ff0000"/>
       <w:b/>
-      <w:color w:val="ff0000"/>
     </w:rPr>
   </w:style>
   <w:style w:type="character" w:customStyle="1" w:styleId="ErrorTok">
     <w:name w:val="ErrorTok"/>
     <w:basedOn w:val="VerbatimChar"/>
     <w:rPr>
+      <w:color w:val="ff0000"/>
       <w:b/>
-      <w:color w:val="ff0000"/>
     </w:rPr>
   </w:style>
   <w:style w:type="character" w:customStyle="1" w:styleId="NormalTok">
@@ -10348,44 +10264,44 @@
         <a:sysClr val="window" lastClr="FFFFFF"/>
       </a:lt1>
       <a:dk2>
-        <a:srgbClr val="0E2841"/>
+        <a:srgbClr val="1F497D"/>
       </a:dk2>
       <a:lt2>
-        <a:srgbClr val="E8E8E8"/>
+        <a:srgbClr val="EEECE1"/>
       </a:lt2>
       <a:accent1>
-        <a:srgbClr val="156082"/>
+        <a:srgbClr val="4F81BD"/>
       </a:accent1>
       <a:accent2>
-        <a:srgbClr val="E97132"/>
+        <a:srgbClr val="C0504D"/>
       </a:accent2>
       <a:accent3>
-        <a:srgbClr val="196B24"/>
+        <a:srgbClr val="9BBB59"/>
       </a:accent3>
       <a:accent4>
-        <a:srgbClr val="0F9ED5"/>
+        <a:srgbClr val="8064A2"/>
       </a:accent4>
       <a:accent5>
-        <a:srgbClr val="A02B93"/>
+        <a:srgbClr val="4BACC6"/>
       </a:accent5>
       <a:accent6>
-        <a:srgbClr val="4EA72E"/>
+        <a:srgbClr val="F79646"/>
       </a:accent6>
       <a:hlink>
-        <a:srgbClr val="467886"/>
+        <a:srgbClr val="0000FF"/>
       </a:hlink>
       <a:folHlink>
-        <a:srgbClr val="96607D"/>
+        <a:srgbClr val="800080"/>
       </a:folHlink>
     </a:clrScheme>
     <a:fontScheme name="Office">
       <a:majorFont>
-        <a:latin typeface="Aptos Display" panose="02110004020202020204"/>
+        <a:latin typeface="Calibri"/>
         <a:ea typeface=""/>
         <a:cs typeface=""/>
-        <a:font script="Jpan" typeface="游ゴシック Light"/>
+        <a:font script="Jpan" typeface="ＭＳ ゴシック"/>
         <a:font script="Hang" typeface="맑은 고딕"/>
-        <a:font script="Hans" typeface="等线 Light"/>
+        <a:font script="Hans" typeface="宋体"/>
         <a:font script="Hant" typeface="新細明體"/>
         <a:font script="Arab" typeface="Times New Roman"/>
         <a:font script="Hebr" typeface="Times New Roman"/>
@@ -10412,32 +10328,14 @@
         <a:font script="Mong" typeface="Mongolian Baiti"/>
         <a:font script="Viet" typeface="Times New Roman"/>
         <a:font script="Uigh" typeface="Microsoft Uighur"/>
-        <a:font script="Geor" typeface="Sylfaen"/>
-        <a:font script="Armn" typeface="Arial"/>
-        <a:font script="Bugi" typeface="Leelawadee UI"/>
-        <a:font script="Bopo" typeface="Microsoft JhengHei"/>
-        <a:font script="Java" typeface="Javanese Text"/>
-        <a:font script="Lisu" typeface="Segoe UI"/>
-        <a:font script="Mymr" typeface="Myanmar Text"/>
-        <a:font script="Nkoo" typeface="Ebrima"/>
-        <a:font script="Olck" typeface="Nirmala UI"/>
-        <a:font script="Osma" typeface="Ebrima"/>
-        <a:font script="Phag" typeface="Phagspa"/>
-        <a:font script="Syrn" typeface="Estrangelo Edessa"/>
-        <a:font script="Syrj" typeface="Estrangelo Edessa"/>
-        <a:font script="Syre" typeface="Estrangelo Edessa"/>
-        <a:font script="Sora" typeface="Nirmala UI"/>
-        <a:font script="Tale" typeface="Microsoft Tai Le"/>
-        <a:font script="Talu" typeface="Microsoft New Tai Lue"/>
-        <a:font script="Tfng" typeface="Ebrima"/>
       </a:majorFont>
       <a:minorFont>
-        <a:latin typeface="Aptos" panose="02110004020202020204"/>
+        <a:latin typeface="Cambria"/>
         <a:ea typeface=""/>
         <a:cs typeface=""/>
-        <a:font script="Jpan" typeface="游明朝"/>
+        <a:font script="Jpan" typeface="ＭＳ 明朝"/>
         <a:font script="Hang" typeface="맑은 고딕"/>
-        <a:font script="Hans" typeface="等线"/>
+        <a:font script="Hans" typeface="宋体"/>
         <a:font script="Hant" typeface="新細明體"/>
         <a:font script="Arab" typeface="Arial"/>
         <a:font script="Hebr" typeface="Arial"/>
@@ -10464,24 +10362,6 @@
         <a:font script="Mong" typeface="Mongolian Baiti"/>
         <a:font script="Viet" typeface="Arial"/>
         <a:font script="Uigh" typeface="Microsoft Uighur"/>
-        <a:font script="Geor" typeface="Sylfaen"/>
-        <a:font script="Armn" typeface="Arial"/>
-        <a:font script="Bugi" typeface="Leelawadee UI"/>
-        <a:font script="Bopo" typeface="Microsoft JhengHei"/>
-        <a:font script="Java" typeface="Javanese Text"/>
-        <a:font script="Lisu" typeface="Segoe UI"/>
-        <a:font script="Mymr" typeface="Myanmar Text"/>
-        <a:font script="Nkoo" typeface="Ebrima"/>
-        <a:font script="Olck" typeface="Nirmala UI"/>
-        <a:font script="Osma" typeface="Ebrima"/>
-        <a:font script="Phag" typeface="Phagspa"/>
-        <a:font script="Syrn" typeface="Estrangelo Edessa"/>
-        <a:font script="Syrj" typeface="Estrangelo Edessa"/>
-        <a:font script="Syre" typeface="Estrangelo Edessa"/>
-        <a:font script="Sora" typeface="Nirmala UI"/>
-        <a:font script="Tale" typeface="Microsoft Tai Le"/>
-        <a:font script="Talu" typeface="Microsoft New Tai Lue"/>
-        <a:font script="Tfng" typeface="Ebrima"/>
       </a:minorFont>
     </a:fontScheme>
     <a:fmtScheme name="Office">
@@ -10493,141 +10373,200 @@
           <a:gsLst>
             <a:gs pos="0">
               <a:schemeClr val="phClr">
-                <a:lumMod val="110000"/>
-                <a:satMod val="105000"/>
-                <a:tint val="67000"/>
+                <a:tint val="50000"/>
+                <a:satMod val="300000"/>
               </a:schemeClr>
             </a:gs>
-            <a:gs pos="50000">
+            <a:gs pos="35000">
               <a:schemeClr val="phClr">
-                <a:lumMod val="105000"/>
-                <a:satMod val="103000"/>
-                <a:tint val="73000"/>
+                <a:tint val="37000"/>
+                <a:satMod val="300000"/>
               </a:schemeClr>
             </a:gs>
             <a:gs pos="100000">
               <a:schemeClr val="phClr">
-                <a:lumMod val="105000"/>
-                <a:satMod val="109000"/>
-                <a:tint val="81000"/>
+                <a:tint val="15000"/>
+                <a:satMod val="350000"/>
               </a:schemeClr>
             </a:gs>
           </a:gsLst>
-          <a:lin ang="5400000" scaled="0"/>
+          <a:lin ang="16200000" scaled="1"/>
         </a:gradFill>
         <a:gradFill rotWithShape="1">
           <a:gsLst>
             <a:gs pos="0">
               <a:schemeClr val="phClr">
-                <a:satMod val="103000"/>
-                <a:lumMod val="102000"/>
-                <a:tint val="94000"/>
-              </a:schemeClr>
-            </a:gs>
-            <a:gs pos="50000">
-              <a:schemeClr val="phClr">
-                <a:satMod val="110000"/>
-                <a:lumMod val="100000"/>
+                <a:tint val="100000"/>
                 <a:shade val="100000"/>
+                <a:satMod val="130000"/>
               </a:schemeClr>
             </a:gs>
             <a:gs pos="100000">
               <a:schemeClr val="phClr">
-                <a:lumMod val="99000"/>
-                <a:satMod val="120000"/>
-                <a:shade val="78000"/>
+                <a:tint val="50000"/>
+                <a:shade val="100000"/>
+                <a:satMod val="350000"/>
               </a:schemeClr>
             </a:gs>
           </a:gsLst>
-          <a:lin ang="5400000" scaled="0"/>
+          <a:lin ang="16200000" scaled="0"/>
         </a:gradFill>
       </a:fillStyleLst>
       <a:lnStyleLst>
-        <a:ln w="6350" cap="flat" cmpd="sng" algn="ctr">
+        <a:ln w="9525" cap="flat" cmpd="sng" algn="ctr">
+          <a:solidFill>
+            <a:schemeClr val="phClr">
+              <a:shade val="95000"/>
+              <a:satMod val="105000"/>
+            </a:schemeClr>
+          </a:solidFill>
+          <a:prstDash val="solid"/>
+        </a:ln>
+        <a:ln w="25400" cap="flat" cmpd="sng" algn="ctr">
           <a:solidFill>
             <a:schemeClr val="phClr"/>
           </a:solidFill>
           <a:prstDash val="solid"/>
-          <a:miter lim="800000"/>
         </a:ln>
-        <a:ln w="12700" cap="flat" cmpd="sng" algn="ctr">
+        <a:ln w="38100" cap="flat" cmpd="sng" algn="ctr">
           <a:solidFill>
             <a:schemeClr val="phClr"/>
           </a:solidFill>
           <a:prstDash val="solid"/>
-          <a:miter lim="800000"/>
-        </a:ln>
-        <a:ln w="19050" cap="flat" cmpd="sng" algn="ctr">
-          <a:solidFill>
-            <a:schemeClr val="phClr"/>
-          </a:solidFill>
-          <a:prstDash val="solid"/>
-          <a:miter lim="800000"/>
         </a:ln>
       </a:lnStyleLst>
       <a:effectStyleLst>
         <a:effectStyle>
-          <a:effectLst/>
-        </a:effectStyle>
-        <a:effectStyle>
-          <a:effectLst/>
+          <a:effectLst>
+            <a:outerShdw blurRad="40000" dist="20000" dir="5400000" rotWithShape="0">
+              <a:srgbClr val="000000">
+                <a:alpha val="38000"/>
+              </a:srgbClr>
+            </a:outerShdw>
+          </a:effectLst>
         </a:effectStyle>
         <a:effectStyle>
           <a:effectLst>
-            <a:outerShdw blurRad="57150" dist="19050" dir="5400000" algn="ctr" rotWithShape="0">
+            <a:outerShdw blurRad="40000" dist="23000" dir="5400000" rotWithShape="0">
               <a:srgbClr val="000000">
-                <a:alpha val="63000"/>
+                <a:alpha val="35000"/>
               </a:srgbClr>
             </a:outerShdw>
           </a:effectLst>
+        </a:effectStyle>
+        <a:effectStyle>
+          <a:effectLst>
+            <a:outerShdw blurRad="40000" dist="23000" dir="5400000" rotWithShape="0">
+              <a:srgbClr val="000000">
+                <a:alpha val="35000"/>
+              </a:srgbClr>
+            </a:outerShdw>
+          </a:effectLst>
+          <a:scene3d>
+            <a:camera prst="orthographicFront">
+              <a:rot lat="0" lon="0" rev="0"/>
+            </a:camera>
+            <a:lightRig rig="threePt" dir="t">
+              <a:rot lat="0" lon="0" rev="1200000"/>
+            </a:lightRig>
+          </a:scene3d>
+          <a:sp3d>
+            <a:bevelT w="63500" h="25400"/>
+          </a:sp3d>
         </a:effectStyle>
       </a:effectStyleLst>
       <a:bgFillStyleLst>
         <a:solidFill>
           <a:schemeClr val="phClr"/>
         </a:solidFill>
-        <a:solidFill>
-          <a:schemeClr val="phClr">
-            <a:tint val="95000"/>
-            <a:satMod val="170000"/>
-          </a:schemeClr>
-        </a:solidFill>
         <a:gradFill rotWithShape="1">
           <a:gsLst>
             <a:gs pos="0">
               <a:schemeClr val="phClr">
-                <a:tint val="93000"/>
-                <a:satMod val="150000"/>
-                <a:shade val="98000"/>
-                <a:lumMod val="102000"/>
+                <a:tint val="40000"/>
+                <a:satMod val="350000"/>
               </a:schemeClr>
             </a:gs>
-            <a:gs pos="50000">
+            <a:gs pos="40000">
               <a:schemeClr val="phClr">
-                <a:tint val="98000"/>
-                <a:satMod val="130000"/>
-                <a:shade val="90000"/>
-                <a:lumMod val="103000"/>
+                <a:tint val="45000"/>
+                <a:shade val="99000"/>
+                <a:satMod val="350000"/>
               </a:schemeClr>
             </a:gs>
             <a:gs pos="100000">
               <a:schemeClr val="phClr">
-                <a:shade val="63000"/>
-                <a:satMod val="120000"/>
+                <a:shade val="20000"/>
+                <a:satMod val="255000"/>
               </a:schemeClr>
             </a:gs>
           </a:gsLst>
-          <a:lin ang="5400000" scaled="0"/>
+          <a:path path="circle">
+            <a:fillToRect l="50000" t="-80000" r="50000" b="180000"/>
+          </a:path>
+        </a:gradFill>
+        <a:gradFill rotWithShape="1">
+          <a:gsLst>
+            <a:gs pos="0">
+              <a:schemeClr val="phClr">
+                <a:tint val="80000"/>
+                <a:satMod val="300000"/>
+              </a:schemeClr>
+            </a:gs>
+            <a:gs pos="100000">
+              <a:schemeClr val="phClr">
+                <a:shade val="30000"/>
+                <a:satMod val="200000"/>
+              </a:schemeClr>
+            </a:gs>
+          </a:gsLst>
+          <a:path path="circle">
+            <a:fillToRect l="50000" t="50000" r="50000" b="50000"/>
+          </a:path>
         </a:gradFill>
       </a:bgFillStyleLst>
     </a:fmtScheme>
   </a:themeElements>
-  <a:objectDefaults/>
+  <a:objectDefaults>
+    <a:spDef>
+      <a:spPr/>
+      <a:bodyPr/>
+      <a:lstStyle/>
+      <a:style>
+        <a:lnRef idx="1">
+          <a:schemeClr val="accent1"/>
+        </a:lnRef>
+        <a:fillRef idx="3">
+          <a:schemeClr val="accent1"/>
+        </a:fillRef>
+        <a:effectRef idx="2">
+          <a:schemeClr val="accent1"/>
+        </a:effectRef>
+        <a:fontRef idx="minor">
+          <a:schemeClr val="lt1"/>
+        </a:fontRef>
+      </a:style>
+    </a:spDef>
+    <a:lnDef>
+      <a:spPr/>
+      <a:bodyPr/>
+      <a:lstStyle/>
+      <a:style>
+        <a:lnRef idx="2">
+          <a:schemeClr val="accent1"/>
+        </a:lnRef>
+        <a:fillRef idx="0">
+          <a:schemeClr val="accent1"/>
+        </a:fillRef>
+        <a:effectRef idx="1">
+          <a:schemeClr val="accent1"/>
+        </a:effectRef>
+        <a:fontRef idx="minor">
+          <a:schemeClr val="tx1"/>
+        </a:fontRef>
+      </a:style>
+    </a:lnDef>
+  </a:objectDefaults>
   <a:extraClrSchemeLst/>
-  <a:extLst>
-    <a:ext uri="{05A4C25C-085E-4340-85A3-A5531E510DB2}">
-      <thm15:themeFamily xmlns:thm15="http://schemas.microsoft.com/office/thememl/2012/main" name="Office Theme" id="{2E142A2C-CD16-42D6-873A-C26D2A0506FA}" vid="{1BDDFF52-6CD6-40A5-AB3C-68EB2F1E4D0A}"/>
-    </a:ext>
-  </a:extLst>
 </a:theme>
 </file>
--- a/04-regulatory-compliance/GDPR/Espanol/GDPR_Practical_Manager_and_Junior_Analyst_Manual_Espanol_v1.0.docx
+++ b/04-regulatory-compliance/GDPR/Espanol/GDPR_Practical_Manager_and_Junior_Analyst_Manual_Espanol_v1.0.docx
@@ -34,8 +34,8 @@
       </w:pPr>
       <w:r>
         <w:rPr>
+          <w:b/>
           <w:bCs/>
-          <w:b/>
         </w:rPr>
         <w:t xml:space="preserve">Estado de revisión:</w:t>
       </w:r>
@@ -52,8 +52,8 @@
       </w:pPr>
       <w:r>
         <w:rPr>
+          <w:b/>
           <w:bCs/>
-          <w:b/>
         </w:rPr>
         <w:t xml:space="preserve">CYBERSECURITY, PRIVACY &amp; COMPLIANCE SERIES</w:t>
       </w:r>
@@ -64,8 +64,8 @@
       </w:pPr>
       <w:r>
         <w:rPr>
+          <w:b/>
           <w:bCs/>
-          <w:b/>
         </w:rPr>
         <w:t xml:space="preserve">GDPR</w:t>
       </w:r>
@@ -76,8 +76,8 @@
       </w:pPr>
       <w:r>
         <w:rPr>
+          <w:b/>
           <w:bCs/>
-          <w:b/>
         </w:rPr>
         <w:t xml:space="preserve">Un manual práctico para administradores y analistas jóvenes</w:t>
       </w:r>
@@ -88,8 +88,8 @@
       </w:pPr>
       <w:r>
         <w:rPr>
+          <w:i/>
           <w:iCs/>
-          <w:i/>
         </w:rPr>
         <w:t xml:space="preserve">Cómo se desarrolla, opera, demuestra y mejora el trabajo de privacidad</w:t>
       </w:r>
@@ -100,8 +100,8 @@
       </w:pPr>
       <w:r>
         <w:rPr>
+          <w:b/>
           <w:bCs/>
-          <w:b/>
         </w:rPr>
         <w:t xml:space="preserve">Alberto (Al) Leiva</w:t>
       </w:r>
@@ -120,8 +120,8 @@
       </w:pPr>
       <w:r>
         <w:rPr>
+          <w:b/>
           <w:bCs/>
-          <w:b/>
         </w:rPr>
         <w:t xml:space="preserve">Inside:</w:t>
       </w:r>
@@ -140,7 +140,7 @@
         <w:t xml:space="preserve">|. |</w:t>
       </w:r>
     </w:p>
-    <w:bookmarkStart w:id="22" w:name="publication-and-use-notice"/>
+    <w:bookmarkStart w:id="11" w:name="publication-and-use-notice"/>
     <w:p>
       <w:pPr>
         <w:pStyle w:val="Heading1"/>
@@ -173,7 +173,7 @@
         <w:t xml:space="preserve">Propósito: Educación gratuita y práctica para directivos, estudiantes, cambiadores de carrera, analistas juniores, profesionales de la privacidad y profesionales de la ciberseguridad.</w:t>
       </w:r>
     </w:p>
-    <w:bookmarkStart w:id="20" w:name="aviso-educativo-y-legal"/>
+    <w:bookmarkStart w:id="9" w:name="aviso-educativo-y-legal"/>
     <w:p>
       <w:pPr>
         <w:pStyle w:val="Heading2"/>
@@ -190,8 +190,8 @@
         <w:t xml:space="preserve">Este manual proporciona información educativa general. No es un consejo legal y no reemplaza el asesoramiento de un abogado calificado o del oficial de protección de datos de una organización. Las obligaciones de GDPR dependen de hechos, la legislación de los Estados Miembros, la orientación de los reguladores, los contratos y las decisiones judiciales. Siempre verifique las fuentes oficiales actuales antes de actuar en un asunto real.</w:t>
       </w:r>
     </w:p>
-    <w:bookmarkEnd w:id="20"/>
-    <w:bookmarkStart w:id="21" w:name="uso-ético-y-autorizado"/>
+    <w:bookmarkEnd w:id="9"/>
+    <w:bookmarkStart w:id="10" w:name="uso-ético-y-autorizado"/>
     <w:p>
       <w:pPr>
         <w:pStyle w:val="Heading2"/>
@@ -208,9 +208,9 @@
         <w:t xml:space="preserve">Usar herramientas y ejercicios sólo con autorización escrita y sólo con datos ficticios, sintéticos o adecuadamente sanitarios. Los datos personales pueden dañar a las personas cuando se expone o se usa indebidamente. La habilidad técnica no crea permiso.</w:t>
       </w:r>
     </w:p>
-    <w:bookmarkEnd w:id="21"/>
-    <w:bookmarkEnd w:id="22"/>
-    <w:bookmarkStart w:id="23" w:name="prefacio"/>
+    <w:bookmarkEnd w:id="10"/>
+    <w:bookmarkEnd w:id="11"/>
+    <w:bookmarkStart w:id="12" w:name="prefacio"/>
     <w:p>
       <w:pPr>
         <w:pStyle w:val="Heading1"/>
@@ -225,8 +225,8 @@
       </w:pPr>
       <w:r>
         <w:rPr>
+          <w:i/>
           <w:iCs/>
-          <w:i/>
         </w:rPr>
         <w:t xml:space="preserve">Una introducción acogedora al trabajo práctico de privacidad.</w:t>
       </w:r>
@@ -261,8 +261,8 @@
       </w:pPr>
       <w:r>
         <w:rPr>
+          <w:b/>
           <w:bCs/>
-          <w:b/>
         </w:rPr>
         <w:t xml:space="preserve">Lección central:</w:t>
       </w:r>
@@ -287,8 +287,8 @@
       </w:pPr>
       <w:r>
         <w:rPr>
+          <w:i/>
           <w:iCs/>
-          <w:i/>
         </w:rPr>
         <w:t xml:space="preserve">— Alberto (Al) Leiva</w:t>
       </w:r>
@@ -314,7 +314,7 @@
         <w:pStyle w:val="BodyText"/>
       </w:pPr>
       <w:r>
-        <w:t xml:space="preserve">Los analistas juniores deben estudiar los derechos, evidencia, guía de artículos, herramientas, laboratorio ficticio, proyectos de cartera y capítulo de entrevista.</w:t>
+        <w:t xml:space="preserve">Los analistas junior deben estudiar los derechos, la evidencia, la guía de artículos, las herramientas, el laboratorio ficticio, los proyectos de portafolio y el capítulo de entrevistas.</w:t>
       </w:r>
     </w:p>
     <w:p>
@@ -349,8 +349,8 @@
         <w:t xml:space="preserve">Respuesta</w:t>
       </w:r>
     </w:p>
-    <w:bookmarkEnd w:id="23"/>
-    <w:bookmarkStart w:id="24" w:name="tabla-de-contenidos"/>
+    <w:bookmarkEnd w:id="12"/>
+    <w:bookmarkStart w:id="13" w:name="tabla-de-contenidos"/>
     <w:p>
       <w:pPr>
         <w:pStyle w:val="Heading1"/>
@@ -974,7 +974,7 @@
           <w:rPr>
             <w:rStyle w:val="Hyperlink"/>
           </w:rPr>
-          <w:t xml:space="preserve">10. Manual de juegos GDPR [25](#managers-gdpr-playbook)</w:t>
+          <w:t xml:space="preserve">10. Manual del GDPR para gerentes [25](#managers-gdpr-playbook)</w:t>
         </w:r>
       </w:hyperlink>
     </w:p>
@@ -1953,8 +1953,8 @@
         </w:r>
       </w:hyperlink>
     </w:p>
-    <w:bookmarkEnd w:id="24"/>
-    <w:bookmarkStart w:id="31" w:name="gdpr-foundations"/>
+    <w:bookmarkEnd w:id="13"/>
+    <w:bookmarkStart w:id="20" w:name="gdpr-foundations"/>
     <w:p>
       <w:pPr>
         <w:pStyle w:val="Heading1"/>
@@ -1969,8 +1969,8 @@
       </w:pPr>
       <w:r>
         <w:rPr>
+          <w:i/>
           <w:iCs/>
-          <w:i/>
         </w:rPr>
         <w:t xml:space="preserve">Lo que la ley protege, lo que significa el cumplimiento, y lo que los administradores poseen.</w:t>
       </w:r>
@@ -1983,13 +1983,7 @@
         <w:t xml:space="preserve">יimg src=</w:t>
       </w:r>
       <w:r>
-        <w:t xml:space="preserve">“</w:t>
-      </w:r>
-      <w:r>
-        <w:t xml:space="preserve">media/image1.png</w:t>
-      </w:r>
-      <w:r>
-        <w:t xml:space="preserve">”</w:t>
+        <w:t xml:space="preserve">“media/image1.png”</w:t>
       </w:r>
       <w:r>
         <w:t xml:space="preserve"> </w:t>
@@ -1998,13 +1992,7 @@
         <w:t xml:space="preserve">style=</w:t>
       </w:r>
       <w:r>
-        <w:t xml:space="preserve">“</w:t>
-      </w:r>
-      <w:r>
-        <w:t xml:space="preserve">width:6.15in;height:3.23744in</w:t>
-      </w:r>
-      <w:r>
-        <w:t xml:space="preserve">”</w:t>
+        <w:t xml:space="preserve">“width:6.15in;height:3.23744in”</w:t>
       </w:r>
       <w:r>
         <w:t xml:space="preserve"> </w:t>
@@ -2013,13 +2001,7 @@
         <w:t xml:space="preserve">alt=</w:t>
       </w:r>
       <w:r>
-        <w:t xml:space="preserve">“</w:t>
-      </w:r>
-      <w:r>
-        <w:t xml:space="preserve">Cuatro bloques conectados muestran personas, datos, propósito y control.</w:t>
-      </w:r>
-      <w:r>
-        <w:t xml:space="preserve">”</w:t>
+        <w:t xml:space="preserve">“Cuatro bloques conectados muestran personas, datos, propósito y control.”</w:t>
       </w:r>
       <w:r>
         <w:t xml:space="preserve"> </w:t>
@@ -2036,7 +2018,7 @@
         <w:t xml:space="preserve">Figura 1. GDPR como un programa de gestión práctica</w:t>
       </w:r>
     </w:p>
-    <w:bookmarkStart w:id="25" w:name="what-gdpr-protects"/>
+    <w:bookmarkStart w:id="14" w:name="what-gdpr-protects"/>
     <w:p>
       <w:pPr>
         <w:pStyle w:val="Heading2"/>
@@ -2053,8 +2035,8 @@
         <w:t xml:space="preserve">GDPR protege a las personas naturales cuando se procesan sus datos personales. Los datos personales son información relativa a una persona identificada o identificable. Puede incluir nombres, identificadores, datos de ubicación, identificadores en línea, registros de empleo, detalles financieros, imágenes, datos de dispositivos y muchos otros hechos.</w:t>
       </w:r>
     </w:p>
-    <w:bookmarkEnd w:id="25"/>
-    <w:bookmarkStart w:id="26" w:name="el-cumplimiento-es-más-que-seguridad"/>
+    <w:bookmarkEnd w:id="14"/>
+    <w:bookmarkStart w:id="15" w:name="el-cumplimiento-es-más-que-seguridad"/>
     <w:p>
       <w:pPr>
         <w:pStyle w:val="Heading2"/>
@@ -2071,8 +2053,8 @@
         <w:t xml:space="preserve">Cuestiones de seguridad, pero GDPR también requiere procesamiento legal y justo, información clara, respeto a los derechos, límites de propósito, minimización de datos, control de retención y rendición de cuentas.</w:t>
       </w:r>
     </w:p>
-    <w:bookmarkEnd w:id="26"/>
-    <w:bookmarkStart w:id="27" w:name="what-gdpr-does-not-mean"/>
+    <w:bookmarkEnd w:id="15"/>
+    <w:bookmarkStart w:id="16" w:name="what-gdpr-does-not-mean"/>
     <w:p>
       <w:pPr>
         <w:pStyle w:val="Heading2"/>
@@ -2149,11 +2131,11 @@
     </w:p>
     <w:p>
       <w:pPr>
+        <w:pStyle w:val="Compact"/>
         <w:numPr>
           <w:ilvl w:val="0"/>
           <w:numId w:val="1002"/>
         </w:numPr>
-        <w:pStyle w:val="Compact"/>
       </w:pPr>
       <w:r>
         <w:t xml:space="preserve">Alcance, roles y definiciones</w:t>
@@ -2165,8 +2147,8 @@
       </w:pPr>
       <w:r>
         <w:rPr>
+          <w:i/>
           <w:iCs/>
-          <w:i/>
         </w:rPr>
         <w:t xml:space="preserve">Cómo decidir si GDPR aplica y quién es responsable</w:t>
       </w:r>
@@ -2174,8 +2156,8 @@
         <w:t xml:space="preserve">.</w:t>
       </w:r>
     </w:p>
-    <w:bookmarkEnd w:id="27"/>
-    <w:bookmarkStart w:id="28" w:name="cuestiones-de-alcance"/>
+    <w:bookmarkEnd w:id="16"/>
+    <w:bookmarkStart w:id="17" w:name="cuestiones-de-alcance"/>
     <w:p>
       <w:pPr>
         <w:pStyle w:val="Heading2"/>
@@ -2239,8 +2221,8 @@
         <w:t xml:space="preserve">Revisar las leyes de los Estados Miembros y otras normas sectoriales.</w:t>
       </w:r>
     </w:p>
-    <w:bookmarkEnd w:id="28"/>
-    <w:bookmarkStart w:id="29" w:name="funciones-básicas"/>
+    <w:bookmarkEnd w:id="17"/>
+    <w:bookmarkStart w:id="18" w:name="funciones-básicas"/>
     <w:p>
       <w:pPr>
         <w:pStyle w:val="Heading2"/>
@@ -2253,27 +2235,26 @@
       <w:tblPr>
         <w:tblStyle w:val="Table"/>
         <w:tblW w:type="pct" w:w="5000"/>
+        <w:tblLayout w:type="fixed"/>
         <w:tblLook w:firstRow="1" w:lastRow="0" w:firstColumn="0" w:lastColumn="0" w:noHBand="0" w:noVBand="0" w:val="0020"/>
-        <w:jc w:val="start"/>
       </w:tblPr>
       <w:tblGrid>
         <w:gridCol w:w="7920"/>
       </w:tblGrid>
       <w:tr>
         <w:trPr>
-          <w:tblHeader w:val="true"/>
+          <w:tblHeader w:val="on"/>
         </w:trPr>
         <w:tc>
           <w:tcPr/>
           <w:p>
             <w:pPr>
               <w:pStyle w:val="Compact"/>
-              <w:jc w:val="left"/>
             </w:pPr>
             <w:r>
               <w:rPr>
+                <w:b/>
                 <w:bCs/>
-                <w:b/>
               </w:rPr>
               <w:t xml:space="preserve">Rol</w:t>
             </w:r>
@@ -2325,8 +2306,8 @@
         <w:t xml:space="preserve">| Autoridad supervisora | Regulador independiente de privacidad Silencioso guía, investigación, acción correctiva, cumplimiento</w:t>
       </w:r>
     </w:p>
-    <w:bookmarkEnd w:id="29"/>
-    <w:bookmarkStart w:id="30" w:name="datos-personales-especiales-y-penales"/>
+    <w:bookmarkEnd w:id="18"/>
+    <w:bookmarkStart w:id="19" w:name="datos-personales-especiales-y-penales"/>
     <w:p>
       <w:pPr>
         <w:pStyle w:val="Heading2"/>
@@ -2348,18 +2329,30 @@
         <w:pStyle w:val="BodyText"/>
       </w:pPr>
       <w:r>
-        <w:t xml:space="preserve">*Manager checkpoint:** Requiere un análisis por escrito de alcance y función antes de aprobar un nuevo producto, proveedor, tecnología de seguimiento, caso de uso de inteligencia artificial o flujo internacional de datos. |</w:t>
-      </w:r>
-      <w:r>
-        <w:t xml:space="preserve"> </w:t>
-      </w:r>
+        <w:rPr>
+          <w:b/>
+          <w:bCs/>
+        </w:rPr>
+        <w:t xml:space="preserve">Punto de control para gerentes:</w:t>
+      </w:r>
+      <w:r>
+        <w:t xml:space="preserve"> </w:t>
+      </w:r>
+      <w:r>
+        <w:t xml:space="preserve">Requiere un análisis por escrito del alcance y la función antes de aprobar un nuevo producto, proveedor, tecnología de seguimiento, caso de uso de inteligencia artificial o flujo internacional de datos. |</w:t>
+      </w:r>
+    </w:p>
+    <w:p>
+      <w:pPr>
+        <w:pStyle w:val="BodyText"/>
+      </w:pPr>
       <w:r>
         <w:t xml:space="preserve">|. |</w:t>
       </w:r>
     </w:p>
-    <w:bookmarkEnd w:id="30"/>
-    <w:bookmarkEnd w:id="31"/>
-    <w:bookmarkStart w:id="37" w:name="principios-y-bases-legales"/>
+    <w:bookmarkEnd w:id="19"/>
+    <w:bookmarkEnd w:id="20"/>
+    <w:bookmarkStart w:id="26" w:name="principios-y-bases-legales"/>
     <w:p>
       <w:pPr>
         <w:pStyle w:val="Heading1"/>
@@ -2374,8 +2367,8 @@
       </w:pPr>
       <w:r>
         <w:rPr>
+          <w:i/>
           <w:iCs/>
-          <w:i/>
         </w:rPr>
         <w:t xml:space="preserve">Las reglas que conforman cada propósito de procesamiento.</w:t>
       </w:r>
@@ -2388,13 +2381,7 @@
         <w:t xml:space="preserve">■img src=</w:t>
       </w:r>
       <w:r>
-        <w:t xml:space="preserve">“</w:t>
-      </w:r>
-      <w:r>
-        <w:t xml:space="preserve">media/image2.png</w:t>
-      </w:r>
-      <w:r>
-        <w:t xml:space="preserve">”</w:t>
+        <w:t xml:space="preserve">“media/image2.png”</w:t>
       </w:r>
       <w:r>
         <w:t xml:space="preserve"> </w:t>
@@ -2403,13 +2390,7 @@
         <w:t xml:space="preserve">estilo=</w:t>
       </w:r>
       <w:r>
-        <w:t xml:space="preserve">“</w:t>
-      </w:r>
-      <w:r>
-        <w:t xml:space="preserve">width:6.15in;height:3.34699in</w:t>
-      </w:r>
-      <w:r>
-        <w:t xml:space="preserve">”</w:t>
+        <w:t xml:space="preserve">“width:6.15in;height:3.34699in”</w:t>
       </w:r>
       <w:r>
         <w:t xml:space="preserve"> </w:t>
@@ -2418,13 +2399,7 @@
         <w:t xml:space="preserve">alt=</w:t>
       </w:r>
       <w:r>
-        <w:t xml:space="preserve">“</w:t>
-      </w:r>
-      <w:r>
-        <w:t xml:space="preserve">El ciclo de vida conecta la colección, el uso, el compartir, la retención y la eliminación.</w:t>
-      </w:r>
-      <w:r>
-        <w:t xml:space="preserve">”</w:t>
+        <w:t xml:space="preserve">“El ciclo de vida conecta la colección, el uso, el compartir, la retención y la eliminación.”</w:t>
       </w:r>
       <w:r>
         <w:t xml:space="preserve"> </w:t>
@@ -2441,7 +2416,7 @@
         <w:t xml:space="preserve">Gráfico 2 Ciclo de vida de datos personales</w:t>
       </w:r>
     </w:p>
-    <w:bookmarkStart w:id="32" w:name="artículo-5-principios"/>
+    <w:bookmarkStart w:id="21" w:name="artículo-5-principios"/>
     <w:p>
       <w:pPr>
         <w:pStyle w:val="Heading2"/>
@@ -2456,8 +2431,8 @@
       </w:pPr>
       <w:r>
         <w:rPr>
+          <w:b/>
           <w:bCs/>
-          <w:b/>
         </w:rPr>
         <w:t xml:space="preserve">Principio</w:t>
       </w:r>
@@ -2472,8 +2447,8 @@
       </w:r>
       <w:r>
         <w:rPr>
+          <w:b/>
           <w:bCs/>
-          <w:b/>
         </w:rPr>
         <w:t xml:space="preserve">Pregunta principal</w:t>
       </w:r>
@@ -2528,8 +2503,8 @@
         <w:t xml:space="preserve">¿Podemos probar lo anterior? TEN ROPA, aprobaciones, comentarios, entrenamiento, pista de auditoría |</w:t>
       </w:r>
     </w:p>
-    <w:bookmarkEnd w:id="32"/>
-    <w:bookmarkStart w:id="33" w:name="bases-legales-en-virtud-del-artículo-6"/>
+    <w:bookmarkEnd w:id="21"/>
+    <w:bookmarkStart w:id="22" w:name="bases-legales-en-virtud-del-artículo-6"/>
     <w:p>
       <w:pPr>
         <w:pStyle w:val="Heading2"/>
@@ -2544,8 +2519,8 @@
       </w:pPr>
       <w:r>
         <w:rPr>
+          <w:b/>
           <w:bCs/>
-          <w:b/>
         </w:rPr>
         <w:t xml:space="preserve">Basis</w:t>
       </w:r>
@@ -2560,8 +2535,8 @@
       </w:r>
       <w:r>
         <w:rPr>
+          <w:b/>
           <w:bCs/>
-          <w:b/>
         </w:rPr>
         <w:t xml:space="preserve">Uso cuando</w:t>
       </w:r>
@@ -2616,8 +2591,8 @@
         <w:t xml:space="preserve">← Los intereses legítimos | Un interés real es necesario y no está anulado por los derechos de la persona | Complete y mantenga una prueba de equilibrio |</w:t>
       </w:r>
     </w:p>
-    <w:bookmarkEnd w:id="33"/>
-    <w:bookmarkStart w:id="34" w:name="datos-confidenciales-y-de-consentimiento"/>
+    <w:bookmarkEnd w:id="22"/>
+    <w:bookmarkStart w:id="23" w:name="datos-confidenciales-y-de-consentimiento"/>
     <w:p>
       <w:pPr>
         <w:pStyle w:val="Heading2"/>
@@ -2636,11 +2611,11 @@
     </w:p>
     <w:p>
       <w:pPr>
+        <w:pStyle w:val="Compact"/>
         <w:numPr>
           <w:ilvl w:val="0"/>
           <w:numId w:val="1004"/>
         </w:numPr>
-        <w:pStyle w:val="Compact"/>
       </w:pPr>
       <w:r>
         <w:t xml:space="preserve">Derechos de Asunto de datos</w:t>
@@ -2652,8 +2627,8 @@
       </w:pPr>
       <w:r>
         <w:rPr>
+          <w:i/>
           <w:iCs/>
-          <w:i/>
         </w:rPr>
         <w:t xml:space="preserve">Cómo recibir, evaluar, completar y documentar solicitudes</w:t>
       </w:r>
@@ -2669,13 +2644,7 @@
         <w:t xml:space="preserve">■img src=</w:t>
       </w:r>
       <w:r>
-        <w:t xml:space="preserve">“</w:t>
-      </w:r>
-      <w:r>
-        <w:t xml:space="preserve">media/image3.png</w:t>
-      </w:r>
-      <w:r>
-        <w:t xml:space="preserve">”</w:t>
+        <w:t xml:space="preserve">“media/image3.png”</w:t>
       </w:r>
       <w:r>
         <w:t xml:space="preserve"> </w:t>
@@ -2684,13 +2653,7 @@
         <w:t xml:space="preserve">estilo=</w:t>
       </w:r>
       <w:r>
-        <w:t xml:space="preserve">“</w:t>
-      </w:r>
-      <w:r>
-        <w:t xml:space="preserve">Ancho:6.15in; Altura:3.34699in</w:t>
-      </w:r>
-      <w:r>
-        <w:t xml:space="preserve">”</w:t>
+        <w:t xml:space="preserve">“Ancho:6.15in; Altura:3.34699in”</w:t>
       </w:r>
       <w:r>
         <w:t xml:space="preserve"> </w:t>
@@ -2699,13 +2662,7 @@
         <w:t xml:space="preserve">alt=</w:t>
       </w:r>
       <w:r>
-        <w:t xml:space="preserve">“</w:t>
-      </w:r>
-      <w:r>
-        <w:t xml:space="preserve">Un flujo de trabajo de cinco pasos cubre la ingesta a través del resultado registrado.</w:t>
-      </w:r>
-      <w:r>
-        <w:t xml:space="preserve">”</w:t>
+        <w:t xml:space="preserve">“Un flujo de trabajo de cinco pasos cubre la ingesta a través del resultado registrado.”</w:t>
       </w:r>
       <w:r>
         <w:t xml:space="preserve"> </w:t>
@@ -2728,8 +2685,8 @@
       </w:pPr>
       <w:r>
         <w:rPr>
+          <w:b/>
           <w:bCs/>
-          <w:b/>
         </w:rPr>
         <w:t xml:space="preserve">Justo</w:t>
       </w:r>
@@ -2744,8 +2701,8 @@
       </w:r>
       <w:r>
         <w:rPr>
+          <w:b/>
           <w:bCs/>
-          <w:b/>
         </w:rPr>
         <w:t xml:space="preserve">Trabajo práctico</w:t>
       </w:r>
@@ -2812,8 +2769,8 @@
         <w:t xml:space="preserve">← Decisiones automatizadas tención Proporcionar salvaguardias para calificar decisiones automatizadas únicamente</w:t>
       </w:r>
     </w:p>
-    <w:bookmarkEnd w:id="34"/>
-    <w:bookmarkStart w:id="35" w:name="el-reloj-de-petición"/>
+    <w:bookmarkEnd w:id="23"/>
+    <w:bookmarkStart w:id="24" w:name="el-reloj-de-petición"/>
     <w:p>
       <w:pPr>
         <w:pStyle w:val="Heading2"/>
@@ -2830,8 +2787,8 @@
         <w:t xml:space="preserve">El período de respuesta normal es un mes después de la recepción. Puede prorrogarse dos meses más cuando sea necesario por la complejidad y el número de solicitudes, pero la persona debe ser contada en el primer mes. Los cheques de identidad deben ser proporcionales. Las tasas o la negativa se limitan a casos manifiestamente infundados o excesivos, especialmente debido a la repetición.</w:t>
       </w:r>
     </w:p>
-    <w:bookmarkEnd w:id="35"/>
-    <w:bookmarkStart w:id="36" w:name="un-archivo-de-solicitud-defensible"/>
+    <w:bookmarkEnd w:id="24"/>
+    <w:bookmarkStart w:id="25" w:name="un-archivo-de-solicitud-defensible"/>
     <w:p>
       <w:pPr>
         <w:pStyle w:val="Heading2"/>
@@ -2917,9 +2874,9 @@
         <w:t xml:space="preserve">Fecha de respuesta y resultado retenido</w:t>
       </w:r>
     </w:p>
-    <w:bookmarkEnd w:id="36"/>
-    <w:bookmarkEnd w:id="37"/>
-    <w:bookmarkStart w:id="41" w:name="controller-and-processor-governance"/>
+    <w:bookmarkEnd w:id="25"/>
+    <w:bookmarkEnd w:id="26"/>
+    <w:bookmarkStart w:id="30" w:name="controller-and-processor-governance"/>
     <w:p>
       <w:pPr>
         <w:pStyle w:val="Heading1"/>
@@ -2934,8 +2891,8 @@
       </w:pPr>
       <w:r>
         <w:rPr>
+          <w:i/>
           <w:iCs/>
-          <w:i/>
         </w:rPr>
         <w:t xml:space="preserve">Los registros operativos, contratos, funciones y exámenes que hacen real la rendición de cuentas</w:t>
       </w:r>
@@ -2943,7 +2900,7 @@
         <w:t xml:space="preserve">.</w:t>
       </w:r>
     </w:p>
-    <w:bookmarkStart w:id="38" w:name="X6cc3ba30cb16ef63e702c58122d1aca9cc99ea6"/>
+    <w:bookmarkStart w:id="27" w:name="X6cc3ba30cb16ef63e702c58122d1aca9cc99ea6"/>
     <w:p>
       <w:pPr>
         <w:pStyle w:val="Heading2"/>
@@ -2960,8 +2917,8 @@
         <w:t xml:space="preserve">Un ROPA es más que una hoja de cálculo de aplicaciones. Conecta propósitos, categorías de personas y datos, receptores, transferencias, retención, seguridad, propietarios y razonamiento legal. Mantenga los registros del controlador y del procesador separados cuando sea necesario.</w:t>
       </w:r>
     </w:p>
-    <w:bookmarkEnd w:id="38"/>
-    <w:bookmarkStart w:id="39" w:name="X4abd0243a6d9e7ce6d2cc36325d10af359f09fe"/>
+    <w:bookmarkEnd w:id="27"/>
+    <w:bookmarkStart w:id="28" w:name="X4abd0243a6d9e7ce6d2cc36325d10af359f09fe"/>
     <w:p>
       <w:pPr>
         <w:pStyle w:val="Heading2"/>
@@ -3002,8 +2959,8 @@
         <w:t xml:space="preserve">Supervisar los cambios materiales y retener las decisiones.</w:t>
       </w:r>
     </w:p>
-    <w:bookmarkEnd w:id="39"/>
-    <w:bookmarkStart w:id="40" w:name="accountability-records"/>
+    <w:bookmarkEnd w:id="28"/>
+    <w:bookmarkStart w:id="29" w:name="accountability-records"/>
     <w:p>
       <w:pPr>
         <w:pStyle w:val="Heading2"/>
@@ -3018,8 +2975,8 @@
       </w:pPr>
       <w:r>
         <w:rPr>
+          <w:b/>
           <w:bCs/>
-          <w:b/>
         </w:rPr>
         <w:t xml:space="preserve">Record</w:t>
       </w:r>
@@ -3074,9 +3031,9 @@
         <w:t xml:space="preserve">| DPIA registre | Privacidad/DPO | Función de alto riesgo o cambio material</w:t>
       </w:r>
     </w:p>
-    <w:bookmarkEnd w:id="40"/>
-    <w:bookmarkEnd w:id="41"/>
-    <w:bookmarkStart w:id="43" w:name="seguridad-y-datos-personales"/>
+    <w:bookmarkEnd w:id="29"/>
+    <w:bookmarkEnd w:id="30"/>
+    <w:bookmarkStart w:id="32" w:name="seguridad-y-datos-personales"/>
     <w:p>
       <w:pPr>
         <w:pStyle w:val="Heading1"/>
@@ -3087,11 +3044,11 @@
     </w:p>
     <w:p>
       <w:pPr>
+        <w:pStyle w:val="Compact"/>
         <w:numPr>
           <w:ilvl w:val="0"/>
           <w:numId w:val="1006"/>
         </w:numPr>
-        <w:pStyle w:val="Compact"/>
       </w:pPr>
       <w:r>
         <w:t xml:space="preserve">Salvaguardias basadas en el ruido, hechos de incidentes, decisiones de notificación y pruebas*.</w:t>
@@ -3105,13 +3062,7 @@
         <w:t xml:space="preserve">■img src=</w:t>
       </w:r>
       <w:r>
-        <w:t xml:space="preserve">“</w:t>
-      </w:r>
-      <w:r>
-        <w:t xml:space="preserve">media/image4.png</w:t>
-      </w:r>
-      <w:r>
-        <w:t xml:space="preserve">”</w:t>
+        <w:t xml:space="preserve">“media/image4.png”</w:t>
       </w:r>
       <w:r>
         <w:t xml:space="preserve"> </w:t>
@@ -3120,13 +3071,7 @@
         <w:t xml:space="preserve">style=</w:t>
       </w:r>
       <w:r>
-        <w:t xml:space="preserve">“</w:t>
-      </w:r>
-      <w:r>
-        <w:t xml:space="preserve">width:6.15in;height:3.45654in</w:t>
-      </w:r>
-      <w:r>
-        <w:t xml:space="preserve">”</w:t>
+        <w:t xml:space="preserve">“width:6.15in;height:3.45654in”</w:t>
       </w:r>
       <w:r>
         <w:t xml:space="preserve"> </w:t>
@@ -3135,13 +3080,7 @@
         <w:t xml:space="preserve">alt=</w:t>
       </w:r>
       <w:r>
-        <w:t xml:space="preserve">“</w:t>
-      </w:r>
-      <w:r>
-        <w:t xml:space="preserve">Contener, evaluar, decidir y mejorar se muestran como un proceso vinculado.</w:t>
-      </w:r>
-      <w:r>
-        <w:t xml:space="preserve">”</w:t>
+        <w:t xml:space="preserve">“Contener, evaluar, decidir y mejorar se muestran como un proceso vinculado.”</w:t>
       </w:r>
       <w:r>
         <w:t xml:space="preserve"> </w:t>
@@ -3174,7 +3113,7 @@
         <w:t xml:space="preserve">Los controladores y los procesadores deben utilizar medidas técnicas y de organización apropiadas para el riesgo. Considere la confidencialidad, integridad, disponibilidad, resiliencia, restauración, pruebas regulares, estado del arte, costos y la naturaleza, alcance, contexto y propósitos de procesamiento.</w:t>
       </w:r>
     </w:p>
-    <w:bookmarkStart w:id="42" w:name="breach-decisions"/>
+    <w:bookmarkStart w:id="31" w:name="breach-decisions"/>
     <w:p>
       <w:pPr>
         <w:pStyle w:val="Heading2"/>
@@ -3189,8 +3128,8 @@
       </w:pPr>
       <w:r>
         <w:rPr>
+          <w:b/>
           <w:bCs/>
-          <w:b/>
         </w:rPr>
         <w:t xml:space="preserve">Pregunta</w:t>
       </w:r>
@@ -3239,8 +3178,8 @@
       </w:pPr>
       <w:r>
         <w:rPr>
+          <w:b/>
           <w:bCs/>
-          <w:b/>
         </w:rPr>
         <w:t xml:space="preserve">Importante:</w:t>
       </w:r>
@@ -3257,9 +3196,9 @@
         <w:t xml:space="preserve">|. |</w:t>
       </w:r>
     </w:p>
-    <w:bookmarkEnd w:id="42"/>
-    <w:bookmarkEnd w:id="43"/>
-    <w:bookmarkStart w:id="47" w:name="dpia-privacy-by-design-and-the-dpo"/>
+    <w:bookmarkEnd w:id="31"/>
+    <w:bookmarkEnd w:id="32"/>
+    <w:bookmarkStart w:id="36" w:name="dpia-privacy-by-design-and-the-dpo"/>
     <w:p>
       <w:pPr>
         <w:pStyle w:val="Heading1"/>
@@ -3274,8 +3213,8 @@
       </w:pPr>
       <w:r>
         <w:rPr>
+          <w:i/>
           <w:iCs/>
-          <w:i/>
         </w:rPr>
         <w:t xml:space="preserve">Cómo encontrar el procesamiento temprano de alto riesgo y establecer salvaguardias en las decisiones</w:t>
       </w:r>
@@ -3283,7 +3222,7 @@
         <w:t xml:space="preserve">.</w:t>
       </w:r>
     </w:p>
-    <w:bookmarkStart w:id="44" w:name="dpia-workflow"/>
+    <w:bookmarkStart w:id="33" w:name="dpia-workflow"/>
     <w:p>
       <w:pPr>
         <w:pStyle w:val="Heading2"/>
@@ -3380,8 +3319,8 @@
         <w:t xml:space="preserve">Revise cuándo cambia el riesgo o el procesamiento.</w:t>
       </w:r>
     </w:p>
-    <w:bookmarkEnd w:id="44"/>
-    <w:bookmarkStart w:id="45" w:name="privacidad-por-diseño-y-por-defecto"/>
+    <w:bookmarkEnd w:id="33"/>
+    <w:bookmarkStart w:id="34" w:name="privacidad-por-diseño-y-por-defecto"/>
     <w:p>
       <w:pPr>
         <w:pStyle w:val="Heading2"/>
@@ -3438,8 +3377,8 @@
         <w:t xml:space="preserve">Recordar decisiones de diseño y opciones rechazadas.</w:t>
       </w:r>
     </w:p>
-    <w:bookmarkEnd w:id="45"/>
-    <w:bookmarkStart w:id="46" w:name="dpo-independence"/>
+    <w:bookmarkEnd w:id="34"/>
+    <w:bookmarkStart w:id="35" w:name="dpo-independence"/>
     <w:p>
       <w:pPr>
         <w:pStyle w:val="Heading2"/>
@@ -3456,9 +3395,9 @@
         <w:t xml:space="preserve">El DPO debe participar de manera oportuna, recibir recursos y acceso, informar al más alto nivel de gestión y evitar conflictos de interés. La dirección tiene decisiones. El DPO asesora y supervisa, pero no debe ser considerado responsable con fines empresariales o los medios de procesamiento.</w:t>
       </w:r>
     </w:p>
-    <w:bookmarkEnd w:id="46"/>
-    <w:bookmarkEnd w:id="47"/>
-    <w:bookmarkStart w:id="56" w:name="transferencias-internacionales-de-datos"/>
+    <w:bookmarkEnd w:id="35"/>
+    <w:bookmarkEnd w:id="36"/>
+    <w:bookmarkStart w:id="45" w:name="transferencias-internacionales-de-datos"/>
     <w:p>
       <w:pPr>
         <w:pStyle w:val="Heading1"/>
@@ -3473,13 +3412,13 @@
       </w:pPr>
       <w:r>
         <w:rPr>
+          <w:i/>
           <w:iCs/>
-          <w:i/>
         </w:rPr>
         <w:t xml:space="preserve">Cómo identificar las transferencias y utilizar herramientas legales de transferencia.</w:t>
       </w:r>
     </w:p>
-    <w:bookmarkStart w:id="48" w:name="transfer-workflow"/>
+    <w:bookmarkStart w:id="37" w:name="transfer-workflow"/>
     <w:p>
       <w:pPr>
         <w:pStyle w:val="Heading2"/>
@@ -3565,8 +3504,8 @@
         <w:t xml:space="preserve">Supervisar los cambios jurídicos, de proveedores y técnicos.</w:t>
       </w:r>
     </w:p>
-    <w:bookmarkEnd w:id="48"/>
-    <w:bookmarkStart w:id="49" w:name="common-transfer-evidence"/>
+    <w:bookmarkEnd w:id="37"/>
+    <w:bookmarkStart w:id="38" w:name="common-transfer-evidence"/>
     <w:p>
       <w:pPr>
         <w:pStyle w:val="Heading2"/>
@@ -3581,8 +3520,8 @@
       </w:pPr>
       <w:r>
         <w:rPr>
+          <w:b/>
           <w:bCs/>
-          <w:b/>
         </w:rPr>
         <w:t xml:space="preserve">Item</w:t>
       </w:r>
@@ -3597,8 +3536,8 @@
       </w:r>
       <w:r>
         <w:rPr>
+          <w:b/>
           <w:bCs/>
-          <w:b/>
         </w:rPr>
         <w:t xml:space="preserve">Lo que debe mostrarse</w:t>
       </w:r>
@@ -3641,11 +3580,11 @@
     </w:p>
     <w:p>
       <w:pPr>
+        <w:pStyle w:val="Compact"/>
         <w:numPr>
           <w:ilvl w:val="0"/>
           <w:numId w:val="1009"/>
         </w:numPr>
-        <w:pStyle w:val="Compact"/>
       </w:pPr>
       <w:r>
         <w:t xml:space="preserve">Guía completa del artículo por artículo</w:t>
@@ -3657,8 +3596,8 @@
       </w:pPr>
       <w:r>
         <w:rPr>
+          <w:i/>
           <w:iCs/>
-          <w:i/>
         </w:rPr>
         <w:t xml:space="preserve">Una guía de trabajo concisa para todos los artículos 99 GDPR. Utilice el texto legal oficial para el análisis legal real.</w:t>
       </w:r>
@@ -3669,8 +3608,8 @@
       </w:pPr>
       <w:r>
         <w:rPr>
+          <w:b/>
           <w:bCs/>
-          <w:b/>
         </w:rPr>
         <w:t xml:space="preserve">Cómo leer este capítulo:</w:t>
       </w:r>
@@ -3699,27 +3638,26 @@
       <w:tblPr>
         <w:tblStyle w:val="Table"/>
         <w:tblW w:type="pct" w:w="5000"/>
+        <w:tblLayout w:type="fixed"/>
         <w:tblLook w:firstRow="1" w:lastRow="0" w:firstColumn="0" w:lastColumn="0" w:noHBand="0" w:noVBand="0" w:val="0020"/>
-        <w:jc w:val="start"/>
       </w:tblPr>
       <w:tblGrid>
         <w:gridCol w:w="7920"/>
       </w:tblGrid>
       <w:tr>
         <w:trPr>
-          <w:tblHeader w:val="true"/>
+          <w:tblHeader w:val="on"/>
         </w:trPr>
         <w:tc>
           <w:tcPr/>
           <w:p>
             <w:pPr>
               <w:pStyle w:val="Compact"/>
-              <w:jc w:val="left"/>
             </w:pPr>
             <w:r>
               <w:rPr>
+                <w:b/>
                 <w:bCs/>
-                <w:b/>
               </w:rPr>
               <w:t xml:space="preserve">Art.</w:t>
             </w:r>
@@ -3732,7 +3670,6 @@
           <w:p>
             <w:pPr>
               <w:pStyle w:val="Compact"/>
-              <w:jc w:val="left"/>
             </w:pPr>
             <w:r>
               <w:t xml:space="preserve">1</w:t>
@@ -3746,7 +3683,6 @@
           <w:p>
             <w:pPr>
               <w:pStyle w:val="Compact"/>
-              <w:jc w:val="left"/>
             </w:pPr>
             <w:r>
               <w:t xml:space="preserve">TEN 2</w:t>
@@ -3760,7 +3696,6 @@
           <w:p>
             <w:pPr>
               <w:pStyle w:val="Compact"/>
-              <w:jc w:val="left"/>
             </w:pPr>
             <w:r>
               <w:t xml:space="preserve">3</w:t>
@@ -3774,7 +3709,6 @@
           <w:p>
             <w:pPr>
               <w:pStyle w:val="Compact"/>
-              <w:jc w:val="left"/>
             </w:pPr>
             <w:r>
               <w:t xml:space="preserve">4</w:t>
@@ -3783,8 +3717,8 @@
         </w:tc>
       </w:tr>
     </w:tbl>
-    <w:bookmarkEnd w:id="49"/>
-    <w:bookmarkStart w:id="50" w:name="capítulo-ii---principios"/>
+    <w:bookmarkEnd w:id="38"/>
+    <w:bookmarkStart w:id="39" w:name="capítulo-ii---principios"/>
     <w:p>
       <w:pPr>
         <w:pStyle w:val="Heading2"/>
@@ -3799,8 +3733,8 @@
       </w:pPr>
       <w:r>
         <w:rPr>
+          <w:b/>
           <w:bCs/>
-          <w:b/>
         </w:rPr>
         <w:t xml:space="preserve">Art.</w:t>
       </w:r>
@@ -3861,8 +3795,8 @@
         <w:t xml:space="preserve">| 11 | Procesar no requerir identificación | No requiere mantener datos de identificación adicionales sólo para cumplir cuando no se necesita identificación. | Mapa de cada propósito, tipo de datos, base legal, salvaguardia y prueba. ← ROPA, registro legal, consentimiento o prueba de excepción</w:t>
       </w:r>
     </w:p>
-    <w:bookmarkEnd w:id="50"/>
-    <w:bookmarkStart w:id="51" w:name="Xe778e60ae37dec975589547671413bd1ccb1f95"/>
+    <w:bookmarkEnd w:id="39"/>
+    <w:bookmarkStart w:id="40" w:name="Xe778e60ae37dec975589547671413bd1ccb1f95"/>
     <w:p>
       <w:pPr>
         <w:pStyle w:val="Heading2"/>
@@ -3875,27 +3809,26 @@
       <w:tblPr>
         <w:tblStyle w:val="Table"/>
         <w:tblW w:type="pct" w:w="5000"/>
+        <w:tblLayout w:type="fixed"/>
         <w:tblLook w:firstRow="1" w:lastRow="0" w:firstColumn="0" w:lastColumn="0" w:noHBand="0" w:noVBand="0" w:val="0020"/>
-        <w:jc w:val="start"/>
       </w:tblPr>
       <w:tblGrid>
         <w:gridCol w:w="7920"/>
       </w:tblGrid>
       <w:tr>
         <w:trPr>
-          <w:tblHeader w:val="true"/>
+          <w:tblHeader w:val="on"/>
         </w:trPr>
         <w:tc>
           <w:tcPr/>
           <w:p>
             <w:pPr>
               <w:pStyle w:val="Compact"/>
-              <w:jc w:val="left"/>
             </w:pPr>
             <w:r>
               <w:rPr>
+                <w:b/>
                 <w:bCs/>
-                <w:b/>
               </w:rPr>
               <w:t xml:space="preserve">Art.</w:t>
             </w:r>
@@ -3908,7 +3841,6 @@
           <w:p>
             <w:pPr>
               <w:pStyle w:val="Compact"/>
-              <w:jc w:val="left"/>
             </w:pPr>
             <w:r>
               <w:t xml:space="preserve">TEN 12</w:t>
@@ -3922,7 +3854,6 @@
           <w:p>
             <w:pPr>
               <w:pStyle w:val="Compact"/>
-              <w:jc w:val="left"/>
             </w:pPr>
             <w:r>
               <w:t xml:space="preserve">13</w:t>
@@ -3936,7 +3867,6 @@
           <w:p>
             <w:pPr>
               <w:pStyle w:val="Compact"/>
-              <w:jc w:val="left"/>
             </w:pPr>
             <w:r>
               <w:t xml:space="preserve">14</w:t>
@@ -3950,7 +3880,6 @@
           <w:p>
             <w:pPr>
               <w:pStyle w:val="Compact"/>
-              <w:jc w:val="left"/>
             </w:pPr>
             <w:r>
               <w:t xml:space="preserve">TEN 15</w:t>
@@ -3964,7 +3893,6 @@
           <w:p>
             <w:pPr>
               <w:pStyle w:val="Compact"/>
-              <w:jc w:val="left"/>
             </w:pPr>
             <w:r>
               <w:t xml:space="preserve">16</w:t>
@@ -3978,7 +3906,6 @@
           <w:p>
             <w:pPr>
               <w:pStyle w:val="Compact"/>
-              <w:jc w:val="left"/>
             </w:pPr>
             <w:r>
               <w:t xml:space="preserve">TEN 17 ANTERIENTE Derecho a la erradicación de la vida Requiere la supresión en situaciones enumeradas, sujetas a excepciones legales.</w:t>
@@ -3992,7 +3919,6 @@
           <w:p>
             <w:pPr>
               <w:pStyle w:val="Compact"/>
-              <w:jc w:val="left"/>
             </w:pPr>
             <w:r>
               <w:t xml:space="preserve">18</w:t>
@@ -4006,7 +3932,6 @@
           <w:p>
             <w:pPr>
               <w:pStyle w:val="Compact"/>
-              <w:jc w:val="left"/>
             </w:pPr>
             <w:r>
               <w:t xml:space="preserve">19</w:t>
@@ -4020,7 +3945,6 @@
           <w:p>
             <w:pPr>
               <w:pStyle w:val="Compact"/>
-              <w:jc w:val="left"/>
             </w:pPr>
             <w:r>
               <w:t xml:space="preserve">TEN 20</w:t>
@@ -4034,7 +3958,6 @@
           <w:p>
             <w:pPr>
               <w:pStyle w:val="Compact"/>
-              <w:jc w:val="left"/>
             </w:pPr>
             <w:r>
               <w:t xml:space="preserve">TEN 21</w:t>
@@ -4048,7 +3971,6 @@
           <w:p>
             <w:pPr>
               <w:pStyle w:val="Compact"/>
-              <w:jc w:val="left"/>
             </w:pPr>
             <w:r>
               <w:t xml:space="preserve">22</w:t>
@@ -4062,7 +3984,6 @@
           <w:p>
             <w:pPr>
               <w:pStyle w:val="Compact"/>
-              <w:jc w:val="left"/>
             </w:pPr>
             <w:r>
               <w:t xml:space="preserve">23</w:t>
@@ -4071,8 +3992,8 @@
         </w:tc>
       </w:tr>
     </w:tbl>
-    <w:bookmarkEnd w:id="51"/>
-    <w:bookmarkStart w:id="52" w:name="capítulo-iv---controlador-y-procesador"/>
+    <w:bookmarkEnd w:id="40"/>
+    <w:bookmarkStart w:id="41" w:name="capítulo-iv---controlador-y-procesador"/>
     <w:p>
       <w:pPr>
         <w:pStyle w:val="Heading2"/>
@@ -4085,27 +4006,26 @@
       <w:tblPr>
         <w:tblStyle w:val="Table"/>
         <w:tblW w:type="pct" w:w="5000"/>
+        <w:tblLayout w:type="fixed"/>
         <w:tblLook w:firstRow="1" w:lastRow="0" w:firstColumn="0" w:lastColumn="0" w:noHBand="0" w:noVBand="0" w:val="0020"/>
-        <w:jc w:val="start"/>
       </w:tblPr>
       <w:tblGrid>
         <w:gridCol w:w="7920"/>
       </w:tblGrid>
       <w:tr>
         <w:trPr>
-          <w:tblHeader w:val="true"/>
+          <w:tblHeader w:val="on"/>
         </w:trPr>
         <w:tc>
           <w:tcPr/>
           <w:p>
             <w:pPr>
               <w:pStyle w:val="Compact"/>
-              <w:jc w:val="left"/>
             </w:pPr>
             <w:r>
               <w:rPr>
+                <w:b/>
                 <w:bCs/>
-                <w:b/>
               </w:rPr>
               <w:t xml:space="preserve">Art.</w:t>
             </w:r>
@@ -4118,7 +4038,6 @@
           <w:p>
             <w:pPr>
               <w:pStyle w:val="Compact"/>
-              <w:jc w:val="left"/>
             </w:pPr>
             <w:r>
               <w:t xml:space="preserve">24</w:t>
@@ -4243,8 +4162,8 @@
         <w:t xml:space="preserve">| 43 | Órganos de certificación | Establece acreditación y requisitos operativos para los órganos de certificación. | Utilice códigos o certificación sólo con alcance claro, supervisión y prueba. | Alcance de código o certificación, monitoreo y conclusiones</w:t>
       </w:r>
     </w:p>
-    <w:bookmarkEnd w:id="52"/>
-    <w:bookmarkStart w:id="53" w:name="X3c73625674c00d068253ebfaa717a159ae7c9f6"/>
+    <w:bookmarkEnd w:id="41"/>
+    <w:bookmarkStart w:id="42" w:name="X3c73625674c00d068253ebfaa717a159ae7c9f6"/>
     <w:p>
       <w:pPr>
         <w:pStyle w:val="Heading2"/>
@@ -4259,8 +4178,8 @@
       </w:pPr>
       <w:r>
         <w:rPr>
+          <w:b/>
           <w:bCs/>
-          <w:b/>
         </w:rPr>
         <w:t xml:space="preserve">Art.</w:t>
       </w:r>
@@ -4335,8 +4254,8 @@
       </w:pPr>
       <w:r>
         <w:rPr>
+          <w:b/>
           <w:bCs/>
-          <w:b/>
         </w:rPr>
         <w:t xml:space="preserve">Art.</w:t>
       </w:r>
@@ -4423,8 +4342,8 @@
       </w:pPr>
       <w:r>
         <w:rPr>
+          <w:b/>
           <w:bCs/>
-          <w:b/>
         </w:rPr>
         <w:t xml:space="preserve">Art.</w:t>
       </w:r>
@@ -4545,8 +4464,8 @@
         <w:t xml:space="preserve">| 76 | Confidencialidad | Establece reglas de confidencialidad para las discusiones de la Junta y acceso a documentos. | Conoce el regulador, ruta de cooperación y registros necesarios para asuntos transfronterizos. | Autoridad correspondencia, expediente de caso, historial de cooperación</w:t>
       </w:r>
     </w:p>
-    <w:bookmarkEnd w:id="53"/>
-    <w:bookmarkStart w:id="54" w:name="X65d605b93896499204db6592f48522efcd3e1fc"/>
+    <w:bookmarkEnd w:id="42"/>
+    <w:bookmarkStart w:id="43" w:name="X65d605b93896499204db6592f48522efcd3e1fc"/>
     <w:p>
       <w:pPr>
         <w:pStyle w:val="Heading2"/>
@@ -4559,27 +4478,26 @@
       <w:tblPr>
         <w:tblStyle w:val="Table"/>
         <w:tblW w:type="pct" w:w="5000"/>
+        <w:tblLayout w:type="fixed"/>
         <w:tblLook w:firstRow="1" w:lastRow="0" w:firstColumn="0" w:lastColumn="0" w:noHBand="0" w:noVBand="0" w:val="0020"/>
-        <w:jc w:val="start"/>
       </w:tblPr>
       <w:tblGrid>
         <w:gridCol w:w="7920"/>
       </w:tblGrid>
       <w:tr>
         <w:trPr>
-          <w:tblHeader w:val="true"/>
+          <w:tblHeader w:val="on"/>
         </w:trPr>
         <w:tc>
           <w:tcPr/>
           <w:p>
             <w:pPr>
               <w:pStyle w:val="Compact"/>
-              <w:jc w:val="left"/>
             </w:pPr>
             <w:r>
               <w:rPr>
+                <w:b/>
                 <w:bCs/>
-                <w:b/>
               </w:rPr>
               <w:t xml:space="preserve">Art.</w:t>
             </w:r>
@@ -4592,7 +4510,6 @@
           <w:p>
             <w:pPr>
               <w:pStyle w:val="Compact"/>
-              <w:jc w:val="left"/>
             </w:pPr>
             <w:r>
               <w:t xml:space="preserve">TEN 77</w:t>
@@ -4606,7 +4523,6 @@
           <w:p>
             <w:pPr>
               <w:pStyle w:val="Compact"/>
-              <w:jc w:val="left"/>
             </w:pPr>
             <w:r>
               <w:t xml:space="preserve">tención 78 Silencioso recurso judicial contra una autoridad supervisora</w:t>
@@ -4620,7 +4536,6 @@
           <w:p>
             <w:pPr>
               <w:pStyle w:val="Compact"/>
-              <w:jc w:val="left"/>
             </w:pPr>
             <w:r>
               <w:t xml:space="preserve">tención 79 Silencioso recurso judicial contra un controlador o procesador</w:t>
@@ -4634,7 +4549,6 @@
           <w:p>
             <w:pPr>
               <w:pStyle w:val="Compact"/>
-              <w:jc w:val="left"/>
             </w:pPr>
             <w:r>
               <w:t xml:space="preserve">80</w:t>
@@ -4648,7 +4562,6 @@
           <w:p>
             <w:pPr>
               <w:pStyle w:val="Compact"/>
-              <w:jc w:val="left"/>
             </w:pPr>
             <w:r>
               <w:t xml:space="preserve">81 Silencioso de los procedimientos</w:t>
@@ -4662,7 +4575,6 @@
           <w:p>
             <w:pPr>
               <w:pStyle w:val="Compact"/>
-              <w:jc w:val="left"/>
             </w:pPr>
             <w:r>
               <w:t xml:space="preserve">TEN 82</w:t>
@@ -4676,7 +4588,6 @@
           <w:p>
             <w:pPr>
               <w:pStyle w:val="Compact"/>
-              <w:jc w:val="left"/>
             </w:pPr>
             <w:r>
               <w:t xml:space="preserve">TEN 83</w:t>
@@ -4707,8 +4618,8 @@
       </w:pPr>
       <w:r>
         <w:rPr>
+          <w:b/>
           <w:bCs/>
-          <w:b/>
         </w:rPr>
         <w:t xml:space="preserve">Art.</w:t>
       </w:r>
@@ -4769,8 +4680,8 @@
         <w:t xml:space="preserve">| 91 | Iglesias y asociaciones religiosas | Permite que las reglas de protección integral de datos existentes continúen si están alineadas con GDPR y supervisadas independientemente. tención Compruebe las reglas aplicables de los Estados Miembros y documente las salvaguardias especiales. tención Revisión de la legislación nacional, salvaguardias, aprobaciones</w:t>
       </w:r>
     </w:p>
-    <w:bookmarkEnd w:id="54"/>
-    <w:bookmarkStart w:id="55" w:name="X41c4f42f87f07206edb7eee234bba1c93f9afd7"/>
+    <w:bookmarkEnd w:id="43"/>
+    <w:bookmarkStart w:id="44" w:name="X41c4f42f87f07206edb7eee234bba1c93f9afd7"/>
     <w:p>
       <w:pPr>
         <w:pStyle w:val="Heading2"/>
@@ -4783,27 +4694,26 @@
       <w:tblPr>
         <w:tblStyle w:val="Table"/>
         <w:tblW w:type="pct" w:w="5000"/>
+        <w:tblLayout w:type="fixed"/>
         <w:tblLook w:firstRow="1" w:lastRow="0" w:firstColumn="0" w:lastColumn="0" w:noHBand="0" w:noVBand="0" w:val="0020"/>
-        <w:jc w:val="start"/>
       </w:tblPr>
       <w:tblGrid>
         <w:gridCol w:w="7920"/>
       </w:tblGrid>
       <w:tr>
         <w:trPr>
-          <w:tblHeader w:val="true"/>
+          <w:tblHeader w:val="on"/>
         </w:trPr>
         <w:tc>
           <w:tcPr/>
           <w:p>
             <w:pPr>
               <w:pStyle w:val="Compact"/>
-              <w:jc w:val="left"/>
             </w:pPr>
             <w:r>
               <w:rPr>
+                <w:b/>
                 <w:bCs/>
-                <w:b/>
               </w:rPr>
               <w:t xml:space="preserve">Art.</w:t>
             </w:r>
@@ -4816,7 +4726,6 @@
           <w:p>
             <w:pPr>
               <w:pStyle w:val="Compact"/>
-              <w:jc w:val="left"/>
             </w:pPr>
             <w:r>
               <w:t xml:space="preserve">TEN 92</w:t>
@@ -4830,7 +4739,6 @@
           <w:p>
             <w:pPr>
               <w:pStyle w:val="Compact"/>
-              <w:jc w:val="left"/>
             </w:pPr>
             <w:r>
               <w:t xml:space="preserve">tención 93 procedimiento del Comité Permanente</w:t>
@@ -4851,27 +4759,26 @@
       <w:tblPr>
         <w:tblStyle w:val="Table"/>
         <w:tblW w:type="pct" w:w="5000"/>
+        <w:tblLayout w:type="fixed"/>
         <w:tblLook w:firstRow="1" w:lastRow="0" w:firstColumn="0" w:lastColumn="0" w:noHBand="0" w:noVBand="0" w:val="0020"/>
-        <w:jc w:val="start"/>
       </w:tblPr>
       <w:tblGrid>
         <w:gridCol w:w="7920"/>
       </w:tblGrid>
       <w:tr>
         <w:trPr>
-          <w:tblHeader w:val="true"/>
+          <w:tblHeader w:val="on"/>
         </w:trPr>
         <w:tc>
           <w:tcPr/>
           <w:p>
             <w:pPr>
               <w:pStyle w:val="Compact"/>
-              <w:jc w:val="left"/>
             </w:pPr>
             <w:r>
               <w:rPr>
+                <w:b/>
                 <w:bCs/>
-                <w:b/>
               </w:rPr>
               <w:t xml:space="preserve">Art.</w:t>
             </w:r>
@@ -4884,7 +4791,6 @@
           <w:p>
             <w:pPr>
               <w:pStyle w:val="Compact"/>
-              <w:jc w:val="left"/>
             </w:pPr>
             <w:r>
               <w:t xml:space="preserve">TEN 94</w:t>
@@ -4898,7 +4804,6 @@
           <w:p>
             <w:pPr>
               <w:pStyle w:val="Compact"/>
-              <w:jc w:val="left"/>
             </w:pPr>
             <w:r>
               <w:t xml:space="preserve">95</w:t>
@@ -4912,7 +4817,6 @@
           <w:p>
             <w:pPr>
               <w:pStyle w:val="Compact"/>
-              <w:jc w:val="left"/>
             </w:pPr>
             <w:r>
               <w:t xml:space="preserve">96</w:t>
@@ -4926,7 +4830,6 @@
           <w:p>
             <w:pPr>
               <w:pStyle w:val="Compact"/>
-              <w:jc w:val="left"/>
             </w:pPr>
             <w:r>
               <w:t xml:space="preserve">Ø 97 tención La Comisión informa de la existencia de informes periódicos de evaluación, especialmente sobre transferencias y cooperación.</w:t>
@@ -4940,7 +4843,6 @@
           <w:p>
             <w:pPr>
               <w:pStyle w:val="Compact"/>
-              <w:jc w:val="left"/>
             </w:pPr>
             <w:r>
               <w:t xml:space="preserve">TEN 98</w:t>
@@ -4954,7 +4856,6 @@
           <w:p>
             <w:pPr>
               <w:pStyle w:val="Compact"/>
-              <w:jc w:val="left"/>
             </w:pPr>
             <w:r>
               <w:t xml:space="preserve">99</w:t>
@@ -4963,15 +4864,15 @@
         </w:tc>
       </w:tr>
     </w:tbl>
-    <w:bookmarkEnd w:id="55"/>
-    <w:bookmarkEnd w:id="56"/>
-    <w:bookmarkStart w:id="60" w:name="libro-de-juegos-gdpr"/>
+    <w:bookmarkEnd w:id="44"/>
+    <w:bookmarkEnd w:id="45"/>
+    <w:bookmarkStart w:id="49" w:name="manual-del-gdpr-para-gerentes"/>
     <w:p>
       <w:pPr>
         <w:pStyle w:val="Heading1"/>
       </w:pPr>
       <w:r>
-        <w:t xml:space="preserve">10. Libro de juegos GDPR</w:t>
+        <w:t xml:space="preserve">10. Manual del GDPR para gerentes</w:t>
       </w:r>
     </w:p>
     <w:p>
@@ -4980,8 +4881,8 @@
       </w:pPr>
       <w:r>
         <w:rPr>
+          <w:i/>
           <w:iCs/>
-          <w:i/>
         </w:rPr>
         <w:t xml:space="preserve">Preguntas, reuniones, métricas, decisiones y señales de advertencia para la gestión</w:t>
       </w:r>
@@ -4989,7 +4890,7 @@
         <w:t xml:space="preserve">.</w:t>
       </w:r>
     </w:p>
-    <w:bookmarkStart w:id="57" w:name="X85e73847f9dccbfa69499ee0a78687dc1d58ded"/>
+    <w:bookmarkStart w:id="46" w:name="X85e73847f9dccbfa69499ee0a78687dc1d58ded"/>
     <w:p>
       <w:pPr>
         <w:pStyle w:val="Heading2"/>
@@ -5108,8 +5009,8 @@
         <w:t xml:space="preserve">¿Qué propietario revisa pruebas y cambios?</w:t>
       </w:r>
     </w:p>
-    <w:bookmarkEnd w:id="57"/>
-    <w:bookmarkStart w:id="58" w:name="dashboard-mensual"/>
+    <w:bookmarkEnd w:id="46"/>
+    <w:bookmarkStart w:id="47" w:name="dashboard-mensual"/>
     <w:p>
       <w:pPr>
         <w:pStyle w:val="Heading2"/>
@@ -5123,26 +5024,24 @@
         <w:tblStyle w:val="Table"/>
         <w:tblW w:type="auto" w:w="0"/>
         <w:tblLook w:firstRow="1" w:lastRow="0" w:firstColumn="0" w:lastColumn="0" w:noHBand="0" w:noVBand="0" w:val="0020"/>
-        <w:jc w:val="start"/>
       </w:tblPr>
       <w:tblGrid>
         <w:gridCol w:w="7920"/>
       </w:tblGrid>
       <w:tr>
         <w:trPr>
-          <w:tblHeader w:val="true"/>
+          <w:tblHeader w:val="on"/>
         </w:trPr>
         <w:tc>
           <w:tcPr/>
           <w:p>
             <w:pPr>
               <w:pStyle w:val="Compact"/>
-              <w:jc w:val="left"/>
             </w:pPr>
             <w:r>
               <w:rPr>
+                <w:b/>
                 <w:bCs/>
-                <w:b/>
               </w:rPr>
               <w:t xml:space="preserve">Area</w:t>
             </w:r>
@@ -5200,8 +5099,8 @@
         <w:t xml:space="preserve">← Formación permanente ¿Está completa la formación y el seguimiento basados en el papel? Verde / Amarillo / Rojo</w:t>
       </w:r>
     </w:p>
-    <w:bookmarkEnd w:id="58"/>
-    <w:bookmarkStart w:id="59" w:name="errores-comunes-de-gestión"/>
+    <w:bookmarkEnd w:id="47"/>
+    <w:bookmarkStart w:id="48" w:name="errores-comunes-de-gestión"/>
     <w:p>
       <w:pPr>
         <w:pStyle w:val="Heading2"/>
@@ -5298,9 +5197,9 @@
         <w:t xml:space="preserve">Contratar incidentes o retrasar la escalada mientras los hechos son incompletos.</w:t>
       </w:r>
     </w:p>
-    <w:bookmarkEnd w:id="59"/>
-    <w:bookmarkEnd w:id="60"/>
-    <w:bookmarkStart w:id="98" w:name="from-beginner-to-junior-privacy-analyst"/>
+    <w:bookmarkEnd w:id="48"/>
+    <w:bookmarkEnd w:id="49"/>
+    <w:bookmarkStart w:id="87" w:name="from-beginner-to-junior-privacy-analyst"/>
     <w:p>
       <w:pPr>
         <w:pStyle w:val="Heading1"/>
@@ -5315,8 +5214,8 @@
       </w:pPr>
       <w:r>
         <w:rPr>
+          <w:i/>
           <w:iCs/>
-          <w:i/>
         </w:rPr>
         <w:t xml:space="preserve">Un camino seguro y honesto de aprender la ley a demostrar la capacidad de entrada</w:t>
       </w:r>
@@ -5337,7 +5236,7 @@
         <w:t xml:space="preserve">Figura 5. Vía de análisis de privacidad junior</w:t>
       </w:r>
     </w:p>
-    <w:bookmarkStart w:id="61" w:name="títulos-de-trabajo"/>
+    <w:bookmarkStart w:id="50" w:name="títulos-de-trabajo"/>
     <w:p>
       <w:pPr>
         <w:pStyle w:val="Heading2"/>
@@ -5352,19 +5251,19 @@
       </w:pPr>
       <w:r>
         <w:rPr>
+          <w:b/>
           <w:bCs/>
-          <w:b/>
         </w:rPr>
         <w:t xml:space="preserve">Análisis de privacidad de los jóvenes</w:t>
       </w:r>
     </w:p>
     <w:p>
       <w:pPr>
+        <w:pStyle w:val="Compact"/>
         <w:numPr>
           <w:ilvl w:val="0"/>
           <w:numId w:val="1012"/>
         </w:numPr>
-        <w:pStyle w:val="Compact"/>
       </w:pPr>
       <w:r>
         <w:t xml:space="preserve">Analista de Protección de Datos*</w:t>
@@ -5376,8 +5275,8 @@
       </w:pPr>
       <w:r>
         <w:rPr>
+          <w:i/>
           <w:iCs/>
-          <w:i/>
         </w:rPr>
         <w:t xml:space="preserve">Análisis de Operaciones de Privación</w:t>
       </w:r>
@@ -5388,8 +5287,8 @@
       </w:pPr>
       <w:r>
         <w:rPr>
+          <w:b/>
           <w:bCs/>
-          <w:b/>
         </w:rPr>
         <w:t xml:space="preserve">GRC Analyst — Privacy</w:t>
       </w:r>
@@ -5400,8 +5299,8 @@
       </w:pPr>
       <w:r>
         <w:rPr>
+          <w:i/>
           <w:iCs/>
-          <w:i/>
         </w:rPr>
         <w:t xml:space="preserve">Data Governance Analyst</w:t>
       </w:r>
@@ -5412,8 +5311,8 @@
       </w:pPr>
       <w:r>
         <w:rPr>
+          <w:b/>
           <w:bCs/>
-          <w:b/>
         </w:rPr>
         <w:t xml:space="preserve">Third-Party Privacy Analyst</w:t>
       </w:r>
@@ -5432,14 +5331,14 @@
       </w:pPr>
       <w:r>
         <w:rPr>
+          <w:b/>
           <w:bCs/>
-          <w:b/>
         </w:rPr>
         <w:t xml:space="preserve">Privacy Program Coordinator</w:t>
       </w:r>
     </w:p>
-    <w:bookmarkEnd w:id="61"/>
-    <w:bookmarkStart w:id="62" w:name="típico-trabajo-junior"/>
+    <w:bookmarkEnd w:id="50"/>
+    <w:bookmarkStart w:id="51" w:name="típico-trabajo-junior"/>
     <w:p>
       <w:pPr>
         <w:pStyle w:val="Heading2"/>
@@ -5536,8 +5435,8 @@
         <w:t xml:space="preserve">Preparar informes claros sin tomar conclusiones legales sin apoyo.</w:t>
       </w:r>
     </w:p>
-    <w:bookmarkEnd w:id="62"/>
-    <w:bookmarkStart w:id="63" w:name="Xa25b260bb3ed6a156221454a6682002f09c489a"/>
+    <w:bookmarkEnd w:id="51"/>
+    <w:bookmarkStart w:id="52" w:name="Xa25b260bb3ed6a156221454a6682002f09c489a"/>
     <w:p>
       <w:pPr>
         <w:pStyle w:val="Heading2"/>
@@ -5601,7 +5500,17 @@
         <w:pStyle w:val="BodyText"/>
       </w:pPr>
       <w:r>
-        <w:t xml:space="preserve">** Honra sincera:** Una cartera de laboratorio no es experiencia laboral profesional. Etiquete claramente como práctica, utilice datos ficticios y explique lo que aprendió y lo que requirió examen de expertos. |</w:t>
+        <w:rPr>
+          <w:b/>
+          <w:bCs/>
+        </w:rPr>
+        <w:t xml:space="preserve">Honestidad profesional:</w:t>
+      </w:r>
+      <w:r>
+        <w:t xml:space="preserve"> </w:t>
+      </w:r>
+      <w:r>
+        <w:t xml:space="preserve">Un portafolio de laboratorio no equivale a experiencia laboral profesional. Identifíquelo claramente como práctica, utilice datos ficticios y explique qué aprendió y qué requirió revisión de especialistas. |</w:t>
       </w:r>
     </w:p>
     <w:p>
@@ -5626,8 +5535,8 @@
       </w:pPr>
       <w:r>
         <w:rPr>
+          <w:i/>
           <w:iCs/>
-          <w:i/>
         </w:rPr>
         <w:t xml:space="preserve">Lo que cada herramienta puede soportar, cómo comenzar con seguridad, y qué evidencia conservar.</w:t>
       </w:r>
@@ -5644,8 +5553,8 @@
       </w:r>
       <w:r>
         <w:rPr>
+          <w:b/>
           <w:bCs/>
-          <w:b/>
         </w:rPr>
         <w:t xml:space="preserve">Metodología primero:</w:t>
       </w:r>
@@ -5666,27 +5575,26 @@
       <w:tblPr>
         <w:tblStyle w:val="Table"/>
         <w:tblW w:type="pct" w:w="5000"/>
+        <w:tblLayout w:type="fixed"/>
         <w:tblLook w:firstRow="1" w:lastRow="0" w:firstColumn="0" w:lastColumn="0" w:noHBand="0" w:noVBand="0" w:val="0020"/>
-        <w:jc w:val="start"/>
       </w:tblPr>
       <w:tblGrid>
         <w:gridCol w:w="7920"/>
       </w:tblGrid>
       <w:tr>
         <w:trPr>
-          <w:tblHeader w:val="true"/>
+          <w:tblHeader w:val="on"/>
         </w:trPr>
         <w:tc>
           <w:tcPr/>
           <w:p>
             <w:pPr>
               <w:pStyle w:val="Compact"/>
-              <w:jc w:val="left"/>
             </w:pPr>
             <w:r>
               <w:rPr>
+                <w:b/>
                 <w:bCs/>
-                <w:b/>
               </w:rPr>
               <w:t xml:space="preserve">Herramienta</w:t>
             </w:r>
@@ -5762,8 +5670,8 @@
         <w:t xml:space="preserve">TEN Greenbone Community Edition TEN Vulnerability scan TEN Accountability, security, minimization, rights, or privacy-by-design evidence ←</w:t>
       </w:r>
     </w:p>
-    <w:bookmarkEnd w:id="63"/>
-    <w:bookmarkStart w:id="65" w:name="ciso-assistant"/>
+    <w:bookmarkEnd w:id="52"/>
+    <w:bookmarkStart w:id="54" w:name="ciso-assistant"/>
     <w:p>
       <w:pPr>
         <w:pStyle w:val="Heading2"/>
@@ -5786,8 +5694,8 @@
       </w:pPr>
       <w:r>
         <w:rPr>
+          <w:b/>
           <w:bCs/>
-          <w:b/>
         </w:rPr>
         <w:t xml:space="preserve">Documentación y configuración oficiales</w:t>
       </w:r>
@@ -5798,7 +5706,7 @@
         <w:t xml:space="preserve">Abra la guía oficial de asistentes CISO(https://intuitem.gitbook.io/ciso-assistant)</w:t>
       </w:r>
     </w:p>
-    <w:bookmarkStart w:id="64" w:name="inicio-rápido"/>
+    <w:bookmarkStart w:id="53" w:name="inicio-rápido"/>
     <w:p>
       <w:pPr>
         <w:pStyle w:val="Heading3"/>
@@ -5815,9 +5723,9 @@
         <w:t xml:space="preserve">Crear una organización ficticia, mapear un requisito GDPR para un control, asignar un propietario, y adjuntar evidencia sanitaria.</w:t>
       </w:r>
     </w:p>
-    <w:bookmarkEnd w:id="64"/>
-    <w:bookmarkEnd w:id="65"/>
-    <w:bookmarkStart w:id="66" w:name="evidencia-para-retener"/>
+    <w:bookmarkEnd w:id="53"/>
+    <w:bookmarkEnd w:id="54"/>
+    <w:bookmarkStart w:id="55" w:name="evidencia-para-retener"/>
     <w:p>
       <w:pPr>
         <w:pStyle w:val="Heading2"/>
@@ -5834,8 +5742,8 @@
         <w:t xml:space="preserve">Grabar el propósito aprobado, propietario, alcance, datos utilizados, herramienta y versión de contenido, configuración, resultado completo, revisor, decisión, acción correctiva y retest. Proteger informes que contengan datos personales, credenciales o vulnerabilidades.</w:t>
       </w:r>
     </w:p>
-    <w:bookmarkEnd w:id="66"/>
-    <w:bookmarkStart w:id="68" w:name="openmetadata"/>
+    <w:bookmarkEnd w:id="55"/>
+    <w:bookmarkStart w:id="57" w:name="openmetadata"/>
     <w:p>
       <w:pPr>
         <w:pStyle w:val="Heading2"/>
@@ -5858,8 +5766,8 @@
       </w:pPr>
       <w:r>
         <w:rPr>
+          <w:b/>
           <w:bCs/>
-          <w:b/>
         </w:rPr>
         <w:t xml:space="preserve">Documentación y configuración oficiales:</w:t>
       </w:r>
@@ -5870,7 +5778,7 @@
         <w:t xml:space="preserve">[Seguridad]Abre la guía oficial OpenMetadata realizada/u contacto](https://docs.open-metadata.org/)</w:t>
       </w:r>
     </w:p>
-    <w:bookmarkStart w:id="67" w:name="inicio-rápido-1"/>
+    <w:bookmarkStart w:id="56" w:name="inicio-rápido-1"/>
     <w:p>
       <w:pPr>
         <w:pStyle w:val="Heading3"/>
@@ -5887,9 +5795,9 @@
         <w:t xml:space="preserve">Implementar un catálogo de laboratorio, registrar un activo de datos de muestra, añadir un propietario, clasificación, nota de propósito y etiqueta de retención.</w:t>
       </w:r>
     </w:p>
-    <w:bookmarkEnd w:id="67"/>
-    <w:bookmarkEnd w:id="68"/>
-    <w:bookmarkStart w:id="69" w:name="evidencia-para-retener-1"/>
+    <w:bookmarkEnd w:id="56"/>
+    <w:bookmarkEnd w:id="57"/>
+    <w:bookmarkStart w:id="58" w:name="evidencia-para-retener-1"/>
     <w:p>
       <w:pPr>
         <w:pStyle w:val="Heading2"/>
@@ -5906,8 +5814,8 @@
         <w:t xml:space="preserve">Grabar el propósito aprobado, propietario, alcance, datos utilizados, herramienta y versión de contenido, configuración, resultado completo, revisor, decisión, acción correctiva y retest. Proteger informes que contengan datos personales, credenciales o vulnerabilidades.</w:t>
       </w:r>
     </w:p>
-    <w:bookmarkEnd w:id="69"/>
-    <w:bookmarkStart w:id="71" w:name="microsoft-presidio"/>
+    <w:bookmarkEnd w:id="58"/>
+    <w:bookmarkStart w:id="60" w:name="microsoft-presidio"/>
     <w:p>
       <w:pPr>
         <w:pStyle w:val="Heading2"/>
@@ -5930,8 +5838,8 @@
       </w:pPr>
       <w:r>
         <w:rPr>
+          <w:b/>
           <w:bCs/>
-          <w:b/>
         </w:rPr>
         <w:t xml:space="preserve">Documentación y configuración oficiales:</w:t>
       </w:r>
@@ -5942,7 +5850,7 @@
         <w:t xml:space="preserve">[Seguridad]Abre la guía oficial de Microsoft Presidio realizada/u contacto](https://microsoft.github.io/presidio/)</w:t>
       </w:r>
     </w:p>
-    <w:bookmarkStart w:id="70" w:name="inicio-rápido-2"/>
+    <w:bookmarkStart w:id="59" w:name="inicio-rápido-2"/>
     <w:p>
       <w:pPr>
         <w:pStyle w:val="Heading3"/>
@@ -5959,9 +5867,9 @@
         <w:t xml:space="preserve">Ejecutar texto de muestra que contiene identificadores inventados, detecciones de revisión, aplicar enmascaramiento y registrar falsos positivos y faltas.</w:t>
       </w:r>
     </w:p>
-    <w:bookmarkEnd w:id="70"/>
-    <w:bookmarkEnd w:id="71"/>
-    <w:bookmarkStart w:id="72" w:name="evidencia-para-retener-2"/>
+    <w:bookmarkEnd w:id="59"/>
+    <w:bookmarkEnd w:id="60"/>
+    <w:bookmarkStart w:id="61" w:name="evidencia-para-retener-2"/>
     <w:p>
       <w:pPr>
         <w:pStyle w:val="Heading2"/>
@@ -5978,8 +5886,8 @@
         <w:t xml:space="preserve">Grabar el propósito aprobado, propietario, alcance, datos utilizados, herramienta y versión de contenido, configuración, resultado completo, revisor, decisión, acción correctiva y retest. Proteger informes que contengan datos personales, credenciales o vulnerabilidades.</w:t>
       </w:r>
     </w:p>
-    <w:bookmarkEnd w:id="72"/>
-    <w:bookmarkStart w:id="74" w:name="arx"/>
+    <w:bookmarkEnd w:id="61"/>
+    <w:bookmarkStart w:id="63" w:name="arx"/>
     <w:p>
       <w:pPr>
         <w:pStyle w:val="Heading2"/>
@@ -6002,8 +5910,8 @@
       </w:pPr>
       <w:r>
         <w:rPr>
+          <w:b/>
           <w:bCs/>
-          <w:b/>
         </w:rPr>
         <w:t xml:space="preserve">Documentación y configuración oficiales</w:t>
       </w:r>
@@ -6014,7 +5922,7 @@
         <w:t xml:space="preserve">Abra la guía oficial ARX efectuada/u fiel](https://arx.deidentifier.org/anonymization-tool/)</w:t>
       </w:r>
     </w:p>
-    <w:bookmarkStart w:id="73" w:name="inicio-rápido-3"/>
+    <w:bookmarkStart w:id="62" w:name="inicio-rápido-3"/>
     <w:p>
       <w:pPr>
         <w:pStyle w:val="Heading3"/>
@@ -6031,9 +5939,9 @@
         <w:t xml:space="preserve">Cargue un conjunto de datos sintético, identificadores de marca y cuantificadores, aplique un modelo de privacidad y compare la utilidad y el riesgo.</w:t>
       </w:r>
     </w:p>
-    <w:bookmarkEnd w:id="73"/>
-    <w:bookmarkEnd w:id="74"/>
-    <w:bookmarkStart w:id="75" w:name="evidencia-para-retener-3"/>
+    <w:bookmarkEnd w:id="62"/>
+    <w:bookmarkEnd w:id="63"/>
+    <w:bookmarkStart w:id="64" w:name="evidencia-para-retener-3"/>
     <w:p>
       <w:pPr>
         <w:pStyle w:val="Heading2"/>
@@ -6050,8 +5958,8 @@
         <w:t xml:space="preserve">Grabar el propósito aprobado, propietario, alcance, datos utilizados, herramienta y versión de contenido, configuración, resultado completo, revisor, decisión, acción correctiva y retest. Proteger informes que contengan datos personales, credenciales o vulnerabilidades.</w:t>
       </w:r>
     </w:p>
-    <w:bookmarkEnd w:id="75"/>
-    <w:bookmarkStart w:id="77" w:name="keycloak"/>
+    <w:bookmarkEnd w:id="64"/>
+    <w:bookmarkStart w:id="66" w:name="keycloak"/>
     <w:p>
       <w:pPr>
         <w:pStyle w:val="Heading2"/>
@@ -6074,8 +5982,8 @@
       </w:pPr>
       <w:r>
         <w:rPr>
+          <w:b/>
           <w:bCs/>
-          <w:b/>
         </w:rPr>
         <w:t xml:space="preserve">Característica y configuración:</w:t>
       </w:r>
@@ -6086,7 +5994,7 @@
         <w:t xml:space="preserve">[ejecutado]Abre la guía oficial de Keycloak realizada/u contacto](https://www.keycloak.org/guides)</w:t>
       </w:r>
     </w:p>
-    <w:bookmarkStart w:id="76" w:name="inicio-rápido-4"/>
+    <w:bookmarkStart w:id="65" w:name="inicio-rápido-4"/>
     <w:p>
       <w:pPr>
         <w:pStyle w:val="Heading3"/>
@@ -6103,9 +6011,9 @@
         <w:t xml:space="preserve">Crear un reino de laboratorio, usuarios, roles y MFA; probar menos privilegio y exportar la configuración y revisar evidencia.</w:t>
       </w:r>
     </w:p>
-    <w:bookmarkEnd w:id="76"/>
-    <w:bookmarkEnd w:id="77"/>
-    <w:bookmarkStart w:id="78" w:name="evidencia-para-retener-4"/>
+    <w:bookmarkEnd w:id="65"/>
+    <w:bookmarkEnd w:id="66"/>
+    <w:bookmarkStart w:id="67" w:name="evidencia-para-retener-4"/>
     <w:p>
       <w:pPr>
         <w:pStyle w:val="Heading2"/>
@@ -6122,8 +6030,8 @@
         <w:t xml:space="preserve">Grabar el propósito aprobado, propietario, alcance, datos utilizados, herramienta y versión de contenido, configuración, resultado completo, revisor, decisión, acción correctiva y retest. Proteger informes que contengan datos personales, credenciales o vulnerabilidades.</w:t>
       </w:r>
     </w:p>
-    <w:bookmarkEnd w:id="78"/>
-    <w:bookmarkStart w:id="80" w:name="wazuh"/>
+    <w:bookmarkEnd w:id="67"/>
+    <w:bookmarkStart w:id="69" w:name="wazuh"/>
     <w:p>
       <w:pPr>
         <w:pStyle w:val="Heading2"/>
@@ -6146,8 +6054,8 @@
       </w:pPr>
       <w:r>
         <w:rPr>
+          <w:b/>
           <w:bCs/>
-          <w:b/>
         </w:rPr>
         <w:t xml:space="preserve">Documentación y configuración oficiales</w:t>
       </w:r>
@@ -6158,7 +6066,7 @@
         <w:t xml:space="preserve">Abra la guía oficial Wazuh realizada/u título](https://documentation.wazuh.com/current/quickstart.html)</w:t>
       </w:r>
     </w:p>
-    <w:bookmarkStart w:id="79" w:name="inicio-rápido-5"/>
+    <w:bookmarkStart w:id="68" w:name="inicio-rápido-5"/>
     <w:p>
       <w:pPr>
         <w:pStyle w:val="Heading3"/>
@@ -6175,9 +6083,9 @@
         <w:t xml:space="preserve">Conecta un endpoint de laboratorio, crea un evento inofensivo, revisa la alerta y salva el evento, la decisión analista y el seguimiento.</w:t>
       </w:r>
     </w:p>
-    <w:bookmarkEnd w:id="79"/>
-    <w:bookmarkEnd w:id="80"/>
-    <w:bookmarkStart w:id="81" w:name="evidencia-para-retener-5"/>
+    <w:bookmarkEnd w:id="68"/>
+    <w:bookmarkEnd w:id="69"/>
+    <w:bookmarkStart w:id="70" w:name="evidencia-para-retener-5"/>
     <w:p>
       <w:pPr>
         <w:pStyle w:val="Heading2"/>
@@ -6194,8 +6102,8 @@
         <w:t xml:space="preserve">Grabar el propósito aprobado, propietario, alcance, datos utilizados, herramienta y versión de contenido, configuración, resultado completo, revisor, decisión, acción correctiva y retest. Proteger informes que contengan datos personales, credenciales o vulnerabilidades.</w:t>
       </w:r>
     </w:p>
-    <w:bookmarkEnd w:id="81"/>
-    <w:bookmarkStart w:id="83" w:name="owasp-zap"/>
+    <w:bookmarkEnd w:id="70"/>
+    <w:bookmarkStart w:id="72" w:name="owasp-zap"/>
     <w:p>
       <w:pPr>
         <w:pStyle w:val="Heading2"/>
@@ -6218,8 +6126,8 @@
       </w:pPr>
       <w:r>
         <w:rPr>
+          <w:b/>
           <w:bCs/>
-          <w:b/>
         </w:rPr>
         <w:t xml:space="preserve">Documentación y configuración oficiales</w:t>
       </w:r>
@@ -6230,7 +6138,7 @@
         <w:t xml:space="preserve">Abra la guía oficial OWASP ZAP efectuada / u fiel](https://www.zaproxy.org/getting-started/)</w:t>
       </w:r>
     </w:p>
-    <w:bookmarkStart w:id="82" w:name="inicio-rápido-6"/>
+    <w:bookmarkStart w:id="71" w:name="inicio-rápido-6"/>
     <w:p>
       <w:pPr>
         <w:pStyle w:val="Heading3"/>
@@ -6247,9 +6155,9 @@
         <w:t xml:space="preserve">Proxy a local training application, start with passive findings, validate one result, and export the approved scope and report.</w:t>
       </w:r>
     </w:p>
-    <w:bookmarkEnd w:id="82"/>
-    <w:bookmarkEnd w:id="83"/>
-    <w:bookmarkStart w:id="84" w:name="evidencia-para-retener-6"/>
+    <w:bookmarkEnd w:id="71"/>
+    <w:bookmarkEnd w:id="72"/>
+    <w:bookmarkStart w:id="73" w:name="evidencia-para-retener-6"/>
     <w:p>
       <w:pPr>
         <w:pStyle w:val="Heading2"/>
@@ -6266,8 +6174,8 @@
         <w:t xml:space="preserve">Grabar el propósito aprobado, propietario, alcance, datos utilizados, herramienta y versión de contenido, configuración, resultado completo, revisor, decisión, acción correctiva y retest. Proteger informes que contengan datos personales, credenciales o vulnerabilidades.</w:t>
       </w:r>
     </w:p>
-    <w:bookmarkEnd w:id="84"/>
-    <w:bookmarkStart w:id="86" w:name="trivy"/>
+    <w:bookmarkEnd w:id="73"/>
+    <w:bookmarkStart w:id="75" w:name="trivy"/>
     <w:p>
       <w:pPr>
         <w:pStyle w:val="Heading2"/>
@@ -6290,8 +6198,8 @@
       </w:pPr>
       <w:r>
         <w:rPr>
+          <w:b/>
           <w:bCs/>
-          <w:b/>
         </w:rPr>
         <w:t xml:space="preserve">Documentación y configuración oficiales</w:t>
       </w:r>
@@ -6302,7 +6210,7 @@
         <w:t xml:space="preserve">Abra la guía oficial Trivy realizada/u título](https://trivy.dev/latest/)</w:t>
       </w:r>
     </w:p>
-    <w:bookmarkStart w:id="85" w:name="inicio-rápido-7"/>
+    <w:bookmarkStart w:id="74" w:name="inicio-rápido-7"/>
     <w:p>
       <w:pPr>
         <w:pStyle w:val="Heading3"/>
@@ -6319,9 +6227,9 @@
         <w:t xml:space="preserve">Escanear una imagen o repositorio de laboratorio, proteger informes, validar un hallazgo, arreglarlo y volver a escanear.</w:t>
       </w:r>
     </w:p>
-    <w:bookmarkEnd w:id="85"/>
-    <w:bookmarkEnd w:id="86"/>
-    <w:bookmarkStart w:id="87" w:name="evidencia-para-retener-7"/>
+    <w:bookmarkEnd w:id="74"/>
+    <w:bookmarkEnd w:id="75"/>
+    <w:bookmarkStart w:id="76" w:name="evidencia-para-retener-7"/>
     <w:p>
       <w:pPr>
         <w:pStyle w:val="Heading2"/>
@@ -6338,8 +6246,8 @@
         <w:t xml:space="preserve">Grabar el propósito aprobado, propietario, alcance, datos utilizados, herramienta y versión de contenido, configuración, resultado completo, revisor, decisión, acción correctiva y retest. Proteger informes que contengan datos personales, credenciales o vulnerabilidades.</w:t>
       </w:r>
     </w:p>
-    <w:bookmarkEnd w:id="87"/>
-    <w:bookmarkStart w:id="89" w:name="agente-de-política-abierta"/>
+    <w:bookmarkEnd w:id="76"/>
+    <w:bookmarkStart w:id="78" w:name="agente-de-política-abierta"/>
     <w:p>
       <w:pPr>
         <w:pStyle w:val="Heading2"/>
@@ -6362,8 +6270,8 @@
       </w:pPr>
       <w:r>
         <w:rPr>
+          <w:b/>
           <w:bCs/>
-          <w:b/>
         </w:rPr>
         <w:t xml:space="preserve">Documentación y configuración oficiales</w:t>
       </w:r>
@@ -6374,7 +6282,7 @@
         <w:t xml:space="preserve">Abra la guía oficial de Agentes de Política Abierta(https://www.openpolicyagent.org/docs)</w:t>
       </w:r>
     </w:p>
-    <w:bookmarkStart w:id="88" w:name="inicio-rápido-8"/>
+    <w:bookmarkStart w:id="77" w:name="inicio-rápido-8"/>
     <w:p>
       <w:pPr>
         <w:pStyle w:val="Heading3"/>
@@ -6391,9 +6299,9 @@
         <w:t xml:space="preserve">Escribir una regla de laboratorio que niega un recurso de datos sin un propietario o etiqueta de retención; probar los insumos permitidos y negados.</w:t>
       </w:r>
     </w:p>
-    <w:bookmarkEnd w:id="88"/>
-    <w:bookmarkEnd w:id="89"/>
-    <w:bookmarkStart w:id="90" w:name="evidencia-para-retener-8"/>
+    <w:bookmarkEnd w:id="77"/>
+    <w:bookmarkEnd w:id="78"/>
+    <w:bookmarkStart w:id="79" w:name="evidencia-para-retener-8"/>
     <w:p>
       <w:pPr>
         <w:pStyle w:val="Heading2"/>
@@ -6410,8 +6318,8 @@
         <w:t xml:space="preserve">Grabar el propósito aprobado, propietario, alcance, datos utilizados, herramienta y versión de contenido, configuración, resultado completo, revisor, decisión, acción correctiva y retest. Proteger informes que contengan datos personales, credenciales o vulnerabilidades.</w:t>
       </w:r>
     </w:p>
-    <w:bookmarkEnd w:id="90"/>
-    <w:bookmarkStart w:id="92" w:name="klaro"/>
+    <w:bookmarkEnd w:id="79"/>
+    <w:bookmarkStart w:id="81" w:name="klaro"/>
     <w:p>
       <w:pPr>
         <w:pStyle w:val="Heading2"/>
@@ -6434,8 +6342,8 @@
       </w:pPr>
       <w:r>
         <w:rPr>
+          <w:b/>
           <w:bCs/>
-          <w:b/>
         </w:rPr>
         <w:t xml:space="preserve">Documentación y configuración oficiales</w:t>
       </w:r>
@@ -6446,7 +6354,7 @@
         <w:t xml:space="preserve">Abrir la guía oficial Klaro!</w:t>
       </w:r>
     </w:p>
-    <w:bookmarkStart w:id="91" w:name="inicio-rápido-9"/>
+    <w:bookmarkStart w:id="80" w:name="inicio-rápido-9"/>
     <w:p>
       <w:pPr>
         <w:pStyle w:val="Heading3"/>
@@ -6461,17 +6369,397 @@
       </w:pPr>
       <w:r>
         <w:t xml:space="preserve">Configurar una página de laboratorio para que los servicios opcionales permanezcan fuera hasta que la elección; probar aceptar, rechazar, cambiar y retirar caminos.</w:t>
+      </w:r>
+    </w:p>
+    <w:bookmarkEnd w:id="80"/>
+    <w:bookmarkEnd w:id="81"/>
+    <w:bookmarkStart w:id="82" w:name="evidencia-para-retener-9"/>
+    <w:p>
+      <w:pPr>
+        <w:pStyle w:val="Heading2"/>
+      </w:pPr>
+      <w:r>
+        <w:t xml:space="preserve">Evidencia para retener</w:t>
+      </w:r>
+    </w:p>
+    <w:p>
+      <w:pPr>
+        <w:pStyle w:val="FirstParagraph"/>
+      </w:pPr>
+      <w:r>
+        <w:t xml:space="preserve">Grabar el propósito aprobado, propietario, alcance, datos utilizados, herramienta y versión de contenido, configuración, resultado completo, revisor, decisión, acción correctiva y retest. Proteger informes que contengan datos personales, credenciales o vulnerabilidades.</w:t>
+      </w:r>
+    </w:p>
+    <w:bookmarkEnd w:id="82"/>
+    <w:bookmarkStart w:id="84" w:name="greenbone-community-edition"/>
+    <w:p>
+      <w:pPr>
+        <w:pStyle w:val="Heading2"/>
+      </w:pPr>
+      <w:r>
+        <w:t xml:space="preserve">12.11 Greenbone Community Edition</w:t>
+      </w:r>
+    </w:p>
+    <w:p>
+      <w:pPr>
+        <w:pStyle w:val="FirstParagraph"/>
+      </w:pPr>
+      <w:r>
+        <w:t xml:space="preserve">Escaneo de vulnerabilidad.</w:t>
+      </w:r>
+    </w:p>
+    <w:p>
+      <w:pPr>
+        <w:pStyle w:val="BodyText"/>
+      </w:pPr>
+      <w:r>
+        <w:rPr>
+          <w:b/>
+          <w:bCs/>
+        </w:rPr>
+        <w:t xml:space="preserve">Documentación y configuración oficiales:</w:t>
+      </w:r>
+      <w:r>
+        <w:t xml:space="preserve"> </w:t>
+      </w:r>
+      <w:r>
+        <w:t xml:space="preserve">[Seguridad]Abre la guía oficial Greenbone Community Edition realizada/u contactos](https://greenbone.github.io/docs/latest/)</w:t>
+      </w:r>
+    </w:p>
+    <w:bookmarkStart w:id="83" w:name="inicio-rápido-10"/>
+    <w:p>
+      <w:pPr>
+        <w:pStyle w:val="Heading3"/>
+      </w:pPr>
+      <w:r>
+        <w:t xml:space="preserve">Inicio rápido</w:t>
+      </w:r>
+    </w:p>
+    <w:p>
+      <w:pPr>
+        <w:pStyle w:val="FirstParagraph"/>
+      </w:pPr>
+      <w:r>
+        <w:t xml:space="preserve">Escanear sólo un objetivo de laboratorio aprobado, validar un hallazgo, corregirlo, cambiar y registrar el alcance, versión, resultado y revisor.</w:t>
+      </w:r>
+    </w:p>
+    <w:bookmarkEnd w:id="83"/>
+    <w:bookmarkEnd w:id="84"/>
+    <w:bookmarkStart w:id="85" w:name="evidencia-para-retener-10"/>
+    <w:p>
+      <w:pPr>
+        <w:pStyle w:val="Heading2"/>
+      </w:pPr>
+      <w:r>
+        <w:t xml:space="preserve">Evidencia para retener</w:t>
+      </w:r>
+    </w:p>
+    <w:p>
+      <w:pPr>
+        <w:pStyle w:val="FirstParagraph"/>
+      </w:pPr>
+      <w:r>
+        <w:t xml:space="preserve">Grabar el propósito aprobado, propietario, alcance, datos utilizados, herramienta y versión de contenido, configuración, resultado completo, revisor, decisión, acción correctiva y retest. Proteger informes que contengan datos personales, credenciales o vulnerabilidades.</w:t>
+      </w:r>
+    </w:p>
+    <w:bookmarkEnd w:id="85"/>
+    <w:bookmarkStart w:id="86" w:name="X77d6c338403f2081a816fed668db36a071034f6"/>
+    <w:p>
+      <w:pPr>
+        <w:pStyle w:val="Heading2"/>
+      </w:pPr>
+      <w:r>
+        <w:t xml:space="preserve">12.12 Lista de verificación de la gobernanza de la herramienta</w:t>
+      </w:r>
+    </w:p>
+    <w:p>
+      <w:pPr>
+        <w:numPr>
+          <w:ilvl w:val="0"/>
+          <w:numId w:val="1014"/>
+        </w:numPr>
+      </w:pPr>
+      <w:r>
+        <w:t xml:space="preserve">Utilizar datos ficticios o sanitarios en el entrenamiento.</w:t>
+      </w:r>
+    </w:p>
+    <w:p>
+      <w:pPr>
+        <w:numPr>
+          <w:ilvl w:val="0"/>
+          <w:numId w:val="1014"/>
+        </w:numPr>
+      </w:pPr>
+      <w:r>
+        <w:t xml:space="preserve">Aprobar el propósito, propietario, alcance, acceso, alojamiento y retención antes del uso de la producción.</w:t>
+      </w:r>
+    </w:p>
+    <w:p>
+      <w:pPr>
+        <w:numPr>
+          <w:ilvl w:val="0"/>
+          <w:numId w:val="1014"/>
+        </w:numPr>
+      </w:pPr>
+      <w:r>
+        <w:t xml:space="preserve">Revisar licencias, fuentes de software, versiones, sumas de comprobación y dependencias.</w:t>
+      </w:r>
+    </w:p>
+    <w:p>
+      <w:pPr>
+        <w:numPr>
+          <w:ilvl w:val="0"/>
+          <w:numId w:val="1014"/>
+        </w:numPr>
+      </w:pPr>
+      <w:r>
+        <w:t xml:space="preserve">Prueba la exactitud de detección y documenta falsos positivos y falsos negativos.</w:t>
+      </w:r>
+    </w:p>
+    <w:p>
+      <w:pPr>
+        <w:numPr>
+          <w:ilvl w:val="0"/>
+          <w:numId w:val="1014"/>
+        </w:numPr>
+      </w:pPr>
+      <w:r>
+        <w:t xml:space="preserve">Restrict and log administrative access.</w:t>
+      </w:r>
+    </w:p>
+    <w:p>
+      <w:pPr>
+        <w:numPr>
+          <w:ilvl w:val="0"/>
+          <w:numId w:val="1014"/>
+        </w:numPr>
+      </w:pPr>
+      <w:r>
+        <w:t xml:space="preserve">Definir los procesos de examen humano, escalada, corrección y eliminación.</w:t>
+      </w:r>
+    </w:p>
+    <w:p>
+      <w:pPr>
+        <w:numPr>
+          <w:ilvl w:val="0"/>
+          <w:numId w:val="1014"/>
+        </w:numPr>
+      </w:pPr>
+      <w:r>
+        <w:t xml:space="preserve">No suba datos personales a un servicio externo sin una revisión legal, de seguridad y transferencia aprobada.</w:t>
+      </w:r>
+    </w:p>
+    <w:bookmarkEnd w:id="86"/>
+    <w:bookmarkEnd w:id="87"/>
+    <w:bookmarkStart w:id="92" w:name="Xc1ec02c0f8768940d94445795a69303e65bfa9e"/>
+    <w:p>
+      <w:pPr>
+        <w:pStyle w:val="Heading1"/>
+      </w:pPr>
+      <w:r>
+        <w:t xml:space="preserve">13. Laboratorio de SaaS Ficcional y Portfolio</w:t>
+      </w:r>
+    </w:p>
+    <w:p>
+      <w:pPr>
+        <w:pStyle w:val="FirstParagraph"/>
+      </w:pPr>
+      <w:r>
+        <w:rPr>
+          <w:i/>
+          <w:iCs/>
+        </w:rPr>
+        <w:t xml:space="preserve">Una empresa de práctica completa utilizando sólo información sintética.</w:t>
+      </w:r>
+    </w:p>
+    <w:p>
+      <w:pPr>
+        <w:pStyle w:val="BodyText"/>
+      </w:pPr>
+      <w:r>
+        <w:t xml:space="preserve">Blue Lantern Analytics es un proveedor ficticio de SaaS con 30 empleados. Sirve para clientes empresariales, utiliza proveedores de alojamiento y soporte en la nube, monitorea la actividad de aplicación, envía mensajes de producto y planea una función de soporte de IA. No tiene clientes reales ni datos personales reales.</w:t>
+      </w:r>
+    </w:p>
+    <w:bookmarkStart w:id="88" w:name="project-1-scope-and-roles"/>
+    <w:p>
+      <w:pPr>
+        <w:pStyle w:val="Heading2"/>
+      </w:pPr>
+      <w:r>
+        <w:t xml:space="preserve">Project 1 — Scope and roles</w:t>
+      </w:r>
+    </w:p>
+    <w:p>
+      <w:pPr>
+        <w:pStyle w:val="FirstParagraph"/>
+      </w:pPr>
+      <w:r>
+        <w:t xml:space="preserve">Definir establecimientos, objetivos, servicios, roles, sistemas, personas y datos.</w:t>
+      </w:r>
+    </w:p>
+    <w:p>
+      <w:pPr>
+        <w:pStyle w:val="BodyText"/>
+      </w:pPr>
+      <w:r>
+        <w:t xml:space="preserve">Proyecto 2 - ROPA</w:t>
+      </w:r>
+    </w:p>
+    <w:p>
+      <w:pPr>
+        <w:pStyle w:val="BodyText"/>
+      </w:pPr>
+      <w:r>
+        <w:t xml:space="preserve">Crear 12 actividades de procesamiento con propósito, base, datos, destinatarios, transferencias, retención, seguridad y propietarios.</w:t>
+      </w:r>
+    </w:p>
+    <w:p>
+      <w:pPr>
+        <w:pStyle w:val="BodyText"/>
+      </w:pPr>
+      <w:r>
+        <w:t xml:space="preserve">Proyecto 3 - Derechos</w:t>
+      </w:r>
+    </w:p>
+    <w:p>
+      <w:pPr>
+        <w:pStyle w:val="BodyText"/>
+      </w:pPr>
+      <w:r>
+        <w:t xml:space="preserve">Completas solicitudes de acceso ficticio, corrección, eliminación, objeción y portabilidad.</w:t>
+      </w:r>
+    </w:p>
+    <w:p>
+      <w:pPr>
+        <w:pStyle w:val="BodyText"/>
+      </w:pPr>
+      <w:r>
+        <w:t xml:space="preserve">Proyecto 4 - DPIA</w:t>
+      </w:r>
+    </w:p>
+    <w:p>
+      <w:pPr>
+        <w:pStyle w:val="BodyText"/>
+      </w:pPr>
+      <w:r>
+        <w:t xml:space="preserve">Evaluar el monitoreo o la función de soporte de IA y definir salvaguardias.</w:t>
+      </w:r>
+    </w:p>
+    <w:p>
+      <w:pPr>
+        <w:pStyle w:val="BodyText"/>
+      </w:pPr>
+      <w:r>
+        <w:t xml:space="preserve">Proyecto 5 - Breach</w:t>
+      </w:r>
+    </w:p>
+    <w:p>
+      <w:pPr>
+        <w:pStyle w:val="BodyText"/>
+      </w:pPr>
+      <w:r>
+        <w:t xml:space="preserve">Evaluar una exportación de soporte perdido, construir el cronograma, decidir las notificaciones y escribir un informe de gerente.</w:t>
+      </w:r>
+    </w:p>
+    <w:bookmarkEnd w:id="88"/>
+    <w:bookmarkStart w:id="89" w:name="project-6-vendor-and-transfer"/>
+    <w:p>
+      <w:pPr>
+        <w:pStyle w:val="Heading2"/>
+      </w:pPr>
+      <w:r>
+        <w:t xml:space="preserve">Project 6 — Vendor and transfer</w:t>
+      </w:r>
+    </w:p>
+    <w:p>
+      <w:pPr>
+        <w:pStyle w:val="FirstParagraph"/>
+      </w:pPr>
+      <w:r>
+        <w:t xml:space="preserve">Revise un procesador ficticio, términos del artículo 28, ubicación, módulo SCC, evaluación y salvaguardias.</w:t>
+      </w:r>
+    </w:p>
+    <w:bookmarkEnd w:id="89"/>
+    <w:bookmarkStart w:id="90" w:name="project-7-tools"/>
+    <w:p>
+      <w:pPr>
+        <w:pStyle w:val="Heading2"/>
+      </w:pPr>
+      <w:r>
+        <w:t xml:space="preserve">Project 7 — Tools</w:t>
+      </w:r>
+    </w:p>
+    <w:p>
+      <w:pPr>
+        <w:pStyle w:val="FirstParagraph"/>
+      </w:pPr>
+      <w:r>
+        <w:t xml:space="preserve">Use tres herramientas Capítulo 12 en un laboratorio aislado y limitaciones de documentos y pruebas.</w:t>
+      </w:r>
+    </w:p>
+    <w:bookmarkEnd w:id="90"/>
+    <w:bookmarkStart w:id="91" w:name="portfolio-ethics"/>
+    <w:p>
+      <w:pPr>
+        <w:pStyle w:val="Heading2"/>
+      </w:pPr>
+      <w:r>
+        <w:t xml:space="preserve">13.1 Portfolio ethics</w:t>
+      </w:r>
+    </w:p>
+    <w:p>
+      <w:pPr>
+        <w:numPr>
+          <w:ilvl w:val="0"/>
+          <w:numId w:val="1015"/>
+        </w:numPr>
+      </w:pPr>
+      <w:r>
+        <w:t xml:space="preserve">Nunca publicar datos de empleados reales, clientes, solicitantes, pacientes o usuarios.</w:t>
+      </w:r>
+    </w:p>
+    <w:p>
+      <w:pPr>
+        <w:numPr>
+          <w:ilvl w:val="0"/>
+          <w:numId w:val="1015"/>
+        </w:numPr>
+      </w:pPr>
+      <w:r>
+        <w:t xml:space="preserve">Etiqueta todos los archivos como trabajo de entrenamiento ficticio.</w:t>
+      </w:r>
+    </w:p>
+    <w:p>
+      <w:pPr>
+        <w:numPr>
+          <w:ilvl w:val="0"/>
+          <w:numId w:val="1015"/>
+        </w:numPr>
+      </w:pPr>
+      <w:r>
+        <w:t xml:space="preserve">No copie el aviso confidencial de una empresa, DPIA, contrato o informe de incidentes.</w:t>
+      </w:r>
+    </w:p>
+    <w:p>
+      <w:pPr>
+        <w:numPr>
+          <w:ilvl w:val="0"/>
+          <w:numId w:val="1015"/>
+        </w:numPr>
+      </w:pPr>
+      <w:r>
+        <w:t xml:space="preserve">Explicar suposiciones, incertidumbre y cuándo se necesitaría un examen jurídico.</w:t>
       </w:r>
     </w:p>
     <w:bookmarkEnd w:id="91"/>
     <w:bookmarkEnd w:id="92"/>
-    <w:bookmarkStart w:id="93" w:name="evidencia-para-retener-9"/>
-    <w:p>
-      <w:pPr>
-        <w:pStyle w:val="Heading2"/>
-      </w:pPr>
-      <w:r>
-        <w:t xml:space="preserve">Evidencia para retener</w:t>
+    <w:bookmarkStart w:id="104" w:name="plan-de-aprendizaje-de-30-días"/>
+    <w:p>
+      <w:pPr>
+        <w:pStyle w:val="Heading1"/>
+      </w:pPr>
+      <w:r>
+        <w:t xml:space="preserve">14. Plan de aprendizaje de 30 días</w:t>
       </w:r>
     </w:p>
     <w:p>
@@ -6479,391 +6767,11 @@
         <w:pStyle w:val="FirstParagraph"/>
       </w:pPr>
       <w:r>
-        <w:t xml:space="preserve">Grabar el propósito aprobado, propietario, alcance, datos utilizados, herramienta y versión de contenido, configuración, resultado completo, revisor, decisión, acción correctiva y retest. Proteger informes que contengan datos personales, credenciales o vulnerabilidades.</w:t>
-      </w:r>
-    </w:p>
-    <w:bookmarkEnd w:id="93"/>
-    <w:bookmarkStart w:id="95" w:name="greenbone-community-edition"/>
-    <w:p>
-      <w:pPr>
-        <w:pStyle w:val="Heading2"/>
-      </w:pPr>
-      <w:r>
-        <w:t xml:space="preserve">12.11 Greenbone Community Edition</w:t>
-      </w:r>
-    </w:p>
-    <w:p>
-      <w:pPr>
-        <w:pStyle w:val="FirstParagraph"/>
-      </w:pPr>
-      <w:r>
-        <w:t xml:space="preserve">Escaneo de vulnerabilidad.</w:t>
-      </w:r>
-    </w:p>
-    <w:p>
-      <w:pPr>
-        <w:pStyle w:val="BodyText"/>
-      </w:pPr>
-      <w:r>
         <w:rPr>
-          <w:bCs/>
-          <w:b/>
+          <w:i/>
+          <w:iCs/>
         </w:rPr>
-        <w:t xml:space="preserve">Documentación y configuración oficiales:</w:t>
-      </w:r>
-      <w:r>
-        <w:t xml:space="preserve"> </w:t>
-      </w:r>
-      <w:r>
-        <w:t xml:space="preserve">[Seguridad]Abre la guía oficial Greenbone Community Edition realizada/u contactos](https://greenbone.github.io/docs/latest/)</w:t>
-      </w:r>
-    </w:p>
-    <w:bookmarkStart w:id="94" w:name="inicio-rápido-10"/>
-    <w:p>
-      <w:pPr>
-        <w:pStyle w:val="Heading3"/>
-      </w:pPr>
-      <w:r>
-        <w:t xml:space="preserve">Inicio rápido</w:t>
-      </w:r>
-    </w:p>
-    <w:p>
-      <w:pPr>
-        <w:pStyle w:val="FirstParagraph"/>
-      </w:pPr>
-      <w:r>
-        <w:t xml:space="preserve">Escanear sólo un objetivo de laboratorio aprobado, validar un hallazgo, corregirlo, cambiar y registrar el alcance, versión, resultado y revisor.</w:t>
-      </w:r>
-    </w:p>
-    <w:bookmarkEnd w:id="94"/>
-    <w:bookmarkEnd w:id="95"/>
-    <w:bookmarkStart w:id="96" w:name="evidencia-para-retener-10"/>
-    <w:p>
-      <w:pPr>
-        <w:pStyle w:val="Heading2"/>
-      </w:pPr>
-      <w:r>
-        <w:t xml:space="preserve">Evidencia para retener</w:t>
-      </w:r>
-    </w:p>
-    <w:p>
-      <w:pPr>
-        <w:pStyle w:val="FirstParagraph"/>
-      </w:pPr>
-      <w:r>
-        <w:t xml:space="preserve">Grabar el propósito aprobado, propietario, alcance, datos utilizados, herramienta y versión de contenido, configuración, resultado completo, revisor, decisión, acción correctiva y retest. Proteger informes que contengan datos personales, credenciales o vulnerabilidades.</w:t>
-      </w:r>
-    </w:p>
-    <w:bookmarkEnd w:id="96"/>
-    <w:bookmarkStart w:id="97" w:name="X77d6c338403f2081a816fed668db36a071034f6"/>
-    <w:p>
-      <w:pPr>
-        <w:pStyle w:val="Heading2"/>
-      </w:pPr>
-      <w:r>
-        <w:t xml:space="preserve">12.12 Lista de verificación de la gobernanza de la herramienta</w:t>
-      </w:r>
-    </w:p>
-    <w:p>
-      <w:pPr>
-        <w:numPr>
-          <w:ilvl w:val="0"/>
-          <w:numId w:val="1014"/>
-        </w:numPr>
-      </w:pPr>
-      <w:r>
-        <w:t xml:space="preserve">Utilizar datos ficticios o sanitarios en el entrenamiento.</w:t>
-      </w:r>
-    </w:p>
-    <w:p>
-      <w:pPr>
-        <w:numPr>
-          <w:ilvl w:val="0"/>
-          <w:numId w:val="1014"/>
-        </w:numPr>
-      </w:pPr>
-      <w:r>
-        <w:t xml:space="preserve">Aprobar el propósito, propietario, alcance, acceso, alojamiento y retención antes del uso de la producción.</w:t>
-      </w:r>
-    </w:p>
-    <w:p>
-      <w:pPr>
-        <w:numPr>
-          <w:ilvl w:val="0"/>
-          <w:numId w:val="1014"/>
-        </w:numPr>
-      </w:pPr>
-      <w:r>
-        <w:t xml:space="preserve">Revisar licencias, fuentes de software, versiones, sumas de comprobación y dependencias.</w:t>
-      </w:r>
-    </w:p>
-    <w:p>
-      <w:pPr>
-        <w:numPr>
-          <w:ilvl w:val="0"/>
-          <w:numId w:val="1014"/>
-        </w:numPr>
-      </w:pPr>
-      <w:r>
-        <w:t xml:space="preserve">Prueba la exactitud de detección y documenta falsos positivos y falsos negativos.</w:t>
-      </w:r>
-    </w:p>
-    <w:p>
-      <w:pPr>
-        <w:numPr>
-          <w:ilvl w:val="0"/>
-          <w:numId w:val="1014"/>
-        </w:numPr>
-      </w:pPr>
-      <w:r>
-        <w:t xml:space="preserve">Restrict and log administrative access.</w:t>
-      </w:r>
-    </w:p>
-    <w:p>
-      <w:pPr>
-        <w:numPr>
-          <w:ilvl w:val="0"/>
-          <w:numId w:val="1014"/>
-        </w:numPr>
-      </w:pPr>
-      <w:r>
-        <w:t xml:space="preserve">Definir los procesos de examen humano, escalada, corrección y eliminación.</w:t>
-      </w:r>
-    </w:p>
-    <w:p>
-      <w:pPr>
-        <w:numPr>
-          <w:ilvl w:val="0"/>
-          <w:numId w:val="1014"/>
-        </w:numPr>
-      </w:pPr>
-      <w:r>
-        <w:t xml:space="preserve">No suba datos personales a un servicio externo sin una revisión legal, de seguridad y transferencia aprobada.</w:t>
-      </w:r>
-    </w:p>
-    <w:bookmarkEnd w:id="97"/>
-    <w:bookmarkEnd w:id="98"/>
-    <w:bookmarkStart w:id="103" w:name="Xc1ec02c0f8768940d94445795a69303e65bfa9e"/>
-    <w:p>
-      <w:pPr>
-        <w:pStyle w:val="Heading1"/>
-      </w:pPr>
-      <w:r>
-        <w:t xml:space="preserve">13. Laboratorio de SaaS Ficcional y Portfolio</w:t>
-      </w:r>
-    </w:p>
-    <w:p>
-      <w:pPr>
-        <w:pStyle w:val="FirstParagraph"/>
-      </w:pPr>
-      <w:r>
-        <w:rPr>
-          <w:iCs/>
-          <w:i/>
-        </w:rPr>
-        <w:t xml:space="preserve">Una empresa de práctica completa utilizando sólo información sintética.</w:t>
-      </w:r>
-    </w:p>
-    <w:p>
-      <w:pPr>
-        <w:pStyle w:val="BodyText"/>
-      </w:pPr>
-      <w:r>
-        <w:t xml:space="preserve">Blue Lantern Analytics es un proveedor ficticio de SaaS con 30 empleados. Sirve para clientes empresariales, utiliza proveedores de alojamiento y soporte en la nube, monitorea la actividad de aplicación, envía mensajes de producto y planea una función de soporte de IA. No tiene clientes reales ni datos personales reales.</w:t>
-      </w:r>
-    </w:p>
-    <w:bookmarkStart w:id="99" w:name="project-1-scope-and-roles"/>
-    <w:p>
-      <w:pPr>
-        <w:pStyle w:val="Heading2"/>
-      </w:pPr>
-      <w:r>
-        <w:t xml:space="preserve">Project 1 — Scope and roles</w:t>
-      </w:r>
-    </w:p>
-    <w:p>
-      <w:pPr>
-        <w:pStyle w:val="FirstParagraph"/>
-      </w:pPr>
-      <w:r>
-        <w:t xml:space="preserve">Definir establecimientos, objetivos, servicios, roles, sistemas, personas y datos.</w:t>
-      </w:r>
-    </w:p>
-    <w:p>
-      <w:pPr>
-        <w:pStyle w:val="BodyText"/>
-      </w:pPr>
-      <w:r>
-        <w:t xml:space="preserve">Proyecto 2 - ROPA</w:t>
-      </w:r>
-    </w:p>
-    <w:p>
-      <w:pPr>
-        <w:pStyle w:val="BodyText"/>
-      </w:pPr>
-      <w:r>
-        <w:t xml:space="preserve">Crear 12 actividades de procesamiento con propósito, base, datos, destinatarios, transferencias, retención, seguridad y propietarios.</w:t>
-      </w:r>
-    </w:p>
-    <w:p>
-      <w:pPr>
-        <w:pStyle w:val="BodyText"/>
-      </w:pPr>
-      <w:r>
-        <w:t xml:space="preserve">Proyecto 3 - Derechos</w:t>
-      </w:r>
-    </w:p>
-    <w:p>
-      <w:pPr>
-        <w:pStyle w:val="BodyText"/>
-      </w:pPr>
-      <w:r>
-        <w:t xml:space="preserve">Completas solicitudes de acceso ficticio, corrección, eliminación, objeción y portabilidad.</w:t>
-      </w:r>
-    </w:p>
-    <w:p>
-      <w:pPr>
-        <w:pStyle w:val="BodyText"/>
-      </w:pPr>
-      <w:r>
-        <w:t xml:space="preserve">Proyecto 4 - DPIA</w:t>
-      </w:r>
-    </w:p>
-    <w:p>
-      <w:pPr>
-        <w:pStyle w:val="BodyText"/>
-      </w:pPr>
-      <w:r>
-        <w:t xml:space="preserve">Evaluar el monitoreo o la función de soporte de IA y definir salvaguardias.</w:t>
-      </w:r>
-    </w:p>
-    <w:p>
-      <w:pPr>
-        <w:pStyle w:val="BodyText"/>
-      </w:pPr>
-      <w:r>
-        <w:t xml:space="preserve">Proyecto 5 - Breach</w:t>
-      </w:r>
-    </w:p>
-    <w:p>
-      <w:pPr>
-        <w:pStyle w:val="BodyText"/>
-      </w:pPr>
-      <w:r>
-        <w:t xml:space="preserve">Evaluar una exportación de soporte perdido, construir el cronograma, decidir las notificaciones y escribir un informe de gerente.</w:t>
-      </w:r>
-    </w:p>
-    <w:bookmarkEnd w:id="99"/>
-    <w:bookmarkStart w:id="100" w:name="project-6-vendor-and-transfer"/>
-    <w:p>
-      <w:pPr>
-        <w:pStyle w:val="Heading2"/>
-      </w:pPr>
-      <w:r>
-        <w:t xml:space="preserve">Project 6 — Vendor and transfer</w:t>
-      </w:r>
-    </w:p>
-    <w:p>
-      <w:pPr>
-        <w:pStyle w:val="FirstParagraph"/>
-      </w:pPr>
-      <w:r>
-        <w:t xml:space="preserve">Revise un procesador ficticio, términos del artículo 28, ubicación, módulo SCC, evaluación y salvaguardias.</w:t>
-      </w:r>
-    </w:p>
-    <w:bookmarkEnd w:id="100"/>
-    <w:bookmarkStart w:id="101" w:name="project-7-tools"/>
-    <w:p>
-      <w:pPr>
-        <w:pStyle w:val="Heading2"/>
-      </w:pPr>
-      <w:r>
-        <w:t xml:space="preserve">Project 7 — Tools</w:t>
-      </w:r>
-    </w:p>
-    <w:p>
-      <w:pPr>
-        <w:pStyle w:val="FirstParagraph"/>
-      </w:pPr>
-      <w:r>
-        <w:t xml:space="preserve">Use tres herramientas Capítulo 12 en un laboratorio aislado y limitaciones de documentos y pruebas.</w:t>
-      </w:r>
-    </w:p>
-    <w:bookmarkEnd w:id="101"/>
-    <w:bookmarkStart w:id="102" w:name="portfolio-ethics"/>
-    <w:p>
-      <w:pPr>
-        <w:pStyle w:val="Heading2"/>
-      </w:pPr>
-      <w:r>
-        <w:t xml:space="preserve">13.1 Portfolio ethics</w:t>
-      </w:r>
-    </w:p>
-    <w:p>
-      <w:pPr>
-        <w:numPr>
-          <w:ilvl w:val="0"/>
-          <w:numId w:val="1015"/>
-        </w:numPr>
-      </w:pPr>
-      <w:r>
-        <w:t xml:space="preserve">Nunca publicar datos de empleados reales, clientes, solicitantes, pacientes o usuarios.</w:t>
-      </w:r>
-    </w:p>
-    <w:p>
-      <w:pPr>
-        <w:numPr>
-          <w:ilvl w:val="0"/>
-          <w:numId w:val="1015"/>
-        </w:numPr>
-      </w:pPr>
-      <w:r>
-        <w:t xml:space="preserve">Etiqueta todos los archivos como trabajo de entrenamiento ficticio.</w:t>
-      </w:r>
-    </w:p>
-    <w:p>
-      <w:pPr>
-        <w:numPr>
-          <w:ilvl w:val="0"/>
-          <w:numId w:val="1015"/>
-        </w:numPr>
-      </w:pPr>
-      <w:r>
-        <w:t xml:space="preserve">No copie el aviso confidencial de una empresa, DPIA, contrato o informe de incidentes.</w:t>
-      </w:r>
-    </w:p>
-    <w:p>
-      <w:pPr>
-        <w:numPr>
-          <w:ilvl w:val="0"/>
-          <w:numId w:val="1015"/>
-        </w:numPr>
-      </w:pPr>
-      <w:r>
-        <w:t xml:space="preserve">Explicar suposiciones, incertidumbre y cuándo se necesitaría un examen jurídico.</w:t>
-      </w:r>
-    </w:p>
-    <w:bookmarkEnd w:id="102"/>
-    <w:bookmarkEnd w:id="103"/>
-    <w:bookmarkStart w:id="115" w:name="plan-de-aprendizaje-de-30-días"/>
-    <w:p>
-      <w:pPr>
-        <w:pStyle w:val="Heading1"/>
-      </w:pPr>
-      <w:r>
-        <w:t xml:space="preserve">14. Plan de aprendizaje de 30 días</w:t>
-      </w:r>
-    </w:p>
-    <w:p>
-      <w:pPr>
-        <w:pStyle w:val="FirstParagraph"/>
-      </w:pPr>
-      <w:r>
-        <w:rPr>
-          <w:iCs/>
-          <w:i/>
-        </w:rPr>
-        <w:t xml:space="preserve">Un mes realista de estudio, práctica, trabajo de cartera y preparación de entrevistas.</w:t>
+        <w:t xml:space="preserve">Un mes realista de estudio, práctica, trabajo de portafolio y preparación para entrevistas.</w:t>
       </w:r>
     </w:p>
     <w:tbl>
@@ -6871,26 +6779,24 @@
         <w:tblStyle w:val="Table"/>
         <w:tblW w:type="auto" w:w="0"/>
         <w:tblLook w:firstRow="1" w:lastRow="0" w:firstColumn="0" w:lastColumn="0" w:noHBand="0" w:noVBand="0" w:val="0020"/>
-        <w:jc w:val="start"/>
       </w:tblPr>
       <w:tblGrid>
         <w:gridCol w:w="7920"/>
       </w:tblGrid>
       <w:tr>
         <w:trPr>
-          <w:tblHeader w:val="true"/>
+          <w:tblHeader w:val="on"/>
         </w:trPr>
         <w:tc>
           <w:tcPr/>
           <w:p>
             <w:pPr>
               <w:pStyle w:val="Compact"/>
-              <w:jc w:val="left"/>
             </w:pPr>
             <w:r>
               <w:rPr>
+                <w:b/>
                 <w:bCs/>
-                <w:b/>
               </w:rPr>
               <w:t xml:space="preserve">Week</w:t>
             </w:r>
@@ -6903,7 +6809,6 @@
           <w:p>
             <w:pPr>
               <w:pStyle w:val="Compact"/>
-              <w:jc w:val="left"/>
             </w:pPr>
             <w:r>
               <w:t xml:space="preserve">tención Semana 1</w:t>
@@ -6932,7 +6837,7 @@
         <w:t xml:space="preserve">TEN Week 4 | Herramientas, portafolio, entrevista, aplicación | Portafolio y respuestas practicadas</w:t>
       </w:r>
     </w:p>
-    <w:bookmarkStart w:id="104" w:name="hábitos-diarios"/>
+    <w:bookmarkStart w:id="93" w:name="hábitos-diarios"/>
     <w:p>
       <w:pPr>
         <w:pStyle w:val="Heading2"/>
@@ -6993,7 +6898,7 @@
         </w:numPr>
       </w:pPr>
       <w:r>
-        <w:t xml:space="preserve">Añadir una mejora a la cartera.</w:t>
+        <w:t xml:space="preserve">Añadir una mejora al portafolio.</w:t>
       </w:r>
     </w:p>
     <w:p>
@@ -7013,8 +6918,8 @@
       </w:pPr>
       <w:r>
         <w:rPr>
+          <w:i/>
           <w:iCs/>
-          <w:i/>
         </w:rPr>
         <w:t xml:space="preserve">Preguntas y respuestas cortas para analistas y administradores junior</w:t>
       </w:r>
@@ -7022,8 +6927,8 @@
         <w:t xml:space="preserve">.</w:t>
       </w:r>
     </w:p>
-    <w:bookmarkEnd w:id="104"/>
-    <w:bookmarkStart w:id="105" w:name="qué-son-los-datos-personales"/>
+    <w:bookmarkEnd w:id="93"/>
+    <w:bookmarkStart w:id="94" w:name="qué-son-los-datos-personales"/>
     <w:p>
       <w:pPr>
         <w:pStyle w:val="Heading2"/>
@@ -7040,8 +6945,8 @@
         <w:t xml:space="preserve">Información relativa a una persona física identificada o identificable. Cuestiones de contexto; identificadores indirectos también pueden hacer que alguien sea identificable.</w:t>
       </w:r>
     </w:p>
-    <w:bookmarkEnd w:id="105"/>
-    <w:bookmarkStart w:id="106" w:name="controller-versus-procesador"/>
+    <w:bookmarkEnd w:id="94"/>
+    <w:bookmarkStart w:id="95" w:name="controller-versus-procesador"/>
     <w:p>
       <w:pPr>
         <w:pStyle w:val="Heading2"/>
@@ -7058,8 +6963,8 @@
         <w:t xml:space="preserve">Un controlador decide el propósito y los medios esenciales. Un procesador actúa en nombre del controlador bajo instrucciones.</w:t>
       </w:r>
     </w:p>
-    <w:bookmarkEnd w:id="106"/>
-    <w:bookmarkStart w:id="107" w:name="siempre-es-necesario-el-consentimiento"/>
+    <w:bookmarkEnd w:id="95"/>
+    <w:bookmarkStart w:id="96" w:name="siempre-es-necesario-el-consentimiento"/>
     <w:p>
       <w:pPr>
         <w:pStyle w:val="Heading2"/>
@@ -7076,8 +6981,8 @@
         <w:t xml:space="preserve">No. El artículo 6 establece seis bases legales. El consentimiento es apropiado sólo cuando se cumplen sus condiciones y la verdadera elección.</w:t>
       </w:r>
     </w:p>
-    <w:bookmarkEnd w:id="107"/>
-    <w:bookmarkStart w:id="108" w:name="qué-es-un-ropa"/>
+    <w:bookmarkEnd w:id="96"/>
+    <w:bookmarkStart w:id="97" w:name="qué-es-un-ropa"/>
     <w:p>
       <w:pPr>
         <w:pStyle w:val="Heading2"/>
@@ -7094,8 +6999,8 @@
         <w:t xml:space="preserve">A record of processing activities that helps explain purposes, people, data, recipients, transfers, retention, security, and roles.</w:t>
       </w:r>
     </w:p>
-    <w:bookmarkEnd w:id="108"/>
-    <w:bookmarkStart w:id="109" w:name="cómo-se-maneja-una-solicitud-de-derechos"/>
+    <w:bookmarkEnd w:id="97"/>
+    <w:bookmarkStart w:id="98" w:name="cómo-se-maneja-una-solicitud-de-derechos"/>
     <w:p>
       <w:pPr>
         <w:pStyle w:val="Heading2"/>
@@ -7112,8 +7017,8 @@
         <w:t xml:space="preserve">Log it, verifique la identidad proporcionalmente, esclare el alcance si es necesario, busque sistemas completos y proveedores, revise las cuestiones jurídicas, responda de forma segura y mantenga la pista de decisión.</w:t>
       </w:r>
     </w:p>
-    <w:bookmarkEnd w:id="109"/>
-    <w:bookmarkStart w:id="110" w:name="cuándo-se-necesita-un-dpia"/>
+    <w:bookmarkEnd w:id="98"/>
+    <w:bookmarkStart w:id="99" w:name="cuándo-se-necesita-un-dpia"/>
     <w:p>
       <w:pPr>
         <w:pStyle w:val="Heading2"/>
@@ -7130,8 +7035,8 @@
         <w:t xml:space="preserve">Antes de procesar es probable que resulte en alto riesgo para los derechos y libertades de las personas.</w:t>
       </w:r>
     </w:p>
-    <w:bookmarkEnd w:id="110"/>
-    <w:bookmarkStart w:id="111" w:name="qué-es-una-brecha-de-datos-personales"/>
+    <w:bookmarkEnd w:id="99"/>
+    <w:bookmarkStart w:id="100" w:name="qué-es-una-brecha-de-datos-personales"/>
     <w:p>
       <w:pPr>
         <w:pStyle w:val="Heading2"/>
@@ -7148,8 +7053,8 @@
         <w:t xml:space="preserve">Una violación de la seguridad que cause destrucción, pérdida, alteración, divulgación no autorizada o acceso a datos personales.</w:t>
       </w:r>
     </w:p>
-    <w:bookmarkEnd w:id="111"/>
-    <w:bookmarkStart w:id="112" w:name="qué-pasa-a-las-72-horas"/>
+    <w:bookmarkEnd w:id="100"/>
+    <w:bookmarkStart w:id="101" w:name="qué-pasa-a-las-72-horas"/>
     <w:p>
       <w:pPr>
         <w:pStyle w:val="Heading2"/>
@@ -7166,8 +7071,8 @@
         <w:t xml:space="preserve">Un controlador notifica la autoridad cuando sea necesario sin demora indebida y, cuando sea posible, dentro de las 72 horas siguientes a la conciencia. Deben explicarse las razones de retraso.</w:t>
       </w:r>
     </w:p>
-    <w:bookmarkEnd w:id="112"/>
-    <w:bookmarkStart w:id="113" w:name="cómo-demuestras-el-cumplimiento"/>
+    <w:bookmarkEnd w:id="101"/>
+    <w:bookmarkStart w:id="102" w:name="cómo-demuestras-el-cumplimiento"/>
     <w:p>
       <w:pPr>
         <w:pStyle w:val="Heading2"/>
@@ -7184,8 +7089,8 @@
         <w:t xml:space="preserve">Con registros fiables y fechados que conectan el requisito, procesamiento, control, propietario, examen, decisión, acción y resultado.</w:t>
       </w:r>
     </w:p>
-    <w:bookmarkEnd w:id="113"/>
-    <w:bookmarkStart w:id="114" w:name="X7b79c52f5596d92db90439bb8138b84f290985c"/>
+    <w:bookmarkEnd w:id="102"/>
+    <w:bookmarkStart w:id="103" w:name="X7b79c52f5596d92db90439bb8138b84f290985c"/>
     <w:p>
       <w:pPr>
         <w:pStyle w:val="Heading2"/>
@@ -7200,8 +7105,8 @@
       </w:pPr>
       <w:r>
         <w:rPr>
+          <w:b/>
           <w:bCs/>
-          <w:b/>
         </w:rPr>
         <w:t xml:space="preserve">Entrevista de la respuesta:</w:t>
       </w:r>
@@ -7220,9 +7125,9 @@
         <w:t xml:space="preserve">RespuestaRespuesta</w:t>
       </w:r>
     </w:p>
-    <w:bookmarkEnd w:id="114"/>
-    <w:bookmarkEnd w:id="115"/>
-    <w:bookmarkStart w:id="121" w:name="plantillas-y-listas-de-verificación"/>
+    <w:bookmarkEnd w:id="103"/>
+    <w:bookmarkEnd w:id="104"/>
+    <w:bookmarkStart w:id="110" w:name="plantillas-y-listas-de-verificación"/>
     <w:p>
       <w:pPr>
         <w:pStyle w:val="Heading1"/>
@@ -7233,17 +7138,17 @@
     </w:p>
     <w:p>
       <w:pPr>
+        <w:pStyle w:val="Compact"/>
         <w:numPr>
           <w:ilvl w:val="0"/>
           <w:numId w:val="1017"/>
         </w:numPr>
-        <w:pStyle w:val="Compact"/>
       </w:pPr>
       <w:r>
         <w:t xml:space="preserve">Estructuras prácticas para copiar en un sistema de organización aprobado*.</w:t>
       </w:r>
     </w:p>
-    <w:bookmarkStart w:id="116" w:name="ropa-fields"/>
+    <w:bookmarkStart w:id="105" w:name="ropa-fields"/>
     <w:p>
       <w:pPr>
         <w:pStyle w:val="Heading2"/>
@@ -7384,8 +7289,8 @@
         <w:t xml:space="preserve">Última revisión y próxima revisión</w:t>
       </w:r>
     </w:p>
-    <w:bookmarkEnd w:id="116"/>
-    <w:bookmarkStart w:id="117" w:name="right-request-register"/>
+    <w:bookmarkEnd w:id="105"/>
+    <w:bookmarkStart w:id="106" w:name="right-request-register"/>
     <w:p>
       <w:pPr>
         <w:pStyle w:val="Heading2"/>
@@ -7493,8 +7398,8 @@
         <w:t xml:space="preserve">Fecha final y resultado</w:t>
       </w:r>
     </w:p>
-    <w:bookmarkEnd w:id="117"/>
-    <w:bookmarkStart w:id="118" w:name="pantalla-dpia"/>
+    <w:bookmarkEnd w:id="106"/>
+    <w:bookmarkStart w:id="107" w:name="pantalla-dpia"/>
     <w:p>
       <w:pPr>
         <w:pStyle w:val="Heading2"/>
@@ -7613,8 +7518,8 @@
         <w:t xml:space="preserve">El gatillo de la lista de supervisión-autoridad</w:t>
       </w:r>
     </w:p>
-    <w:bookmarkEnd w:id="118"/>
-    <w:bookmarkStart w:id="119" w:name="breach-fact-sheet"/>
+    <w:bookmarkEnd w:id="107"/>
+    <w:bookmarkStart w:id="108" w:name="breach-fact-sheet"/>
     <w:p>
       <w:pPr>
         <w:pStyle w:val="Heading2"/>
@@ -7629,8 +7534,8 @@
       </w:pPr>
       <w:r>
         <w:rPr>
+          <w:b/>
           <w:bCs/>
-          <w:b/>
         </w:rPr>
         <w:t xml:space="preserve">Field</w:t>
       </w:r>
@@ -7645,8 +7550,8 @@
       </w:r>
       <w:r>
         <w:rPr>
+          <w:b/>
           <w:bCs/>
-          <w:b/>
         </w:rPr>
         <w:t xml:space="preserve">Información requerida</w:t>
       </w:r>
@@ -7707,14 +7612,14 @@
         <w:t xml:space="preserve">← Aprobación Silencioso Propietario de la decisión, entrada legal/DPO, fechas</w:t>
       </w:r>
     </w:p>
-    <w:bookmarkEnd w:id="119"/>
-    <w:bookmarkStart w:id="120" w:name="manager-pre-launch-checklist"/>
+    <w:bookmarkEnd w:id="108"/>
+    <w:bookmarkStart w:id="109" w:name="X75a1f8072c461e02d4c410863f465f45aa00365"/>
     <w:p>
       <w:pPr>
         <w:pStyle w:val="Heading2"/>
       </w:pPr>
       <w:r>
-        <w:t xml:space="preserve">16,5 Manager pre-launch checklist</w:t>
+        <w:t xml:space="preserve">16.5 Lista de verificación previa al lanzamiento para gerentes</w:t>
       </w:r>
     </w:p>
     <w:p>
@@ -7827,9 +7732,9 @@
         <w:t xml:space="preserve">Fecha de prueba y revisión retenida</w:t>
       </w:r>
     </w:p>
-    <w:bookmarkEnd w:id="120"/>
-    <w:bookmarkEnd w:id="121"/>
-    <w:bookmarkStart w:id="123" w:name="gdpr-ai-y-analytics"/>
+    <w:bookmarkEnd w:id="109"/>
+    <w:bookmarkEnd w:id="110"/>
+    <w:bookmarkStart w:id="112" w:name="gdpr-ai-y-analytics"/>
     <w:p>
       <w:pPr>
         <w:pStyle w:val="Heading1"/>
@@ -7844,8 +7749,8 @@
       </w:pPr>
       <w:r>
         <w:rPr>
+          <w:i/>
           <w:iCs/>
-          <w:i/>
         </w:rPr>
         <w:t xml:space="preserve">Aplicar las obligaciones establecidas GDPR a modelos, datos de capacitación, monitoreo y decisiones automatizadas</w:t>
       </w:r>
@@ -7861,7 +7766,7 @@
         <w:t xml:space="preserve">AI no crea una excepción a GDPR. Comience con las mismas preguntas: alcance, roles, propósito, base legal, equidad, transparencia, minimización, precisión, derechos, retención, seguridad, transferencias y rendición de cuentas. A continuación, evaluar riesgos específicos para el modelo y el caso de uso.</w:t>
       </w:r>
     </w:p>
-    <w:bookmarkStart w:id="122" w:name="preguntas-de-revisión-práctica"/>
+    <w:bookmarkStart w:id="111" w:name="preguntas-de-revisión-práctica"/>
     <w:p>
       <w:pPr>
         <w:pStyle w:val="Heading2"/>
@@ -7975,8 +7880,8 @@
       </w:pPr>
       <w:r>
         <w:rPr>
+          <w:b/>
           <w:bCs/>
-          <w:b/>
         </w:rPr>
         <w:t xml:space="preserve">No asuma:</w:t>
       </w:r>
@@ -7995,9 +7900,9 @@
         <w:t xml:space="preserve">|. |</w:t>
       </w:r>
     </w:p>
-    <w:bookmarkEnd w:id="122"/>
-    <w:bookmarkEnd w:id="123"/>
-    <w:bookmarkStart w:id="124" w:name="glosario"/>
+    <w:bookmarkEnd w:id="111"/>
+    <w:bookmarkEnd w:id="112"/>
+    <w:bookmarkStart w:id="113" w:name="glosario"/>
     <w:p>
       <w:pPr>
         <w:pStyle w:val="Heading1"/>
@@ -8012,8 +7917,8 @@
       </w:pPr>
       <w:r>
         <w:rPr>
+          <w:i/>
           <w:iCs/>
-          <w:i/>
         </w:rPr>
         <w:t xml:space="preserve">Definiciones en inglés de GDPR importantes y términos de privacidad.</w:t>
       </w:r>
@@ -8024,8 +7929,8 @@
       </w:pPr>
       <w:r>
         <w:rPr>
+          <w:b/>
           <w:bCs/>
-          <w:b/>
         </w:rPr>
         <w:t xml:space="preserve">Cuentabilidad.</w:t>
       </w:r>
@@ -8042,8 +7947,8 @@
       </w:pPr>
       <w:r>
         <w:rPr>
+          <w:i/>
           <w:iCs/>
-          <w:i/>
         </w:rPr>
         <w:t xml:space="preserve">Anonimato</w:t>
       </w:r>
@@ -8060,8 +7965,8 @@
       </w:pPr>
       <w:r>
         <w:rPr>
+          <w:b/>
           <w:bCs/>
-          <w:b/>
         </w:rPr>
         <w:t xml:space="preserve">Binding corporate rules.</w:t>
       </w:r>
@@ -8078,8 +7983,8 @@
       </w:pPr>
       <w:r>
         <w:rPr>
+          <w:b/>
           <w:bCs/>
-          <w:b/>
         </w:rPr>
         <w:t xml:space="preserve">Consentimiento.</w:t>
       </w:r>
@@ -8128,8 +8033,8 @@
       </w:pPr>
       <w:r>
         <w:rPr>
+          <w:b/>
           <w:bCs/>
-          <w:b/>
         </w:rPr>
         <w:t xml:space="preserve">EDPB.</w:t>
       </w:r>
@@ -8146,8 +8051,8 @@
       </w:pPr>
       <w:r>
         <w:rPr>
+          <w:b/>
           <w:bCs/>
-          <w:b/>
         </w:rPr>
         <w:t xml:space="preserve">Transferencia internacional</w:t>
       </w:r>
@@ -8180,8 +8085,8 @@
       </w:pPr>
       <w:r>
         <w:rPr>
+          <w:i/>
           <w:iCs/>
-          <w:i/>
         </w:rPr>
         <w:t xml:space="preserve">Datos personales</w:t>
       </w:r>
@@ -8206,8 +8111,8 @@
       </w:pPr>
       <w:r>
         <w:rPr>
+          <w:b/>
           <w:bCs/>
-          <w:b/>
         </w:rPr>
         <w:t xml:space="preserve">Procesamiento.</w:t>
       </w:r>
@@ -8240,8 +8145,8 @@
       </w:pPr>
       <w:r>
         <w:rPr>
+          <w:b/>
           <w:bCs/>
-          <w:b/>
         </w:rPr>
         <w:t xml:space="preserve">Pseudonymization.</w:t>
       </w:r>
@@ -8258,8 +8163,8 @@
       </w:pPr>
       <w:r>
         <w:rPr>
+          <w:b/>
           <w:bCs/>
-          <w:b/>
         </w:rPr>
         <w:t xml:space="preserve">ROPA.</w:t>
       </w:r>
@@ -8276,8 +8181,8 @@
       </w:pPr>
       <w:r>
         <w:rPr>
+          <w:b/>
           <w:bCs/>
-          <w:b/>
         </w:rPr>
         <w:t xml:space="preserve">SCCs.</w:t>
       </w:r>
@@ -8312,8 +8217,8 @@
         <w:t xml:space="preserve">** Evaluación del impacto de la transferencia** Una evaluación práctica de si una salvaguardia de transferencia puede funcionar en el contexto de destino y de qué medidas adicionales se necesitan.</w:t>
       </w:r>
     </w:p>
-    <w:bookmarkEnd w:id="124"/>
-    <w:bookmarkStart w:id="125" w:name="índice-de-asunto"/>
+    <w:bookmarkEnd w:id="113"/>
+    <w:bookmarkStart w:id="114" w:name="índice-de-asunto"/>
     <w:p>
       <w:pPr>
         <w:pStyle w:val="Heading1"/>
@@ -8328,19 +8233,19 @@
       </w:pPr>
       <w:r>
         <w:rPr>
+          <w:i/>
           <w:iCs/>
-          <w:i/>
         </w:rPr>
         <w:t xml:space="preserve">Una guía alfabética para los principales temas. Referencias apuntan a secciones para que el índice siga siendo útil después de la edición.</w:t>
       </w:r>
     </w:p>
     <w:p>
       <w:pPr>
+        <w:pStyle w:val="Compact"/>
         <w:numPr>
           <w:ilvl w:val="0"/>
           <w:numId w:val="1023"/>
         </w:numPr>
-        <w:pStyle w:val="Compact"/>
       </w:pPr>
       <w:r>
         <w:t xml:space="preserve">Tema*</w:t>
@@ -8350,8 +8255,8 @@
       </w:r>
       <w:r>
         <w:rPr>
+          <w:i/>
           <w:iCs/>
-          <w:i/>
         </w:rPr>
         <w:t xml:space="preserve">Tema</w:t>
       </w:r>
@@ -8366,8 +8271,8 @@
       </w:r>
       <w:r>
         <w:rPr>
+          <w:i/>
           <w:iCs/>
-          <w:i/>
         </w:rPr>
         <w:t xml:space="preserve">Tema</w:t>
       </w:r>
@@ -8462,8 +8367,8 @@
         <w:t xml:space="preserve">TENIDA Bases legítimas | 3.2, 9.2 ANTERIOR Gestión de proveedores</w:t>
       </w:r>
     </w:p>
-    <w:bookmarkEnd w:id="125"/>
-    <w:bookmarkStart w:id="140" w:name="referencias-oficiales-y-estudio-ulterior"/>
+    <w:bookmarkEnd w:id="114"/>
+    <w:bookmarkStart w:id="129" w:name="referencias-oficiales-y-estudio-ulterior"/>
     <w:p>
       <w:pPr>
         <w:pStyle w:val="Heading1"/>
@@ -8478,8 +8383,8 @@
       </w:pPr>
       <w:r>
         <w:rPr>
+          <w:i/>
           <w:iCs/>
-          <w:i/>
         </w:rPr>
         <w:t xml:space="preserve">Derecho obligatorio, orientación de la UE y documentación oficial de proyectos utilizada para la verificación y el estudio ulterior</w:t>
       </w:r>
@@ -8499,12 +8404,179 @@
       <w:pPr>
         <w:pStyle w:val="BodyText"/>
       </w:pPr>
+      <w:hyperlink r:id="rId115">
+        <w:r>
+          <w:rPr>
+            <w:rStyle w:val="Hyperlink"/>
+          </w:rPr>
+          <w:t xml:space="preserve">Según el resumen GDPR actualizado Marzo 2026 interpretado/u fieltro</w:t>
+        </w:r>
+      </w:hyperlink>
+    </w:p>
+    <w:p>
+      <w:pPr>
+        <w:pStyle w:val="BodyText"/>
+      </w:pPr>
+      <w:hyperlink r:id="rId116">
+        <w:r>
+          <w:rPr>
+            <w:rStyle w:val="Hyperlink"/>
+          </w:rPr>
+          <w:t xml:space="preserve">Seguido</w:t>
+        </w:r>
+      </w:hyperlink>
+    </w:p>
+    <w:p>
+      <w:pPr>
+        <w:pStyle w:val="BodyText"/>
+      </w:pPr>
+      <w:hyperlink r:id="rId117">
+        <w:r>
+          <w:rPr>
+            <w:rStyle w:val="Hyperlink"/>
+          </w:rPr>
+          <w:t xml:space="preserve">Se indica</w:t>
+        </w:r>
+      </w:hyperlink>
+    </w:p>
+    <w:p>
+      <w:pPr>
+        <w:pStyle w:val="BodyText"/>
+      </w:pPr>
+      <w:hyperlink r:id="rId118">
+        <w:r>
+          <w:rPr>
+            <w:rStyle w:val="Hyperlink"/>
+          </w:rPr>
+          <w:t xml:space="preserve">Notificación de incumplimiento</w:t>
+        </w:r>
+      </w:hyperlink>
+    </w:p>
+    <w:p>
+      <w:pPr>
+        <w:pStyle w:val="BodyText"/>
+      </w:pPr>
+      <w:hyperlink r:id="rId119">
+        <w:r>
+          <w:rPr>
+            <w:rStyle w:val="Hyperlink"/>
+          </w:rPr>
+          <w:t xml:space="preserve">Según datos</w:t>
+        </w:r>
+      </w:hyperlink>
+    </w:p>
+    <w:p>
+      <w:pPr>
+        <w:pStyle w:val="BodyText"/>
+      </w:pPr>
+      <w:hyperlink r:id="rId120">
+        <w:r>
+          <w:rPr>
+            <w:rStyle w:val="Hyperlink"/>
+          </w:rPr>
+          <w:t xml:space="preserve">Sección Europea</w:t>
+        </w:r>
+      </w:hyperlink>
+    </w:p>
+    <w:p>
+      <w:pPr>
+        <w:pStyle w:val="BodyText"/>
+      </w:pPr>
+      <w:hyperlink r:id="rId121">
+        <w:r>
+          <w:rPr>
+            <w:rStyle w:val="Hyperlink"/>
+          </w:rPr>
+          <w:t xml:space="preserve">Sección adecuada</w:t>
+        </w:r>
+      </w:hyperlink>
+    </w:p>
+    <w:p>
+      <w:pPr>
+        <w:pStyle w:val="BodyText"/>
+      </w:pPr>
+      <w:r>
+        <w:t xml:space="preserve">[ indicau] — Manual sobre la seguridad de los datos personales que procesan](https://www.enisa.europa.eu/publications/handbook-on-security-of-personal-data-processing)</w:t>
+      </w:r>
+    </w:p>
+    <w:p>
+      <w:pPr>
+        <w:pStyle w:val="BodyText"/>
+      </w:pPr>
+      <w:r>
+        <w:t xml:space="preserve">[ ]](https://intuitem.gitbook.io/ciso-assistant)</w:t>
+      </w:r>
+    </w:p>
+    <w:p>
+      <w:pPr>
+        <w:pStyle w:val="BodyText"/>
+      </w:pPr>
+      <w:r>
+        <w:t xml:space="preserve">[ ]](https://docs.open-metadata.org/)</w:t>
+      </w:r>
+    </w:p>
+    <w:p>
+      <w:pPr>
+        <w:pStyle w:val="BodyText"/>
+      </w:pPr>
+      <w:hyperlink r:id="rId122">
+        <w:r>
+          <w:rPr>
+            <w:rStyle w:val="Hyperlink"/>
+          </w:rPr>
+          <w:t xml:space="preserve">Se indica</w:t>
+        </w:r>
+      </w:hyperlink>
+    </w:p>
+    <w:p>
+      <w:pPr>
+        <w:pStyle w:val="BodyText"/>
+      </w:pPr>
+      <w:hyperlink r:id="rId123">
+        <w:r>
+          <w:rPr>
+            <w:rStyle w:val="Hyperlink"/>
+          </w:rPr>
+          <w:t xml:space="preserve">Se indica</w:t>
+        </w:r>
+      </w:hyperlink>
+    </w:p>
+    <w:p>
+      <w:pPr>
+        <w:pStyle w:val="BodyText"/>
+      </w:pPr>
+      <w:hyperlink r:id="rId124">
+        <w:r>
+          <w:rPr>
+            <w:rStyle w:val="Hyperlink"/>
+          </w:rPr>
+          <w:t xml:space="preserve">Se indica</w:t>
+        </w:r>
+      </w:hyperlink>
+    </w:p>
+    <w:p>
+      <w:pPr>
+        <w:pStyle w:val="BodyText"/>
+      </w:pPr>
+      <w:hyperlink r:id="rId125">
+        <w:r>
+          <w:rPr>
+            <w:rStyle w:val="Hyperlink"/>
+          </w:rPr>
+          <w:t xml:space="preserve">Se indica</w:t>
+        </w:r>
+      </w:hyperlink>
+    </w:p>
+    <w:p>
+      <w:pPr>
+        <w:pStyle w:val="BodyText"/>
+      </w:pPr>
       <w:hyperlink r:id="rId126">
         <w:r>
           <w:rPr>
             <w:rStyle w:val="Hyperlink"/>
           </w:rPr>
-          <w:t xml:space="preserve">Según el resumen GDPR actualizado Marzo 2026 interpretado/u fieltro</w:t>
+          <w:t xml:space="preserve">Se indica</w:t>
         </w:r>
       </w:hyperlink>
     </w:p>
@@ -8517,9 +8589,25 @@
           <w:rPr>
             <w:rStyle w:val="Hyperlink"/>
           </w:rPr>
-          <w:t xml:space="preserve">Seguido</w:t>
-        </w:r>
-      </w:hyperlink>
+          <w:t xml:space="preserve">Se indica</w:t>
+        </w:r>
+      </w:hyperlink>
+    </w:p>
+    <w:p>
+      <w:pPr>
+        <w:pStyle w:val="BodyText"/>
+      </w:pPr>
+      <w:r>
+        <w:t xml:space="preserve">[ ]](https://www.openpolicyagent.org/docs)</w:t>
+      </w:r>
+    </w:p>
+    <w:p>
+      <w:pPr>
+        <w:pStyle w:val="BodyText"/>
+      </w:pPr>
+      <w:r>
+        <w:t xml:space="preserve">[ ]](https://klaro.org/docs/)</w:t>
+      </w:r>
     </w:p>
     <w:p>
       <w:pPr>
@@ -8538,193 +8626,10 @@
       <w:pPr>
         <w:pStyle w:val="BodyText"/>
       </w:pPr>
-      <w:hyperlink r:id="rId129">
-        <w:r>
-          <w:rPr>
-            <w:rStyle w:val="Hyperlink"/>
-          </w:rPr>
-          <w:t xml:space="preserve">Notificación de incumplimiento</w:t>
-        </w:r>
-      </w:hyperlink>
-    </w:p>
-    <w:p>
-      <w:pPr>
-        <w:pStyle w:val="BodyText"/>
-      </w:pPr>
-      <w:hyperlink r:id="rId130">
-        <w:r>
-          <w:rPr>
-            <w:rStyle w:val="Hyperlink"/>
-          </w:rPr>
-          <w:t xml:space="preserve">Según datos</w:t>
-        </w:r>
-      </w:hyperlink>
-    </w:p>
-    <w:p>
-      <w:pPr>
-        <w:pStyle w:val="BodyText"/>
-      </w:pPr>
-      <w:hyperlink r:id="rId131">
-        <w:r>
-          <w:rPr>
-            <w:rStyle w:val="Hyperlink"/>
-          </w:rPr>
-          <w:t xml:space="preserve">Sección Europea</w:t>
-        </w:r>
-      </w:hyperlink>
-    </w:p>
-    <w:p>
-      <w:pPr>
-        <w:pStyle w:val="BodyText"/>
-      </w:pPr>
-      <w:hyperlink r:id="rId132">
-        <w:r>
-          <w:rPr>
-            <w:rStyle w:val="Hyperlink"/>
-          </w:rPr>
-          <w:t xml:space="preserve">Sección adecuada</w:t>
-        </w:r>
-      </w:hyperlink>
-    </w:p>
-    <w:p>
-      <w:pPr>
-        <w:pStyle w:val="BodyText"/>
-      </w:pPr>
-      <w:r>
-        <w:t xml:space="preserve">[ indicau] — Manual sobre la seguridad de los datos personales que procesan](https://www.enisa.europa.eu/publications/handbook-on-security-of-personal-data-processing)</w:t>
-      </w:r>
-    </w:p>
-    <w:p>
-      <w:pPr>
-        <w:pStyle w:val="BodyText"/>
-      </w:pPr>
-      <w:r>
-        <w:t xml:space="preserve">[ ]](https://intuitem.gitbook.io/ciso-assistant)</w:t>
-      </w:r>
-    </w:p>
-    <w:p>
-      <w:pPr>
-        <w:pStyle w:val="BodyText"/>
-      </w:pPr>
-      <w:r>
-        <w:t xml:space="preserve">[ ]](https://docs.open-metadata.org/)</w:t>
-      </w:r>
-    </w:p>
-    <w:p>
-      <w:pPr>
-        <w:pStyle w:val="BodyText"/>
-      </w:pPr>
-      <w:hyperlink r:id="rId133">
-        <w:r>
-          <w:rPr>
-            <w:rStyle w:val="Hyperlink"/>
-          </w:rPr>
-          <w:t xml:space="preserve">Se indica</w:t>
-        </w:r>
-      </w:hyperlink>
-    </w:p>
-    <w:p>
-      <w:pPr>
-        <w:pStyle w:val="BodyText"/>
-      </w:pPr>
-      <w:hyperlink r:id="rId134">
-        <w:r>
-          <w:rPr>
-            <w:rStyle w:val="Hyperlink"/>
-          </w:rPr>
-          <w:t xml:space="preserve">Se indica</w:t>
-        </w:r>
-      </w:hyperlink>
-    </w:p>
-    <w:p>
-      <w:pPr>
-        <w:pStyle w:val="BodyText"/>
-      </w:pPr>
-      <w:hyperlink r:id="rId135">
-        <w:r>
-          <w:rPr>
-            <w:rStyle w:val="Hyperlink"/>
-          </w:rPr>
-          <w:t xml:space="preserve">Se indica</w:t>
-        </w:r>
-      </w:hyperlink>
-    </w:p>
-    <w:p>
-      <w:pPr>
-        <w:pStyle w:val="BodyText"/>
-      </w:pPr>
-      <w:hyperlink r:id="rId136">
-        <w:r>
-          <w:rPr>
-            <w:rStyle w:val="Hyperlink"/>
-          </w:rPr>
-          <w:t xml:space="preserve">Se indica</w:t>
-        </w:r>
-      </w:hyperlink>
-    </w:p>
-    <w:p>
-      <w:pPr>
-        <w:pStyle w:val="BodyText"/>
-      </w:pPr>
-      <w:hyperlink r:id="rId137">
-        <w:r>
-          <w:rPr>
-            <w:rStyle w:val="Hyperlink"/>
-          </w:rPr>
-          <w:t xml:space="preserve">Se indica</w:t>
-        </w:r>
-      </w:hyperlink>
-    </w:p>
-    <w:p>
-      <w:pPr>
-        <w:pStyle w:val="BodyText"/>
-      </w:pPr>
-      <w:hyperlink r:id="rId138">
-        <w:r>
-          <w:rPr>
-            <w:rStyle w:val="Hyperlink"/>
-          </w:rPr>
-          <w:t xml:space="preserve">Se indica</w:t>
-        </w:r>
-      </w:hyperlink>
-    </w:p>
-    <w:p>
-      <w:pPr>
-        <w:pStyle w:val="BodyText"/>
-      </w:pPr>
-      <w:r>
-        <w:t xml:space="preserve">[ ]](https://www.openpolicyagent.org/docs)</w:t>
-      </w:r>
-    </w:p>
-    <w:p>
-      <w:pPr>
-        <w:pStyle w:val="BodyText"/>
-      </w:pPr>
-      <w:r>
-        <w:t xml:space="preserve">[ ]](https://klaro.org/docs/)</w:t>
-      </w:r>
-    </w:p>
-    <w:p>
-      <w:pPr>
-        <w:pStyle w:val="BodyText"/>
-      </w:pPr>
-      <w:hyperlink r:id="rId139">
-        <w:r>
-          <w:rPr>
-            <w:rStyle w:val="Hyperlink"/>
-          </w:rPr>
-          <w:t xml:space="preserve">Se indica</w:t>
-        </w:r>
-      </w:hyperlink>
-    </w:p>
-    <w:p>
-      <w:pPr>
-        <w:pStyle w:val="BodyText"/>
-      </w:pPr>
       <w:r>
         <w:rPr>
+          <w:b/>
           <w:bCs/>
-          <w:b/>
         </w:rPr>
         <w:t xml:space="preserve">Recuerdo final:</w:t>
       </w:r>
@@ -8743,8 +8648,12 @@
         <w:t xml:space="preserve">Respuesta</w:t>
       </w:r>
     </w:p>
-    <w:bookmarkEnd w:id="140"/>
-    <w:sectPr/>
+    <w:bookmarkEnd w:id="129"/>
+    <w:sectPr>
+      <w:footnotePr>
+        <w:numRestart w:val="eachSect"/>
+      </w:footnotePr>
+    </w:sectPr>
   </w:body>
 </w:document>
 </file>
@@ -8775,14 +8684,14 @@
 <file path=word/numbering.xml><?xml version="1.0" encoding="utf-8"?>
 <w:numbering xmlns:w="http://schemas.openxmlformats.org/wordprocessingml/2006/main">
   <w:abstractNum w:abstractNumId="990">
-    <w:nsid w:val="A990"/>
+    <w:nsid w:val="0000A990"/>
     <w:multiLevelType w:val="multilevel"/>
     <w:lvl w:ilvl="0">
       <w:numFmt w:val="bullet"/>
       <w:lvlText w:val=" "/>
       <w:lvlJc w:val="left"/>
       <w:pPr>
-        <w:ind w:left="720" w:hanging="480"/>
+        <w:ind w:left="720" w:hanging="360"/>
       </w:pPr>
     </w:lvl>
     <w:lvl w:ilvl="1">
@@ -8790,7 +8699,7 @@
       <w:lvlText w:val=" "/>
       <w:lvlJc w:val="left"/>
       <w:pPr>
-        <w:ind w:left="1440" w:hanging="480"/>
+        <w:ind w:left="1440" w:hanging="360"/>
       </w:pPr>
     </w:lvl>
     <w:lvl w:ilvl="2">
@@ -8798,7 +8707,7 @@
       <w:lvlText w:val=" "/>
       <w:lvlJc w:val="left"/>
       <w:pPr>
-        <w:ind w:left="2160" w:hanging="480"/>
+        <w:ind w:left="2160" w:hanging="360"/>
       </w:pPr>
     </w:lvl>
     <w:lvl w:ilvl="3">
@@ -8806,7 +8715,7 @@
       <w:lvlText w:val=" "/>
       <w:lvlJc w:val="left"/>
       <w:pPr>
-        <w:ind w:left="2880" w:hanging="480"/>
+        <w:ind w:left="2880" w:hanging="360"/>
       </w:pPr>
     </w:lvl>
     <w:lvl w:ilvl="4">
@@ -8814,7 +8723,7 @@
       <w:lvlText w:val=" "/>
       <w:lvlJc w:val="left"/>
       <w:pPr>
-        <w:ind w:left="3600" w:hanging="480"/>
+        <w:ind w:left="3600" w:hanging="360"/>
       </w:pPr>
     </w:lvl>
     <w:lvl w:ilvl="5">
@@ -8822,7 +8731,7 @@
       <w:lvlText w:val=" "/>
       <w:lvlJc w:val="left"/>
       <w:pPr>
-        <w:ind w:left="4320" w:hanging="480"/>
+        <w:ind w:left="4320" w:hanging="360"/>
       </w:pPr>
     </w:lvl>
     <w:lvl w:ilvl="6">
@@ -8830,7 +8739,7 @@
       <w:lvlText w:val=" "/>
       <w:lvlJc w:val="left"/>
       <w:pPr>
-        <w:ind w:left="5040" w:hanging="480"/>
+        <w:ind w:left="5040" w:hanging="360"/>
       </w:pPr>
     </w:lvl>
     <w:lvl w:ilvl="7">
@@ -8838,7 +8747,7 @@
       <w:lvlText w:val=" "/>
       <w:lvlJc w:val="left"/>
       <w:pPr>
-        <w:ind w:left="5760" w:hanging="480"/>
+        <w:ind w:left="5760" w:hanging="360"/>
       </w:pPr>
     </w:lvl>
     <w:lvl w:ilvl="8">
@@ -8846,88 +8755,115 @@
       <w:lvlText w:val=" "/>
       <w:lvlJc w:val="left"/>
       <w:pPr>
-        <w:ind w:left="6480" w:hanging="480"/>
+        <w:ind w:left="6480" w:hanging="360"/>
       </w:pPr>
     </w:lvl>
   </w:abstractNum>
   <w:abstractNum w:abstractNumId="991">
-    <w:nsid w:val="A991"/>
+    <w:nsid w:val="0000A991"/>
     <w:multiLevelType w:val="multilevel"/>
     <w:lvl w:ilvl="0">
       <w:numFmt w:val="bullet"/>
-      <w:lvlText w:val="•"/>
+      <w:lvlText w:val=""/>
       <w:lvlJc w:val="left"/>
       <w:pPr>
-        <w:ind w:left="720" w:hanging="480"/>
-      </w:pPr>
+        <w:ind w:left="720" w:hanging="360"/>
+      </w:pPr>
+      <w:rPr>
+        <w:rFonts w:ascii="Symbol" w:hAnsi="Symbol" w:cs="Symbol" w:hint="default"/>
+      </w:rPr>
     </w:lvl>
     <w:lvl w:ilvl="1">
       <w:numFmt w:val="bullet"/>
-      <w:lvlText w:val="–"/>
+      <w:lvlText w:val="o"/>
       <w:lvlJc w:val="left"/>
       <w:pPr>
-        <w:ind w:left="1440" w:hanging="480"/>
-      </w:pPr>
+        <w:ind w:left="1440" w:hanging="360"/>
+      </w:pPr>
+      <w:rPr>
+        <w:rFonts w:ascii="Courier New" w:hAnsi="Courier New" w:cs="Courier New" w:hint="default"/>
+      </w:rPr>
     </w:lvl>
     <w:lvl w:ilvl="2">
       <w:numFmt w:val="bullet"/>
-      <w:lvlText w:val="•"/>
+      <w:lvlText w:val=""/>
       <w:lvlJc w:val="left"/>
       <w:pPr>
-        <w:ind w:left="2160" w:hanging="480"/>
-      </w:pPr>
+        <w:ind w:left="2160" w:hanging="360"/>
+      </w:pPr>
+      <w:rPr>
+        <w:rFonts w:ascii="Wingdings" w:hAnsi="Wingdings" w:cs="Wingdings" w:hint="default"/>
+      </w:rPr>
     </w:lvl>
     <w:lvl w:ilvl="3">
       <w:numFmt w:val="bullet"/>
-      <w:lvlText w:val="–"/>
+      <w:lvlText w:val=""/>
       <w:lvlJc w:val="left"/>
       <w:pPr>
-        <w:ind w:left="2880" w:hanging="480"/>
-      </w:pPr>
+        <w:ind w:left="2880" w:hanging="360"/>
+      </w:pPr>
+      <w:rPr>
+        <w:rFonts w:ascii="Symbol" w:hAnsi="Symbol" w:cs="Symbol" w:hint="default"/>
+      </w:rPr>
     </w:lvl>
     <w:lvl w:ilvl="4">
       <w:numFmt w:val="bullet"/>
-      <w:lvlText w:val="•"/>
+      <w:lvlText w:val="o"/>
       <w:lvlJc w:val="left"/>
       <w:pPr>
-        <w:ind w:left="3600" w:hanging="480"/>
-      </w:pPr>
+        <w:ind w:left="3600" w:hanging="360"/>
+      </w:pPr>
+      <w:rPr>
+        <w:rFonts w:ascii="Courier New" w:hAnsi="Courier New" w:cs="Courier New" w:hint="default"/>
+      </w:rPr>
     </w:lvl>
     <w:lvl w:ilvl="5">
       <w:numFmt w:val="bullet"/>
-      <w:lvlText w:val="–"/>
+      <w:lvlText w:val=""/>
       <w:lvlJc w:val="left"/>
       <w:pPr>
-        <w:ind w:left="4320" w:hanging="480"/>
-      </w:pPr>
+        <w:ind w:left="4320" w:hanging="360"/>
+      </w:pPr>
+      <w:rPr>
+        <w:rFonts w:ascii="Wingdings" w:hAnsi="Wingdings" w:cs="Wingdings" w:hint="default"/>
+      </w:rPr>
     </w:lvl>
     <w:lvl w:ilvl="6">
       <w:numFmt w:val="bullet"/>
-      <w:lvlText w:val="•"/>
+      <w:lvlText w:val=""/>
       <w:lvlJc w:val="left"/>
       <w:pPr>
-        <w:ind w:left="5040" w:hanging="480"/>
-      </w:pPr>
+        <w:ind w:left="5040" w:hanging="360"/>
+      </w:pPr>
+      <w:rPr>
+        <w:rFonts w:ascii="Symbol" w:hAnsi="Symbol" w:cs="Symbol" w:hint="default"/>
+      </w:rPr>
     </w:lvl>
     <w:lvl w:ilvl="7">
       <w:numFmt w:val="bullet"/>
-      <w:lvlText w:val="–"/>
+      <w:lvlText w:val="o"/>
       <w:lvlJc w:val="left"/>
       <w:pPr>
-        <w:ind w:left="5760" w:hanging="480"/>
-      </w:pPr>
+        <w:ind w:left="5760" w:hanging="360"/>
+      </w:pPr>
+      <w:rPr>
+        <w:rFonts w:ascii="Courier New" w:hAnsi="Courier New" w:cs="Courier New" w:hint="default"/>
+      </w:rPr>
     </w:lvl>
     <w:lvl w:ilvl="8">
       <w:numFmt w:val="bullet"/>
-      <w:lvlText w:val="•"/>
+      <w:lvlText w:val=""/>
       <w:lvlJc w:val="left"/>
       <w:pPr>
-        <w:ind w:left="6480" w:hanging="480"/>
-      </w:pPr>
+        <w:ind w:left="6480" w:hanging="360"/>
+      </w:pPr>
+      <w:rPr>
+        <w:rFonts w:ascii="Wingdings" w:hAnsi="Wingdings" w:cs="Wingdings" w:hint="default"/>
+      </w:rPr>
     </w:lvl>
   </w:abstractNum>
   <w:abstractNum w:abstractNumId="99412">
-    <w:nsid w:val="A99412"/>
+    <w:nsid w:val="00A99412"/>
     <w:multiLevelType w:val="multilevel"/>
     <w:lvl w:ilvl="0">
       <w:start w:val="2"/>
@@ -8935,7 +8871,7 @@
       <w:lvlText w:val="%1."/>
       <w:lvlJc w:val="left"/>
       <w:pPr>
-        <w:ind w:left="720" w:hanging="480"/>
+        <w:ind w:left="720" w:hanging="360"/>
       </w:pPr>
     </w:lvl>
     <w:lvl w:ilvl="1">
@@ -8944,7 +8880,7 @@
       <w:lvlText w:val="%2."/>
       <w:lvlJc w:val="left"/>
       <w:pPr>
-        <w:ind w:left="1440" w:hanging="480"/>
+        <w:ind w:left="1440" w:hanging="360"/>
       </w:pPr>
     </w:lvl>
     <w:lvl w:ilvl="2">
@@ -8953,7 +8889,7 @@
       <w:lvlText w:val="%3."/>
       <w:lvlJc w:val="left"/>
       <w:pPr>
-        <w:ind w:left="2160" w:hanging="480"/>
+        <w:ind w:left="2160" w:hanging="360"/>
       </w:pPr>
     </w:lvl>
     <w:lvl w:ilvl="3">
@@ -8962,7 +8898,7 @@
       <w:lvlText w:val="%4."/>
       <w:lvlJc w:val="left"/>
       <w:pPr>
-        <w:ind w:left="2880" w:hanging="480"/>
+        <w:ind w:left="2880" w:hanging="360"/>
       </w:pPr>
     </w:lvl>
     <w:lvl w:ilvl="4">
@@ -8971,7 +8907,7 @@
       <w:lvlText w:val="%5."/>
       <w:lvlJc w:val="left"/>
       <w:pPr>
-        <w:ind w:left="3600" w:hanging="480"/>
+        <w:ind w:left="3600" w:hanging="360"/>
       </w:pPr>
     </w:lvl>
     <w:lvl w:ilvl="5">
@@ -8980,7 +8916,7 @@
       <w:lvlText w:val="%6."/>
       <w:lvlJc w:val="left"/>
       <w:pPr>
-        <w:ind w:left="4320" w:hanging="480"/>
+        <w:ind w:left="4320" w:hanging="360"/>
       </w:pPr>
     </w:lvl>
     <w:lvl w:ilvl="6">
@@ -8989,7 +8925,7 @@
       <w:lvlText w:val="%7."/>
       <w:lvlJc w:val="left"/>
       <w:pPr>
-        <w:ind w:left="5040" w:hanging="480"/>
+        <w:ind w:left="5040" w:hanging="360"/>
       </w:pPr>
     </w:lvl>
     <w:lvl w:ilvl="7">
@@ -8998,7 +8934,7 @@
       <w:lvlText w:val="%8."/>
       <w:lvlJc w:val="left"/>
       <w:pPr>
-        <w:ind w:left="5760" w:hanging="480"/>
+        <w:ind w:left="5760" w:hanging="360"/>
       </w:pPr>
     </w:lvl>
     <w:lvl w:ilvl="8">
@@ -9007,12 +8943,12 @@
       <w:lvlText w:val="%9."/>
       <w:lvlJc w:val="left"/>
       <w:pPr>
-        <w:ind w:left="6480" w:hanging="480"/>
+        <w:ind w:left="6480" w:hanging="360"/>
       </w:pPr>
     </w:lvl>
   </w:abstractNum>
   <w:abstractNum w:abstractNumId="99411">
-    <w:nsid w:val="A99411"/>
+    <w:nsid w:val="00A99411"/>
     <w:multiLevelType w:val="multilevel"/>
     <w:lvl w:ilvl="0">
       <w:start w:val="1"/>
@@ -9020,7 +8956,7 @@
       <w:lvlText w:val="%1."/>
       <w:lvlJc w:val="left"/>
       <w:pPr>
-        <w:ind w:left="720" w:hanging="480"/>
+        <w:ind w:left="720" w:hanging="360"/>
       </w:pPr>
     </w:lvl>
     <w:lvl w:ilvl="1">
@@ -9029,7 +8965,7 @@
       <w:lvlText w:val="%2."/>
       <w:lvlJc w:val="left"/>
       <w:pPr>
-        <w:ind w:left="1440" w:hanging="480"/>
+        <w:ind w:left="1440" w:hanging="360"/>
       </w:pPr>
     </w:lvl>
     <w:lvl w:ilvl="2">
@@ -9038,7 +8974,7 @@
       <w:lvlText w:val="%3."/>
       <w:lvlJc w:val="left"/>
       <w:pPr>
-        <w:ind w:left="2160" w:hanging="480"/>
+        <w:ind w:left="2160" w:hanging="360"/>
       </w:pPr>
     </w:lvl>
     <w:lvl w:ilvl="3">
@@ -9047,7 +8983,7 @@
       <w:lvlText w:val="%4."/>
       <w:lvlJc w:val="left"/>
       <w:pPr>
-        <w:ind w:left="2880" w:hanging="480"/>
+        <w:ind w:left="2880" w:hanging="360"/>
       </w:pPr>
     </w:lvl>
     <w:lvl w:ilvl="4">
@@ -9056,7 +8992,7 @@
       <w:lvlText w:val="%5."/>
       <w:lvlJc w:val="left"/>
       <w:pPr>
-        <w:ind w:left="3600" w:hanging="480"/>
+        <w:ind w:left="3600" w:hanging="360"/>
       </w:pPr>
     </w:lvl>
     <w:lvl w:ilvl="5">
@@ -9065,7 +9001,7 @@
       <w:lvlText w:val="%6."/>
       <w:lvlJc w:val="left"/>
       <w:pPr>
-        <w:ind w:left="4320" w:hanging="480"/>
+        <w:ind w:left="4320" w:hanging="360"/>
       </w:pPr>
     </w:lvl>
     <w:lvl w:ilvl="6">
@@ -9074,7 +9010,7 @@
       <w:lvlText w:val="%7."/>
       <w:lvlJc w:val="left"/>
       <w:pPr>
-        <w:ind w:left="5040" w:hanging="480"/>
+        <w:ind w:left="5040" w:hanging="360"/>
       </w:pPr>
     </w:lvl>
     <w:lvl w:ilvl="7">
@@ -9083,7 +9019,7 @@
       <w:lvlText w:val="%8."/>
       <w:lvlJc w:val="left"/>
       <w:pPr>
-        <w:ind w:left="5760" w:hanging="480"/>
+        <w:ind w:left="5760" w:hanging="360"/>
       </w:pPr>
     </w:lvl>
     <w:lvl w:ilvl="8">
@@ -9092,12 +9028,12 @@
       <w:lvlText w:val="%9."/>
       <w:lvlJc w:val="left"/>
       <w:pPr>
-        <w:ind w:left="6480" w:hanging="480"/>
+        <w:ind w:left="6480" w:hanging="360"/>
       </w:pPr>
     </w:lvl>
   </w:abstractNum>
   <w:abstractNum w:abstractNumId="99414">
-    <w:nsid w:val="A99414"/>
+    <w:nsid w:val="00A99414"/>
     <w:multiLevelType w:val="multilevel"/>
     <w:lvl w:ilvl="0">
       <w:start w:val="4"/>
@@ -9105,7 +9041,7 @@
       <w:lvlText w:val="%1."/>
       <w:lvlJc w:val="left"/>
       <w:pPr>
-        <w:ind w:left="720" w:hanging="480"/>
+        <w:ind w:left="720" w:hanging="360"/>
       </w:pPr>
     </w:lvl>
     <w:lvl w:ilvl="1">
@@ -9114,7 +9050,7 @@
       <w:lvlText w:val="%2."/>
       <w:lvlJc w:val="left"/>
       <w:pPr>
-        <w:ind w:left="1440" w:hanging="480"/>
+        <w:ind w:left="1440" w:hanging="360"/>
       </w:pPr>
     </w:lvl>
     <w:lvl w:ilvl="2">
@@ -9123,7 +9059,7 @@
       <w:lvlText w:val="%3."/>
       <w:lvlJc w:val="left"/>
       <w:pPr>
-        <w:ind w:left="2160" w:hanging="480"/>
+        <w:ind w:left="2160" w:hanging="360"/>
       </w:pPr>
     </w:lvl>
     <w:lvl w:ilvl="3">
@@ -9132,7 +9068,7 @@
       <w:lvlText w:val="%4."/>
       <w:lvlJc w:val="left"/>
       <w:pPr>
-        <w:ind w:left="2880" w:hanging="480"/>
+        <w:ind w:left="2880" w:hanging="360"/>
       </w:pPr>
     </w:lvl>
     <w:lvl w:ilvl="4">
@@ -9141,7 +9077,7 @@
       <w:lvlText w:val="%5."/>
       <w:lvlJc w:val="left"/>
       <w:pPr>
-        <w:ind w:left="3600" w:hanging="480"/>
+        <w:ind w:left="3600" w:hanging="360"/>
       </w:pPr>
     </w:lvl>
     <w:lvl w:ilvl="5">
@@ -9150,7 +9086,7 @@
       <w:lvlText w:val="%6."/>
       <w:lvlJc w:val="left"/>
       <w:pPr>
-        <w:ind w:left="4320" w:hanging="480"/>
+        <w:ind w:left="4320" w:hanging="360"/>
       </w:pPr>
     </w:lvl>
     <w:lvl w:ilvl="6">
@@ -9159,7 +9095,7 @@
       <w:lvlText w:val="%7."/>
       <w:lvlJc w:val="left"/>
       <w:pPr>
-        <w:ind w:left="5040" w:hanging="480"/>
+        <w:ind w:left="5040" w:hanging="360"/>
       </w:pPr>
     </w:lvl>
     <w:lvl w:ilvl="7">
@@ -9168,7 +9104,7 @@
       <w:lvlText w:val="%8."/>
       <w:lvlJc w:val="left"/>
       <w:pPr>
-        <w:ind w:left="5760" w:hanging="480"/>
+        <w:ind w:left="5760" w:hanging="360"/>
       </w:pPr>
     </w:lvl>
     <w:lvl w:ilvl="8">
@@ -9177,12 +9113,12 @@
       <w:lvlText w:val="%9."/>
       <w:lvlJc w:val="left"/>
       <w:pPr>
-        <w:ind w:left="6480" w:hanging="480"/>
+        <w:ind w:left="6480" w:hanging="360"/>
       </w:pPr>
     </w:lvl>
   </w:abstractNum>
   <w:abstractNum w:abstractNumId="99419">
-    <w:nsid w:val="A99419"/>
+    <w:nsid w:val="00A99419"/>
     <w:multiLevelType w:val="multilevel"/>
     <w:lvl w:ilvl="0">
       <w:start w:val="9"/>
@@ -9190,7 +9126,7 @@
       <w:lvlText w:val="%1."/>
       <w:lvlJc w:val="left"/>
       <w:pPr>
-        <w:ind w:left="720" w:hanging="480"/>
+        <w:ind w:left="720" w:hanging="360"/>
       </w:pPr>
     </w:lvl>
     <w:lvl w:ilvl="1">
@@ -9199,7 +9135,7 @@
       <w:lvlText w:val="%2."/>
       <w:lvlJc w:val="left"/>
       <w:pPr>
-        <w:ind w:left="1440" w:hanging="480"/>
+        <w:ind w:left="1440" w:hanging="360"/>
       </w:pPr>
     </w:lvl>
     <w:lvl w:ilvl="2">
@@ -9208,7 +9144,7 @@
       <w:lvlText w:val="%3."/>
       <w:lvlJc w:val="left"/>
       <w:pPr>
-        <w:ind w:left="2160" w:hanging="480"/>
+        <w:ind w:left="2160" w:hanging="360"/>
       </w:pPr>
     </w:lvl>
     <w:lvl w:ilvl="3">
@@ -9217,7 +9153,7 @@
       <w:lvlText w:val="%4."/>
       <w:lvlJc w:val="left"/>
       <w:pPr>
-        <w:ind w:left="2880" w:hanging="480"/>
+        <w:ind w:left="2880" w:hanging="360"/>
       </w:pPr>
     </w:lvl>
     <w:lvl w:ilvl="4">
@@ -9226,7 +9162,7 @@
       <w:lvlText w:val="%5."/>
       <w:lvlJc w:val="left"/>
       <w:pPr>
-        <w:ind w:left="3600" w:hanging="480"/>
+        <w:ind w:left="3600" w:hanging="360"/>
       </w:pPr>
     </w:lvl>
     <w:lvl w:ilvl="5">
@@ -9235,7 +9171,7 @@
       <w:lvlText w:val="%6."/>
       <w:lvlJc w:val="left"/>
       <w:pPr>
-        <w:ind w:left="4320" w:hanging="480"/>
+        <w:ind w:left="4320" w:hanging="360"/>
       </w:pPr>
     </w:lvl>
     <w:lvl w:ilvl="6">
@@ -9244,7 +9180,7 @@
       <w:lvlText w:val="%7."/>
       <w:lvlJc w:val="left"/>
       <w:pPr>
-        <w:ind w:left="5040" w:hanging="480"/>
+        <w:ind w:left="5040" w:hanging="360"/>
       </w:pPr>
     </w:lvl>
     <w:lvl w:ilvl="7">
@@ -9253,7 +9189,7 @@
       <w:lvlText w:val="%8."/>
       <w:lvlJc w:val="left"/>
       <w:pPr>
-        <w:ind w:left="5760" w:hanging="480"/>
+        <w:ind w:left="5760" w:hanging="360"/>
       </w:pPr>
     </w:lvl>
     <w:lvl w:ilvl="8">
@@ -9262,7 +9198,7 @@
       <w:lvlText w:val="%9."/>
       <w:lvlJc w:val="left"/>
       <w:pPr>
-        <w:ind w:left="6480" w:hanging="480"/>
+        <w:ind w:left="6480" w:hanging="360"/>
       </w:pPr>
     </w:lvl>
   </w:abstractNum>
@@ -9535,10 +9471,10 @@
   <w:docDefaults>
     <w:rPrDefault>
       <w:rPr>
-        <w:rFonts w:asciiTheme="minorHAnsi" w:cstheme="minorBidi" w:eastAsiaTheme="minorHAnsi" w:hAnsiTheme="minorHAnsi"/>
+        <w:rFonts w:asciiTheme="minorHAnsi" w:cstheme="minorBidi" w:eastAsiaTheme="minorEastAsia" w:hAnsiTheme="minorHAnsi"/>
         <w:sz w:val="24"/>
         <w:szCs w:val="24"/>
-        <w:lang w:bidi="ar-SA" w:eastAsia="en-US" w:val="en-US"/>
+        <w:lang w:bidi="ar-SA" w:eastAsia="zh-CN" w:val="en-US"/>
       </w:rPr>
     </w:rPrDefault>
     <w:pPrDefault>
@@ -9556,10 +9492,10 @@
     <w:name w:val="Body Text"/>
     <w:basedOn w:val="Normal"/>
     <w:link w:val="BodyTextChar"/>
+    <w:qFormat/>
     <w:pPr>
       <w:spacing w:after="180" w:before="180"/>
     </w:pPr>
-    <w:qFormat/>
   </w:style>
   <w:style w:customStyle="1" w:styleId="FirstParagraph" w:type="paragraph">
     <w:name w:val="First Paragraph"/>
@@ -9579,57 +9515,94 @@
     <w:name w:val="Title"/>
     <w:basedOn w:val="Normal"/>
     <w:next w:val="BodyText"/>
+    <w:link w:val="TitleChar"/>
+    <w:uiPriority w:val="10"/>
     <w:qFormat/>
+    <w:rsid w:val="00A10FD9"/>
     <w:pPr>
-      <w:keepNext/>
-      <w:keepLines/>
-      <w:spacing w:after="240" w:before="480"/>
+      <w:spacing w:after="80" w:line="240" w:lineRule="auto"/>
+      <w:contextualSpacing/>
       <w:jc w:val="center"/>
     </w:pPr>
     <w:rPr>
       <w:rFonts w:asciiTheme="majorHAnsi" w:cstheme="majorBidi" w:eastAsiaTheme="majorEastAsia" w:hAnsiTheme="majorHAnsi"/>
-      <w:b/>
-      <w:bCs/>
-      <w:color w:themeColor="accent1" w:themeShade="B5" w:val="345A8A"/>
-      <w:sz w:val="36"/>
-      <w:szCs w:val="36"/>
+      <w:sz w:val="56"/>
+      <w:szCs w:val="56"/>
+    </w:rPr>
+  </w:style>
+  <w:style w:customStyle="1" w:styleId="TitleChar" w:type="character">
+    <w:name w:val="Title Char"/>
+    <w:basedOn w:val="DefaultParagraphFont"/>
+    <w:link w:val="Title"/>
+    <w:uiPriority w:val="10"/>
+    <w:rsid w:val="00A10FD9"/>
+    <w:rPr>
+      <w:rFonts w:asciiTheme="majorHAnsi" w:cstheme="majorBidi" w:eastAsiaTheme="majorEastAsia" w:hAnsiTheme="majorHAnsi"/>
+      <w:sz w:val="56"/>
+      <w:szCs w:val="56"/>
     </w:rPr>
   </w:style>
   <w:style w:styleId="Subtitle" w:type="paragraph">
     <w:name w:val="Subtitle"/>
     <w:basedOn w:val="Title"/>
     <w:next w:val="BodyText"/>
+    <w:link w:val="SubtitleChar"/>
+    <w:uiPriority w:val="11"/>
     <w:qFormat/>
+    <w:rsid w:val="00A10FD9"/>
     <w:pPr>
-      <w:keepNext/>
-      <w:keepLines/>
-      <w:spacing w:after="240" w:before="240"/>
-      <w:jc w:val="center"/>
+      <w:numPr>
+        <w:ilvl w:val="1"/>
+      </w:numPr>
     </w:pPr>
     <w:rPr>
-      <w:sz w:val="30"/>
-      <w:szCs w:val="30"/>
+      <w:rFonts w:cstheme="majorBidi" w:eastAsiaTheme="majorEastAsia"/>
+      <w:spacing w:val="15"/>
+      <w:sz w:val="28"/>
+      <w:szCs w:val="28"/>
+    </w:rPr>
+  </w:style>
+  <w:style w:customStyle="1" w:styleId="SubtitleChar" w:type="character">
+    <w:name w:val="Subtitle Char"/>
+    <w:basedOn w:val="DefaultParagraphFont"/>
+    <w:link w:val="Subtitle"/>
+    <w:uiPriority w:val="11"/>
+    <w:rsid w:val="00A10FD9"/>
+    <w:rPr>
+      <w:rFonts w:cstheme="majorBidi" w:eastAsiaTheme="majorEastAsia"/>
+      <w:color w:themeColor="text1" w:themeTint="A6" w:val="595959"/>
+      <w:spacing w:val="15"/>
+      <w:sz w:val="28"/>
+      <w:szCs w:val="28"/>
     </w:rPr>
   </w:style>
   <w:style w:customStyle="1" w:styleId="Author" w:type="paragraph">
     <w:name w:val="Author"/>
+    <w:basedOn w:val="Title"/>
     <w:next w:val="BodyText"/>
     <w:qFormat/>
     <w:pPr>
       <w:keepNext/>
       <w:keepLines/>
-      <w:jc w:val="center"/>
     </w:pPr>
+    <w:rPr>
+      <w:sz w:val="24"/>
+      <w:szCs w:val="24"/>
+    </w:rPr>
   </w:style>
   <w:style w:styleId="Date" w:type="paragraph">
     <w:name w:val="Date"/>
+    <w:basedOn w:val="Title"/>
     <w:next w:val="BodyText"/>
     <w:qFormat/>
     <w:pPr>
       <w:keepNext/>
       <w:keepLines/>
-      <w:jc w:val="center"/>
     </w:pPr>
+    <w:rPr>
+      <w:sz w:val="24"/>
+      <w:szCs w:val="24"/>
+    </w:rPr>
   </w:style>
   <w:style w:customStyle="1" w:styleId="AbstractTitle" w:type="paragraph">
     <w:name w:val="Abstract Title"/>
@@ -9639,15 +9612,13 @@
     <w:pPr>
       <w:keepNext/>
       <w:keepLines/>
+      <w:spacing w:after="0" w:before="300"/>
       <w:jc w:val="center"/>
-      <w:spacing w:after="0" w:before="300"/>
     </w:pPr>
     <w:rPr>
+      <w:b/>
       <w:sz w:val="20"/>
       <w:szCs w:val="20"/>
-      <w:b/>
-      <w:color w:val="345A8A"/>
-      &gt;
     </w:rPr>
   </w:style>
   <w:style w:customStyle="1" w:styleId="Abstract" w:type="paragraph">
@@ -9674,191 +9645,321 @@
     <w:rPr/>
   </w:style>
   <w:style w:styleId="Heading1" w:type="paragraph">
-    <w:name w:val="Heading 1"/>
+    <w:name w:val="heading 1"/>
     <w:basedOn w:val="Normal"/>
     <w:next w:val="BodyText"/>
+    <w:link w:val="Heading1Char"/>
     <w:uiPriority w:val="9"/>
     <w:qFormat/>
+    <w:rsid w:val="00A10FD9"/>
     <w:pPr>
       <w:keepNext/>
       <w:keepLines/>
-      <w:spacing w:after="0" w:before="480"/>
+      <w:spacing w:after="80" w:before="360"/>
       <w:outlineLvl w:val="0"/>
     </w:pPr>
     <w:rPr>
       <w:rFonts w:asciiTheme="majorHAnsi" w:cstheme="majorBidi" w:eastAsiaTheme="majorEastAsia" w:hAnsiTheme="majorHAnsi"/>
-      <w:b/>
-      <w:bCs/>
-      <w:color w:themeColor="accent1" w:val="4F81BD"/>
+      <w:color w:themeColor="accent1" w:themeShade="BF" w:val="0F4761"/>
+      <w:sz w:val="40"/>
+      <w:szCs w:val="40"/>
+    </w:rPr>
+  </w:style>
+  <w:style w:styleId="Heading2" w:type="paragraph">
+    <w:name w:val="heading 2"/>
+    <w:basedOn w:val="Normal"/>
+    <w:next w:val="BodyText"/>
+    <w:link w:val="Heading2Char"/>
+    <w:uiPriority w:val="9"/>
+    <w:semiHidden/>
+    <w:unhideWhenUsed/>
+    <w:qFormat/>
+    <w:rsid w:val="00A10FD9"/>
+    <w:pPr>
+      <w:keepNext/>
+      <w:keepLines/>
+      <w:spacing w:after="80" w:before="160"/>
+      <w:outlineLvl w:val="1"/>
+    </w:pPr>
+    <w:rPr>
+      <w:rFonts w:asciiTheme="majorHAnsi" w:cstheme="majorBidi" w:eastAsiaTheme="majorEastAsia" w:hAnsiTheme="majorHAnsi"/>
+      <w:color w:themeColor="accent1" w:themeShade="BF" w:val="0F4761"/>
       <w:sz w:val="32"/>
       <w:szCs w:val="32"/>
     </w:rPr>
   </w:style>
-  <w:style w:styleId="Heading2" w:type="paragraph">
-    <w:name w:val="Heading 2"/>
+  <w:style w:styleId="Heading3" w:type="paragraph">
+    <w:name w:val="heading 3"/>
     <w:basedOn w:val="Normal"/>
     <w:next w:val="BodyText"/>
+    <w:link w:val="Heading3Char"/>
     <w:uiPriority w:val="9"/>
+    <w:semiHidden/>
     <w:unhideWhenUsed/>
     <w:qFormat/>
+    <w:rsid w:val="00A10FD9"/>
     <w:pPr>
       <w:keepNext/>
       <w:keepLines/>
-      <w:spacing w:after="0" w:before="200"/>
-      <w:outlineLvl w:val="1"/>
+      <w:spacing w:after="80" w:before="160"/>
+      <w:outlineLvl w:val="2"/>
     </w:pPr>
     <w:rPr>
-      <w:rFonts w:asciiTheme="majorHAnsi" w:cstheme="majorBidi" w:eastAsiaTheme="majorEastAsia" w:hAnsiTheme="majorHAnsi"/>
-      <w:b/>
-      <w:bCs/>
-      <w:color w:themeColor="accent1" w:val="4F81BD"/>
+      <w:rFonts w:cstheme="majorBidi" w:eastAsiaTheme="majorEastAsia"/>
+      <w:color w:themeColor="accent1" w:themeShade="BF" w:val="0F4761"/>
       <w:sz w:val="28"/>
       <w:szCs w:val="28"/>
     </w:rPr>
   </w:style>
-  <w:style w:styleId="Heading3" w:type="paragraph">
-    <w:name w:val="Heading 3"/>
+  <w:style w:styleId="Heading4" w:type="paragraph">
+    <w:name w:val="heading 4"/>
     <w:basedOn w:val="Normal"/>
     <w:next w:val="BodyText"/>
+    <w:link w:val="Heading4Char"/>
     <w:uiPriority w:val="9"/>
+    <w:semiHidden/>
     <w:unhideWhenUsed/>
     <w:qFormat/>
+    <w:rsid w:val="00A10FD9"/>
     <w:pPr>
       <w:keepNext/>
       <w:keepLines/>
-      <w:spacing w:after="0" w:before="200"/>
-      <w:outlineLvl w:val="2"/>
+      <w:spacing w:after="40" w:before="80"/>
+      <w:outlineLvl w:val="3"/>
     </w:pPr>
     <w:rPr>
-      <w:rFonts w:asciiTheme="majorHAnsi" w:cstheme="majorBidi" w:eastAsiaTheme="majorEastAsia" w:hAnsiTheme="majorHAnsi"/>
-      <w:b/>
-      <w:bCs/>
-      <w:color w:themeColor="accent1" w:val="4F81BD"/>
-      <w:sz w:val="24"/>
-      <w:szCs w:val="24"/>
+      <w:rFonts w:cstheme="majorBidi" w:eastAsiaTheme="majorEastAsia"/>
+      <w:i/>
+      <w:iCs/>
+      <w:color w:themeColor="accent1" w:themeShade="BF" w:val="0F4761"/>
     </w:rPr>
   </w:style>
-  <w:style w:styleId="Heading4" w:type="paragraph">
-    <w:name w:val="Heading 4"/>
+  <w:style w:styleId="Heading5" w:type="paragraph">
+    <w:name w:val="heading 5"/>
     <w:basedOn w:val="Normal"/>
     <w:next w:val="BodyText"/>
+    <w:link w:val="Heading5Char"/>
     <w:uiPriority w:val="9"/>
+    <w:semiHidden/>
     <w:unhideWhenUsed/>
     <w:qFormat/>
+    <w:rsid w:val="00A10FD9"/>
     <w:pPr>
       <w:keepNext/>
       <w:keepLines/>
-      <w:spacing w:after="0" w:before="200"/>
-      <w:outlineLvl w:val="3"/>
+      <w:spacing w:after="40" w:before="80"/>
+      <w:outlineLvl w:val="4"/>
     </w:pPr>
     <w:rPr>
-      <w:rFonts w:asciiTheme="majorHAnsi" w:cstheme="majorBidi" w:eastAsiaTheme="majorEastAsia" w:hAnsiTheme="majorHAnsi"/>
-      <w:i/>
-      <w:bCs/>
-      <w:color w:themeColor="accent1" w:val="4F81BD"/>
-      <w:sz w:val="24"/>
-      <w:szCs w:val="24"/>
+      <w:rFonts w:cstheme="majorBidi" w:eastAsiaTheme="majorEastAsia"/>
+      <w:color w:themeColor="accent1" w:themeShade="BF" w:val="0F4761"/>
     </w:rPr>
   </w:style>
-  <w:style w:styleId="Heading5" w:type="paragraph">
-    <w:name w:val="Heading 5"/>
+  <w:style w:styleId="Heading6" w:type="paragraph">
+    <w:name w:val="heading 6"/>
     <w:basedOn w:val="Normal"/>
     <w:next w:val="BodyText"/>
+    <w:link w:val="Heading6Char"/>
     <w:uiPriority w:val="9"/>
+    <w:semiHidden/>
     <w:unhideWhenUsed/>
     <w:qFormat/>
+    <w:rsid w:val="00A10FD9"/>
     <w:pPr>
       <w:keepNext/>
       <w:keepLines/>
-      <w:spacing w:after="0" w:before="200"/>
-      <w:outlineLvl w:val="4"/>
+      <w:spacing w:after="0" w:before="40"/>
+      <w:outlineLvl w:val="5"/>
     </w:pPr>
     <w:rPr>
-      <w:rFonts w:asciiTheme="majorHAnsi" w:cstheme="majorBidi" w:eastAsiaTheme="majorEastAsia" w:hAnsiTheme="majorHAnsi"/>
+      <w:rFonts w:cstheme="majorBidi" w:eastAsiaTheme="majorEastAsia"/>
+      <w:i/>
       <w:iCs/>
-      <w:color w:themeColor="accent1" w:val="4F81BD"/>
-      <w:sz w:val="24"/>
-      <w:szCs w:val="24"/>
+      <w:color w:themeColor="text1" w:themeTint="A6" w:val="595959"/>
     </w:rPr>
   </w:style>
-  <w:style w:styleId="Heading6" w:type="paragraph">
-    <w:name w:val="Heading 6"/>
+  <w:style w:styleId="Heading7" w:type="paragraph">
+    <w:name w:val="heading 7"/>
     <w:basedOn w:val="Normal"/>
     <w:next w:val="BodyText"/>
+    <w:link w:val="Heading7Char"/>
     <w:uiPriority w:val="9"/>
+    <w:semiHidden/>
     <w:unhideWhenUsed/>
     <w:qFormat/>
+    <w:rsid w:val="00A10FD9"/>
     <w:pPr>
       <w:keepNext/>
       <w:keepLines/>
-      <w:spacing w:after="0" w:before="200"/>
-      <w:outlineLvl w:val="5"/>
+      <w:spacing w:after="0" w:before="40"/>
+      <w:outlineLvl w:val="6"/>
     </w:pPr>
     <w:rPr>
-      <w:rFonts w:asciiTheme="majorHAnsi" w:cstheme="majorBidi" w:eastAsiaTheme="majorEastAsia" w:hAnsiTheme="majorHAnsi"/>
-      <w:color w:themeColor="accent1" w:val="4F81BD"/>
-      <w:sz w:val="24"/>
-      <w:szCs w:val="24"/>
+      <w:rFonts w:cstheme="majorBidi" w:eastAsiaTheme="majorEastAsia"/>
+      <w:color w:themeColor="text1" w:themeTint="A6" w:val="595959"/>
     </w:rPr>
   </w:style>
-  <w:style w:styleId="Heading7" w:type="paragraph">
-    <w:name w:val="Heading 7"/>
+  <w:style w:styleId="Heading8" w:type="paragraph">
+    <w:name w:val="heading 8"/>
     <w:basedOn w:val="Normal"/>
     <w:next w:val="BodyText"/>
+    <w:link w:val="Heading8Char"/>
     <w:uiPriority w:val="9"/>
+    <w:semiHidden/>
     <w:unhideWhenUsed/>
     <w:qFormat/>
+    <w:rsid w:val="00A10FD9"/>
     <w:pPr>
       <w:keepNext/>
       <w:keepLines/>
-      <w:spacing w:after="0" w:before="200"/>
-      <w:outlineLvl w:val="6"/>
+      <w:spacing w:after="0"/>
+      <w:outlineLvl w:val="7"/>
     </w:pPr>
     <w:rPr>
-      <w:rFonts w:asciiTheme="majorHAnsi" w:cstheme="majorBidi" w:eastAsiaTheme="majorEastAsia" w:hAnsiTheme="majorHAnsi"/>
-      <w:color w:themeColor="accent1" w:val="4F81BD"/>
-      <w:sz w:val="24"/>
-      <w:szCs w:val="24"/>
+      <w:rFonts w:cstheme="majorBidi" w:eastAsiaTheme="majorEastAsia"/>
+      <w:i/>
+      <w:iCs/>
+      <w:color w:themeColor="text1" w:themeTint="D8" w:val="272727"/>
     </w:rPr>
   </w:style>
-  <w:style w:styleId="Heading8" w:type="paragraph">
-    <w:name w:val="Heading 8"/>
+  <w:style w:styleId="Heading9" w:type="paragraph">
+    <w:name w:val="heading 9"/>
     <w:basedOn w:val="Normal"/>
     <w:next w:val="BodyText"/>
+    <w:link w:val="Heading9Char"/>
     <w:uiPriority w:val="9"/>
+    <w:semiHidden/>
     <w:unhideWhenUsed/>
     <w:qFormat/>
+    <w:rsid w:val="00A10FD9"/>
     <w:pPr>
       <w:keepNext/>
       <w:keepLines/>
-      <w:spacing w:after="0" w:before="200"/>
-      <w:outlineLvl w:val="7"/>
-    </w:pPr>
-    <w:rPr>
-      <w:rFonts w:asciiTheme="majorHAnsi" w:cstheme="majorBidi" w:eastAsiaTheme="majorEastAsia" w:hAnsiTheme="majorHAnsi"/>
-      <w:color w:themeColor="accent1" w:val="4F81BD"/>
-      <w:sz w:val="24"/>
-      <w:szCs w:val="24"/>
-    </w:rPr>
-  </w:style>
-  <w:style w:styleId="Heading9" w:type="paragraph">
-    <w:name w:val="Heading 9"/>
-    <w:basedOn w:val="Normal"/>
-    <w:next w:val="BodyText"/>
-    <w:uiPriority w:val="9"/>
-    <w:unhideWhenUsed/>
-    <w:qFormat/>
-    <w:pPr>
-      <w:keepNext/>
-      <w:keepLines/>
-      <w:spacing w:after="0" w:before="200"/>
+      <w:spacing w:after="0"/>
       <w:outlineLvl w:val="8"/>
     </w:pPr>
     <w:rPr>
+      <w:rFonts w:cstheme="majorBidi" w:eastAsiaTheme="majorEastAsia"/>
+      <w:color w:themeColor="text1" w:themeTint="D8" w:val="272727"/>
+    </w:rPr>
+  </w:style>
+  <w:style w:customStyle="1" w:styleId="Heading1Char" w:type="character">
+    <w:name w:val="Heading 1 Char"/>
+    <w:basedOn w:val="DefaultParagraphFont"/>
+    <w:link w:val="Heading1"/>
+    <w:uiPriority w:val="9"/>
+    <w:rsid w:val="00A10FD9"/>
+    <w:rPr>
       <w:rFonts w:asciiTheme="majorHAnsi" w:cstheme="majorBidi" w:eastAsiaTheme="majorEastAsia" w:hAnsiTheme="majorHAnsi"/>
-      <w:color w:themeColor="accent1" w:val="4F81BD"/>
-      <w:sz w:val="24"/>
-      <w:szCs w:val="24"/>
+      <w:color w:themeColor="accent1" w:themeShade="BF" w:val="0F4761"/>
+      <w:sz w:val="40"/>
+      <w:szCs w:val="40"/>
+    </w:rPr>
+  </w:style>
+  <w:style w:customStyle="1" w:styleId="Heading2Char" w:type="character">
+    <w:name w:val="Heading 2 Char"/>
+    <w:basedOn w:val="DefaultParagraphFont"/>
+    <w:link w:val="Heading2"/>
+    <w:uiPriority w:val="9"/>
+    <w:semiHidden/>
+    <w:rsid w:val="00A10FD9"/>
+    <w:rPr>
+      <w:rFonts w:asciiTheme="majorHAnsi" w:cstheme="majorBidi" w:eastAsiaTheme="majorEastAsia" w:hAnsiTheme="majorHAnsi"/>
+      <w:color w:themeColor="accent1" w:themeShade="BF" w:val="0F4761"/>
+      <w:sz w:val="32"/>
+      <w:szCs w:val="32"/>
+    </w:rPr>
+  </w:style>
+  <w:style w:customStyle="1" w:styleId="Heading3Char" w:type="character">
+    <w:name w:val="Heading 3 Char"/>
+    <w:basedOn w:val="DefaultParagraphFont"/>
+    <w:link w:val="Heading3"/>
+    <w:uiPriority w:val="9"/>
+    <w:semiHidden/>
+    <w:rsid w:val="00A10FD9"/>
+    <w:rPr>
+      <w:rFonts w:cstheme="majorBidi" w:eastAsiaTheme="majorEastAsia"/>
+      <w:color w:themeColor="accent1" w:themeShade="BF" w:val="0F4761"/>
+      <w:sz w:val="28"/>
+      <w:szCs w:val="28"/>
+    </w:rPr>
+  </w:style>
+  <w:style w:customStyle="1" w:styleId="Heading4Char" w:type="character">
+    <w:name w:val="Heading 4 Char"/>
+    <w:basedOn w:val="DefaultParagraphFont"/>
+    <w:link w:val="Heading4"/>
+    <w:uiPriority w:val="9"/>
+    <w:semiHidden/>
+    <w:rsid w:val="00A10FD9"/>
+    <w:rPr>
+      <w:rFonts w:cstheme="majorBidi" w:eastAsiaTheme="majorEastAsia"/>
+      <w:i/>
+      <w:iCs/>
+      <w:color w:themeColor="accent1" w:themeShade="BF" w:val="0F4761"/>
+    </w:rPr>
+  </w:style>
+  <w:style w:customStyle="1" w:styleId="Heading5Char" w:type="character">
+    <w:name w:val="Heading 5 Char"/>
+    <w:basedOn w:val="DefaultParagraphFont"/>
+    <w:link w:val="Heading5"/>
+    <w:uiPriority w:val="9"/>
+    <w:semiHidden/>
+    <w:rsid w:val="00A10FD9"/>
+    <w:rPr>
+      <w:rFonts w:cstheme="majorBidi" w:eastAsiaTheme="majorEastAsia"/>
+      <w:color w:themeColor="accent1" w:themeShade="BF" w:val="0F4761"/>
+    </w:rPr>
+  </w:style>
+  <w:style w:customStyle="1" w:styleId="Heading6Char" w:type="character">
+    <w:name w:val="Heading 6 Char"/>
+    <w:basedOn w:val="DefaultParagraphFont"/>
+    <w:link w:val="Heading6"/>
+    <w:uiPriority w:val="9"/>
+    <w:semiHidden/>
+    <w:rsid w:val="00A10FD9"/>
+    <w:rPr>
+      <w:rFonts w:cstheme="majorBidi" w:eastAsiaTheme="majorEastAsia"/>
+      <w:i/>
+      <w:iCs/>
+      <w:color w:themeColor="text1" w:themeTint="A6" w:val="595959"/>
+    </w:rPr>
+  </w:style>
+  <w:style w:customStyle="1" w:styleId="Heading7Char" w:type="character">
+    <w:name w:val="Heading 7 Char"/>
+    <w:basedOn w:val="DefaultParagraphFont"/>
+    <w:link w:val="Heading7"/>
+    <w:uiPriority w:val="9"/>
+    <w:semiHidden/>
+    <w:rsid w:val="00A10FD9"/>
+    <w:rPr>
+      <w:rFonts w:cstheme="majorBidi" w:eastAsiaTheme="majorEastAsia"/>
+      <w:color w:themeColor="text1" w:themeTint="A6" w:val="595959"/>
+    </w:rPr>
+  </w:style>
+  <w:style w:customStyle="1" w:styleId="Heading8Char" w:type="character">
+    <w:name w:val="Heading 8 Char"/>
+    <w:basedOn w:val="DefaultParagraphFont"/>
+    <w:link w:val="Heading8"/>
+    <w:uiPriority w:val="9"/>
+    <w:semiHidden/>
+    <w:rsid w:val="00A10FD9"/>
+    <w:rPr>
+      <w:rFonts w:cstheme="majorBidi" w:eastAsiaTheme="majorEastAsia"/>
+      <w:i/>
+      <w:iCs/>
+      <w:color w:themeColor="text1" w:themeTint="D8" w:val="272727"/>
+    </w:rPr>
+  </w:style>
+  <w:style w:customStyle="1" w:styleId="Heading9Char" w:type="character">
+    <w:name w:val="Heading 9 Char"/>
+    <w:basedOn w:val="DefaultParagraphFont"/>
+    <w:link w:val="Heading9"/>
+    <w:uiPriority w:val="9"/>
+    <w:semiHidden/>
+    <w:rsid w:val="00A10FD9"/>
+    <w:rPr>
+      <w:rFonts w:cstheme="majorBidi" w:eastAsiaTheme="majorEastAsia"/>
+      <w:color w:themeColor="text1" w:themeTint="D8" w:val="272727"/>
     </w:rPr>
   </w:style>
   <w:style w:styleId="BlockText" w:type="paragraph">
@@ -9881,6 +9982,18 @@
     <w:unhideWhenUsed/>
     <w:qFormat/>
   </w:style>
+  <w:style w:styleId="FootnoteBlockText" w:type="paragraph">
+    <w:name w:val="Footnote Block Text"/>
+    <w:basedOn w:val="FootnoteText"/>
+    <w:next w:val="FootnoteText"/>
+    <w:uiPriority w:val="9"/>
+    <w:unhideWhenUsed/>
+    <w:qFormat/>
+    <w:pPr>
+      <w:spacing w:after="100" w:before="100"/>
+      <w:ind w:firstLine="0" w:left="480" w:right="480"/>
+    </w:pPr>
+  </w:style>
   <w:style w:default="1" w:styleId="DefaultParagraphFont" w:type="character">
     <w:name w:val="Default Paragraph Font"/>
     <w:semiHidden/>
@@ -9902,18 +10015,11 @@
       </w:tblCellMar>
     </w:tblPr>
     <w:tblStylePr w:type="firstRow">
-      <w:tblPr>
-        <w:jc w:val="left"/>
-        <w:tblInd w:type="dxa" w:w="0"/>
-      </w:tblPr>
-      <w:trPr>
-        <w:jc w:val="left"/>
-      </w:trPr>
       <w:tcPr>
-        <w:vAlign w:val="bottom"/>
         <w:tcBorders>
           <w:bottom w:val="single"/>
         </w:tcBorders>
+        <w:vAlign w:val="bottom"/>
       </w:tcPr>
     </w:tblStylePr>
   </w:style>
@@ -10028,8 +10134,8 @@
     <w:name w:val="KeywordTok"/>
     <w:basedOn w:val="VerbatimChar"/>
     <w:rPr>
+      <w:b/>
       <w:color w:val="007020"/>
-      <w:b/>
     </w:rPr>
   </w:style>
   <w:style w:type="character" w:customStyle="1" w:styleId="DataTypeTok">
@@ -10106,42 +10212,42 @@
     <w:name w:val="ImportTok"/>
     <w:basedOn w:val="VerbatimChar"/>
     <w:rPr>
+      <w:b/>
       <w:color w:val="008000"/>
-      <w:b/>
     </w:rPr>
   </w:style>
   <w:style w:type="character" w:customStyle="1" w:styleId="CommentTok">
     <w:name w:val="CommentTok"/>
     <w:basedOn w:val="VerbatimChar"/>
     <w:rPr>
+      <w:i/>
       <w:color w:val="60a0b0"/>
-      <w:i/>
     </w:rPr>
   </w:style>
   <w:style w:type="character" w:customStyle="1" w:styleId="DocumentationTok">
     <w:name w:val="DocumentationTok"/>
     <w:basedOn w:val="VerbatimChar"/>
     <w:rPr>
+      <w:i/>
       <w:color w:val="ba2121"/>
-      <w:i/>
     </w:rPr>
   </w:style>
   <w:style w:type="character" w:customStyle="1" w:styleId="AnnotationTok">
     <w:name w:val="AnnotationTok"/>
     <w:basedOn w:val="VerbatimChar"/>
     <w:rPr>
-      <w:color w:val="60a0b0"/>
       <w:b/>
       <w:i/>
+      <w:color w:val="60a0b0"/>
     </w:rPr>
   </w:style>
   <w:style w:type="character" w:customStyle="1" w:styleId="CommentVarTok">
     <w:name w:val="CommentVarTok"/>
     <w:basedOn w:val="VerbatimChar"/>
     <w:rPr>
-      <w:color w:val="60a0b0"/>
       <w:b/>
       <w:i/>
+      <w:color w:val="60a0b0"/>
     </w:rPr>
   </w:style>
   <w:style w:type="character" w:customStyle="1" w:styleId="OtherTok">
@@ -10169,8 +10275,8 @@
     <w:name w:val="ControlFlowTok"/>
     <w:basedOn w:val="VerbatimChar"/>
     <w:rPr>
+      <w:b/>
       <w:color w:val="007020"/>
-      <w:b/>
     </w:rPr>
   </w:style>
   <w:style w:type="character" w:customStyle="1" w:styleId="OperatorTok">
@@ -10215,34 +10321,34 @@
     <w:name w:val="InformationTok"/>
     <w:basedOn w:val="VerbatimChar"/>
     <w:rPr>
-      <w:color w:val="60a0b0"/>
       <w:b/>
       <w:i/>
+      <w:color w:val="60a0b0"/>
     </w:rPr>
   </w:style>
   <w:style w:type="character" w:customStyle="1" w:styleId="WarningTok">
     <w:name w:val="WarningTok"/>
     <w:basedOn w:val="VerbatimChar"/>
     <w:rPr>
-      <w:color w:val="60a0b0"/>
       <w:b/>
       <w:i/>
+      <w:color w:val="60a0b0"/>
     </w:rPr>
   </w:style>
   <w:style w:type="character" w:customStyle="1" w:styleId="AlertTok">
     <w:name w:val="AlertTok"/>
     <w:basedOn w:val="VerbatimChar"/>
     <w:rPr>
+      <w:b/>
       <w:color w:val="ff0000"/>
-      <w:b/>
     </w:rPr>
   </w:style>
   <w:style w:type="character" w:customStyle="1" w:styleId="ErrorTok">
     <w:name w:val="ErrorTok"/>
     <w:basedOn w:val="VerbatimChar"/>
     <w:rPr>
+      <w:b/>
       <w:color w:val="ff0000"/>
-      <w:b/>
     </w:rPr>
   </w:style>
   <w:style w:type="character" w:customStyle="1" w:styleId="NormalTok">
@@ -10264,44 +10370,44 @@
         <a:sysClr val="window" lastClr="FFFFFF"/>
       </a:lt1>
       <a:dk2>
-        <a:srgbClr val="1F497D"/>
+        <a:srgbClr val="0E2841"/>
       </a:dk2>
       <a:lt2>
-        <a:srgbClr val="EEECE1"/>
+        <a:srgbClr val="E8E8E8"/>
       </a:lt2>
       <a:accent1>
-        <a:srgbClr val="4F81BD"/>
+        <a:srgbClr val="156082"/>
       </a:accent1>
       <a:accent2>
-        <a:srgbClr val="C0504D"/>
+        <a:srgbClr val="E97132"/>
       </a:accent2>
       <a:accent3>
-        <a:srgbClr val="9BBB59"/>
+        <a:srgbClr val="196B24"/>
       </a:accent3>
       <a:accent4>
-        <a:srgbClr val="8064A2"/>
+        <a:srgbClr val="0F9ED5"/>
       </a:accent4>
       <a:accent5>
-        <a:srgbClr val="4BACC6"/>
+        <a:srgbClr val="A02B93"/>
       </a:accent5>
       <a:accent6>
-        <a:srgbClr val="F79646"/>
+        <a:srgbClr val="4EA72E"/>
       </a:accent6>
       <a:hlink>
-        <a:srgbClr val="0000FF"/>
+        <a:srgbClr val="467886"/>
       </a:hlink>
       <a:folHlink>
-        <a:srgbClr val="800080"/>
+        <a:srgbClr val="96607D"/>
       </a:folHlink>
     </a:clrScheme>
     <a:fontScheme name="Office">
       <a:majorFont>
-        <a:latin typeface="Calibri"/>
+        <a:latin typeface="Aptos Display" panose="02110004020202020204"/>
         <a:ea typeface=""/>
         <a:cs typeface=""/>
-        <a:font script="Jpan" typeface="ＭＳ ゴシック"/>
+        <a:font script="Jpan" typeface="游ゴシック Light"/>
         <a:font script="Hang" typeface="맑은 고딕"/>
-        <a:font script="Hans" typeface="宋体"/>
+        <a:font script="Hans" typeface="等线 Light"/>
         <a:font script="Hant" typeface="新細明體"/>
         <a:font script="Arab" typeface="Times New Roman"/>
         <a:font script="Hebr" typeface="Times New Roman"/>
@@ -10328,14 +10434,32 @@
         <a:font script="Mong" typeface="Mongolian Baiti"/>
         <a:font script="Viet" typeface="Times New Roman"/>
         <a:font script="Uigh" typeface="Microsoft Uighur"/>
+        <a:font script="Geor" typeface="Sylfaen"/>
+        <a:font script="Armn" typeface="Arial"/>
+        <a:font script="Bugi" typeface="Leelawadee UI"/>
+        <a:font script="Bopo" typeface="Microsoft JhengHei"/>
+        <a:font script="Java" typeface="Javanese Text"/>
+        <a:font script="Lisu" typeface="Segoe UI"/>
+        <a:font script="Mymr" typeface="Myanmar Text"/>
+        <a:font script="Nkoo" typeface="Ebrima"/>
+        <a:font script="Olck" typeface="Nirmala UI"/>
+        <a:font script="Osma" typeface="Ebrima"/>
+        <a:font script="Phag" typeface="Phagspa"/>
+        <a:font script="Syrn" typeface="Estrangelo Edessa"/>
+        <a:font script="Syrj" typeface="Estrangelo Edessa"/>
+        <a:font script="Syre" typeface="Estrangelo Edessa"/>
+        <a:font script="Sora" typeface="Nirmala UI"/>
+        <a:font script="Tale" typeface="Microsoft Tai Le"/>
+        <a:font script="Talu" typeface="Microsoft New Tai Lue"/>
+        <a:font script="Tfng" typeface="Ebrima"/>
       </a:majorFont>
       <a:minorFont>
-        <a:latin typeface="Cambria"/>
+        <a:latin typeface="Aptos" panose="02110004020202020204"/>
         <a:ea typeface=""/>
         <a:cs typeface=""/>
-        <a:font script="Jpan" typeface="ＭＳ 明朝"/>
+        <a:font script="Jpan" typeface="游明朝"/>
         <a:font script="Hang" typeface="맑은 고딕"/>
-        <a:font script="Hans" typeface="宋体"/>
+        <a:font script="Hans" typeface="等线"/>
         <a:font script="Hant" typeface="新細明體"/>
         <a:font script="Arab" typeface="Arial"/>
         <a:font script="Hebr" typeface="Arial"/>
@@ -10362,6 +10486,24 @@
         <a:font script="Mong" typeface="Mongolian Baiti"/>
         <a:font script="Viet" typeface="Arial"/>
         <a:font script="Uigh" typeface="Microsoft Uighur"/>
+        <a:font script="Geor" typeface="Sylfaen"/>
+        <a:font script="Armn" typeface="Arial"/>
+        <a:font script="Bugi" typeface="Leelawadee UI"/>
+        <a:font script="Bopo" typeface="Microsoft JhengHei"/>
+        <a:font script="Java" typeface="Javanese Text"/>
+        <a:font script="Lisu" typeface="Segoe UI"/>
+        <a:font script="Mymr" typeface="Myanmar Text"/>
+        <a:font script="Nkoo" typeface="Ebrima"/>
+        <a:font script="Olck" typeface="Nirmala UI"/>
+        <a:font script="Osma" typeface="Ebrima"/>
+        <a:font script="Phag" typeface="Phagspa"/>
+        <a:font script="Syrn" typeface="Estrangelo Edessa"/>
+        <a:font script="Syrj" typeface="Estrangelo Edessa"/>
+        <a:font script="Syre" typeface="Estrangelo Edessa"/>
+        <a:font script="Sora" typeface="Nirmala UI"/>
+        <a:font script="Tale" typeface="Microsoft Tai Le"/>
+        <a:font script="Talu" typeface="Microsoft New Tai Lue"/>
+        <a:font script="Tfng" typeface="Ebrima"/>
       </a:minorFont>
     </a:fontScheme>
     <a:fmtScheme name="Office">
@@ -10373,200 +10515,141 @@
           <a:gsLst>
             <a:gs pos="0">
               <a:schemeClr val="phClr">
-                <a:tint val="50000"/>
-                <a:satMod val="300000"/>
+                <a:lumMod val="110000"/>
+                <a:satMod val="105000"/>
+                <a:tint val="67000"/>
               </a:schemeClr>
             </a:gs>
-            <a:gs pos="35000">
+            <a:gs pos="50000">
               <a:schemeClr val="phClr">
-                <a:tint val="37000"/>
-                <a:satMod val="300000"/>
+                <a:lumMod val="105000"/>
+                <a:satMod val="103000"/>
+                <a:tint val="73000"/>
               </a:schemeClr>
             </a:gs>
             <a:gs pos="100000">
               <a:schemeClr val="phClr">
-                <a:tint val="15000"/>
-                <a:satMod val="350000"/>
+                <a:lumMod val="105000"/>
+                <a:satMod val="109000"/>
+                <a:tint val="81000"/>
               </a:schemeClr>
             </a:gs>
           </a:gsLst>
-          <a:lin ang="16200000" scaled="1"/>
+          <a:lin ang="5400000" scaled="0"/>
         </a:gradFill>
         <a:gradFill rotWithShape="1">
           <a:gsLst>
             <a:gs pos="0">
               <a:schemeClr val="phClr">
-                <a:tint val="100000"/>
+                <a:satMod val="103000"/>
+                <a:lumMod val="102000"/>
+                <a:tint val="94000"/>
+              </a:schemeClr>
+            </a:gs>
+            <a:gs pos="50000">
+              <a:schemeClr val="phClr">
+                <a:satMod val="110000"/>
+                <a:lumMod val="100000"/>
                 <a:shade val="100000"/>
-                <a:satMod val="130000"/>
               </a:schemeClr>
             </a:gs>
             <a:gs pos="100000">
               <a:schemeClr val="phClr">
-                <a:tint val="50000"/>
-                <a:shade val="100000"/>
-                <a:satMod val="350000"/>
+                <a:lumMod val="99000"/>
+                <a:satMod val="120000"/>
+                <a:shade val="78000"/>
               </a:schemeClr>
             </a:gs>
           </a:gsLst>
-          <a:lin ang="16200000" scaled="0"/>
+          <a:lin ang="5400000" scaled="0"/>
         </a:gradFill>
       </a:fillStyleLst>
       <a:lnStyleLst>
-        <a:ln w="9525" cap="flat" cmpd="sng" algn="ctr">
-          <a:solidFill>
-            <a:schemeClr val="phClr">
-              <a:shade val="95000"/>
-              <a:satMod val="105000"/>
-            </a:schemeClr>
-          </a:solidFill>
-          <a:prstDash val="solid"/>
-        </a:ln>
-        <a:ln w="25400" cap="flat" cmpd="sng" algn="ctr">
+        <a:ln w="6350" cap="flat" cmpd="sng" algn="ctr">
           <a:solidFill>
             <a:schemeClr val="phClr"/>
           </a:solidFill>
           <a:prstDash val="solid"/>
+          <a:miter lim="800000"/>
         </a:ln>
-        <a:ln w="38100" cap="flat" cmpd="sng" algn="ctr">
+        <a:ln w="12700" cap="flat" cmpd="sng" algn="ctr">
           <a:solidFill>
             <a:schemeClr val="phClr"/>
           </a:solidFill>
           <a:prstDash val="solid"/>
+          <a:miter lim="800000"/>
+        </a:ln>
+        <a:ln w="19050" cap="flat" cmpd="sng" algn="ctr">
+          <a:solidFill>
+            <a:schemeClr val="phClr"/>
+          </a:solidFill>
+          <a:prstDash val="solid"/>
+          <a:miter lim="800000"/>
         </a:ln>
       </a:lnStyleLst>
       <a:effectStyleLst>
         <a:effectStyle>
+          <a:effectLst/>
+        </a:effectStyle>
+        <a:effectStyle>
+          <a:effectLst/>
+        </a:effectStyle>
+        <a:effectStyle>
           <a:effectLst>
-            <a:outerShdw blurRad="40000" dist="20000" dir="5400000" rotWithShape="0">
+            <a:outerShdw blurRad="57150" dist="19050" dir="5400000" algn="ctr" rotWithShape="0">
               <a:srgbClr val="000000">
-                <a:alpha val="38000"/>
+                <a:alpha val="63000"/>
               </a:srgbClr>
             </a:outerShdw>
           </a:effectLst>
-        </a:effectStyle>
-        <a:effectStyle>
-          <a:effectLst>
-            <a:outerShdw blurRad="40000" dist="23000" dir="5400000" rotWithShape="0">
-              <a:srgbClr val="000000">
-                <a:alpha val="35000"/>
-              </a:srgbClr>
-            </a:outerShdw>
-          </a:effectLst>
-        </a:effectStyle>
-        <a:effectStyle>
-          <a:effectLst>
-            <a:outerShdw blurRad="40000" dist="23000" dir="5400000" rotWithShape="0">
-              <a:srgbClr val="000000">
-                <a:alpha val="35000"/>
-              </a:srgbClr>
-            </a:outerShdw>
-          </a:effectLst>
-          <a:scene3d>
-            <a:camera prst="orthographicFront">
-              <a:rot lat="0" lon="0" rev="0"/>
-            </a:camera>
-            <a:lightRig rig="threePt" dir="t">
-              <a:rot lat="0" lon="0" rev="1200000"/>
-            </a:lightRig>
-          </a:scene3d>
-          <a:sp3d>
-            <a:bevelT w="63500" h="25400"/>
-          </a:sp3d>
         </a:effectStyle>
       </a:effectStyleLst>
       <a:bgFillStyleLst>
         <a:solidFill>
           <a:schemeClr val="phClr"/>
         </a:solidFill>
+        <a:solidFill>
+          <a:schemeClr val="phClr">
+            <a:tint val="95000"/>
+            <a:satMod val="170000"/>
+          </a:schemeClr>
+        </a:solidFill>
         <a:gradFill rotWithShape="1">
           <a:gsLst>
             <a:gs pos="0">
               <a:schemeClr val="phClr">
-                <a:tint val="40000"/>
-                <a:satMod val="350000"/>
+                <a:tint val="93000"/>
+                <a:satMod val="150000"/>
+                <a:shade val="98000"/>
+                <a:lumMod val="102000"/>
               </a:schemeClr>
             </a:gs>
-            <a:gs pos="40000">
+            <a:gs pos="50000">
               <a:schemeClr val="phClr">
-                <a:tint val="45000"/>
-                <a:shade val="99000"/>
-                <a:satMod val="350000"/>
+                <a:tint val="98000"/>
+                <a:satMod val="130000"/>
+                <a:shade val="90000"/>
+                <a:lumMod val="103000"/>
               </a:schemeClr>
             </a:gs>
             <a:gs pos="100000">
               <a:schemeClr val="phClr">
-                <a:shade val="20000"/>
-                <a:satMod val="255000"/>
+                <a:shade val="63000"/>
+                <a:satMod val="120000"/>
               </a:schemeClr>
             </a:gs>
           </a:gsLst>
-          <a:path path="circle">
-            <a:fillToRect l="50000" t="-80000" r="50000" b="180000"/>
-          </a:path>
-        </a:gradFill>
-        <a:gradFill rotWithShape="1">
-          <a:gsLst>
-            <a:gs pos="0">
-              <a:schemeClr val="phClr">
-                <a:tint val="80000"/>
-                <a:satMod val="300000"/>
-              </a:schemeClr>
-            </a:gs>
-            <a:gs pos="100000">
-              <a:schemeClr val="phClr">
-                <a:shade val="30000"/>
-                <a:satMod val="200000"/>
-              </a:schemeClr>
-            </a:gs>
-          </a:gsLst>
-          <a:path path="circle">
-            <a:fillToRect l="50000" t="50000" r="50000" b="50000"/>
-          </a:path>
+          <a:lin ang="5400000" scaled="0"/>
         </a:gradFill>
       </a:bgFillStyleLst>
     </a:fmtScheme>
   </a:themeElements>
-  <a:objectDefaults>
-    <a:spDef>
-      <a:spPr/>
-      <a:bodyPr/>
-      <a:lstStyle/>
-      <a:style>
-        <a:lnRef idx="1">
-          <a:schemeClr val="accent1"/>
-        </a:lnRef>
-        <a:fillRef idx="3">
-          <a:schemeClr val="accent1"/>
-        </a:fillRef>
-        <a:effectRef idx="2">
-          <a:schemeClr val="accent1"/>
-        </a:effectRef>
-        <a:fontRef idx="minor">
-          <a:schemeClr val="lt1"/>
-        </a:fontRef>
-      </a:style>
-    </a:spDef>
-    <a:lnDef>
-      <a:spPr/>
-      <a:bodyPr/>
-      <a:lstStyle/>
-      <a:style>
-        <a:lnRef idx="2">
-          <a:schemeClr val="accent1"/>
-        </a:lnRef>
-        <a:fillRef idx="0">
-          <a:schemeClr val="accent1"/>
-        </a:fillRef>
-        <a:effectRef idx="1">
-          <a:schemeClr val="accent1"/>
-        </a:effectRef>
-        <a:fontRef idx="minor">
-          <a:schemeClr val="tx1"/>
-        </a:fontRef>
-      </a:style>
-    </a:lnDef>
-  </a:objectDefaults>
+  <a:objectDefaults/>
   <a:extraClrSchemeLst/>
+  <a:extLst>
+    <a:ext uri="{05A4C25C-085E-4340-85A3-A5531E510DB2}">
+      <thm15:themeFamily xmlns:thm15="http://schemas.microsoft.com/office/thememl/2012/main" name="Office Theme" id="{2E142A2C-CD16-42D6-873A-C26D2A0506FA}" vid="{1BDDFF52-6CD6-40A5-AB3C-68EB2F1E4D0A}"/>
+    </a:ext>
+  </a:extLst>
 </a:theme>
 </file>
--- a/04-regulatory-compliance/GDPR/Espanol/GDPR_Practical_Manager_and_Junior_Analyst_Manual_Espanol_v1.0.docx
+++ b/04-regulatory-compliance/GDPR/Espanol/GDPR_Practical_Manager_and_Junior_Analyst_Manual_Espanol_v1.0.docx
@@ -2,40 +2,14 @@
 <file path=word/document.xml><?xml version="1.0" encoding="utf-8"?>
 <w:document xmlns:w="http://schemas.openxmlformats.org/wordprocessingml/2006/main" xmlns:m="http://schemas.openxmlformats.org/officeDocument/2006/math" xmlns:r="http://schemas.openxmlformats.org/officeDocument/2006/relationships" xmlns:o="urn:schemas-microsoft-com:office:office" xmlns:v="urn:schemas-microsoft-com:vml" xmlns:w10="urn:schemas-microsoft-com:office:word" xmlns:a="http://schemas.openxmlformats.org/drawingml/2006/main" xmlns:pic="http://schemas.openxmlformats.org/drawingml/2006/picture" xmlns:wp="http://schemas.openxmlformats.org/drawingml/2006/wordprocessingDrawing">
   <w:body>
-    <w:sdt>
-      <w:sdtPr>
-        <w:docPartObj>
-          <w:docPartGallery w:val="Table of Contents"/>
-          <w:docPartUnique/>
-        </w:docPartObj>
-      </w:sdtPr>
-      <w:sdtContent>
-        <w:p>
-          <w:pPr>
-            <w:pStyle w:val="TOCHeading"/>
-          </w:pPr>
-          <w:r>
-            <w:t xml:space="preserve">Table of Contents</w:t>
-          </w:r>
-        </w:p>
-        <w:p>
-          <w:r>
-            <w:fldChar w:fldCharType="begin" w:dirty="true"/>
-            <w:instrText xml:space="preserve">TOC \o "1-3" \h \z \u</w:instrText>
-            <w:fldChar w:fldCharType="separate"/>
-            <w:fldChar w:fldCharType="end"/>
-          </w:r>
-        </w:p>
-      </w:sdtContent>
-    </w:sdt>
     <w:p>
       <w:pPr>
         <w:pStyle w:val="BlockText"/>
       </w:pPr>
       <w:r>
         <w:rPr>
+          <w:bCs/>
           <w:b/>
-          <w:bCs/>
         </w:rPr>
         <w:t xml:space="preserve">Estado de revisión:</w:t>
       </w:r>
@@ -52,8 +26,8 @@
       </w:pPr>
       <w:r>
         <w:rPr>
+          <w:bCs/>
           <w:b/>
-          <w:bCs/>
         </w:rPr>
         <w:t xml:space="preserve">CYBERSECURITY, PRIVACY &amp; COMPLIANCE SERIES</w:t>
       </w:r>
@@ -64,8 +38,8 @@
       </w:pPr>
       <w:r>
         <w:rPr>
+          <w:bCs/>
           <w:b/>
-          <w:bCs/>
         </w:rPr>
         <w:t xml:space="preserve">GDPR</w:t>
       </w:r>
@@ -76,8 +50,8 @@
       </w:pPr>
       <w:r>
         <w:rPr>
+          <w:bCs/>
           <w:b/>
-          <w:bCs/>
         </w:rPr>
         <w:t xml:space="preserve">Un manual práctico para administradores y analistas jóvenes</w:t>
       </w:r>
@@ -88,8 +62,8 @@
       </w:pPr>
       <w:r>
         <w:rPr>
+          <w:iCs/>
           <w:i/>
-          <w:iCs/>
         </w:rPr>
         <w:t xml:space="preserve">Cómo se desarrolla, opera, demuestra y mejora el trabajo de privacidad</w:t>
       </w:r>
@@ -100,8 +74,8 @@
       </w:pPr>
       <w:r>
         <w:rPr>
+          <w:bCs/>
           <w:b/>
-          <w:bCs/>
         </w:rPr>
         <w:t xml:space="preserve">Alberto (Al) Leiva</w:t>
       </w:r>
@@ -120,8 +94,8 @@
       </w:pPr>
       <w:r>
         <w:rPr>
+          <w:bCs/>
           <w:b/>
-          <w:bCs/>
         </w:rPr>
         <w:t xml:space="preserve">Inside:</w:t>
       </w:r>
@@ -140,7 +114,7 @@
         <w:t xml:space="preserve">|. |</w:t>
       </w:r>
     </w:p>
-    <w:bookmarkStart w:id="11" w:name="publication-and-use-notice"/>
+    <w:bookmarkStart w:id="22" w:name="publication-and-use-notice"/>
     <w:p>
       <w:pPr>
         <w:pStyle w:val="Heading1"/>
@@ -173,7 +147,7 @@
         <w:t xml:space="preserve">Propósito: Educación gratuita y práctica para directivos, estudiantes, cambiadores de carrera, analistas juniores, profesionales de la privacidad y profesionales de la ciberseguridad.</w:t>
       </w:r>
     </w:p>
-    <w:bookmarkStart w:id="9" w:name="aviso-educativo-y-legal"/>
+    <w:bookmarkStart w:id="20" w:name="aviso-educativo-y-legal"/>
     <w:p>
       <w:pPr>
         <w:pStyle w:val="Heading2"/>
@@ -190,8 +164,8 @@
         <w:t xml:space="preserve">Este manual proporciona información educativa general. No es un consejo legal y no reemplaza el asesoramiento de un abogado calificado o del oficial de protección de datos de una organización. Las obligaciones de GDPR dependen de hechos, la legislación de los Estados Miembros, la orientación de los reguladores, los contratos y las decisiones judiciales. Siempre verifique las fuentes oficiales actuales antes de actuar en un asunto real.</w:t>
       </w:r>
     </w:p>
-    <w:bookmarkEnd w:id="9"/>
-    <w:bookmarkStart w:id="10" w:name="uso-ético-y-autorizado"/>
+    <w:bookmarkEnd w:id="20"/>
+    <w:bookmarkStart w:id="21" w:name="uso-ético-y-autorizado"/>
     <w:p>
       <w:pPr>
         <w:pStyle w:val="Heading2"/>
@@ -208,9 +182,9 @@
         <w:t xml:space="preserve">Usar herramientas y ejercicios sólo con autorización escrita y sólo con datos ficticios, sintéticos o adecuadamente sanitarios. Los datos personales pueden dañar a las personas cuando se expone o se usa indebidamente. La habilidad técnica no crea permiso.</w:t>
       </w:r>
     </w:p>
-    <w:bookmarkEnd w:id="10"/>
-    <w:bookmarkEnd w:id="11"/>
-    <w:bookmarkStart w:id="12" w:name="prefacio"/>
+    <w:bookmarkEnd w:id="21"/>
+    <w:bookmarkEnd w:id="22"/>
+    <w:bookmarkStart w:id="23" w:name="prefacio"/>
     <w:p>
       <w:pPr>
         <w:pStyle w:val="Heading1"/>
@@ -225,8 +199,8 @@
       </w:pPr>
       <w:r>
         <w:rPr>
+          <w:iCs/>
           <w:i/>
-          <w:iCs/>
         </w:rPr>
         <w:t xml:space="preserve">Una introducción acogedora al trabajo práctico de privacidad.</w:t>
       </w:r>
@@ -261,8 +235,8 @@
       </w:pPr>
       <w:r>
         <w:rPr>
+          <w:bCs/>
           <w:b/>
-          <w:bCs/>
         </w:rPr>
         <w:t xml:space="preserve">Lección central:</w:t>
       </w:r>
@@ -287,8 +261,8 @@
       </w:pPr>
       <w:r>
         <w:rPr>
+          <w:iCs/>
           <w:i/>
-          <w:iCs/>
         </w:rPr>
         <w:t xml:space="preserve">— Alberto (Al) Leiva</w:t>
       </w:r>
@@ -349,8 +323,8 @@
         <w:t xml:space="preserve">Respuesta</w:t>
       </w:r>
     </w:p>
-    <w:bookmarkEnd w:id="12"/>
-    <w:bookmarkStart w:id="13" w:name="tabla-de-contenidos"/>
+    <w:bookmarkEnd w:id="23"/>
+    <w:bookmarkStart w:id="24" w:name="tabla-de-contenidos"/>
     <w:p>
       <w:pPr>
         <w:pStyle w:val="Heading1"/>
@@ -1953,8 +1927,8 @@
         </w:r>
       </w:hyperlink>
     </w:p>
-    <w:bookmarkEnd w:id="13"/>
-    <w:bookmarkStart w:id="20" w:name="gdpr-foundations"/>
+    <w:bookmarkEnd w:id="24"/>
+    <w:bookmarkStart w:id="31" w:name="gdpr-foundations"/>
     <w:p>
       <w:pPr>
         <w:pStyle w:val="Heading1"/>
@@ -1969,8 +1943,8 @@
       </w:pPr>
       <w:r>
         <w:rPr>
+          <w:iCs/>
           <w:i/>
-          <w:iCs/>
         </w:rPr>
         <w:t xml:space="preserve">Lo que la ley protege, lo que significa el cumplimiento, y lo que los administradores poseen.</w:t>
       </w:r>
@@ -1983,7 +1957,13 @@
         <w:t xml:space="preserve">יimg src=</w:t>
       </w:r>
       <w:r>
-        <w:t xml:space="preserve">“media/image1.png”</w:t>
+        <w:t xml:space="preserve">“</w:t>
+      </w:r>
+      <w:r>
+        <w:t xml:space="preserve">media/image1.png</w:t>
+      </w:r>
+      <w:r>
+        <w:t xml:space="preserve">”</w:t>
       </w:r>
       <w:r>
         <w:t xml:space="preserve"> </w:t>
@@ -1992,7 +1972,13 @@
         <w:t xml:space="preserve">style=</w:t>
       </w:r>
       <w:r>
-        <w:t xml:space="preserve">“width:6.15in;height:3.23744in”</w:t>
+        <w:t xml:space="preserve">“</w:t>
+      </w:r>
+      <w:r>
+        <w:t xml:space="preserve">width:6.15in;height:3.23744in</w:t>
+      </w:r>
+      <w:r>
+        <w:t xml:space="preserve">”</w:t>
       </w:r>
       <w:r>
         <w:t xml:space="preserve"> </w:t>
@@ -2001,7 +1987,13 @@
         <w:t xml:space="preserve">alt=</w:t>
       </w:r>
       <w:r>
-        <w:t xml:space="preserve">“Cuatro bloques conectados muestran personas, datos, propósito y control.”</w:t>
+        <w:t xml:space="preserve">“</w:t>
+      </w:r>
+      <w:r>
+        <w:t xml:space="preserve">Cuatro bloques conectados muestran personas, datos, propósito y control.</w:t>
+      </w:r>
+      <w:r>
+        <w:t xml:space="preserve">”</w:t>
       </w:r>
       <w:r>
         <w:t xml:space="preserve"> </w:t>
@@ -2018,7 +2010,7 @@
         <w:t xml:space="preserve">Figura 1. GDPR como un programa de gestión práctica</w:t>
       </w:r>
     </w:p>
-    <w:bookmarkStart w:id="14" w:name="what-gdpr-protects"/>
+    <w:bookmarkStart w:id="25" w:name="what-gdpr-protects"/>
     <w:p>
       <w:pPr>
         <w:pStyle w:val="Heading2"/>
@@ -2035,8 +2027,8 @@
         <w:t xml:space="preserve">GDPR protege a las personas naturales cuando se procesan sus datos personales. Los datos personales son información relativa a una persona identificada o identificable. Puede incluir nombres, identificadores, datos de ubicación, identificadores en línea, registros de empleo, detalles financieros, imágenes, datos de dispositivos y muchos otros hechos.</w:t>
       </w:r>
     </w:p>
-    <w:bookmarkEnd w:id="14"/>
-    <w:bookmarkStart w:id="15" w:name="el-cumplimiento-es-más-que-seguridad"/>
+    <w:bookmarkEnd w:id="25"/>
+    <w:bookmarkStart w:id="26" w:name="el-cumplimiento-es-más-que-seguridad"/>
     <w:p>
       <w:pPr>
         <w:pStyle w:val="Heading2"/>
@@ -2053,8 +2045,8 @@
         <w:t xml:space="preserve">Cuestiones de seguridad, pero GDPR también requiere procesamiento legal y justo, información clara, respeto a los derechos, límites de propósito, minimización de datos, control de retención y rendición de cuentas.</w:t>
       </w:r>
     </w:p>
-    <w:bookmarkEnd w:id="15"/>
-    <w:bookmarkStart w:id="16" w:name="what-gdpr-does-not-mean"/>
+    <w:bookmarkEnd w:id="26"/>
+    <w:bookmarkStart w:id="27" w:name="what-gdpr-does-not-mean"/>
     <w:p>
       <w:pPr>
         <w:pStyle w:val="Heading2"/>
@@ -2131,11 +2123,11 @@
     </w:p>
     <w:p>
       <w:pPr>
+        <w:numPr>
+          <w:ilvl w:val="0"/>
+          <w:numId w:val="1002"/>
+        </w:numPr>
         <w:pStyle w:val="Compact"/>
-        <w:numPr>
-          <w:ilvl w:val="0"/>
-          <w:numId w:val="1002"/>
-        </w:numPr>
       </w:pPr>
       <w:r>
         <w:t xml:space="preserve">Alcance, roles y definiciones</w:t>
@@ -2147,8 +2139,8 @@
       </w:pPr>
       <w:r>
         <w:rPr>
+          <w:iCs/>
           <w:i/>
-          <w:iCs/>
         </w:rPr>
         <w:t xml:space="preserve">Cómo decidir si GDPR aplica y quién es responsable</w:t>
       </w:r>
@@ -2156,8 +2148,8 @@
         <w:t xml:space="preserve">.</w:t>
       </w:r>
     </w:p>
-    <w:bookmarkEnd w:id="16"/>
-    <w:bookmarkStart w:id="17" w:name="cuestiones-de-alcance"/>
+    <w:bookmarkEnd w:id="27"/>
+    <w:bookmarkStart w:id="28" w:name="cuestiones-de-alcance"/>
     <w:p>
       <w:pPr>
         <w:pStyle w:val="Heading2"/>
@@ -2221,8 +2213,8 @@
         <w:t xml:space="preserve">Revisar las leyes de los Estados Miembros y otras normas sectoriales.</w:t>
       </w:r>
     </w:p>
-    <w:bookmarkEnd w:id="17"/>
-    <w:bookmarkStart w:id="18" w:name="funciones-básicas"/>
+    <w:bookmarkEnd w:id="28"/>
+    <w:bookmarkStart w:id="29" w:name="funciones-básicas"/>
     <w:p>
       <w:pPr>
         <w:pStyle w:val="Heading2"/>
@@ -2235,26 +2227,27 @@
       <w:tblPr>
         <w:tblStyle w:val="Table"/>
         <w:tblW w:type="pct" w:w="5000"/>
-        <w:tblLayout w:type="fixed"/>
         <w:tblLook w:firstRow="1" w:lastRow="0" w:firstColumn="0" w:lastColumn="0" w:noHBand="0" w:noVBand="0" w:val="0020"/>
+        <w:jc w:val="start"/>
       </w:tblPr>
       <w:tblGrid>
         <w:gridCol w:w="7920"/>
       </w:tblGrid>
       <w:tr>
         <w:trPr>
-          <w:tblHeader w:val="on"/>
+          <w:tblHeader w:val="true"/>
         </w:trPr>
         <w:tc>
           <w:tcPr/>
           <w:p>
             <w:pPr>
               <w:pStyle w:val="Compact"/>
+              <w:jc w:val="left"/>
             </w:pPr>
             <w:r>
               <w:rPr>
+                <w:bCs/>
                 <w:b/>
-                <w:bCs/>
               </w:rPr>
               <w:t xml:space="preserve">Rol</w:t>
             </w:r>
@@ -2306,8 +2299,8 @@
         <w:t xml:space="preserve">| Autoridad supervisora | Regulador independiente de privacidad Silencioso guía, investigación, acción correctiva, cumplimiento</w:t>
       </w:r>
     </w:p>
-    <w:bookmarkEnd w:id="18"/>
-    <w:bookmarkStart w:id="19" w:name="datos-personales-especiales-y-penales"/>
+    <w:bookmarkEnd w:id="29"/>
+    <w:bookmarkStart w:id="30" w:name="datos-personales-especiales-y-penales"/>
     <w:p>
       <w:pPr>
         <w:pStyle w:val="Heading2"/>
@@ -2330,8 +2323,8 @@
       </w:pPr>
       <w:r>
         <w:rPr>
+          <w:bCs/>
           <w:b/>
-          <w:bCs/>
         </w:rPr>
         <w:t xml:space="preserve">Punto de control para gerentes:</w:t>
       </w:r>
@@ -2350,9 +2343,9 @@
         <w:t xml:space="preserve">|. |</w:t>
       </w:r>
     </w:p>
-    <w:bookmarkEnd w:id="19"/>
-    <w:bookmarkEnd w:id="20"/>
-    <w:bookmarkStart w:id="26" w:name="principios-y-bases-legales"/>
+    <w:bookmarkEnd w:id="30"/>
+    <w:bookmarkEnd w:id="31"/>
+    <w:bookmarkStart w:id="37" w:name="principios-y-bases-legales"/>
     <w:p>
       <w:pPr>
         <w:pStyle w:val="Heading1"/>
@@ -2367,8 +2360,8 @@
       </w:pPr>
       <w:r>
         <w:rPr>
+          <w:iCs/>
           <w:i/>
-          <w:iCs/>
         </w:rPr>
         <w:t xml:space="preserve">Las reglas que conforman cada propósito de procesamiento.</w:t>
       </w:r>
@@ -2381,7 +2374,13 @@
         <w:t xml:space="preserve">■img src=</w:t>
       </w:r>
       <w:r>
-        <w:t xml:space="preserve">“media/image2.png”</w:t>
+        <w:t xml:space="preserve">“</w:t>
+      </w:r>
+      <w:r>
+        <w:t xml:space="preserve">media/image2.png</w:t>
+      </w:r>
+      <w:r>
+        <w:t xml:space="preserve">”</w:t>
       </w:r>
       <w:r>
         <w:t xml:space="preserve"> </w:t>
@@ -2390,7 +2389,13 @@
         <w:t xml:space="preserve">estilo=</w:t>
       </w:r>
       <w:r>
-        <w:t xml:space="preserve">“width:6.15in;height:3.34699in”</w:t>
+        <w:t xml:space="preserve">“</w:t>
+      </w:r>
+      <w:r>
+        <w:t xml:space="preserve">width:6.15in;height:3.34699in</w:t>
+      </w:r>
+      <w:r>
+        <w:t xml:space="preserve">”</w:t>
       </w:r>
       <w:r>
         <w:t xml:space="preserve"> </w:t>
@@ -2399,7 +2404,13 @@
         <w:t xml:space="preserve">alt=</w:t>
       </w:r>
       <w:r>
-        <w:t xml:space="preserve">“El ciclo de vida conecta la colección, el uso, el compartir, la retención y la eliminación.”</w:t>
+        <w:t xml:space="preserve">“</w:t>
+      </w:r>
+      <w:r>
+        <w:t xml:space="preserve">El ciclo de vida conecta la colección, el uso, el compartir, la retención y la eliminación.</w:t>
+      </w:r>
+      <w:r>
+        <w:t xml:space="preserve">”</w:t>
       </w:r>
       <w:r>
         <w:t xml:space="preserve"> </w:t>
@@ -2416,7 +2427,7 @@
         <w:t xml:space="preserve">Gráfico 2 Ciclo de vida de datos personales</w:t>
       </w:r>
     </w:p>
-    <w:bookmarkStart w:id="21" w:name="artículo-5-principios"/>
+    <w:bookmarkStart w:id="32" w:name="artículo-5-principios"/>
     <w:p>
       <w:pPr>
         <w:pStyle w:val="Heading2"/>
@@ -2431,8 +2442,8 @@
       </w:pPr>
       <w:r>
         <w:rPr>
+          <w:bCs/>
           <w:b/>
-          <w:bCs/>
         </w:rPr>
         <w:t xml:space="preserve">Principio</w:t>
       </w:r>
@@ -2447,8 +2458,8 @@
       </w:r>
       <w:r>
         <w:rPr>
+          <w:bCs/>
           <w:b/>
-          <w:bCs/>
         </w:rPr>
         <w:t xml:space="preserve">Pregunta principal</w:t>
       </w:r>
@@ -2503,8 +2514,8 @@
         <w:t xml:space="preserve">¿Podemos probar lo anterior? TEN ROPA, aprobaciones, comentarios, entrenamiento, pista de auditoría |</w:t>
       </w:r>
     </w:p>
-    <w:bookmarkEnd w:id="21"/>
-    <w:bookmarkStart w:id="22" w:name="bases-legales-en-virtud-del-artículo-6"/>
+    <w:bookmarkEnd w:id="32"/>
+    <w:bookmarkStart w:id="33" w:name="bases-legales-en-virtud-del-artículo-6"/>
     <w:p>
       <w:pPr>
         <w:pStyle w:val="Heading2"/>
@@ -2519,8 +2530,8 @@
       </w:pPr>
       <w:r>
         <w:rPr>
+          <w:bCs/>
           <w:b/>
-          <w:bCs/>
         </w:rPr>
         <w:t xml:space="preserve">Basis</w:t>
       </w:r>
@@ -2535,8 +2546,8 @@
       </w:r>
       <w:r>
         <w:rPr>
+          <w:bCs/>
           <w:b/>
-          <w:bCs/>
         </w:rPr>
         <w:t xml:space="preserve">Uso cuando</w:t>
       </w:r>
@@ -2591,8 +2602,8 @@
         <w:t xml:space="preserve">← Los intereses legítimos | Un interés real es necesario y no está anulado por los derechos de la persona | Complete y mantenga una prueba de equilibrio |</w:t>
       </w:r>
     </w:p>
-    <w:bookmarkEnd w:id="22"/>
-    <w:bookmarkStart w:id="23" w:name="datos-confidenciales-y-de-consentimiento"/>
+    <w:bookmarkEnd w:id="33"/>
+    <w:bookmarkStart w:id="34" w:name="datos-confidenciales-y-de-consentimiento"/>
     <w:p>
       <w:pPr>
         <w:pStyle w:val="Heading2"/>
@@ -2611,11 +2622,11 @@
     </w:p>
     <w:p>
       <w:pPr>
+        <w:numPr>
+          <w:ilvl w:val="0"/>
+          <w:numId w:val="1004"/>
+        </w:numPr>
         <w:pStyle w:val="Compact"/>
-        <w:numPr>
-          <w:ilvl w:val="0"/>
-          <w:numId w:val="1004"/>
-        </w:numPr>
       </w:pPr>
       <w:r>
         <w:t xml:space="preserve">Derechos de Asunto de datos</w:t>
@@ -2627,8 +2638,8 @@
       </w:pPr>
       <w:r>
         <w:rPr>
+          <w:iCs/>
           <w:i/>
-          <w:iCs/>
         </w:rPr>
         <w:t xml:space="preserve">Cómo recibir, evaluar, completar y documentar solicitudes</w:t>
       </w:r>
@@ -2644,7 +2655,13 @@
         <w:t xml:space="preserve">■img src=</w:t>
       </w:r>
       <w:r>
-        <w:t xml:space="preserve">“media/image3.png”</w:t>
+        <w:t xml:space="preserve">“</w:t>
+      </w:r>
+      <w:r>
+        <w:t xml:space="preserve">media/image3.png</w:t>
+      </w:r>
+      <w:r>
+        <w:t xml:space="preserve">”</w:t>
       </w:r>
       <w:r>
         <w:t xml:space="preserve"> </w:t>
@@ -2653,7 +2670,13 @@
         <w:t xml:space="preserve">estilo=</w:t>
       </w:r>
       <w:r>
-        <w:t xml:space="preserve">“Ancho:6.15in; Altura:3.34699in”</w:t>
+        <w:t xml:space="preserve">“</w:t>
+      </w:r>
+      <w:r>
+        <w:t xml:space="preserve">Ancho:6.15in; Altura:3.34699in</w:t>
+      </w:r>
+      <w:r>
+        <w:t xml:space="preserve">”</w:t>
       </w:r>
       <w:r>
         <w:t xml:space="preserve"> </w:t>
@@ -2662,7 +2685,13 @@
         <w:t xml:space="preserve">alt=</w:t>
       </w:r>
       <w:r>
-        <w:t xml:space="preserve">“Un flujo de trabajo de cinco pasos cubre la ingesta a través del resultado registrado.”</w:t>
+        <w:t xml:space="preserve">“</w:t>
+      </w:r>
+      <w:r>
+        <w:t xml:space="preserve">Un flujo de trabajo de cinco pasos cubre la ingesta a través del resultado registrado.</w:t>
+      </w:r>
+      <w:r>
+        <w:t xml:space="preserve">”</w:t>
       </w:r>
       <w:r>
         <w:t xml:space="preserve"> </w:t>
@@ -2685,8 +2714,8 @@
       </w:pPr>
       <w:r>
         <w:rPr>
+          <w:bCs/>
           <w:b/>
-          <w:bCs/>
         </w:rPr>
         <w:t xml:space="preserve">Justo</w:t>
       </w:r>
@@ -2701,8 +2730,8 @@
       </w:r>
       <w:r>
         <w:rPr>
+          <w:bCs/>
           <w:b/>
-          <w:bCs/>
         </w:rPr>
         <w:t xml:space="preserve">Trabajo práctico</w:t>
       </w:r>
@@ -2769,8 +2798,8 @@
         <w:t xml:space="preserve">← Decisiones automatizadas tención Proporcionar salvaguardias para calificar decisiones automatizadas únicamente</w:t>
       </w:r>
     </w:p>
-    <w:bookmarkEnd w:id="23"/>
-    <w:bookmarkStart w:id="24" w:name="el-reloj-de-petición"/>
+    <w:bookmarkEnd w:id="34"/>
+    <w:bookmarkStart w:id="35" w:name="el-reloj-de-petición"/>
     <w:p>
       <w:pPr>
         <w:pStyle w:val="Heading2"/>
@@ -2787,8 +2816,8 @@
         <w:t xml:space="preserve">El período de respuesta normal es un mes después de la recepción. Puede prorrogarse dos meses más cuando sea necesario por la complejidad y el número de solicitudes, pero la persona debe ser contada en el primer mes. Los cheques de identidad deben ser proporcionales. Las tasas o la negativa se limitan a casos manifiestamente infundados o excesivos, especialmente debido a la repetición.</w:t>
       </w:r>
     </w:p>
-    <w:bookmarkEnd w:id="24"/>
-    <w:bookmarkStart w:id="25" w:name="un-archivo-de-solicitud-defensible"/>
+    <w:bookmarkEnd w:id="35"/>
+    <w:bookmarkStart w:id="36" w:name="un-archivo-de-solicitud-defensible"/>
     <w:p>
       <w:pPr>
         <w:pStyle w:val="Heading2"/>
@@ -2874,9 +2903,9 @@
         <w:t xml:space="preserve">Fecha de respuesta y resultado retenido</w:t>
       </w:r>
     </w:p>
-    <w:bookmarkEnd w:id="25"/>
-    <w:bookmarkEnd w:id="26"/>
-    <w:bookmarkStart w:id="30" w:name="controller-and-processor-governance"/>
+    <w:bookmarkEnd w:id="36"/>
+    <w:bookmarkEnd w:id="37"/>
+    <w:bookmarkStart w:id="41" w:name="controller-and-processor-governance"/>
     <w:p>
       <w:pPr>
         <w:pStyle w:val="Heading1"/>
@@ -2891,8 +2920,8 @@
       </w:pPr>
       <w:r>
         <w:rPr>
+          <w:iCs/>
           <w:i/>
-          <w:iCs/>
         </w:rPr>
         <w:t xml:space="preserve">Los registros operativos, contratos, funciones y exámenes que hacen real la rendición de cuentas</w:t>
       </w:r>
@@ -2900,7 +2929,7 @@
         <w:t xml:space="preserve">.</w:t>
       </w:r>
     </w:p>
-    <w:bookmarkStart w:id="27" w:name="X6cc3ba30cb16ef63e702c58122d1aca9cc99ea6"/>
+    <w:bookmarkStart w:id="38" w:name="X6cc3ba30cb16ef63e702c58122d1aca9cc99ea6"/>
     <w:p>
       <w:pPr>
         <w:pStyle w:val="Heading2"/>
@@ -2917,8 +2946,8 @@
         <w:t xml:space="preserve">Un ROPA es más que una hoja de cálculo de aplicaciones. Conecta propósitos, categorías de personas y datos, receptores, transferencias, retención, seguridad, propietarios y razonamiento legal. Mantenga los registros del controlador y del procesador separados cuando sea necesario.</w:t>
       </w:r>
     </w:p>
-    <w:bookmarkEnd w:id="27"/>
-    <w:bookmarkStart w:id="28" w:name="X4abd0243a6d9e7ce6d2cc36325d10af359f09fe"/>
+    <w:bookmarkEnd w:id="38"/>
+    <w:bookmarkStart w:id="39" w:name="X4abd0243a6d9e7ce6d2cc36325d10af359f09fe"/>
     <w:p>
       <w:pPr>
         <w:pStyle w:val="Heading2"/>
@@ -2959,8 +2988,8 @@
         <w:t xml:space="preserve">Supervisar los cambios materiales y retener las decisiones.</w:t>
       </w:r>
     </w:p>
-    <w:bookmarkEnd w:id="28"/>
-    <w:bookmarkStart w:id="29" w:name="accountability-records"/>
+    <w:bookmarkEnd w:id="39"/>
+    <w:bookmarkStart w:id="40" w:name="accountability-records"/>
     <w:p>
       <w:pPr>
         <w:pStyle w:val="Heading2"/>
@@ -2975,8 +3004,8 @@
       </w:pPr>
       <w:r>
         <w:rPr>
+          <w:bCs/>
           <w:b/>
-          <w:bCs/>
         </w:rPr>
         <w:t xml:space="preserve">Record</w:t>
       </w:r>
@@ -3031,9 +3060,9 @@
         <w:t xml:space="preserve">| DPIA registre | Privacidad/DPO | Función de alto riesgo o cambio material</w:t>
       </w:r>
     </w:p>
-    <w:bookmarkEnd w:id="29"/>
-    <w:bookmarkEnd w:id="30"/>
-    <w:bookmarkStart w:id="32" w:name="seguridad-y-datos-personales"/>
+    <w:bookmarkEnd w:id="40"/>
+    <w:bookmarkEnd w:id="41"/>
+    <w:bookmarkStart w:id="43" w:name="seguridad-y-datos-personales"/>
     <w:p>
       <w:pPr>
         <w:pStyle w:val="Heading1"/>
@@ -3044,11 +3073,11 @@
     </w:p>
     <w:p>
       <w:pPr>
+        <w:numPr>
+          <w:ilvl w:val="0"/>
+          <w:numId w:val="1006"/>
+        </w:numPr>
         <w:pStyle w:val="Compact"/>
-        <w:numPr>
-          <w:ilvl w:val="0"/>
-          <w:numId w:val="1006"/>
-        </w:numPr>
       </w:pPr>
       <w:r>
         <w:t xml:space="preserve">Salvaguardias basadas en el ruido, hechos de incidentes, decisiones de notificación y pruebas*.</w:t>
@@ -3062,7 +3091,13 @@
         <w:t xml:space="preserve">■img src=</w:t>
       </w:r>
       <w:r>
-        <w:t xml:space="preserve">“media/image4.png”</w:t>
+        <w:t xml:space="preserve">“</w:t>
+      </w:r>
+      <w:r>
+        <w:t xml:space="preserve">media/image4.png</w:t>
+      </w:r>
+      <w:r>
+        <w:t xml:space="preserve">”</w:t>
       </w:r>
       <w:r>
         <w:t xml:space="preserve"> </w:t>
@@ -3071,7 +3106,13 @@
         <w:t xml:space="preserve">style=</w:t>
       </w:r>
       <w:r>
-        <w:t xml:space="preserve">“width:6.15in;height:3.45654in”</w:t>
+        <w:t xml:space="preserve">“</w:t>
+      </w:r>
+      <w:r>
+        <w:t xml:space="preserve">width:6.15in;height:3.45654in</w:t>
+      </w:r>
+      <w:r>
+        <w:t xml:space="preserve">”</w:t>
       </w:r>
       <w:r>
         <w:t xml:space="preserve"> </w:t>
@@ -3080,7 +3121,13 @@
         <w:t xml:space="preserve">alt=</w:t>
       </w:r>
       <w:r>
-        <w:t xml:space="preserve">“Contener, evaluar, decidir y mejorar se muestran como un proceso vinculado.”</w:t>
+        <w:t xml:space="preserve">“</w:t>
+      </w:r>
+      <w:r>
+        <w:t xml:space="preserve">Contener, evaluar, decidir y mejorar se muestran como un proceso vinculado.</w:t>
+      </w:r>
+      <w:r>
+        <w:t xml:space="preserve">”</w:t>
       </w:r>
       <w:r>
         <w:t xml:space="preserve"> </w:t>
@@ -3113,7 +3160,7 @@
         <w:t xml:space="preserve">Los controladores y los procesadores deben utilizar medidas técnicas y de organización apropiadas para el riesgo. Considere la confidencialidad, integridad, disponibilidad, resiliencia, restauración, pruebas regulares, estado del arte, costos y la naturaleza, alcance, contexto y propósitos de procesamiento.</w:t>
       </w:r>
     </w:p>
-    <w:bookmarkStart w:id="31" w:name="breach-decisions"/>
+    <w:bookmarkStart w:id="42" w:name="breach-decisions"/>
     <w:p>
       <w:pPr>
         <w:pStyle w:val="Heading2"/>
@@ -3128,8 +3175,8 @@
       </w:pPr>
       <w:r>
         <w:rPr>
+          <w:bCs/>
           <w:b/>
-          <w:bCs/>
         </w:rPr>
         <w:t xml:space="preserve">Pregunta</w:t>
       </w:r>
@@ -3178,8 +3225,8 @@
       </w:pPr>
       <w:r>
         <w:rPr>
+          <w:bCs/>
           <w:b/>
-          <w:bCs/>
         </w:rPr>
         <w:t xml:space="preserve">Importante:</w:t>
       </w:r>
@@ -3196,9 +3243,9 @@
         <w:t xml:space="preserve">|. |</w:t>
       </w:r>
     </w:p>
-    <w:bookmarkEnd w:id="31"/>
-    <w:bookmarkEnd w:id="32"/>
-    <w:bookmarkStart w:id="36" w:name="dpia-privacy-by-design-and-the-dpo"/>
+    <w:bookmarkEnd w:id="42"/>
+    <w:bookmarkEnd w:id="43"/>
+    <w:bookmarkStart w:id="47" w:name="dpia-privacy-by-design-and-the-dpo"/>
     <w:p>
       <w:pPr>
         <w:pStyle w:val="Heading1"/>
@@ -3213,8 +3260,8 @@
       </w:pPr>
       <w:r>
         <w:rPr>
+          <w:iCs/>
           <w:i/>
-          <w:iCs/>
         </w:rPr>
         <w:t xml:space="preserve">Cómo encontrar el procesamiento temprano de alto riesgo y establecer salvaguardias en las decisiones</w:t>
       </w:r>
@@ -3222,7 +3269,7 @@
         <w:t xml:space="preserve">.</w:t>
       </w:r>
     </w:p>
-    <w:bookmarkStart w:id="33" w:name="dpia-workflow"/>
+    <w:bookmarkStart w:id="44" w:name="dpia-workflow"/>
     <w:p>
       <w:pPr>
         <w:pStyle w:val="Heading2"/>
@@ -3319,8 +3366,8 @@
         <w:t xml:space="preserve">Revise cuándo cambia el riesgo o el procesamiento.</w:t>
       </w:r>
     </w:p>
-    <w:bookmarkEnd w:id="33"/>
-    <w:bookmarkStart w:id="34" w:name="privacidad-por-diseño-y-por-defecto"/>
+    <w:bookmarkEnd w:id="44"/>
+    <w:bookmarkStart w:id="45" w:name="privacidad-por-diseño-y-por-defecto"/>
     <w:p>
       <w:pPr>
         <w:pStyle w:val="Heading2"/>
@@ -3377,8 +3424,8 @@
         <w:t xml:space="preserve">Recordar decisiones de diseño y opciones rechazadas.</w:t>
       </w:r>
     </w:p>
-    <w:bookmarkEnd w:id="34"/>
-    <w:bookmarkStart w:id="35" w:name="dpo-independence"/>
+    <w:bookmarkEnd w:id="45"/>
+    <w:bookmarkStart w:id="46" w:name="dpo-independence"/>
     <w:p>
       <w:pPr>
         <w:pStyle w:val="Heading2"/>
@@ -3395,9 +3442,9 @@
         <w:t xml:space="preserve">El DPO debe participar de manera oportuna, recibir recursos y acceso, informar al más alto nivel de gestión y evitar conflictos de interés. La dirección tiene decisiones. El DPO asesora y supervisa, pero no debe ser considerado responsable con fines empresariales o los medios de procesamiento.</w:t>
       </w:r>
     </w:p>
-    <w:bookmarkEnd w:id="35"/>
-    <w:bookmarkEnd w:id="36"/>
-    <w:bookmarkStart w:id="45" w:name="transferencias-internacionales-de-datos"/>
+    <w:bookmarkEnd w:id="46"/>
+    <w:bookmarkEnd w:id="47"/>
+    <w:bookmarkStart w:id="56" w:name="transferencias-internacionales-de-datos"/>
     <w:p>
       <w:pPr>
         <w:pStyle w:val="Heading1"/>
@@ -3412,13 +3459,13 @@
       </w:pPr>
       <w:r>
         <w:rPr>
+          <w:iCs/>
           <w:i/>
-          <w:iCs/>
         </w:rPr>
         <w:t xml:space="preserve">Cómo identificar las transferencias y utilizar herramientas legales de transferencia.</w:t>
       </w:r>
     </w:p>
-    <w:bookmarkStart w:id="37" w:name="transfer-workflow"/>
+    <w:bookmarkStart w:id="48" w:name="transfer-workflow"/>
     <w:p>
       <w:pPr>
         <w:pStyle w:val="Heading2"/>
@@ -3504,8 +3551,8 @@
         <w:t xml:space="preserve">Supervisar los cambios jurídicos, de proveedores y técnicos.</w:t>
       </w:r>
     </w:p>
-    <w:bookmarkEnd w:id="37"/>
-    <w:bookmarkStart w:id="38" w:name="common-transfer-evidence"/>
+    <w:bookmarkEnd w:id="48"/>
+    <w:bookmarkStart w:id="49" w:name="common-transfer-evidence"/>
     <w:p>
       <w:pPr>
         <w:pStyle w:val="Heading2"/>
@@ -3520,8 +3567,8 @@
       </w:pPr>
       <w:r>
         <w:rPr>
+          <w:bCs/>
           <w:b/>
-          <w:bCs/>
         </w:rPr>
         <w:t xml:space="preserve">Item</w:t>
       </w:r>
@@ -3536,8 +3583,8 @@
       </w:r>
       <w:r>
         <w:rPr>
+          <w:bCs/>
           <w:b/>
-          <w:bCs/>
         </w:rPr>
         <w:t xml:space="preserve">Lo que debe mostrarse</w:t>
       </w:r>
@@ -3580,11 +3627,11 @@
     </w:p>
     <w:p>
       <w:pPr>
+        <w:numPr>
+          <w:ilvl w:val="0"/>
+          <w:numId w:val="1009"/>
+        </w:numPr>
         <w:pStyle w:val="Compact"/>
-        <w:numPr>
-          <w:ilvl w:val="0"/>
-          <w:numId w:val="1009"/>
-        </w:numPr>
       </w:pPr>
       <w:r>
         <w:t xml:space="preserve">Guía completa del artículo por artículo</w:t>
@@ -3596,8 +3643,8 @@
       </w:pPr>
       <w:r>
         <w:rPr>
+          <w:iCs/>
           <w:i/>
-          <w:iCs/>
         </w:rPr>
         <w:t xml:space="preserve">Una guía de trabajo concisa para todos los artículos 99 GDPR. Utilice el texto legal oficial para el análisis legal real.</w:t>
       </w:r>
@@ -3608,8 +3655,8 @@
       </w:pPr>
       <w:r>
         <w:rPr>
+          <w:bCs/>
           <w:b/>
-          <w:bCs/>
         </w:rPr>
         <w:t xml:space="preserve">Cómo leer este capítulo:</w:t>
       </w:r>
@@ -3638,26 +3685,27 @@
       <w:tblPr>
         <w:tblStyle w:val="Table"/>
         <w:tblW w:type="pct" w:w="5000"/>
-        <w:tblLayout w:type="fixed"/>
         <w:tblLook w:firstRow="1" w:lastRow="0" w:firstColumn="0" w:lastColumn="0" w:noHBand="0" w:noVBand="0" w:val="0020"/>
+        <w:jc w:val="start"/>
       </w:tblPr>
       <w:tblGrid>
         <w:gridCol w:w="7920"/>
       </w:tblGrid>
       <w:tr>
         <w:trPr>
-          <w:tblHeader w:val="on"/>
+          <w:tblHeader w:val="true"/>
         </w:trPr>
         <w:tc>
           <w:tcPr/>
           <w:p>
             <w:pPr>
               <w:pStyle w:val="Compact"/>
+              <w:jc w:val="left"/>
             </w:pPr>
             <w:r>
               <w:rPr>
+                <w:bCs/>
                 <w:b/>
-                <w:bCs/>
               </w:rPr>
               <w:t xml:space="preserve">Art.</w:t>
             </w:r>
@@ -3670,6 +3718,7 @@
           <w:p>
             <w:pPr>
               <w:pStyle w:val="Compact"/>
+              <w:jc w:val="left"/>
             </w:pPr>
             <w:r>
               <w:t xml:space="preserve">1</w:t>
@@ -3683,6 +3732,7 @@
           <w:p>
             <w:pPr>
               <w:pStyle w:val="Compact"/>
+              <w:jc w:val="left"/>
             </w:pPr>
             <w:r>
               <w:t xml:space="preserve">TEN 2</w:t>
@@ -3696,6 +3746,7 @@
           <w:p>
             <w:pPr>
               <w:pStyle w:val="Compact"/>
+              <w:jc w:val="left"/>
             </w:pPr>
             <w:r>
               <w:t xml:space="preserve">3</w:t>
@@ -3709,6 +3760,7 @@
           <w:p>
             <w:pPr>
               <w:pStyle w:val="Compact"/>
+              <w:jc w:val="left"/>
             </w:pPr>
             <w:r>
               <w:t xml:space="preserve">4</w:t>
@@ -3717,8 +3769,8 @@
         </w:tc>
       </w:tr>
     </w:tbl>
-    <w:bookmarkEnd w:id="38"/>
-    <w:bookmarkStart w:id="39" w:name="capítulo-ii---principios"/>
+    <w:bookmarkEnd w:id="49"/>
+    <w:bookmarkStart w:id="50" w:name="capítulo-ii---principios"/>
     <w:p>
       <w:pPr>
         <w:pStyle w:val="Heading2"/>
@@ -3733,8 +3785,8 @@
       </w:pPr>
       <w:r>
         <w:rPr>
+          <w:bCs/>
           <w:b/>
-          <w:bCs/>
         </w:rPr>
         <w:t xml:space="preserve">Art.</w:t>
       </w:r>
@@ -3795,8 +3847,8 @@
         <w:t xml:space="preserve">| 11 | Procesar no requerir identificación | No requiere mantener datos de identificación adicionales sólo para cumplir cuando no se necesita identificación. | Mapa de cada propósito, tipo de datos, base legal, salvaguardia y prueba. ← ROPA, registro legal, consentimiento o prueba de excepción</w:t>
       </w:r>
     </w:p>
-    <w:bookmarkEnd w:id="39"/>
-    <w:bookmarkStart w:id="40" w:name="Xe778e60ae37dec975589547671413bd1ccb1f95"/>
+    <w:bookmarkEnd w:id="50"/>
+    <w:bookmarkStart w:id="51" w:name="Xe778e60ae37dec975589547671413bd1ccb1f95"/>
     <w:p>
       <w:pPr>
         <w:pStyle w:val="Heading2"/>
@@ -3809,26 +3861,27 @@
       <w:tblPr>
         <w:tblStyle w:val="Table"/>
         <w:tblW w:type="pct" w:w="5000"/>
-        <w:tblLayout w:type="fixed"/>
         <w:tblLook w:firstRow="1" w:lastRow="0" w:firstColumn="0" w:lastColumn="0" w:noHBand="0" w:noVBand="0" w:val="0020"/>
+        <w:jc w:val="start"/>
       </w:tblPr>
       <w:tblGrid>
         <w:gridCol w:w="7920"/>
       </w:tblGrid>
       <w:tr>
         <w:trPr>
-          <w:tblHeader w:val="on"/>
+          <w:tblHeader w:val="true"/>
         </w:trPr>
         <w:tc>
           <w:tcPr/>
           <w:p>
             <w:pPr>
               <w:pStyle w:val="Compact"/>
+              <w:jc w:val="left"/>
             </w:pPr>
             <w:r>
               <w:rPr>
+                <w:bCs/>
                 <w:b/>
-                <w:bCs/>
               </w:rPr>
               <w:t xml:space="preserve">Art.</w:t>
             </w:r>
@@ -3841,6 +3894,7 @@
           <w:p>
             <w:pPr>
               <w:pStyle w:val="Compact"/>
+              <w:jc w:val="left"/>
             </w:pPr>
             <w:r>
               <w:t xml:space="preserve">TEN 12</w:t>
@@ -3854,6 +3908,7 @@
           <w:p>
             <w:pPr>
               <w:pStyle w:val="Compact"/>
+              <w:jc w:val="left"/>
             </w:pPr>
             <w:r>
               <w:t xml:space="preserve">13</w:t>
@@ -3867,6 +3922,7 @@
           <w:p>
             <w:pPr>
               <w:pStyle w:val="Compact"/>
+              <w:jc w:val="left"/>
             </w:pPr>
             <w:r>
               <w:t xml:space="preserve">14</w:t>
@@ -3880,6 +3936,7 @@
           <w:p>
             <w:pPr>
               <w:pStyle w:val="Compact"/>
+              <w:jc w:val="left"/>
             </w:pPr>
             <w:r>
               <w:t xml:space="preserve">TEN 15</w:t>
@@ -3893,6 +3950,7 @@
           <w:p>
             <w:pPr>
               <w:pStyle w:val="Compact"/>
+              <w:jc w:val="left"/>
             </w:pPr>
             <w:r>
               <w:t xml:space="preserve">16</w:t>
@@ -3906,6 +3964,7 @@
           <w:p>
             <w:pPr>
               <w:pStyle w:val="Compact"/>
+              <w:jc w:val="left"/>
             </w:pPr>
             <w:r>
               <w:t xml:space="preserve">TEN 17 ANTERIENTE Derecho a la erradicación de la vida Requiere la supresión en situaciones enumeradas, sujetas a excepciones legales.</w:t>
@@ -3919,6 +3978,7 @@
           <w:p>
             <w:pPr>
               <w:pStyle w:val="Compact"/>
+              <w:jc w:val="left"/>
             </w:pPr>
             <w:r>
               <w:t xml:space="preserve">18</w:t>
@@ -3932,6 +3992,7 @@
           <w:p>
             <w:pPr>
               <w:pStyle w:val="Compact"/>
+              <w:jc w:val="left"/>
             </w:pPr>
             <w:r>
               <w:t xml:space="preserve">19</w:t>
@@ -3945,6 +4006,7 @@
           <w:p>
             <w:pPr>
               <w:pStyle w:val="Compact"/>
+              <w:jc w:val="left"/>
             </w:pPr>
             <w:r>
               <w:t xml:space="preserve">TEN 20</w:t>
@@ -3958,6 +4020,7 @@
           <w:p>
             <w:pPr>
               <w:pStyle w:val="Compact"/>
+              <w:jc w:val="left"/>
             </w:pPr>
             <w:r>
               <w:t xml:space="preserve">TEN 21</w:t>
@@ -3971,6 +4034,7 @@
           <w:p>
             <w:pPr>
               <w:pStyle w:val="Compact"/>
+              <w:jc w:val="left"/>
             </w:pPr>
             <w:r>
               <w:t xml:space="preserve">22</w:t>
@@ -3984,6 +4048,7 @@
           <w:p>
             <w:pPr>
               <w:pStyle w:val="Compact"/>
+              <w:jc w:val="left"/>
             </w:pPr>
             <w:r>
               <w:t xml:space="preserve">23</w:t>
@@ -3992,8 +4057,8 @@
         </w:tc>
       </w:tr>
     </w:tbl>
-    <w:bookmarkEnd w:id="40"/>
-    <w:bookmarkStart w:id="41" w:name="capítulo-iv---controlador-y-procesador"/>
+    <w:bookmarkEnd w:id="51"/>
+    <w:bookmarkStart w:id="52" w:name="capítulo-iv---controlador-y-procesador"/>
     <w:p>
       <w:pPr>
         <w:pStyle w:val="Heading2"/>
@@ -4006,26 +4071,27 @@
       <w:tblPr>
         <w:tblStyle w:val="Table"/>
         <w:tblW w:type="pct" w:w="5000"/>
-        <w:tblLayout w:type="fixed"/>
         <w:tblLook w:firstRow="1" w:lastRow="0" w:firstColumn="0" w:lastColumn="0" w:noHBand="0" w:noVBand="0" w:val="0020"/>
+        <w:jc w:val="start"/>
       </w:tblPr>
       <w:tblGrid>
         <w:gridCol w:w="7920"/>
       </w:tblGrid>
       <w:tr>
         <w:trPr>
-          <w:tblHeader w:val="on"/>
+          <w:tblHeader w:val="true"/>
         </w:trPr>
         <w:tc>
           <w:tcPr/>
           <w:p>
             <w:pPr>
               <w:pStyle w:val="Compact"/>
+              <w:jc w:val="left"/>
             </w:pPr>
             <w:r>
               <w:rPr>
+                <w:bCs/>
                 <w:b/>
-                <w:bCs/>
               </w:rPr>
               <w:t xml:space="preserve">Art.</w:t>
             </w:r>
@@ -4038,6 +4104,7 @@
           <w:p>
             <w:pPr>
               <w:pStyle w:val="Compact"/>
+              <w:jc w:val="left"/>
             </w:pPr>
             <w:r>
               <w:t xml:space="preserve">24</w:t>
@@ -4162,8 +4229,8 @@
         <w:t xml:space="preserve">| 43 | Órganos de certificación | Establece acreditación y requisitos operativos para los órganos de certificación. | Utilice códigos o certificación sólo con alcance claro, supervisión y prueba. | Alcance de código o certificación, monitoreo y conclusiones</w:t>
       </w:r>
     </w:p>
-    <w:bookmarkEnd w:id="41"/>
-    <w:bookmarkStart w:id="42" w:name="X3c73625674c00d068253ebfaa717a159ae7c9f6"/>
+    <w:bookmarkEnd w:id="52"/>
+    <w:bookmarkStart w:id="53" w:name="X3c73625674c00d068253ebfaa717a159ae7c9f6"/>
     <w:p>
       <w:pPr>
         <w:pStyle w:val="Heading2"/>
@@ -4178,8 +4245,8 @@
       </w:pPr>
       <w:r>
         <w:rPr>
+          <w:bCs/>
           <w:b/>
-          <w:bCs/>
         </w:rPr>
         <w:t xml:space="preserve">Art.</w:t>
       </w:r>
@@ -4254,8 +4321,8 @@
       </w:pPr>
       <w:r>
         <w:rPr>
+          <w:bCs/>
           <w:b/>
-          <w:bCs/>
         </w:rPr>
         <w:t xml:space="preserve">Art.</w:t>
       </w:r>
@@ -4342,8 +4409,8 @@
       </w:pPr>
       <w:r>
         <w:rPr>
+          <w:bCs/>
           <w:b/>
-          <w:bCs/>
         </w:rPr>
         <w:t xml:space="preserve">Art.</w:t>
       </w:r>
@@ -4464,8 +4531,8 @@
         <w:t xml:space="preserve">| 76 | Confidencialidad | Establece reglas de confidencialidad para las discusiones de la Junta y acceso a documentos. | Conoce el regulador, ruta de cooperación y registros necesarios para asuntos transfronterizos. | Autoridad correspondencia, expediente de caso, historial de cooperación</w:t>
       </w:r>
     </w:p>
-    <w:bookmarkEnd w:id="42"/>
-    <w:bookmarkStart w:id="43" w:name="X65d605b93896499204db6592f48522efcd3e1fc"/>
+    <w:bookmarkEnd w:id="53"/>
+    <w:bookmarkStart w:id="54" w:name="X65d605b93896499204db6592f48522efcd3e1fc"/>
     <w:p>
       <w:pPr>
         <w:pStyle w:val="Heading2"/>
@@ -4478,26 +4545,27 @@
       <w:tblPr>
         <w:tblStyle w:val="Table"/>
         <w:tblW w:type="pct" w:w="5000"/>
-        <w:tblLayout w:type="fixed"/>
         <w:tblLook w:firstRow="1" w:lastRow="0" w:firstColumn="0" w:lastColumn="0" w:noHBand="0" w:noVBand="0" w:val="0020"/>
+        <w:jc w:val="start"/>
       </w:tblPr>
       <w:tblGrid>
         <w:gridCol w:w="7920"/>
       </w:tblGrid>
       <w:tr>
         <w:trPr>
-          <w:tblHeader w:val="on"/>
+          <w:tblHeader w:val="true"/>
         </w:trPr>
         <w:tc>
           <w:tcPr/>
           <w:p>
             <w:pPr>
               <w:pStyle w:val="Compact"/>
+              <w:jc w:val="left"/>
             </w:pPr>
             <w:r>
               <w:rPr>
+                <w:bCs/>
                 <w:b/>
-                <w:bCs/>
               </w:rPr>
               <w:t xml:space="preserve">Art.</w:t>
             </w:r>
@@ -4510,6 +4578,7 @@
           <w:p>
             <w:pPr>
               <w:pStyle w:val="Compact"/>
+              <w:jc w:val="left"/>
             </w:pPr>
             <w:r>
               <w:t xml:space="preserve">TEN 77</w:t>
@@ -4523,6 +4592,7 @@
           <w:p>
             <w:pPr>
               <w:pStyle w:val="Compact"/>
+              <w:jc w:val="left"/>
             </w:pPr>
             <w:r>
               <w:t xml:space="preserve">tención 78 Silencioso recurso judicial contra una autoridad supervisora</w:t>
@@ -4536,6 +4606,7 @@
           <w:p>
             <w:pPr>
               <w:pStyle w:val="Compact"/>
+              <w:jc w:val="left"/>
             </w:pPr>
             <w:r>
               <w:t xml:space="preserve">tención 79 Silencioso recurso judicial contra un controlador o procesador</w:t>
@@ -4549,6 +4620,7 @@
           <w:p>
             <w:pPr>
               <w:pStyle w:val="Compact"/>
+              <w:jc w:val="left"/>
             </w:pPr>
             <w:r>
               <w:t xml:space="preserve">80</w:t>
@@ -4562,6 +4634,7 @@
           <w:p>
             <w:pPr>
               <w:pStyle w:val="Compact"/>
+              <w:jc w:val="left"/>
             </w:pPr>
             <w:r>
               <w:t xml:space="preserve">81 Silencioso de los procedimientos</w:t>
@@ -4575,6 +4648,7 @@
           <w:p>
             <w:pPr>
               <w:pStyle w:val="Compact"/>
+              <w:jc w:val="left"/>
             </w:pPr>
             <w:r>
               <w:t xml:space="preserve">TEN 82</w:t>
@@ -4588,6 +4662,7 @@
           <w:p>
             <w:pPr>
               <w:pStyle w:val="Compact"/>
+              <w:jc w:val="left"/>
             </w:pPr>
             <w:r>
               <w:t xml:space="preserve">TEN 83</w:t>
@@ -4618,8 +4693,8 @@
       </w:pPr>
       <w:r>
         <w:rPr>
+          <w:bCs/>
           <w:b/>
-          <w:bCs/>
         </w:rPr>
         <w:t xml:space="preserve">Art.</w:t>
       </w:r>
@@ -4680,8 +4755,8 @@
         <w:t xml:space="preserve">| 91 | Iglesias y asociaciones religiosas | Permite que las reglas de protección integral de datos existentes continúen si están alineadas con GDPR y supervisadas independientemente. tención Compruebe las reglas aplicables de los Estados Miembros y documente las salvaguardias especiales. tención Revisión de la legislación nacional, salvaguardias, aprobaciones</w:t>
       </w:r>
     </w:p>
-    <w:bookmarkEnd w:id="43"/>
-    <w:bookmarkStart w:id="44" w:name="X41c4f42f87f07206edb7eee234bba1c93f9afd7"/>
+    <w:bookmarkEnd w:id="54"/>
+    <w:bookmarkStart w:id="55" w:name="X41c4f42f87f07206edb7eee234bba1c93f9afd7"/>
     <w:p>
       <w:pPr>
         <w:pStyle w:val="Heading2"/>
@@ -4694,26 +4769,27 @@
       <w:tblPr>
         <w:tblStyle w:val="Table"/>
         <w:tblW w:type="pct" w:w="5000"/>
-        <w:tblLayout w:type="fixed"/>
         <w:tblLook w:firstRow="1" w:lastRow="0" w:firstColumn="0" w:lastColumn="0" w:noHBand="0" w:noVBand="0" w:val="0020"/>
+        <w:jc w:val="start"/>
       </w:tblPr>
       <w:tblGrid>
         <w:gridCol w:w="7920"/>
       </w:tblGrid>
       <w:tr>
         <w:trPr>
-          <w:tblHeader w:val="on"/>
+          <w:tblHeader w:val="true"/>
         </w:trPr>
         <w:tc>
           <w:tcPr/>
           <w:p>
             <w:pPr>
               <w:pStyle w:val="Compact"/>
+              <w:jc w:val="left"/>
             </w:pPr>
             <w:r>
               <w:rPr>
+                <w:bCs/>
                 <w:b/>
-                <w:bCs/>
               </w:rPr>
               <w:t xml:space="preserve">Art.</w:t>
             </w:r>
@@ -4726,6 +4802,7 @@
           <w:p>
             <w:pPr>
               <w:pStyle w:val="Compact"/>
+              <w:jc w:val="left"/>
             </w:pPr>
             <w:r>
               <w:t xml:space="preserve">TEN 92</w:t>
@@ -4739,6 +4816,7 @@
           <w:p>
             <w:pPr>
               <w:pStyle w:val="Compact"/>
+              <w:jc w:val="left"/>
             </w:pPr>
             <w:r>
               <w:t xml:space="preserve">tención 93 procedimiento del Comité Permanente</w:t>
@@ -4759,26 +4837,27 @@
       <w:tblPr>
         <w:tblStyle w:val="Table"/>
         <w:tblW w:type="pct" w:w="5000"/>
-        <w:tblLayout w:type="fixed"/>
         <w:tblLook w:firstRow="1" w:lastRow="0" w:firstColumn="0" w:lastColumn="0" w:noHBand="0" w:noVBand="0" w:val="0020"/>
+        <w:jc w:val="start"/>
       </w:tblPr>
       <w:tblGrid>
         <w:gridCol w:w="7920"/>
       </w:tblGrid>
       <w:tr>
         <w:trPr>
-          <w:tblHeader w:val="on"/>
+          <w:tblHeader w:val="true"/>
         </w:trPr>
         <w:tc>
           <w:tcPr/>
           <w:p>
             <w:pPr>
               <w:pStyle w:val="Compact"/>
+              <w:jc w:val="left"/>
             </w:pPr>
             <w:r>
               <w:rPr>
+                <w:bCs/>
                 <w:b/>
-                <w:bCs/>
               </w:rPr>
               <w:t xml:space="preserve">Art.</w:t>
             </w:r>
@@ -4791,6 +4870,7 @@
           <w:p>
             <w:pPr>
               <w:pStyle w:val="Compact"/>
+              <w:jc w:val="left"/>
             </w:pPr>
             <w:r>
               <w:t xml:space="preserve">TEN 94</w:t>
@@ -4804,6 +4884,7 @@
           <w:p>
             <w:pPr>
               <w:pStyle w:val="Compact"/>
+              <w:jc w:val="left"/>
             </w:pPr>
             <w:r>
               <w:t xml:space="preserve">95</w:t>
@@ -4817,6 +4898,7 @@
           <w:p>
             <w:pPr>
               <w:pStyle w:val="Compact"/>
+              <w:jc w:val="left"/>
             </w:pPr>
             <w:r>
               <w:t xml:space="preserve">96</w:t>
@@ -4830,6 +4912,7 @@
           <w:p>
             <w:pPr>
               <w:pStyle w:val="Compact"/>
+              <w:jc w:val="left"/>
             </w:pPr>
             <w:r>
               <w:t xml:space="preserve">Ø 97 tención La Comisión informa de la existencia de informes periódicos de evaluación, especialmente sobre transferencias y cooperación.</w:t>
@@ -4843,6 +4926,7 @@
           <w:p>
             <w:pPr>
               <w:pStyle w:val="Compact"/>
+              <w:jc w:val="left"/>
             </w:pPr>
             <w:r>
               <w:t xml:space="preserve">TEN 98</w:t>
@@ -4856,6 +4940,7 @@
           <w:p>
             <w:pPr>
               <w:pStyle w:val="Compact"/>
+              <w:jc w:val="left"/>
             </w:pPr>
             <w:r>
               <w:t xml:space="preserve">99</w:t>
@@ -4864,9 +4949,9 @@
         </w:tc>
       </w:tr>
     </w:tbl>
-    <w:bookmarkEnd w:id="44"/>
-    <w:bookmarkEnd w:id="45"/>
-    <w:bookmarkStart w:id="49" w:name="manual-del-gdpr-para-gerentes"/>
+    <w:bookmarkEnd w:id="55"/>
+    <w:bookmarkEnd w:id="56"/>
+    <w:bookmarkStart w:id="60" w:name="manual-del-gdpr-para-gerentes"/>
     <w:p>
       <w:pPr>
         <w:pStyle w:val="Heading1"/>
@@ -4881,8 +4966,8 @@
       </w:pPr>
       <w:r>
         <w:rPr>
+          <w:iCs/>
           <w:i/>
-          <w:iCs/>
         </w:rPr>
         <w:t xml:space="preserve">Preguntas, reuniones, métricas, decisiones y señales de advertencia para la gestión</w:t>
       </w:r>
@@ -4890,7 +4975,7 @@
         <w:t xml:space="preserve">.</w:t>
       </w:r>
     </w:p>
-    <w:bookmarkStart w:id="46" w:name="X85e73847f9dccbfa69499ee0a78687dc1d58ded"/>
+    <w:bookmarkStart w:id="57" w:name="X85e73847f9dccbfa69499ee0a78687dc1d58ded"/>
     <w:p>
       <w:pPr>
         <w:pStyle w:val="Heading2"/>
@@ -5009,8 +5094,8 @@
         <w:t xml:space="preserve">¿Qué propietario revisa pruebas y cambios?</w:t>
       </w:r>
     </w:p>
-    <w:bookmarkEnd w:id="46"/>
-    <w:bookmarkStart w:id="47" w:name="dashboard-mensual"/>
+    <w:bookmarkEnd w:id="57"/>
+    <w:bookmarkStart w:id="58" w:name="dashboard-mensual"/>
     <w:p>
       <w:pPr>
         <w:pStyle w:val="Heading2"/>
@@ -5024,24 +5109,26 @@
         <w:tblStyle w:val="Table"/>
         <w:tblW w:type="auto" w:w="0"/>
         <w:tblLook w:firstRow="1" w:lastRow="0" w:firstColumn="0" w:lastColumn="0" w:noHBand="0" w:noVBand="0" w:val="0020"/>
+        <w:jc w:val="start"/>
       </w:tblPr>
       <w:tblGrid>
         <w:gridCol w:w="7920"/>
       </w:tblGrid>
       <w:tr>
         <w:trPr>
-          <w:tblHeader w:val="on"/>
+          <w:tblHeader w:val="true"/>
         </w:trPr>
         <w:tc>
           <w:tcPr/>
           <w:p>
             <w:pPr>
               <w:pStyle w:val="Compact"/>
+              <w:jc w:val="left"/>
             </w:pPr>
             <w:r>
               <w:rPr>
+                <w:bCs/>
                 <w:b/>
-                <w:bCs/>
               </w:rPr>
               <w:t xml:space="preserve">Area</w:t>
             </w:r>
@@ -5099,8 +5186,8 @@
         <w:t xml:space="preserve">← Formación permanente ¿Está completa la formación y el seguimiento basados en el papel? Verde / Amarillo / Rojo</w:t>
       </w:r>
     </w:p>
-    <w:bookmarkEnd w:id="47"/>
-    <w:bookmarkStart w:id="48" w:name="errores-comunes-de-gestión"/>
+    <w:bookmarkEnd w:id="58"/>
+    <w:bookmarkStart w:id="59" w:name="errores-comunes-de-gestión"/>
     <w:p>
       <w:pPr>
         <w:pStyle w:val="Heading2"/>
@@ -5197,9 +5284,9 @@
         <w:t xml:space="preserve">Contratar incidentes o retrasar la escalada mientras los hechos son incompletos.</w:t>
       </w:r>
     </w:p>
-    <w:bookmarkEnd w:id="48"/>
-    <w:bookmarkEnd w:id="49"/>
-    <w:bookmarkStart w:id="87" w:name="from-beginner-to-junior-privacy-analyst"/>
+    <w:bookmarkEnd w:id="59"/>
+    <w:bookmarkEnd w:id="60"/>
+    <w:bookmarkStart w:id="98" w:name="from-beginner-to-junior-privacy-analyst"/>
     <w:p>
       <w:pPr>
         <w:pStyle w:val="Heading1"/>
@@ -5214,8 +5301,8 @@
       </w:pPr>
       <w:r>
         <w:rPr>
+          <w:iCs/>
           <w:i/>
-          <w:iCs/>
         </w:rPr>
         <w:t xml:space="preserve">Un camino seguro y honesto de aprender la ley a demostrar la capacidad de entrada</w:t>
       </w:r>
@@ -5236,7 +5323,7 @@
         <w:t xml:space="preserve">Figura 5. Vía de análisis de privacidad junior</w:t>
       </w:r>
     </w:p>
-    <w:bookmarkStart w:id="50" w:name="títulos-de-trabajo"/>
+    <w:bookmarkStart w:id="61" w:name="títulos-de-trabajo"/>
     <w:p>
       <w:pPr>
         <w:pStyle w:val="Heading2"/>
@@ -5251,19 +5338,19 @@
       </w:pPr>
       <w:r>
         <w:rPr>
+          <w:bCs/>
           <w:b/>
-          <w:bCs/>
         </w:rPr>
         <w:t xml:space="preserve">Análisis de privacidad de los jóvenes</w:t>
       </w:r>
     </w:p>
     <w:p>
       <w:pPr>
+        <w:numPr>
+          <w:ilvl w:val="0"/>
+          <w:numId w:val="1012"/>
+        </w:numPr>
         <w:pStyle w:val="Compact"/>
-        <w:numPr>
-          <w:ilvl w:val="0"/>
-          <w:numId w:val="1012"/>
-        </w:numPr>
       </w:pPr>
       <w:r>
         <w:t xml:space="preserve">Analista de Protección de Datos*</w:t>
@@ -5275,8 +5362,8 @@
       </w:pPr>
       <w:r>
         <w:rPr>
+          <w:iCs/>
           <w:i/>
-          <w:iCs/>
         </w:rPr>
         <w:t xml:space="preserve">Análisis de Operaciones de Privación</w:t>
       </w:r>
@@ -5287,8 +5374,8 @@
       </w:pPr>
       <w:r>
         <w:rPr>
+          <w:bCs/>
           <w:b/>
-          <w:bCs/>
         </w:rPr>
         <w:t xml:space="preserve">GRC Analyst — Privacy</w:t>
       </w:r>
@@ -5299,8 +5386,8 @@
       </w:pPr>
       <w:r>
         <w:rPr>
+          <w:iCs/>
           <w:i/>
-          <w:iCs/>
         </w:rPr>
         <w:t xml:space="preserve">Data Governance Analyst</w:t>
       </w:r>
@@ -5311,8 +5398,8 @@
       </w:pPr>
       <w:r>
         <w:rPr>
+          <w:bCs/>
           <w:b/>
-          <w:bCs/>
         </w:rPr>
         <w:t xml:space="preserve">Third-Party Privacy Analyst</w:t>
       </w:r>
@@ -5331,14 +5418,14 @@
       </w:pPr>
       <w:r>
         <w:rPr>
+          <w:bCs/>
           <w:b/>
-          <w:bCs/>
         </w:rPr>
         <w:t xml:space="preserve">Privacy Program Coordinator</w:t>
       </w:r>
     </w:p>
-    <w:bookmarkEnd w:id="50"/>
-    <w:bookmarkStart w:id="51" w:name="típico-trabajo-junior"/>
+    <w:bookmarkEnd w:id="61"/>
+    <w:bookmarkStart w:id="62" w:name="típico-trabajo-junior"/>
     <w:p>
       <w:pPr>
         <w:pStyle w:val="Heading2"/>
@@ -5435,8 +5522,8 @@
         <w:t xml:space="preserve">Preparar informes claros sin tomar conclusiones legales sin apoyo.</w:t>
       </w:r>
     </w:p>
-    <w:bookmarkEnd w:id="51"/>
-    <w:bookmarkStart w:id="52" w:name="Xa25b260bb3ed6a156221454a6682002f09c489a"/>
+    <w:bookmarkEnd w:id="62"/>
+    <w:bookmarkStart w:id="63" w:name="Xa25b260bb3ed6a156221454a6682002f09c489a"/>
     <w:p>
       <w:pPr>
         <w:pStyle w:val="Heading2"/>
@@ -5501,8 +5588,8 @@
       </w:pPr>
       <w:r>
         <w:rPr>
+          <w:bCs/>
           <w:b/>
-          <w:bCs/>
         </w:rPr>
         <w:t xml:space="preserve">Honestidad profesional:</w:t>
       </w:r>
@@ -5535,8 +5622,8 @@
       </w:pPr>
       <w:r>
         <w:rPr>
+          <w:iCs/>
           <w:i/>
-          <w:iCs/>
         </w:rPr>
         <w:t xml:space="preserve">Lo que cada herramienta puede soportar, cómo comenzar con seguridad, y qué evidencia conservar.</w:t>
       </w:r>
@@ -5553,8 +5640,8 @@
       </w:r>
       <w:r>
         <w:rPr>
+          <w:bCs/>
           <w:b/>
-          <w:bCs/>
         </w:rPr>
         <w:t xml:space="preserve">Metodología primero:</w:t>
       </w:r>
@@ -5575,26 +5662,27 @@
       <w:tblPr>
         <w:tblStyle w:val="Table"/>
         <w:tblW w:type="pct" w:w="5000"/>
-        <w:tblLayout w:type="fixed"/>
         <w:tblLook w:firstRow="1" w:lastRow="0" w:firstColumn="0" w:lastColumn="0" w:noHBand="0" w:noVBand="0" w:val="0020"/>
+        <w:jc w:val="start"/>
       </w:tblPr>
       <w:tblGrid>
         <w:gridCol w:w="7920"/>
       </w:tblGrid>
       <w:tr>
         <w:trPr>
-          <w:tblHeader w:val="on"/>
+          <w:tblHeader w:val="true"/>
         </w:trPr>
         <w:tc>
           <w:tcPr/>
           <w:p>
             <w:pPr>
               <w:pStyle w:val="Compact"/>
+              <w:jc w:val="left"/>
             </w:pPr>
             <w:r>
               <w:rPr>
+                <w:bCs/>
                 <w:b/>
-                <w:bCs/>
               </w:rPr>
               <w:t xml:space="preserve">Herramienta</w:t>
             </w:r>
@@ -5670,8 +5758,8 @@
         <w:t xml:space="preserve">TEN Greenbone Community Edition TEN Vulnerability scan TEN Accountability, security, minimization, rights, or privacy-by-design evidence ←</w:t>
       </w:r>
     </w:p>
-    <w:bookmarkEnd w:id="52"/>
-    <w:bookmarkStart w:id="54" w:name="ciso-assistant"/>
+    <w:bookmarkEnd w:id="63"/>
+    <w:bookmarkStart w:id="65" w:name="ciso-assistant"/>
     <w:p>
       <w:pPr>
         <w:pStyle w:val="Heading2"/>
@@ -5694,8 +5782,8 @@
       </w:pPr>
       <w:r>
         <w:rPr>
+          <w:bCs/>
           <w:b/>
-          <w:bCs/>
         </w:rPr>
         <w:t xml:space="preserve">Documentación y configuración oficiales</w:t>
       </w:r>
@@ -5706,7 +5794,7 @@
         <w:t xml:space="preserve">Abra la guía oficial de asistentes CISO(https://intuitem.gitbook.io/ciso-assistant)</w:t>
       </w:r>
     </w:p>
-    <w:bookmarkStart w:id="53" w:name="inicio-rápido"/>
+    <w:bookmarkStart w:id="64" w:name="inicio-rápido"/>
     <w:p>
       <w:pPr>
         <w:pStyle w:val="Heading3"/>
@@ -5723,9 +5811,9 @@
         <w:t xml:space="preserve">Crear una organización ficticia, mapear un requisito GDPR para un control, asignar un propietario, y adjuntar evidencia sanitaria.</w:t>
       </w:r>
     </w:p>
-    <w:bookmarkEnd w:id="53"/>
-    <w:bookmarkEnd w:id="54"/>
-    <w:bookmarkStart w:id="55" w:name="evidencia-para-retener"/>
+    <w:bookmarkEnd w:id="64"/>
+    <w:bookmarkEnd w:id="65"/>
+    <w:bookmarkStart w:id="66" w:name="evidencia-para-retener"/>
     <w:p>
       <w:pPr>
         <w:pStyle w:val="Heading2"/>
@@ -5742,8 +5830,8 @@
         <w:t xml:space="preserve">Grabar el propósito aprobado, propietario, alcance, datos utilizados, herramienta y versión de contenido, configuración, resultado completo, revisor, decisión, acción correctiva y retest. Proteger informes que contengan datos personales, credenciales o vulnerabilidades.</w:t>
       </w:r>
     </w:p>
-    <w:bookmarkEnd w:id="55"/>
-    <w:bookmarkStart w:id="57" w:name="openmetadata"/>
+    <w:bookmarkEnd w:id="66"/>
+    <w:bookmarkStart w:id="68" w:name="openmetadata"/>
     <w:p>
       <w:pPr>
         <w:pStyle w:val="Heading2"/>
@@ -5766,8 +5854,8 @@
       </w:pPr>
       <w:r>
         <w:rPr>
+          <w:bCs/>
           <w:b/>
-          <w:bCs/>
         </w:rPr>
         <w:t xml:space="preserve">Documentación y configuración oficiales:</w:t>
       </w:r>
@@ -5778,7 +5866,7 @@
         <w:t xml:space="preserve">[Seguridad]Abre la guía oficial OpenMetadata realizada/u contacto](https://docs.open-metadata.org/)</w:t>
       </w:r>
     </w:p>
-    <w:bookmarkStart w:id="56" w:name="inicio-rápido-1"/>
+    <w:bookmarkStart w:id="67" w:name="inicio-rápido-1"/>
     <w:p>
       <w:pPr>
         <w:pStyle w:val="Heading3"/>
@@ -5795,9 +5883,9 @@
         <w:t xml:space="preserve">Implementar un catálogo de laboratorio, registrar un activo de datos de muestra, añadir un propietario, clasificación, nota de propósito y etiqueta de retención.</w:t>
       </w:r>
     </w:p>
-    <w:bookmarkEnd w:id="56"/>
-    <w:bookmarkEnd w:id="57"/>
-    <w:bookmarkStart w:id="58" w:name="evidencia-para-retener-1"/>
+    <w:bookmarkEnd w:id="67"/>
+    <w:bookmarkEnd w:id="68"/>
+    <w:bookmarkStart w:id="69" w:name="evidencia-para-retener-1"/>
     <w:p>
       <w:pPr>
         <w:pStyle w:val="Heading2"/>
@@ -5814,8 +5902,8 @@
         <w:t xml:space="preserve">Grabar el propósito aprobado, propietario, alcance, datos utilizados, herramienta y versión de contenido, configuración, resultado completo, revisor, decisión, acción correctiva y retest. Proteger informes que contengan datos personales, credenciales o vulnerabilidades.</w:t>
       </w:r>
     </w:p>
-    <w:bookmarkEnd w:id="58"/>
-    <w:bookmarkStart w:id="60" w:name="microsoft-presidio"/>
+    <w:bookmarkEnd w:id="69"/>
+    <w:bookmarkStart w:id="71" w:name="microsoft-presidio"/>
     <w:p>
       <w:pPr>
         <w:pStyle w:val="Heading2"/>
@@ -5838,8 +5926,8 @@
       </w:pPr>
       <w:r>
         <w:rPr>
+          <w:bCs/>
           <w:b/>
-          <w:bCs/>
         </w:rPr>
         <w:t xml:space="preserve">Documentación y configuración oficiales:</w:t>
       </w:r>
@@ -5850,7 +5938,7 @@
         <w:t xml:space="preserve">[Seguridad]Abre la guía oficial de Microsoft Presidio realizada/u contacto](https://microsoft.github.io/presidio/)</w:t>
       </w:r>
     </w:p>
-    <w:bookmarkStart w:id="59" w:name="inicio-rápido-2"/>
+    <w:bookmarkStart w:id="70" w:name="inicio-rápido-2"/>
     <w:p>
       <w:pPr>
         <w:pStyle w:val="Heading3"/>
@@ -5867,9 +5955,9 @@
         <w:t xml:space="preserve">Ejecutar texto de muestra que contiene identificadores inventados, detecciones de revisión, aplicar enmascaramiento y registrar falsos positivos y faltas.</w:t>
       </w:r>
     </w:p>
-    <w:bookmarkEnd w:id="59"/>
-    <w:bookmarkEnd w:id="60"/>
-    <w:bookmarkStart w:id="61" w:name="evidencia-para-retener-2"/>
+    <w:bookmarkEnd w:id="70"/>
+    <w:bookmarkEnd w:id="71"/>
+    <w:bookmarkStart w:id="72" w:name="evidencia-para-retener-2"/>
     <w:p>
       <w:pPr>
         <w:pStyle w:val="Heading2"/>
@@ -5886,8 +5974,8 @@
         <w:t xml:space="preserve">Grabar el propósito aprobado, propietario, alcance, datos utilizados, herramienta y versión de contenido, configuración, resultado completo, revisor, decisión, acción correctiva y retest. Proteger informes que contengan datos personales, credenciales o vulnerabilidades.</w:t>
       </w:r>
     </w:p>
-    <w:bookmarkEnd w:id="61"/>
-    <w:bookmarkStart w:id="63" w:name="arx"/>
+    <w:bookmarkEnd w:id="72"/>
+    <w:bookmarkStart w:id="74" w:name="arx"/>
     <w:p>
       <w:pPr>
         <w:pStyle w:val="Heading2"/>
@@ -5910,8 +5998,8 @@
       </w:pPr>
       <w:r>
         <w:rPr>
+          <w:bCs/>
           <w:b/>
-          <w:bCs/>
         </w:rPr>
         <w:t xml:space="preserve">Documentación y configuración oficiales</w:t>
       </w:r>
@@ -5922,7 +6010,7 @@
         <w:t xml:space="preserve">Abra la guía oficial ARX efectuada/u fiel](https://arx.deidentifier.org/anonymization-tool/)</w:t>
       </w:r>
     </w:p>
-    <w:bookmarkStart w:id="62" w:name="inicio-rápido-3"/>
+    <w:bookmarkStart w:id="73" w:name="inicio-rápido-3"/>
     <w:p>
       <w:pPr>
         <w:pStyle w:val="Heading3"/>
@@ -5939,9 +6027,9 @@
         <w:t xml:space="preserve">Cargue un conjunto de datos sintético, identificadores de marca y cuantificadores, aplique un modelo de privacidad y compare la utilidad y el riesgo.</w:t>
       </w:r>
     </w:p>
-    <w:bookmarkEnd w:id="62"/>
-    <w:bookmarkEnd w:id="63"/>
-    <w:bookmarkStart w:id="64" w:name="evidencia-para-retener-3"/>
+    <w:bookmarkEnd w:id="73"/>
+    <w:bookmarkEnd w:id="74"/>
+    <w:bookmarkStart w:id="75" w:name="evidencia-para-retener-3"/>
     <w:p>
       <w:pPr>
         <w:pStyle w:val="Heading2"/>
@@ -5958,8 +6046,8 @@
         <w:t xml:space="preserve">Grabar el propósito aprobado, propietario, alcance, datos utilizados, herramienta y versión de contenido, configuración, resultado completo, revisor, decisión, acción correctiva y retest. Proteger informes que contengan datos personales, credenciales o vulnerabilidades.</w:t>
       </w:r>
     </w:p>
-    <w:bookmarkEnd w:id="64"/>
-    <w:bookmarkStart w:id="66" w:name="keycloak"/>
+    <w:bookmarkEnd w:id="75"/>
+    <w:bookmarkStart w:id="77" w:name="keycloak"/>
     <w:p>
       <w:pPr>
         <w:pStyle w:val="Heading2"/>
@@ -5982,8 +6070,8 @@
       </w:pPr>
       <w:r>
         <w:rPr>
+          <w:bCs/>
           <w:b/>
-          <w:bCs/>
         </w:rPr>
         <w:t xml:space="preserve">Característica y configuración:</w:t>
       </w:r>
@@ -5994,7 +6082,7 @@
         <w:t xml:space="preserve">[ejecutado]Abre la guía oficial de Keycloak realizada/u contacto](https://www.keycloak.org/guides)</w:t>
       </w:r>
     </w:p>
-    <w:bookmarkStart w:id="65" w:name="inicio-rápido-4"/>
+    <w:bookmarkStart w:id="76" w:name="inicio-rápido-4"/>
     <w:p>
       <w:pPr>
         <w:pStyle w:val="Heading3"/>
@@ -6011,9 +6099,9 @@
         <w:t xml:space="preserve">Crear un reino de laboratorio, usuarios, roles y MFA; probar menos privilegio y exportar la configuración y revisar evidencia.</w:t>
       </w:r>
     </w:p>
-    <w:bookmarkEnd w:id="65"/>
-    <w:bookmarkEnd w:id="66"/>
-    <w:bookmarkStart w:id="67" w:name="evidencia-para-retener-4"/>
+    <w:bookmarkEnd w:id="76"/>
+    <w:bookmarkEnd w:id="77"/>
+    <w:bookmarkStart w:id="78" w:name="evidencia-para-retener-4"/>
     <w:p>
       <w:pPr>
         <w:pStyle w:val="Heading2"/>
@@ -6030,8 +6118,8 @@
         <w:t xml:space="preserve">Grabar el propósito aprobado, propietario, alcance, datos utilizados, herramienta y versión de contenido, configuración, resultado completo, revisor, decisión, acción correctiva y retest. Proteger informes que contengan datos personales, credenciales o vulnerabilidades.</w:t>
       </w:r>
     </w:p>
-    <w:bookmarkEnd w:id="67"/>
-    <w:bookmarkStart w:id="69" w:name="wazuh"/>
+    <w:bookmarkEnd w:id="78"/>
+    <w:bookmarkStart w:id="80" w:name="wazuh"/>
     <w:p>
       <w:pPr>
         <w:pStyle w:val="Heading2"/>
@@ -6054,8 +6142,8 @@
       </w:pPr>
       <w:r>
         <w:rPr>
+          <w:bCs/>
           <w:b/>
-          <w:bCs/>
         </w:rPr>
         <w:t xml:space="preserve">Documentación y configuración oficiales</w:t>
       </w:r>
@@ -6066,7 +6154,7 @@
         <w:t xml:space="preserve">Abra la guía oficial Wazuh realizada/u título](https://documentation.wazuh.com/current/quickstart.html)</w:t>
       </w:r>
     </w:p>
-    <w:bookmarkStart w:id="68" w:name="inicio-rápido-5"/>
+    <w:bookmarkStart w:id="79" w:name="inicio-rápido-5"/>
     <w:p>
       <w:pPr>
         <w:pStyle w:val="Heading3"/>
@@ -6083,9 +6171,9 @@
         <w:t xml:space="preserve">Conecta un endpoint de laboratorio, crea un evento inofensivo, revisa la alerta y salva el evento, la decisión analista y el seguimiento.</w:t>
       </w:r>
     </w:p>
-    <w:bookmarkEnd w:id="68"/>
-    <w:bookmarkEnd w:id="69"/>
-    <w:bookmarkStart w:id="70" w:name="evidencia-para-retener-5"/>
+    <w:bookmarkEnd w:id="79"/>
+    <w:bookmarkEnd w:id="80"/>
+    <w:bookmarkStart w:id="81" w:name="evidencia-para-retener-5"/>
     <w:p>
       <w:pPr>
         <w:pStyle w:val="Heading2"/>
@@ -6102,8 +6190,8 @@
         <w:t xml:space="preserve">Grabar el propósito aprobado, propietario, alcance, datos utilizados, herramienta y versión de contenido, configuración, resultado completo, revisor, decisión, acción correctiva y retest. Proteger informes que contengan datos personales, credenciales o vulnerabilidades.</w:t>
       </w:r>
     </w:p>
-    <w:bookmarkEnd w:id="70"/>
-    <w:bookmarkStart w:id="72" w:name="owasp-zap"/>
+    <w:bookmarkEnd w:id="81"/>
+    <w:bookmarkStart w:id="83" w:name="owasp-zap"/>
     <w:p>
       <w:pPr>
         <w:pStyle w:val="Heading2"/>
@@ -6126,8 +6214,8 @@
       </w:pPr>
       <w:r>
         <w:rPr>
+          <w:bCs/>
           <w:b/>
-          <w:bCs/>
         </w:rPr>
         <w:t xml:space="preserve">Documentación y configuración oficiales</w:t>
       </w:r>
@@ -6138,7 +6226,7 @@
         <w:t xml:space="preserve">Abra la guía oficial OWASP ZAP efectuada / u fiel](https://www.zaproxy.org/getting-started/)</w:t>
       </w:r>
     </w:p>
-    <w:bookmarkStart w:id="71" w:name="inicio-rápido-6"/>
+    <w:bookmarkStart w:id="82" w:name="inicio-rápido-6"/>
     <w:p>
       <w:pPr>
         <w:pStyle w:val="Heading3"/>
@@ -6155,9 +6243,9 @@
         <w:t xml:space="preserve">Proxy a local training application, start with passive findings, validate one result, and export the approved scope and report.</w:t>
       </w:r>
     </w:p>
-    <w:bookmarkEnd w:id="71"/>
-    <w:bookmarkEnd w:id="72"/>
-    <w:bookmarkStart w:id="73" w:name="evidencia-para-retener-6"/>
+    <w:bookmarkEnd w:id="82"/>
+    <w:bookmarkEnd w:id="83"/>
+    <w:bookmarkStart w:id="84" w:name="evidencia-para-retener-6"/>
     <w:p>
       <w:pPr>
         <w:pStyle w:val="Heading2"/>
@@ -6174,8 +6262,8 @@
         <w:t xml:space="preserve">Grabar el propósito aprobado, propietario, alcance, datos utilizados, herramienta y versión de contenido, configuración, resultado completo, revisor, decisión, acción correctiva y retest. Proteger informes que contengan datos personales, credenciales o vulnerabilidades.</w:t>
       </w:r>
     </w:p>
-    <w:bookmarkEnd w:id="73"/>
-    <w:bookmarkStart w:id="75" w:name="trivy"/>
+    <w:bookmarkEnd w:id="84"/>
+    <w:bookmarkStart w:id="86" w:name="trivy"/>
     <w:p>
       <w:pPr>
         <w:pStyle w:val="Heading2"/>
@@ -6198,8 +6286,8 @@
       </w:pPr>
       <w:r>
         <w:rPr>
+          <w:bCs/>
           <w:b/>
-          <w:bCs/>
         </w:rPr>
         <w:t xml:space="preserve">Documentación y configuración oficiales</w:t>
       </w:r>
@@ -6210,7 +6298,7 @@
         <w:t xml:space="preserve">Abra la guía oficial Trivy realizada/u título](https://trivy.dev/latest/)</w:t>
       </w:r>
     </w:p>
-    <w:bookmarkStart w:id="74" w:name="inicio-rápido-7"/>
+    <w:bookmarkStart w:id="85" w:name="inicio-rápido-7"/>
     <w:p>
       <w:pPr>
         <w:pStyle w:val="Heading3"/>
@@ -6227,9 +6315,9 @@
         <w:t xml:space="preserve">Escanear una imagen o repositorio de laboratorio, proteger informes, validar un hallazgo, arreglarlo y volver a escanear.</w:t>
       </w:r>
     </w:p>
-    <w:bookmarkEnd w:id="74"/>
-    <w:bookmarkEnd w:id="75"/>
-    <w:bookmarkStart w:id="76" w:name="evidencia-para-retener-7"/>
+    <w:bookmarkEnd w:id="85"/>
+    <w:bookmarkEnd w:id="86"/>
+    <w:bookmarkStart w:id="87" w:name="evidencia-para-retener-7"/>
     <w:p>
       <w:pPr>
         <w:pStyle w:val="Heading2"/>
@@ -6246,8 +6334,8 @@
         <w:t xml:space="preserve">Grabar el propósito aprobado, propietario, alcance, datos utilizados, herramienta y versión de contenido, configuración, resultado completo, revisor, decisión, acción correctiva y retest. Proteger informes que contengan datos personales, credenciales o vulnerabilidades.</w:t>
       </w:r>
     </w:p>
-    <w:bookmarkEnd w:id="76"/>
-    <w:bookmarkStart w:id="78" w:name="agente-de-política-abierta"/>
+    <w:bookmarkEnd w:id="87"/>
+    <w:bookmarkStart w:id="89" w:name="agente-de-política-abierta"/>
     <w:p>
       <w:pPr>
         <w:pStyle w:val="Heading2"/>
@@ -6270,8 +6358,8 @@
       </w:pPr>
       <w:r>
         <w:rPr>
+          <w:bCs/>
           <w:b/>
-          <w:bCs/>
         </w:rPr>
         <w:t xml:space="preserve">Documentación y configuración oficiales</w:t>
       </w:r>
@@ -6282,7 +6370,7 @@
         <w:t xml:space="preserve">Abra la guía oficial de Agentes de Política Abierta(https://www.openpolicyagent.org/docs)</w:t>
       </w:r>
     </w:p>
-    <w:bookmarkStart w:id="77" w:name="inicio-rápido-8"/>
+    <w:bookmarkStart w:id="88" w:name="inicio-rápido-8"/>
     <w:p>
       <w:pPr>
         <w:pStyle w:val="Heading3"/>
@@ -6299,9 +6387,9 @@
         <w:t xml:space="preserve">Escribir una regla de laboratorio que niega un recurso de datos sin un propietario o etiqueta de retención; probar los insumos permitidos y negados.</w:t>
       </w:r>
     </w:p>
-    <w:bookmarkEnd w:id="77"/>
-    <w:bookmarkEnd w:id="78"/>
-    <w:bookmarkStart w:id="79" w:name="evidencia-para-retener-8"/>
+    <w:bookmarkEnd w:id="88"/>
+    <w:bookmarkEnd w:id="89"/>
+    <w:bookmarkStart w:id="90" w:name="evidencia-para-retener-8"/>
     <w:p>
       <w:pPr>
         <w:pStyle w:val="Heading2"/>
@@ -6318,8 +6406,8 @@
         <w:t xml:space="preserve">Grabar el propósito aprobado, propietario, alcance, datos utilizados, herramienta y versión de contenido, configuración, resultado completo, revisor, decisión, acción correctiva y retest. Proteger informes que contengan datos personales, credenciales o vulnerabilidades.</w:t>
       </w:r>
     </w:p>
-    <w:bookmarkEnd w:id="79"/>
-    <w:bookmarkStart w:id="81" w:name="klaro"/>
+    <w:bookmarkEnd w:id="90"/>
+    <w:bookmarkStart w:id="92" w:name="klaro"/>
     <w:p>
       <w:pPr>
         <w:pStyle w:val="Heading2"/>
@@ -6342,8 +6430,8 @@
       </w:pPr>
       <w:r>
         <w:rPr>
+          <w:bCs/>
           <w:b/>
-          <w:bCs/>
         </w:rPr>
         <w:t xml:space="preserve">Documentación y configuración oficiales</w:t>
       </w:r>
@@ -6354,7 +6442,7 @@
         <w:t xml:space="preserve">Abrir la guía oficial Klaro!</w:t>
       </w:r>
     </w:p>
-    <w:bookmarkStart w:id="80" w:name="inicio-rápido-9"/>
+    <w:bookmarkStart w:id="91" w:name="inicio-rápido-9"/>
     <w:p>
       <w:pPr>
         <w:pStyle w:val="Heading3"/>
@@ -6371,9 +6459,9 @@
         <w:t xml:space="preserve">Configurar una página de laboratorio para que los servicios opcionales permanezcan fuera hasta que la elección; probar aceptar, rechazar, cambiar y retirar caminos.</w:t>
       </w:r>
     </w:p>
-    <w:bookmarkEnd w:id="80"/>
-    <w:bookmarkEnd w:id="81"/>
-    <w:bookmarkStart w:id="82" w:name="evidencia-para-retener-9"/>
+    <w:bookmarkEnd w:id="91"/>
+    <w:bookmarkEnd w:id="92"/>
+    <w:bookmarkStart w:id="93" w:name="evidencia-para-retener-9"/>
     <w:p>
       <w:pPr>
         <w:pStyle w:val="Heading2"/>
@@ -6390,8 +6478,8 @@
         <w:t xml:space="preserve">Grabar el propósito aprobado, propietario, alcance, datos utilizados, herramienta y versión de contenido, configuración, resultado completo, revisor, decisión, acción correctiva y retest. Proteger informes que contengan datos personales, credenciales o vulnerabilidades.</w:t>
       </w:r>
     </w:p>
-    <w:bookmarkEnd w:id="82"/>
-    <w:bookmarkStart w:id="84" w:name="greenbone-community-edition"/>
+    <w:bookmarkEnd w:id="93"/>
+    <w:bookmarkStart w:id="95" w:name="greenbone-community-edition"/>
     <w:p>
       <w:pPr>
         <w:pStyle w:val="Heading2"/>
@@ -6414,8 +6502,8 @@
       </w:pPr>
       <w:r>
         <w:rPr>
+          <w:bCs/>
           <w:b/>
-          <w:bCs/>
         </w:rPr>
         <w:t xml:space="preserve">Documentación y configuración oficiales:</w:t>
       </w:r>
@@ -6426,7 +6514,7 @@
         <w:t xml:space="preserve">[Seguridad]Abre la guía oficial Greenbone Community Edition realizada/u contactos](https://greenbone.github.io/docs/latest/)</w:t>
       </w:r>
     </w:p>
-    <w:bookmarkStart w:id="83" w:name="inicio-rápido-10"/>
+    <w:bookmarkStart w:id="94" w:name="inicio-rápido-10"/>
     <w:p>
       <w:pPr>
         <w:pStyle w:val="Heading3"/>
@@ -6443,9 +6531,9 @@
         <w:t xml:space="preserve">Escanear sólo un objetivo de laboratorio aprobado, validar un hallazgo, corregirlo, cambiar y registrar el alcance, versión, resultado y revisor.</w:t>
       </w:r>
     </w:p>
-    <w:bookmarkEnd w:id="83"/>
-    <w:bookmarkEnd w:id="84"/>
-    <w:bookmarkStart w:id="85" w:name="evidencia-para-retener-10"/>
+    <w:bookmarkEnd w:id="94"/>
+    <w:bookmarkEnd w:id="95"/>
+    <w:bookmarkStart w:id="96" w:name="evidencia-para-retener-10"/>
     <w:p>
       <w:pPr>
         <w:pStyle w:val="Heading2"/>
@@ -6462,8 +6550,8 @@
         <w:t xml:space="preserve">Grabar el propósito aprobado, propietario, alcance, datos utilizados, herramienta y versión de contenido, configuración, resultado completo, revisor, decisión, acción correctiva y retest. Proteger informes que contengan datos personales, credenciales o vulnerabilidades.</w:t>
       </w:r>
     </w:p>
-    <w:bookmarkEnd w:id="85"/>
-    <w:bookmarkStart w:id="86" w:name="X77d6c338403f2081a816fed668db36a071034f6"/>
+    <w:bookmarkEnd w:id="96"/>
+    <w:bookmarkStart w:id="97" w:name="X77d6c338403f2081a816fed668db36a071034f6"/>
     <w:p>
       <w:pPr>
         <w:pStyle w:val="Heading2"/>
@@ -6549,9 +6637,9 @@
         <w:t xml:space="preserve">No suba datos personales a un servicio externo sin una revisión legal, de seguridad y transferencia aprobada.</w:t>
       </w:r>
     </w:p>
-    <w:bookmarkEnd w:id="86"/>
-    <w:bookmarkEnd w:id="87"/>
-    <w:bookmarkStart w:id="92" w:name="Xc1ec02c0f8768940d94445795a69303e65bfa9e"/>
+    <w:bookmarkEnd w:id="97"/>
+    <w:bookmarkEnd w:id="98"/>
+    <w:bookmarkStart w:id="103" w:name="Xc1ec02c0f8768940d94445795a69303e65bfa9e"/>
     <w:p>
       <w:pPr>
         <w:pStyle w:val="Heading1"/>
@@ -6566,8 +6654,8 @@
       </w:pPr>
       <w:r>
         <w:rPr>
+          <w:iCs/>
           <w:i/>
-          <w:iCs/>
         </w:rPr>
         <w:t xml:space="preserve">Una empresa de práctica completa utilizando sólo información sintética.</w:t>
       </w:r>
@@ -6580,7 +6668,7 @@
         <w:t xml:space="preserve">Blue Lantern Analytics es un proveedor ficticio de SaaS con 30 empleados. Sirve para clientes empresariales, utiliza proveedores de alojamiento y soporte en la nube, monitorea la actividad de aplicación, envía mensajes de producto y planea una función de soporte de IA. No tiene clientes reales ni datos personales reales.</w:t>
       </w:r>
     </w:p>
-    <w:bookmarkStart w:id="88" w:name="project-1-scope-and-roles"/>
+    <w:bookmarkStart w:id="99" w:name="project-1-scope-and-roles"/>
     <w:p>
       <w:pPr>
         <w:pStyle w:val="Heading2"/>
@@ -6661,8 +6749,8 @@
         <w:t xml:space="preserve">Evaluar una exportación de soporte perdido, construir el cronograma, decidir las notificaciones y escribir un informe de gerente.</w:t>
       </w:r>
     </w:p>
-    <w:bookmarkEnd w:id="88"/>
-    <w:bookmarkStart w:id="89" w:name="project-6-vendor-and-transfer"/>
+    <w:bookmarkEnd w:id="99"/>
+    <w:bookmarkStart w:id="100" w:name="project-6-vendor-and-transfer"/>
     <w:p>
       <w:pPr>
         <w:pStyle w:val="Heading2"/>
@@ -6679,8 +6767,8 @@
         <w:t xml:space="preserve">Revise un procesador ficticio, términos del artículo 28, ubicación, módulo SCC, evaluación y salvaguardias.</w:t>
       </w:r>
     </w:p>
-    <w:bookmarkEnd w:id="89"/>
-    <w:bookmarkStart w:id="90" w:name="project-7-tools"/>
+    <w:bookmarkEnd w:id="100"/>
+    <w:bookmarkStart w:id="101" w:name="project-7-tools"/>
     <w:p>
       <w:pPr>
         <w:pStyle w:val="Heading2"/>
@@ -6697,8 +6785,8 @@
         <w:t xml:space="preserve">Use tres herramientas Capítulo 12 en un laboratorio aislado y limitaciones de documentos y pruebas.</w:t>
       </w:r>
     </w:p>
-    <w:bookmarkEnd w:id="90"/>
-    <w:bookmarkStart w:id="91" w:name="portfolio-ethics"/>
+    <w:bookmarkEnd w:id="101"/>
+    <w:bookmarkStart w:id="102" w:name="portfolio-ethics"/>
     <w:p>
       <w:pPr>
         <w:pStyle w:val="Heading2"/>
@@ -6751,9 +6839,9 @@
         <w:t xml:space="preserve">Explicar suposiciones, incertidumbre y cuándo se necesitaría un examen jurídico.</w:t>
       </w:r>
     </w:p>
-    <w:bookmarkEnd w:id="91"/>
-    <w:bookmarkEnd w:id="92"/>
-    <w:bookmarkStart w:id="104" w:name="plan-de-aprendizaje-de-30-días"/>
+    <w:bookmarkEnd w:id="102"/>
+    <w:bookmarkEnd w:id="103"/>
+    <w:bookmarkStart w:id="115" w:name="plan-de-aprendizaje-de-30-días"/>
     <w:p>
       <w:pPr>
         <w:pStyle w:val="Heading1"/>
@@ -6768,8 +6856,8 @@
       </w:pPr>
       <w:r>
         <w:rPr>
+          <w:iCs/>
           <w:i/>
-          <w:iCs/>
         </w:rPr>
         <w:t xml:space="preserve">Un mes realista de estudio, práctica, trabajo de portafolio y preparación para entrevistas.</w:t>
       </w:r>
@@ -6779,24 +6867,26 @@
         <w:tblStyle w:val="Table"/>
         <w:tblW w:type="auto" w:w="0"/>
         <w:tblLook w:firstRow="1" w:lastRow="0" w:firstColumn="0" w:lastColumn="0" w:noHBand="0" w:noVBand="0" w:val="0020"/>
+        <w:jc w:val="start"/>
       </w:tblPr>
       <w:tblGrid>
         <w:gridCol w:w="7920"/>
       </w:tblGrid>
       <w:tr>
         <w:trPr>
-          <w:tblHeader w:val="on"/>
+          <w:tblHeader w:val="true"/>
         </w:trPr>
         <w:tc>
           <w:tcPr/>
           <w:p>
             <w:pPr>
               <w:pStyle w:val="Compact"/>
+              <w:jc w:val="left"/>
             </w:pPr>
             <w:r>
               <w:rPr>
+                <w:bCs/>
                 <w:b/>
-                <w:bCs/>
               </w:rPr>
               <w:t xml:space="preserve">Week</w:t>
             </w:r>
@@ -6809,6 +6899,7 @@
           <w:p>
             <w:pPr>
               <w:pStyle w:val="Compact"/>
+              <w:jc w:val="left"/>
             </w:pPr>
             <w:r>
               <w:t xml:space="preserve">tención Semana 1</w:t>
@@ -6837,7 +6928,7 @@
         <w:t xml:space="preserve">TEN Week 4 | Herramientas, portafolio, entrevista, aplicación | Portafolio y respuestas practicadas</w:t>
       </w:r>
     </w:p>
-    <w:bookmarkStart w:id="93" w:name="hábitos-diarios"/>
+    <w:bookmarkStart w:id="104" w:name="hábitos-diarios"/>
     <w:p>
       <w:pPr>
         <w:pStyle w:val="Heading2"/>
@@ -6918,8 +7009,8 @@
       </w:pPr>
       <w:r>
         <w:rPr>
+          <w:iCs/>
           <w:i/>
-          <w:iCs/>
         </w:rPr>
         <w:t xml:space="preserve">Preguntas y respuestas cortas para analistas y administradores junior</w:t>
       </w:r>
@@ -6927,8 +7018,8 @@
         <w:t xml:space="preserve">.</w:t>
       </w:r>
     </w:p>
-    <w:bookmarkEnd w:id="93"/>
-    <w:bookmarkStart w:id="94" w:name="qué-son-los-datos-personales"/>
+    <w:bookmarkEnd w:id="104"/>
+    <w:bookmarkStart w:id="105" w:name="qué-son-los-datos-personales"/>
     <w:p>
       <w:pPr>
         <w:pStyle w:val="Heading2"/>
@@ -6945,8 +7036,8 @@
         <w:t xml:space="preserve">Información relativa a una persona física identificada o identificable. Cuestiones de contexto; identificadores indirectos también pueden hacer que alguien sea identificable.</w:t>
       </w:r>
     </w:p>
-    <w:bookmarkEnd w:id="94"/>
-    <w:bookmarkStart w:id="95" w:name="controller-versus-procesador"/>
+    <w:bookmarkEnd w:id="105"/>
+    <w:bookmarkStart w:id="106" w:name="controller-versus-procesador"/>
     <w:p>
       <w:pPr>
         <w:pStyle w:val="Heading2"/>
@@ -6963,8 +7054,8 @@
         <w:t xml:space="preserve">Un controlador decide el propósito y los medios esenciales. Un procesador actúa en nombre del controlador bajo instrucciones.</w:t>
       </w:r>
     </w:p>
-    <w:bookmarkEnd w:id="95"/>
-    <w:bookmarkStart w:id="96" w:name="siempre-es-necesario-el-consentimiento"/>
+    <w:bookmarkEnd w:id="106"/>
+    <w:bookmarkStart w:id="107" w:name="siempre-es-necesario-el-consentimiento"/>
     <w:p>
       <w:pPr>
         <w:pStyle w:val="Heading2"/>
@@ -6981,8 +7072,8 @@
         <w:t xml:space="preserve">No. El artículo 6 establece seis bases legales. El consentimiento es apropiado sólo cuando se cumplen sus condiciones y la verdadera elección.</w:t>
       </w:r>
     </w:p>
-    <w:bookmarkEnd w:id="96"/>
-    <w:bookmarkStart w:id="97" w:name="qué-es-un-ropa"/>
+    <w:bookmarkEnd w:id="107"/>
+    <w:bookmarkStart w:id="108" w:name="qué-es-un-ropa"/>
     <w:p>
       <w:pPr>
         <w:pStyle w:val="Heading2"/>
@@ -6999,8 +7090,8 @@
         <w:t xml:space="preserve">A record of processing activities that helps explain purposes, people, data, recipients, transfers, retention, security, and roles.</w:t>
       </w:r>
     </w:p>
-    <w:bookmarkEnd w:id="97"/>
-    <w:bookmarkStart w:id="98" w:name="cómo-se-maneja-una-solicitud-de-derechos"/>
+    <w:bookmarkEnd w:id="108"/>
+    <w:bookmarkStart w:id="109" w:name="cómo-se-maneja-una-solicitud-de-derechos"/>
     <w:p>
       <w:pPr>
         <w:pStyle w:val="Heading2"/>
@@ -7017,8 +7108,8 @@
         <w:t xml:space="preserve">Log it, verifique la identidad proporcionalmente, esclare el alcance si es necesario, busque sistemas completos y proveedores, revise las cuestiones jurídicas, responda de forma segura y mantenga la pista de decisión.</w:t>
       </w:r>
     </w:p>
-    <w:bookmarkEnd w:id="98"/>
-    <w:bookmarkStart w:id="99" w:name="cuándo-se-necesita-un-dpia"/>
+    <w:bookmarkEnd w:id="109"/>
+    <w:bookmarkStart w:id="110" w:name="cuándo-se-necesita-un-dpia"/>
     <w:p>
       <w:pPr>
         <w:pStyle w:val="Heading2"/>
@@ -7035,8 +7126,8 @@
         <w:t xml:space="preserve">Antes de procesar es probable que resulte en alto riesgo para los derechos y libertades de las personas.</w:t>
       </w:r>
     </w:p>
-    <w:bookmarkEnd w:id="99"/>
-    <w:bookmarkStart w:id="100" w:name="qué-es-una-brecha-de-datos-personales"/>
+    <w:bookmarkEnd w:id="110"/>
+    <w:bookmarkStart w:id="111" w:name="qué-es-una-brecha-de-datos-personales"/>
     <w:p>
       <w:pPr>
         <w:pStyle w:val="Heading2"/>
@@ -7053,8 +7144,8 @@
         <w:t xml:space="preserve">Una violación de la seguridad que cause destrucción, pérdida, alteración, divulgación no autorizada o acceso a datos personales.</w:t>
       </w:r>
     </w:p>
-    <w:bookmarkEnd w:id="100"/>
-    <w:bookmarkStart w:id="101" w:name="qué-pasa-a-las-72-horas"/>
+    <w:bookmarkEnd w:id="111"/>
+    <w:bookmarkStart w:id="112" w:name="qué-pasa-a-las-72-horas"/>
     <w:p>
       <w:pPr>
         <w:pStyle w:val="Heading2"/>
@@ -7071,8 +7162,8 @@
         <w:t xml:space="preserve">Un controlador notifica la autoridad cuando sea necesario sin demora indebida y, cuando sea posible, dentro de las 72 horas siguientes a la conciencia. Deben explicarse las razones de retraso.</w:t>
       </w:r>
     </w:p>
-    <w:bookmarkEnd w:id="101"/>
-    <w:bookmarkStart w:id="102" w:name="cómo-demuestras-el-cumplimiento"/>
+    <w:bookmarkEnd w:id="112"/>
+    <w:bookmarkStart w:id="113" w:name="cómo-demuestras-el-cumplimiento"/>
     <w:p>
       <w:pPr>
         <w:pStyle w:val="Heading2"/>
@@ -7089,8 +7180,8 @@
         <w:t xml:space="preserve">Con registros fiables y fechados que conectan el requisito, procesamiento, control, propietario, examen, decisión, acción y resultado.</w:t>
       </w:r>
     </w:p>
-    <w:bookmarkEnd w:id="102"/>
-    <w:bookmarkStart w:id="103" w:name="X7b79c52f5596d92db90439bb8138b84f290985c"/>
+    <w:bookmarkEnd w:id="113"/>
+    <w:bookmarkStart w:id="114" w:name="X7b79c52f5596d92db90439bb8138b84f290985c"/>
     <w:p>
       <w:pPr>
         <w:pStyle w:val="Heading2"/>
@@ -7105,8 +7196,8 @@
       </w:pPr>
       <w:r>
         <w:rPr>
+          <w:bCs/>
           <w:b/>
-          <w:bCs/>
         </w:rPr>
         <w:t xml:space="preserve">Entrevista de la respuesta:</w:t>
       </w:r>
@@ -7125,9 +7216,9 @@
         <w:t xml:space="preserve">RespuestaRespuesta</w:t>
       </w:r>
     </w:p>
-    <w:bookmarkEnd w:id="103"/>
-    <w:bookmarkEnd w:id="104"/>
-    <w:bookmarkStart w:id="110" w:name="plantillas-y-listas-de-verificación"/>
+    <w:bookmarkEnd w:id="114"/>
+    <w:bookmarkEnd w:id="115"/>
+    <w:bookmarkStart w:id="121" w:name="plantillas-y-listas-de-verificación"/>
     <w:p>
       <w:pPr>
         <w:pStyle w:val="Heading1"/>
@@ -7138,17 +7229,17 @@
     </w:p>
     <w:p>
       <w:pPr>
+        <w:numPr>
+          <w:ilvl w:val="0"/>
+          <w:numId w:val="1017"/>
+        </w:numPr>
         <w:pStyle w:val="Compact"/>
-        <w:numPr>
-          <w:ilvl w:val="0"/>
-          <w:numId w:val="1017"/>
-        </w:numPr>
       </w:pPr>
       <w:r>
         <w:t xml:space="preserve">Estructuras prácticas para copiar en un sistema de organización aprobado*.</w:t>
       </w:r>
     </w:p>
-    <w:bookmarkStart w:id="105" w:name="ropa-fields"/>
+    <w:bookmarkStart w:id="116" w:name="ropa-fields"/>
     <w:p>
       <w:pPr>
         <w:pStyle w:val="Heading2"/>
@@ -7289,8 +7380,8 @@
         <w:t xml:space="preserve">Última revisión y próxima revisión</w:t>
       </w:r>
     </w:p>
-    <w:bookmarkEnd w:id="105"/>
-    <w:bookmarkStart w:id="106" w:name="right-request-register"/>
+    <w:bookmarkEnd w:id="116"/>
+    <w:bookmarkStart w:id="117" w:name="right-request-register"/>
     <w:p>
       <w:pPr>
         <w:pStyle w:val="Heading2"/>
@@ -7398,8 +7489,8 @@
         <w:t xml:space="preserve">Fecha final y resultado</w:t>
       </w:r>
     </w:p>
-    <w:bookmarkEnd w:id="106"/>
-    <w:bookmarkStart w:id="107" w:name="pantalla-dpia"/>
+    <w:bookmarkEnd w:id="117"/>
+    <w:bookmarkStart w:id="118" w:name="pantalla-dpia"/>
     <w:p>
       <w:pPr>
         <w:pStyle w:val="Heading2"/>
@@ -7518,8 +7609,8 @@
         <w:t xml:space="preserve">El gatillo de la lista de supervisión-autoridad</w:t>
       </w:r>
     </w:p>
-    <w:bookmarkEnd w:id="107"/>
-    <w:bookmarkStart w:id="108" w:name="breach-fact-sheet"/>
+    <w:bookmarkEnd w:id="118"/>
+    <w:bookmarkStart w:id="119" w:name="breach-fact-sheet"/>
     <w:p>
       <w:pPr>
         <w:pStyle w:val="Heading2"/>
@@ -7534,8 +7625,8 @@
       </w:pPr>
       <w:r>
         <w:rPr>
+          <w:bCs/>
           <w:b/>
-          <w:bCs/>
         </w:rPr>
         <w:t xml:space="preserve">Field</w:t>
       </w:r>
@@ -7550,8 +7641,8 @@
       </w:r>
       <w:r>
         <w:rPr>
+          <w:bCs/>
           <w:b/>
-          <w:bCs/>
         </w:rPr>
         <w:t xml:space="preserve">Información requerida</w:t>
       </w:r>
@@ -7612,8 +7703,8 @@
         <w:t xml:space="preserve">← Aprobación Silencioso Propietario de la decisión, entrada legal/DPO, fechas</w:t>
       </w:r>
     </w:p>
-    <w:bookmarkEnd w:id="108"/>
-    <w:bookmarkStart w:id="109" w:name="X75a1f8072c461e02d4c410863f465f45aa00365"/>
+    <w:bookmarkEnd w:id="119"/>
+    <w:bookmarkStart w:id="120" w:name="X75a1f8072c461e02d4c410863f465f45aa00365"/>
     <w:p>
       <w:pPr>
         <w:pStyle w:val="Heading2"/>
@@ -7732,9 +7823,9 @@
         <w:t xml:space="preserve">Fecha de prueba y revisión retenida</w:t>
       </w:r>
     </w:p>
-    <w:bookmarkEnd w:id="109"/>
-    <w:bookmarkEnd w:id="110"/>
-    <w:bookmarkStart w:id="112" w:name="gdpr-ai-y-analytics"/>
+    <w:bookmarkEnd w:id="120"/>
+    <w:bookmarkEnd w:id="121"/>
+    <w:bookmarkStart w:id="123" w:name="gdpr-ai-y-analytics"/>
     <w:p>
       <w:pPr>
         <w:pStyle w:val="Heading1"/>
@@ -7749,8 +7840,8 @@
       </w:pPr>
       <w:r>
         <w:rPr>
+          <w:iCs/>
           <w:i/>
-          <w:iCs/>
         </w:rPr>
         <w:t xml:space="preserve">Aplicar las obligaciones establecidas GDPR a modelos, datos de capacitación, monitoreo y decisiones automatizadas</w:t>
       </w:r>
@@ -7766,7 +7857,7 @@
         <w:t xml:space="preserve">AI no crea una excepción a GDPR. Comience con las mismas preguntas: alcance, roles, propósito, base legal, equidad, transparencia, minimización, precisión, derechos, retención, seguridad, transferencias y rendición de cuentas. A continuación, evaluar riesgos específicos para el modelo y el caso de uso.</w:t>
       </w:r>
     </w:p>
-    <w:bookmarkStart w:id="111" w:name="preguntas-de-revisión-práctica"/>
+    <w:bookmarkStart w:id="122" w:name="preguntas-de-revisión-práctica"/>
     <w:p>
       <w:pPr>
         <w:pStyle w:val="Heading2"/>
@@ -7880,8 +7971,8 @@
       </w:pPr>
       <w:r>
         <w:rPr>
+          <w:bCs/>
           <w:b/>
-          <w:bCs/>
         </w:rPr>
         <w:t xml:space="preserve">No asuma:</w:t>
       </w:r>
@@ -7900,9 +7991,9 @@
         <w:t xml:space="preserve">|. |</w:t>
       </w:r>
     </w:p>
-    <w:bookmarkEnd w:id="111"/>
-    <w:bookmarkEnd w:id="112"/>
-    <w:bookmarkStart w:id="113" w:name="glosario"/>
+    <w:bookmarkEnd w:id="122"/>
+    <w:bookmarkEnd w:id="123"/>
+    <w:bookmarkStart w:id="124" w:name="glosario"/>
     <w:p>
       <w:pPr>
         <w:pStyle w:val="Heading1"/>
@@ -7917,8 +8008,8 @@
       </w:pPr>
       <w:r>
         <w:rPr>
+          <w:iCs/>
           <w:i/>
-          <w:iCs/>
         </w:rPr>
         <w:t xml:space="preserve">Definiciones en inglés de GDPR importantes y términos de privacidad.</w:t>
       </w:r>
@@ -7929,8 +8020,8 @@
       </w:pPr>
       <w:r>
         <w:rPr>
+          <w:bCs/>
           <w:b/>
-          <w:bCs/>
         </w:rPr>
         <w:t xml:space="preserve">Cuentabilidad.</w:t>
       </w:r>
@@ -7947,8 +8038,8 @@
       </w:pPr>
       <w:r>
         <w:rPr>
+          <w:iCs/>
           <w:i/>
-          <w:iCs/>
         </w:rPr>
         <w:t xml:space="preserve">Anonimato</w:t>
       </w:r>
@@ -7965,8 +8056,8 @@
       </w:pPr>
       <w:r>
         <w:rPr>
+          <w:bCs/>
           <w:b/>
-          <w:bCs/>
         </w:rPr>
         <w:t xml:space="preserve">Binding corporate rules.</w:t>
       </w:r>
@@ -7983,8 +8074,8 @@
       </w:pPr>
       <w:r>
         <w:rPr>
+          <w:bCs/>
           <w:b/>
-          <w:bCs/>
         </w:rPr>
         <w:t xml:space="preserve">Consentimiento.</w:t>
       </w:r>
@@ -8033,8 +8124,8 @@
       </w:pPr>
       <w:r>
         <w:rPr>
+          <w:bCs/>
           <w:b/>
-          <w:bCs/>
         </w:rPr>
         <w:t xml:space="preserve">EDPB.</w:t>
       </w:r>
@@ -8051,8 +8142,8 @@
       </w:pPr>
       <w:r>
         <w:rPr>
+          <w:bCs/>
           <w:b/>
-          <w:bCs/>
         </w:rPr>
         <w:t xml:space="preserve">Transferencia internacional</w:t>
       </w:r>
@@ -8085,8 +8176,8 @@
       </w:pPr>
       <w:r>
         <w:rPr>
+          <w:iCs/>
           <w:i/>
-          <w:iCs/>
         </w:rPr>
         <w:t xml:space="preserve">Datos personales</w:t>
       </w:r>
@@ -8111,8 +8202,8 @@
       </w:pPr>
       <w:r>
         <w:rPr>
+          <w:bCs/>
           <w:b/>
-          <w:bCs/>
         </w:rPr>
         <w:t xml:space="preserve">Procesamiento.</w:t>
       </w:r>
@@ -8145,8 +8236,8 @@
       </w:pPr>
       <w:r>
         <w:rPr>
+          <w:bCs/>
           <w:b/>
-          <w:bCs/>
         </w:rPr>
         <w:t xml:space="preserve">Pseudonymization.</w:t>
       </w:r>
@@ -8163,8 +8254,8 @@
       </w:pPr>
       <w:r>
         <w:rPr>
+          <w:bCs/>
           <w:b/>
-          <w:bCs/>
         </w:rPr>
         <w:t xml:space="preserve">ROPA.</w:t>
       </w:r>
@@ -8181,8 +8272,8 @@
       </w:pPr>
       <w:r>
         <w:rPr>
+          <w:bCs/>
           <w:b/>
-          <w:bCs/>
         </w:rPr>
         <w:t xml:space="preserve">SCCs.</w:t>
       </w:r>
@@ -8217,8 +8308,8 @@
         <w:t xml:space="preserve">** Evaluación del impacto de la transferencia** Una evaluación práctica de si una salvaguardia de transferencia puede funcionar en el contexto de destino y de qué medidas adicionales se necesitan.</w:t>
       </w:r>
     </w:p>
-    <w:bookmarkEnd w:id="113"/>
-    <w:bookmarkStart w:id="114" w:name="índice-de-asunto"/>
+    <w:bookmarkEnd w:id="124"/>
+    <w:bookmarkStart w:id="125" w:name="índice-de-asunto"/>
     <w:p>
       <w:pPr>
         <w:pStyle w:val="Heading1"/>
@@ -8233,19 +8324,19 @@
       </w:pPr>
       <w:r>
         <w:rPr>
+          <w:iCs/>
           <w:i/>
-          <w:iCs/>
         </w:rPr>
         <w:t xml:space="preserve">Una guía alfabética para los principales temas. Referencias apuntan a secciones para que el índice siga siendo útil después de la edición.</w:t>
       </w:r>
     </w:p>
     <w:p>
       <w:pPr>
+        <w:numPr>
+          <w:ilvl w:val="0"/>
+          <w:numId w:val="1023"/>
+        </w:numPr>
         <w:pStyle w:val="Compact"/>
-        <w:numPr>
-          <w:ilvl w:val="0"/>
-          <w:numId w:val="1023"/>
-        </w:numPr>
       </w:pPr>
       <w:r>
         <w:t xml:space="preserve">Tema*</w:t>
@@ -8255,8 +8346,8 @@
       </w:r>
       <w:r>
         <w:rPr>
+          <w:iCs/>
           <w:i/>
-          <w:iCs/>
         </w:rPr>
         <w:t xml:space="preserve">Tema</w:t>
       </w:r>
@@ -8271,8 +8362,8 @@
       </w:r>
       <w:r>
         <w:rPr>
+          <w:iCs/>
           <w:i/>
-          <w:iCs/>
         </w:rPr>
         <w:t xml:space="preserve">Tema</w:t>
       </w:r>
@@ -8367,8 +8458,8 @@
         <w:t xml:space="preserve">TENIDA Bases legítimas | 3.2, 9.2 ANTERIOR Gestión de proveedores</w:t>
       </w:r>
     </w:p>
-    <w:bookmarkEnd w:id="114"/>
-    <w:bookmarkStart w:id="129" w:name="referencias-oficiales-y-estudio-ulterior"/>
+    <w:bookmarkEnd w:id="125"/>
+    <w:bookmarkStart w:id="140" w:name="referencias-oficiales-y-estudio-ulterior"/>
     <w:p>
       <w:pPr>
         <w:pStyle w:val="Heading1"/>
@@ -8383,8 +8474,8 @@
       </w:pPr>
       <w:r>
         <w:rPr>
+          <w:iCs/>
           <w:i/>
-          <w:iCs/>
         </w:rPr>
         <w:t xml:space="preserve">Derecho obligatorio, orientación de la UE y documentación oficial de proyectos utilizada para la verificación y el estudio ulterior</w:t>
       </w:r>
@@ -8404,7 +8495,7 @@
       <w:pPr>
         <w:pStyle w:val="BodyText"/>
       </w:pPr>
-      <w:hyperlink r:id="rId115">
+      <w:hyperlink r:id="rId126">
         <w:r>
           <w:rPr>
             <w:rStyle w:val="Hyperlink"/>
@@ -8417,7 +8508,7 @@
       <w:pPr>
         <w:pStyle w:val="BodyText"/>
       </w:pPr>
-      <w:hyperlink r:id="rId116">
+      <w:hyperlink r:id="rId127">
         <w:r>
           <w:rPr>
             <w:rStyle w:val="Hyperlink"/>
@@ -8430,7 +8521,7 @@
       <w:pPr>
         <w:pStyle w:val="BodyText"/>
       </w:pPr>
-      <w:hyperlink r:id="rId117">
+      <w:hyperlink r:id="rId128">
         <w:r>
           <w:rPr>
             <w:rStyle w:val="Hyperlink"/>
@@ -8443,7 +8534,7 @@
       <w:pPr>
         <w:pStyle w:val="BodyText"/>
       </w:pPr>
-      <w:hyperlink r:id="rId118">
+      <w:hyperlink r:id="rId129">
         <w:r>
           <w:rPr>
             <w:rStyle w:val="Hyperlink"/>
@@ -8456,7 +8547,7 @@
       <w:pPr>
         <w:pStyle w:val="BodyText"/>
       </w:pPr>
-      <w:hyperlink r:id="rId119">
+      <w:hyperlink r:id="rId130">
         <w:r>
           <w:rPr>
             <w:rStyle w:val="Hyperlink"/>
@@ -8469,7 +8560,7 @@
       <w:pPr>
         <w:pStyle w:val="BodyText"/>
       </w:pPr>
-      <w:hyperlink r:id="rId120">
+      <w:hyperlink r:id="rId131">
         <w:r>
           <w:rPr>
             <w:rStyle w:val="Hyperlink"/>
@@ -8482,7 +8573,7 @@
       <w:pPr>
         <w:pStyle w:val="BodyText"/>
       </w:pPr>
-      <w:hyperlink r:id="rId121">
+      <w:hyperlink r:id="rId132">
         <w:r>
           <w:rPr>
             <w:rStyle w:val="Hyperlink"/>
@@ -8519,7 +8610,7 @@
       <w:pPr>
         <w:pStyle w:val="BodyText"/>
       </w:pPr>
-      <w:hyperlink r:id="rId122">
+      <w:hyperlink r:id="rId133">
         <w:r>
           <w:rPr>
             <w:rStyle w:val="Hyperlink"/>
@@ -8532,7 +8623,7 @@
       <w:pPr>
         <w:pStyle w:val="BodyText"/>
       </w:pPr>
-      <w:hyperlink r:id="rId123">
+      <w:hyperlink r:id="rId134">
         <w:r>
           <w:rPr>
             <w:rStyle w:val="Hyperlink"/>
@@ -8545,7 +8636,7 @@
       <w:pPr>
         <w:pStyle w:val="BodyText"/>
       </w:pPr>
-      <w:hyperlink r:id="rId124">
+      <w:hyperlink r:id="rId135">
         <w:r>
           <w:rPr>
             <w:rStyle w:val="Hyperlink"/>
@@ -8558,7 +8649,7 @@
       <w:pPr>
         <w:pStyle w:val="BodyText"/>
       </w:pPr>
-      <w:hyperlink r:id="rId125">
+      <w:hyperlink r:id="rId136">
         <w:r>
           <w:rPr>
             <w:rStyle w:val="Hyperlink"/>
@@ -8571,7 +8662,7 @@
       <w:pPr>
         <w:pStyle w:val="BodyText"/>
       </w:pPr>
-      <w:hyperlink r:id="rId126">
+      <w:hyperlink r:id="rId137">
         <w:r>
           <w:rPr>
             <w:rStyle w:val="Hyperlink"/>
@@ -8584,7 +8675,7 @@
       <w:pPr>
         <w:pStyle w:val="BodyText"/>
       </w:pPr>
-      <w:hyperlink r:id="rId127">
+      <w:hyperlink r:id="rId138">
         <w:r>
           <w:rPr>
             <w:rStyle w:val="Hyperlink"/>
@@ -8613,7 +8704,7 @@
       <w:pPr>
         <w:pStyle w:val="BodyText"/>
       </w:pPr>
-      <w:hyperlink r:id="rId128">
+      <w:hyperlink r:id="rId139">
         <w:r>
           <w:rPr>
             <w:rStyle w:val="Hyperlink"/>
@@ -8628,8 +8719,8 @@
       </w:pPr>
       <w:r>
         <w:rPr>
+          <w:bCs/>
           <w:b/>
-          <w:bCs/>
         </w:rPr>
         <w:t xml:space="preserve">Recuerdo final:</w:t>
       </w:r>
@@ -8648,12 +8739,8 @@
         <w:t xml:space="preserve">Respuesta</w:t>
       </w:r>
     </w:p>
-    <w:bookmarkEnd w:id="129"/>
-    <w:sectPr>
-      <w:footnotePr>
-        <w:numRestart w:val="eachSect"/>
-      </w:footnotePr>
-    </w:sectPr>
+    <w:bookmarkEnd w:id="140"/>
+    <w:sectPr/>
   </w:body>
 </w:document>
 </file>
@@ -8684,14 +8771,14 @@
 <file path=word/numbering.xml><?xml version="1.0" encoding="utf-8"?>
 <w:numbering xmlns:w="http://schemas.openxmlformats.org/wordprocessingml/2006/main">
   <w:abstractNum w:abstractNumId="990">
-    <w:nsid w:val="0000A990"/>
+    <w:nsid w:val="A990"/>
     <w:multiLevelType w:val="multilevel"/>
     <w:lvl w:ilvl="0">
       <w:numFmt w:val="bullet"/>
       <w:lvlText w:val=" "/>
       <w:lvlJc w:val="left"/>
       <w:pPr>
-        <w:ind w:left="720" w:hanging="360"/>
+        <w:ind w:left="720" w:hanging="480"/>
       </w:pPr>
     </w:lvl>
     <w:lvl w:ilvl="1">
@@ -8699,7 +8786,7 @@
       <w:lvlText w:val=" "/>
       <w:lvlJc w:val="left"/>
       <w:pPr>
-        <w:ind w:left="1440" w:hanging="360"/>
+        <w:ind w:left="1440" w:hanging="480"/>
       </w:pPr>
     </w:lvl>
     <w:lvl w:ilvl="2">
@@ -8707,7 +8794,7 @@
       <w:lvlText w:val=" "/>
       <w:lvlJc w:val="left"/>
       <w:pPr>
-        <w:ind w:left="2160" w:hanging="360"/>
+        <w:ind w:left="2160" w:hanging="480"/>
       </w:pPr>
     </w:lvl>
     <w:lvl w:ilvl="3">
@@ -8715,7 +8802,7 @@
       <w:lvlText w:val=" "/>
       <w:lvlJc w:val="left"/>
       <w:pPr>
-        <w:ind w:left="2880" w:hanging="360"/>
+        <w:ind w:left="2880" w:hanging="480"/>
       </w:pPr>
     </w:lvl>
     <w:lvl w:ilvl="4">
@@ -8723,7 +8810,7 @@
       <w:lvlText w:val=" "/>
       <w:lvlJc w:val="left"/>
       <w:pPr>
-        <w:ind w:left="3600" w:hanging="360"/>
+        <w:ind w:left="3600" w:hanging="480"/>
       </w:pPr>
     </w:lvl>
     <w:lvl w:ilvl="5">
@@ -8731,7 +8818,7 @@
       <w:lvlText w:val=" "/>
       <w:lvlJc w:val="left"/>
       <w:pPr>
-        <w:ind w:left="4320" w:hanging="360"/>
+        <w:ind w:left="4320" w:hanging="480"/>
       </w:pPr>
     </w:lvl>
     <w:lvl w:ilvl="6">
@@ -8739,7 +8826,7 @@
       <w:lvlText w:val=" "/>
       <w:lvlJc w:val="left"/>
       <w:pPr>
-        <w:ind w:left="5040" w:hanging="360"/>
+        <w:ind w:left="5040" w:hanging="480"/>
       </w:pPr>
     </w:lvl>
     <w:lvl w:ilvl="7">
@@ -8747,7 +8834,7 @@
       <w:lvlText w:val=" "/>
       <w:lvlJc w:val="left"/>
       <w:pPr>
-        <w:ind w:left="5760" w:hanging="360"/>
+        <w:ind w:left="5760" w:hanging="480"/>
       </w:pPr>
     </w:lvl>
     <w:lvl w:ilvl="8">
@@ -8755,115 +8842,88 @@
       <w:lvlText w:val=" "/>
       <w:lvlJc w:val="left"/>
       <w:pPr>
-        <w:ind w:left="6480" w:hanging="360"/>
+        <w:ind w:left="6480" w:hanging="480"/>
       </w:pPr>
     </w:lvl>
   </w:abstractNum>
   <w:abstractNum w:abstractNumId="991">
-    <w:nsid w:val="0000A991"/>
+    <w:nsid w:val="A991"/>
     <w:multiLevelType w:val="multilevel"/>
     <w:lvl w:ilvl="0">
       <w:numFmt w:val="bullet"/>
-      <w:lvlText w:val=""/>
+      <w:lvlText w:val="•"/>
       <w:lvlJc w:val="left"/>
       <w:pPr>
-        <w:ind w:left="720" w:hanging="360"/>
-      </w:pPr>
-      <w:rPr>
-        <w:rFonts w:ascii="Symbol" w:hAnsi="Symbol" w:cs="Symbol" w:hint="default"/>
-      </w:rPr>
+        <w:ind w:left="720" w:hanging="480"/>
+      </w:pPr>
     </w:lvl>
     <w:lvl w:ilvl="1">
       <w:numFmt w:val="bullet"/>
-      <w:lvlText w:val="o"/>
+      <w:lvlText w:val="–"/>
       <w:lvlJc w:val="left"/>
       <w:pPr>
-        <w:ind w:left="1440" w:hanging="360"/>
-      </w:pPr>
-      <w:rPr>
-        <w:rFonts w:ascii="Courier New" w:hAnsi="Courier New" w:cs="Courier New" w:hint="default"/>
-      </w:rPr>
+        <w:ind w:left="1440" w:hanging="480"/>
+      </w:pPr>
     </w:lvl>
     <w:lvl w:ilvl="2">
       <w:numFmt w:val="bullet"/>
-      <w:lvlText w:val=""/>
+      <w:lvlText w:val="•"/>
       <w:lvlJc w:val="left"/>
       <w:pPr>
-        <w:ind w:left="2160" w:hanging="360"/>
-      </w:pPr>
-      <w:rPr>
-        <w:rFonts w:ascii="Wingdings" w:hAnsi="Wingdings" w:cs="Wingdings" w:hint="default"/>
-      </w:rPr>
+        <w:ind w:left="2160" w:hanging="480"/>
+      </w:pPr>
     </w:lvl>
     <w:lvl w:ilvl="3">
       <w:numFmt w:val="bullet"/>
-      <w:lvlText w:val=""/>
+      <w:lvlText w:val="–"/>
       <w:lvlJc w:val="left"/>
       <w:pPr>
-        <w:ind w:left="2880" w:hanging="360"/>
-      </w:pPr>
-      <w:rPr>
-        <w:rFonts w:ascii="Symbol" w:hAnsi="Symbol" w:cs="Symbol" w:hint="default"/>
-      </w:rPr>
+        <w:ind w:left="2880" w:hanging="480"/>
+      </w:pPr>
     </w:lvl>
     <w:lvl w:ilvl="4">
       <w:numFmt w:val="bullet"/>
-      <w:lvlText w:val="o"/>
+      <w:lvlText w:val="•"/>
       <w:lvlJc w:val="left"/>
       <w:pPr>
-        <w:ind w:left="3600" w:hanging="360"/>
-      </w:pPr>
-      <w:rPr>
-        <w:rFonts w:ascii="Courier New" w:hAnsi="Courier New" w:cs="Courier New" w:hint="default"/>
-      </w:rPr>
+        <w:ind w:left="3600" w:hanging="480"/>
+      </w:pPr>
     </w:lvl>
     <w:lvl w:ilvl="5">
       <w:numFmt w:val="bullet"/>
-      <w:lvlText w:val=""/>
+      <w:lvlText w:val="–"/>
       <w:lvlJc w:val="left"/>
       <w:pPr>
-        <w:ind w:left="4320" w:hanging="360"/>
-      </w:pPr>
-      <w:rPr>
-        <w:rFonts w:ascii="Wingdings" w:hAnsi="Wingdings" w:cs="Wingdings" w:hint="default"/>
-      </w:rPr>
+        <w:ind w:left="4320" w:hanging="480"/>
+      </w:pPr>
     </w:lvl>
     <w:lvl w:ilvl="6">
       <w:numFmt w:val="bullet"/>
-      <w:lvlText w:val=""/>
+      <w:lvlText w:val="•"/>
       <w:lvlJc w:val="left"/>
       <w:pPr>
-        <w:ind w:left="5040" w:hanging="360"/>
-      </w:pPr>
-      <w:rPr>
-        <w:rFonts w:ascii="Symbol" w:hAnsi="Symbol" w:cs="Symbol" w:hint="default"/>
-      </w:rPr>
+        <w:ind w:left="5040" w:hanging="480"/>
+      </w:pPr>
     </w:lvl>
     <w:lvl w:ilvl="7">
       <w:numFmt w:val="bullet"/>
-      <w:lvlText w:val="o"/>
+      <w:lvlText w:val="–"/>
       <w:lvlJc w:val="left"/>
       <w:pPr>
-        <w:ind w:left="5760" w:hanging="360"/>
-      </w:pPr>
-      <w:rPr>
-        <w:rFonts w:ascii="Courier New" w:hAnsi="Courier New" w:cs="Courier New" w:hint="default"/>
-      </w:rPr>
+        <w:ind w:left="5760" w:hanging="480"/>
+      </w:pPr>
     </w:lvl>
     <w:lvl w:ilvl="8">
       <w:numFmt w:val="bullet"/>
-      <w:lvlText w:val=""/>
+      <w:lvlText w:val="•"/>
       <w:lvlJc w:val="left"/>
       <w:pPr>
-        <w:ind w:left="6480" w:hanging="360"/>
-      </w:pPr>
-      <w:rPr>
-        <w:rFonts w:ascii="Wingdings" w:hAnsi="Wingdings" w:cs="Wingdings" w:hint="default"/>
-      </w:rPr>
+        <w:ind w:left="6480" w:hanging="480"/>
+      </w:pPr>
     </w:lvl>
   </w:abstractNum>
   <w:abstractNum w:abstractNumId="99412">
-    <w:nsid w:val="00A99412"/>
+    <w:nsid w:val="A99412"/>
     <w:multiLevelType w:val="multilevel"/>
     <w:lvl w:ilvl="0">
       <w:start w:val="2"/>
@@ -8871,7 +8931,7 @@
       <w:lvlText w:val="%1."/>
       <w:lvlJc w:val="left"/>
       <w:pPr>
-        <w:ind w:left="720" w:hanging="360"/>
+        <w:ind w:left="720" w:hanging="480"/>
       </w:pPr>
     </w:lvl>
     <w:lvl w:ilvl="1">
@@ -8880,7 +8940,7 @@
       <w:lvlText w:val="%2."/>
       <w:lvlJc w:val="left"/>
       <w:pPr>
-        <w:ind w:left="1440" w:hanging="360"/>
+        <w:ind w:left="1440" w:hanging="480"/>
       </w:pPr>
     </w:lvl>
     <w:lvl w:ilvl="2">
@@ -8889,7 +8949,7 @@
       <w:lvlText w:val="%3."/>
       <w:lvlJc w:val="left"/>
       <w:pPr>
-        <w:ind w:left="2160" w:hanging="360"/>
+        <w:ind w:left="2160" w:hanging="480"/>
       </w:pPr>
     </w:lvl>
     <w:lvl w:ilvl="3">
@@ -8898,7 +8958,7 @@
       <w:lvlText w:val="%4."/>
       <w:lvlJc w:val="left"/>
       <w:pPr>
-        <w:ind w:left="2880" w:hanging="360"/>
+        <w:ind w:left="2880" w:hanging="480"/>
       </w:pPr>
     </w:lvl>
     <w:lvl w:ilvl="4">
@@ -8907,7 +8967,7 @@
       <w:lvlText w:val="%5."/>
       <w:lvlJc w:val="left"/>
       <w:pPr>
-        <w:ind w:left="3600" w:hanging="360"/>
+        <w:ind w:left="3600" w:hanging="480"/>
       </w:pPr>
     </w:lvl>
     <w:lvl w:ilvl="5">
@@ -8916,7 +8976,7 @@
       <w:lvlText w:val="%6."/>
       <w:lvlJc w:val="left"/>
       <w:pPr>
-        <w:ind w:left="4320" w:hanging="360"/>
+        <w:ind w:left="4320" w:hanging="480"/>
       </w:pPr>
     </w:lvl>
     <w:lvl w:ilvl="6">
@@ -8925,7 +8985,7 @@
       <w:lvlText w:val="%7."/>
       <w:lvlJc w:val="left"/>
       <w:pPr>
-        <w:ind w:left="5040" w:hanging="360"/>
+        <w:ind w:left="5040" w:hanging="480"/>
       </w:pPr>
     </w:lvl>
     <w:lvl w:ilvl="7">
@@ -8934,7 +8994,7 @@
       <w:lvlText w:val="%8."/>
       <w:lvlJc w:val="left"/>
       <w:pPr>
-        <w:ind w:left="5760" w:hanging="360"/>
+        <w:ind w:left="5760" w:hanging="480"/>
       </w:pPr>
     </w:lvl>
     <w:lvl w:ilvl="8">
@@ -8943,12 +9003,12 @@
       <w:lvlText w:val="%9."/>
       <w:lvlJc w:val="left"/>
       <w:pPr>
-        <w:ind w:left="6480" w:hanging="360"/>
+        <w:ind w:left="6480" w:hanging="480"/>
       </w:pPr>
     </w:lvl>
   </w:abstractNum>
   <w:abstractNum w:abstractNumId="99411">
-    <w:nsid w:val="00A99411"/>
+    <w:nsid w:val="A99411"/>
     <w:multiLevelType w:val="multilevel"/>
     <w:lvl w:ilvl="0">
       <w:start w:val="1"/>
@@ -8956,7 +9016,7 @@
       <w:lvlText w:val="%1."/>
       <w:lvlJc w:val="left"/>
       <w:pPr>
-        <w:ind w:left="720" w:hanging="360"/>
+        <w:ind w:left="720" w:hanging="480"/>
       </w:pPr>
     </w:lvl>
     <w:lvl w:ilvl="1">
@@ -8965,7 +9025,7 @@
       <w:lvlText w:val="%2."/>
       <w:lvlJc w:val="left"/>
       <w:pPr>
-        <w:ind w:left="1440" w:hanging="360"/>
+        <w:ind w:left="1440" w:hanging="480"/>
       </w:pPr>
     </w:lvl>
     <w:lvl w:ilvl="2">
@@ -8974,7 +9034,7 @@
       <w:lvlText w:val="%3."/>
       <w:lvlJc w:val="left"/>
       <w:pPr>
-        <w:ind w:left="2160" w:hanging="360"/>
+        <w:ind w:left="2160" w:hanging="480"/>
       </w:pPr>
     </w:lvl>
     <w:lvl w:ilvl="3">
@@ -8983,7 +9043,7 @@
       <w:lvlText w:val="%4."/>
       <w:lvlJc w:val="left"/>
       <w:pPr>
-        <w:ind w:left="2880" w:hanging="360"/>
+        <w:ind w:left="2880" w:hanging="480"/>
       </w:pPr>
     </w:lvl>
     <w:lvl w:ilvl="4">
@@ -8992,7 +9052,7 @@
       <w:lvlText w:val="%5."/>
       <w:lvlJc w:val="left"/>
       <w:pPr>
-        <w:ind w:left="3600" w:hanging="360"/>
+        <w:ind w:left="3600" w:hanging="480"/>
       </w:pPr>
     </w:lvl>
     <w:lvl w:ilvl="5">
@@ -9001,7 +9061,7 @@
       <w:lvlText w:val="%6."/>
       <w:lvlJc w:val="left"/>
       <w:pPr>
-        <w:ind w:left="4320" w:hanging="360"/>
+        <w:ind w:left="4320" w:hanging="480"/>
       </w:pPr>
     </w:lvl>
     <w:lvl w:ilvl="6">
@@ -9010,7 +9070,7 @@
       <w:lvlText w:val="%7."/>
       <w:lvlJc w:val="left"/>
       <w:pPr>
-        <w:ind w:left="5040" w:hanging="360"/>
+        <w:ind w:left="5040" w:hanging="480"/>
       </w:pPr>
     </w:lvl>
     <w:lvl w:ilvl="7">
@@ -9019,7 +9079,7 @@
       <w:lvlText w:val="%8."/>
       <w:lvlJc w:val="left"/>
       <w:pPr>
-        <w:ind w:left="5760" w:hanging="360"/>
+        <w:ind w:left="5760" w:hanging="480"/>
       </w:pPr>
     </w:lvl>
     <w:lvl w:ilvl="8">
@@ -9028,12 +9088,12 @@
       <w:lvlText w:val="%9."/>
       <w:lvlJc w:val="left"/>
       <w:pPr>
-        <w:ind w:left="6480" w:hanging="360"/>
+        <w:ind w:left="6480" w:hanging="480"/>
       </w:pPr>
     </w:lvl>
   </w:abstractNum>
   <w:abstractNum w:abstractNumId="99414">
-    <w:nsid w:val="00A99414"/>
+    <w:nsid w:val="A99414"/>
     <w:multiLevelType w:val="multilevel"/>
     <w:lvl w:ilvl="0">
       <w:start w:val="4"/>
@@ -9041,7 +9101,7 @@
       <w:lvlText w:val="%1."/>
       <w:lvlJc w:val="left"/>
       <w:pPr>
-        <w:ind w:left="720" w:hanging="360"/>
+        <w:ind w:left="720" w:hanging="480"/>
       </w:pPr>
     </w:lvl>
     <w:lvl w:ilvl="1">
@@ -9050,7 +9110,7 @@
       <w:lvlText w:val="%2."/>
       <w:lvlJc w:val="left"/>
       <w:pPr>
-        <w:ind w:left="1440" w:hanging="360"/>
+        <w:ind w:left="1440" w:hanging="480"/>
       </w:pPr>
     </w:lvl>
     <w:lvl w:ilvl="2">
@@ -9059,7 +9119,7 @@
       <w:lvlText w:val="%3."/>
       <w:lvlJc w:val="left"/>
       <w:pPr>
-        <w:ind w:left="2160" w:hanging="360"/>
+        <w:ind w:left="2160" w:hanging="480"/>
       </w:pPr>
     </w:lvl>
     <w:lvl w:ilvl="3">
@@ -9068,7 +9128,7 @@
       <w:lvlText w:val="%4."/>
       <w:lvlJc w:val="left"/>
       <w:pPr>
-        <w:ind w:left="2880" w:hanging="360"/>
+        <w:ind w:left="2880" w:hanging="480"/>
       </w:pPr>
     </w:lvl>
     <w:lvl w:ilvl="4">
@@ -9077,7 +9137,7 @@
       <w:lvlText w:val="%5."/>
       <w:lvlJc w:val="left"/>
       <w:pPr>
-        <w:ind w:left="3600" w:hanging="360"/>
+        <w:ind w:left="3600" w:hanging="480"/>
       </w:pPr>
     </w:lvl>
     <w:lvl w:ilvl="5">
@@ -9086,7 +9146,7 @@
       <w:lvlText w:val="%6."/>
       <w:lvlJc w:val="left"/>
       <w:pPr>
-        <w:ind w:left="4320" w:hanging="360"/>
+        <w:ind w:left="4320" w:hanging="480"/>
       </w:pPr>
     </w:lvl>
     <w:lvl w:ilvl="6">
@@ -9095,7 +9155,7 @@
       <w:lvlText w:val="%7."/>
       <w:lvlJc w:val="left"/>
       <w:pPr>
-        <w:ind w:left="5040" w:hanging="360"/>
+        <w:ind w:left="5040" w:hanging="480"/>
       </w:pPr>
     </w:lvl>
     <w:lvl w:ilvl="7">
@@ -9104,7 +9164,7 @@
       <w:lvlText w:val="%8."/>
       <w:lvlJc w:val="left"/>
       <w:pPr>
-        <w:ind w:left="5760" w:hanging="360"/>
+        <w:ind w:left="5760" w:hanging="480"/>
       </w:pPr>
     </w:lvl>
     <w:lvl w:ilvl="8">
@@ -9113,12 +9173,12 @@
       <w:lvlText w:val="%9."/>
       <w:lvlJc w:val="left"/>
       <w:pPr>
-        <w:ind w:left="6480" w:hanging="360"/>
+        <w:ind w:left="6480" w:hanging="480"/>
       </w:pPr>
     </w:lvl>
   </w:abstractNum>
   <w:abstractNum w:abstractNumId="99419">
-    <w:nsid w:val="00A99419"/>
+    <w:nsid w:val="A99419"/>
     <w:multiLevelType w:val="multilevel"/>
     <w:lvl w:ilvl="0">
       <w:start w:val="9"/>
@@ -9126,7 +9186,7 @@
       <w:lvlText w:val="%1."/>
       <w:lvlJc w:val="left"/>
       <w:pPr>
-        <w:ind w:left="720" w:hanging="360"/>
+        <w:ind w:left="720" w:hanging="480"/>
       </w:pPr>
     </w:lvl>
     <w:lvl w:ilvl="1">
@@ -9135,7 +9195,7 @@
       <w:lvlText w:val="%2."/>
       <w:lvlJc w:val="left"/>
       <w:pPr>
-        <w:ind w:left="1440" w:hanging="360"/>
+        <w:ind w:left="1440" w:hanging="480"/>
       </w:pPr>
     </w:lvl>
     <w:lvl w:ilvl="2">
@@ -9144,7 +9204,7 @@
       <w:lvlText w:val="%3."/>
       <w:lvlJc w:val="left"/>
       <w:pPr>
-        <w:ind w:left="2160" w:hanging="360"/>
+        <w:ind w:left="2160" w:hanging="480"/>
       </w:pPr>
     </w:lvl>
     <w:lvl w:ilvl="3">
@@ -9153,7 +9213,7 @@
       <w:lvlText w:val="%4."/>
       <w:lvlJc w:val="left"/>
       <w:pPr>
-        <w:ind w:left="2880" w:hanging="360"/>
+        <w:ind w:left="2880" w:hanging="480"/>
       </w:pPr>
     </w:lvl>
     <w:lvl w:ilvl="4">
@@ -9162,7 +9222,7 @@
       <w:lvlText w:val="%5."/>
       <w:lvlJc w:val="left"/>
       <w:pPr>
-        <w:ind w:left="3600" w:hanging="360"/>
+        <w:ind w:left="3600" w:hanging="480"/>
       </w:pPr>
     </w:lvl>
     <w:lvl w:ilvl="5">
@@ -9171,7 +9231,7 @@
       <w:lvlText w:val="%6."/>
       <w:lvlJc w:val="left"/>
       <w:pPr>
-        <w:ind w:left="4320" w:hanging="360"/>
+        <w:ind w:left="4320" w:hanging="480"/>
       </w:pPr>
     </w:lvl>
     <w:lvl w:ilvl="6">
@@ -9180,7 +9240,7 @@
       <w:lvlText w:val="%7."/>
       <w:lvlJc w:val="left"/>
       <w:pPr>
-        <w:ind w:left="5040" w:hanging="360"/>
+        <w:ind w:left="5040" w:hanging="480"/>
       </w:pPr>
     </w:lvl>
     <w:lvl w:ilvl="7">
@@ -9189,7 +9249,7 @@
       <w:lvlText w:val="%8."/>
       <w:lvlJc w:val="left"/>
       <w:pPr>
-        <w:ind w:left="5760" w:hanging="360"/>
+        <w:ind w:left="5760" w:hanging="480"/>
       </w:pPr>
     </w:lvl>
     <w:lvl w:ilvl="8">
@@ -9198,7 +9258,7 @@
       <w:lvlText w:val="%9."/>
       <w:lvlJc w:val="left"/>
       <w:pPr>
-        <w:ind w:left="6480" w:hanging="360"/>
+        <w:ind w:left="6480" w:hanging="480"/>
       </w:pPr>
     </w:lvl>
   </w:abstractNum>
@@ -9471,10 +9531,10 @@
   <w:docDefaults>
     <w:rPrDefault>
       <w:rPr>
-        <w:rFonts w:asciiTheme="minorHAnsi" w:cstheme="minorBidi" w:eastAsiaTheme="minorEastAsia" w:hAnsiTheme="minorHAnsi"/>
+        <w:rFonts w:asciiTheme="minorHAnsi" w:cstheme="minorBidi" w:eastAsiaTheme="minorHAnsi" w:hAnsiTheme="minorHAnsi"/>
         <w:sz w:val="24"/>
         <w:szCs w:val="24"/>
-        <w:lang w:bidi="ar-SA" w:eastAsia="zh-CN" w:val="en-US"/>
+        <w:lang w:bidi="ar-SA" w:eastAsia="en-US" w:val="en-US"/>
       </w:rPr>
     </w:rPrDefault>
     <w:pPrDefault>
@@ -9492,10 +9552,10 @@
     <w:name w:val="Body Text"/>
     <w:basedOn w:val="Normal"/>
     <w:link w:val="BodyTextChar"/>
-    <w:qFormat/>
     <w:pPr>
       <w:spacing w:after="180" w:before="180"/>
     </w:pPr>
+    <w:qFormat/>
   </w:style>
   <w:style w:customStyle="1" w:styleId="FirstParagraph" w:type="paragraph">
     <w:name w:val="First Paragraph"/>
@@ -9515,94 +9575,57 @@
     <w:name w:val="Title"/>
     <w:basedOn w:val="Normal"/>
     <w:next w:val="BodyText"/>
-    <w:link w:val="TitleChar"/>
-    <w:uiPriority w:val="10"/>
     <w:qFormat/>
-    <w:rsid w:val="00A10FD9"/>
     <w:pPr>
-      <w:spacing w:after="80" w:line="240" w:lineRule="auto"/>
-      <w:contextualSpacing/>
+      <w:keepNext/>
+      <w:keepLines/>
+      <w:spacing w:after="240" w:before="480"/>
       <w:jc w:val="center"/>
     </w:pPr>
     <w:rPr>
       <w:rFonts w:asciiTheme="majorHAnsi" w:cstheme="majorBidi" w:eastAsiaTheme="majorEastAsia" w:hAnsiTheme="majorHAnsi"/>
-      <w:sz w:val="56"/>
-      <w:szCs w:val="56"/>
-    </w:rPr>
-  </w:style>
-  <w:style w:customStyle="1" w:styleId="TitleChar" w:type="character">
-    <w:name w:val="Title Char"/>
-    <w:basedOn w:val="DefaultParagraphFont"/>
-    <w:link w:val="Title"/>
-    <w:uiPriority w:val="10"/>
-    <w:rsid w:val="00A10FD9"/>
-    <w:rPr>
-      <w:rFonts w:asciiTheme="majorHAnsi" w:cstheme="majorBidi" w:eastAsiaTheme="majorEastAsia" w:hAnsiTheme="majorHAnsi"/>
-      <w:sz w:val="56"/>
-      <w:szCs w:val="56"/>
+      <w:b/>
+      <w:bCs/>
+      <w:color w:themeColor="accent1" w:themeShade="B5" w:val="345A8A"/>
+      <w:sz w:val="36"/>
+      <w:szCs w:val="36"/>
     </w:rPr>
   </w:style>
   <w:style w:styleId="Subtitle" w:type="paragraph">
     <w:name w:val="Subtitle"/>
     <w:basedOn w:val="Title"/>
     <w:next w:val="BodyText"/>
-    <w:link w:val="SubtitleChar"/>
-    <w:uiPriority w:val="11"/>
     <w:qFormat/>
-    <w:rsid w:val="00A10FD9"/>
     <w:pPr>
-      <w:numPr>
-        <w:ilvl w:val="1"/>
-      </w:numPr>
+      <w:keepNext/>
+      <w:keepLines/>
+      <w:spacing w:after="240" w:before="240"/>
+      <w:jc w:val="center"/>
     </w:pPr>
     <w:rPr>
-      <w:rFonts w:cstheme="majorBidi" w:eastAsiaTheme="majorEastAsia"/>
-      <w:spacing w:val="15"/>
-      <w:sz w:val="28"/>
-      <w:szCs w:val="28"/>
-    </w:rPr>
-  </w:style>
-  <w:style w:customStyle="1" w:styleId="SubtitleChar" w:type="character">
-    <w:name w:val="Subtitle Char"/>
-    <w:basedOn w:val="DefaultParagraphFont"/>
-    <w:link w:val="Subtitle"/>
-    <w:uiPriority w:val="11"/>
-    <w:rsid w:val="00A10FD9"/>
-    <w:rPr>
-      <w:rFonts w:cstheme="majorBidi" w:eastAsiaTheme="majorEastAsia"/>
-      <w:color w:themeColor="text1" w:themeTint="A6" w:val="595959"/>
-      <w:spacing w:val="15"/>
-      <w:sz w:val="28"/>
-      <w:szCs w:val="28"/>
+      <w:sz w:val="30"/>
+      <w:szCs w:val="30"/>
     </w:rPr>
   </w:style>
   <w:style w:customStyle="1" w:styleId="Author" w:type="paragraph">
     <w:name w:val="Author"/>
-    <w:basedOn w:val="Title"/>
     <w:next w:val="BodyText"/>
     <w:qFormat/>
     <w:pPr>
       <w:keepNext/>
       <w:keepLines/>
+      <w:jc w:val="center"/>
     </w:pPr>
-    <w:rPr>
-      <w:sz w:val="24"/>
-      <w:szCs w:val="24"/>
-    </w:rPr>
   </w:style>
   <w:style w:styleId="Date" w:type="paragraph">
     <w:name w:val="Date"/>
-    <w:basedOn w:val="Title"/>
     <w:next w:val="BodyText"/>
     <w:qFormat/>
     <w:pPr>
       <w:keepNext/>
       <w:keepLines/>
+      <w:jc w:val="center"/>
     </w:pPr>
-    <w:rPr>
-      <w:sz w:val="24"/>
-      <w:szCs w:val="24"/>
-    </w:rPr>
   </w:style>
   <w:style w:customStyle="1" w:styleId="AbstractTitle" w:type="paragraph">
     <w:name w:val="Abstract Title"/>
@@ -9612,13 +9635,15 @@
     <w:pPr>
       <w:keepNext/>
       <w:keepLines/>
+      <w:jc w:val="center"/>
       <w:spacing w:after="0" w:before="300"/>
-      <w:jc w:val="center"/>
     </w:pPr>
     <w:rPr>
-      <w:b/>
       <w:sz w:val="20"/>
       <w:szCs w:val="20"/>
+      <w:b/>
+      <w:color w:val="345A8A"/>
+      &gt;
     </w:rPr>
   </w:style>
   <w:style w:customStyle="1" w:styleId="Abstract" w:type="paragraph">
@@ -9645,321 +9670,191 @@
     <w:rPr/>
   </w:style>
   <w:style w:styleId="Heading1" w:type="paragraph">
-    <w:name w:val="heading 1"/>
+    <w:name w:val="Heading 1"/>
     <w:basedOn w:val="Normal"/>
     <w:next w:val="BodyText"/>
-    <w:link w:val="Heading1Char"/>
     <w:uiPriority w:val="9"/>
     <w:qFormat/>
-    <w:rsid w:val="00A10FD9"/>
     <w:pPr>
       <w:keepNext/>
       <w:keepLines/>
-      <w:spacing w:after="80" w:before="360"/>
+      <w:spacing w:after="0" w:before="480"/>
       <w:outlineLvl w:val="0"/>
     </w:pPr>
     <w:rPr>
       <w:rFonts w:asciiTheme="majorHAnsi" w:cstheme="majorBidi" w:eastAsiaTheme="majorEastAsia" w:hAnsiTheme="majorHAnsi"/>
-      <w:color w:themeColor="accent1" w:themeShade="BF" w:val="0F4761"/>
-      <w:sz w:val="40"/>
-      <w:szCs w:val="40"/>
+      <w:b/>
+      <w:bCs/>
+      <w:color w:themeColor="accent1" w:val="4F81BD"/>
+      <w:sz w:val="32"/>
+      <w:szCs w:val="32"/>
     </w:rPr>
   </w:style>
   <w:style w:styleId="Heading2" w:type="paragraph">
-    <w:name w:val="heading 2"/>
+    <w:name w:val="Heading 2"/>
     <w:basedOn w:val="Normal"/>
     <w:next w:val="BodyText"/>
-    <w:link w:val="Heading2Char"/>
     <w:uiPriority w:val="9"/>
-    <w:semiHidden/>
     <w:unhideWhenUsed/>
     <w:qFormat/>
-    <w:rsid w:val="00A10FD9"/>
     <w:pPr>
       <w:keepNext/>
       <w:keepLines/>
-      <w:spacing w:after="80" w:before="160"/>
+      <w:spacing w:after="0" w:before="200"/>
       <w:outlineLvl w:val="1"/>
     </w:pPr>
     <w:rPr>
       <w:rFonts w:asciiTheme="majorHAnsi" w:cstheme="majorBidi" w:eastAsiaTheme="majorEastAsia" w:hAnsiTheme="majorHAnsi"/>
-      <w:color w:themeColor="accent1" w:themeShade="BF" w:val="0F4761"/>
-      <w:sz w:val="32"/>
-      <w:szCs w:val="32"/>
-    </w:rPr>
-  </w:style>
-  <w:style w:styleId="Heading3" w:type="paragraph">
-    <w:name w:val="heading 3"/>
-    <w:basedOn w:val="Normal"/>
-    <w:next w:val="BodyText"/>
-    <w:link w:val="Heading3Char"/>
-    <w:uiPriority w:val="9"/>
-    <w:semiHidden/>
-    <w:unhideWhenUsed/>
-    <w:qFormat/>
-    <w:rsid w:val="00A10FD9"/>
-    <w:pPr>
-      <w:keepNext/>
-      <w:keepLines/>
-      <w:spacing w:after="80" w:before="160"/>
-      <w:outlineLvl w:val="2"/>
-    </w:pPr>
-    <w:rPr>
-      <w:rFonts w:cstheme="majorBidi" w:eastAsiaTheme="majorEastAsia"/>
-      <w:color w:themeColor="accent1" w:themeShade="BF" w:val="0F4761"/>
+      <w:b/>
+      <w:bCs/>
+      <w:color w:themeColor="accent1" w:val="4F81BD"/>
       <w:sz w:val="28"/>
       <w:szCs w:val="28"/>
     </w:rPr>
   </w:style>
-  <w:style w:styleId="Heading4" w:type="paragraph">
-    <w:name w:val="heading 4"/>
+  <w:style w:styleId="Heading3" w:type="paragraph">
+    <w:name w:val="Heading 3"/>
     <w:basedOn w:val="Normal"/>
     <w:next w:val="BodyText"/>
-    <w:link w:val="Heading4Char"/>
     <w:uiPriority w:val="9"/>
-    <w:semiHidden/>
     <w:unhideWhenUsed/>
     <w:qFormat/>
-    <w:rsid w:val="00A10FD9"/>
     <w:pPr>
       <w:keepNext/>
       <w:keepLines/>
-      <w:spacing w:after="40" w:before="80"/>
+      <w:spacing w:after="0" w:before="200"/>
+      <w:outlineLvl w:val="2"/>
+    </w:pPr>
+    <w:rPr>
+      <w:rFonts w:asciiTheme="majorHAnsi" w:cstheme="majorBidi" w:eastAsiaTheme="majorEastAsia" w:hAnsiTheme="majorHAnsi"/>
+      <w:b/>
+      <w:bCs/>
+      <w:color w:themeColor="accent1" w:val="4F81BD"/>
+      <w:sz w:val="24"/>
+      <w:szCs w:val="24"/>
+    </w:rPr>
+  </w:style>
+  <w:style w:styleId="Heading4" w:type="paragraph">
+    <w:name w:val="Heading 4"/>
+    <w:basedOn w:val="Normal"/>
+    <w:next w:val="BodyText"/>
+    <w:uiPriority w:val="9"/>
+    <w:unhideWhenUsed/>
+    <w:qFormat/>
+    <w:pPr>
+      <w:keepNext/>
+      <w:keepLines/>
+      <w:spacing w:after="0" w:before="200"/>
       <w:outlineLvl w:val="3"/>
     </w:pPr>
     <w:rPr>
-      <w:rFonts w:cstheme="majorBidi" w:eastAsiaTheme="majorEastAsia"/>
+      <w:rFonts w:asciiTheme="majorHAnsi" w:cstheme="majorBidi" w:eastAsiaTheme="majorEastAsia" w:hAnsiTheme="majorHAnsi"/>
       <w:i/>
-      <w:iCs/>
-      <w:color w:themeColor="accent1" w:themeShade="BF" w:val="0F4761"/>
+      <w:bCs/>
+      <w:color w:themeColor="accent1" w:val="4F81BD"/>
+      <w:sz w:val="24"/>
+      <w:szCs w:val="24"/>
     </w:rPr>
   </w:style>
   <w:style w:styleId="Heading5" w:type="paragraph">
-    <w:name w:val="heading 5"/>
+    <w:name w:val="Heading 5"/>
     <w:basedOn w:val="Normal"/>
     <w:next w:val="BodyText"/>
-    <w:link w:val="Heading5Char"/>
     <w:uiPriority w:val="9"/>
-    <w:semiHidden/>
     <w:unhideWhenUsed/>
     <w:qFormat/>
-    <w:rsid w:val="00A10FD9"/>
     <w:pPr>
       <w:keepNext/>
       <w:keepLines/>
-      <w:spacing w:after="40" w:before="80"/>
+      <w:spacing w:after="0" w:before="200"/>
       <w:outlineLvl w:val="4"/>
     </w:pPr>
     <w:rPr>
-      <w:rFonts w:cstheme="majorBidi" w:eastAsiaTheme="majorEastAsia"/>
-      <w:color w:themeColor="accent1" w:themeShade="BF" w:val="0F4761"/>
+      <w:rFonts w:asciiTheme="majorHAnsi" w:cstheme="majorBidi" w:eastAsiaTheme="majorEastAsia" w:hAnsiTheme="majorHAnsi"/>
+      <w:iCs/>
+      <w:color w:themeColor="accent1" w:val="4F81BD"/>
+      <w:sz w:val="24"/>
+      <w:szCs w:val="24"/>
     </w:rPr>
   </w:style>
   <w:style w:styleId="Heading6" w:type="paragraph">
-    <w:name w:val="heading 6"/>
+    <w:name w:val="Heading 6"/>
     <w:basedOn w:val="Normal"/>
     <w:next w:val="BodyText"/>
-    <w:link w:val="Heading6Char"/>
     <w:uiPriority w:val="9"/>
-    <w:semiHidden/>
     <w:unhideWhenUsed/>
     <w:qFormat/>
-    <w:rsid w:val="00A10FD9"/>
     <w:pPr>
       <w:keepNext/>
       <w:keepLines/>
-      <w:spacing w:after="0" w:before="40"/>
+      <w:spacing w:after="0" w:before="200"/>
       <w:outlineLvl w:val="5"/>
     </w:pPr>
     <w:rPr>
-      <w:rFonts w:cstheme="majorBidi" w:eastAsiaTheme="majorEastAsia"/>
-      <w:i/>
-      <w:iCs/>
-      <w:color w:themeColor="text1" w:themeTint="A6" w:val="595959"/>
+      <w:rFonts w:asciiTheme="majorHAnsi" w:cstheme="majorBidi" w:eastAsiaTheme="majorEastAsia" w:hAnsiTheme="majorHAnsi"/>
+      <w:color w:themeColor="accent1" w:val="4F81BD"/>
+      <w:sz w:val="24"/>
+      <w:szCs w:val="24"/>
     </w:rPr>
   </w:style>
   <w:style w:styleId="Heading7" w:type="paragraph">
-    <w:name w:val="heading 7"/>
+    <w:name w:val="Heading 7"/>
     <w:basedOn w:val="Normal"/>
     <w:next w:val="BodyText"/>
-    <w:link w:val="Heading7Char"/>
     <w:uiPriority w:val="9"/>
-    <w:semiHidden/>
     <w:unhideWhenUsed/>
     <w:qFormat/>
-    <w:rsid w:val="00A10FD9"/>
     <w:pPr>
       <w:keepNext/>
       <w:keepLines/>
-      <w:spacing w:after="0" w:before="40"/>
+      <w:spacing w:after="0" w:before="200"/>
       <w:outlineLvl w:val="6"/>
     </w:pPr>
     <w:rPr>
-      <w:rFonts w:cstheme="majorBidi" w:eastAsiaTheme="majorEastAsia"/>
-      <w:color w:themeColor="text1" w:themeTint="A6" w:val="595959"/>
+      <w:rFonts w:asciiTheme="majorHAnsi" w:cstheme="majorBidi" w:eastAsiaTheme="majorEastAsia" w:hAnsiTheme="majorHAnsi"/>
+      <w:color w:themeColor="accent1" w:val="4F81BD"/>
+      <w:sz w:val="24"/>
+      <w:szCs w:val="24"/>
     </w:rPr>
   </w:style>
   <w:style w:styleId="Heading8" w:type="paragraph">
-    <w:name w:val="heading 8"/>
+    <w:name w:val="Heading 8"/>
     <w:basedOn w:val="Normal"/>
     <w:next w:val="BodyText"/>
-    <w:link w:val="Heading8Char"/>
     <w:uiPriority w:val="9"/>
-    <w:semiHidden/>
     <w:unhideWhenUsed/>
     <w:qFormat/>
-    <w:rsid w:val="00A10FD9"/>
     <w:pPr>
       <w:keepNext/>
       <w:keepLines/>
-      <w:spacing w:after="0"/>
+      <w:spacing w:after="0" w:before="200"/>
       <w:outlineLvl w:val="7"/>
     </w:pPr>
     <w:rPr>
-      <w:rFonts w:cstheme="majorBidi" w:eastAsiaTheme="majorEastAsia"/>
-      <w:i/>
-      <w:iCs/>
-      <w:color w:themeColor="text1" w:themeTint="D8" w:val="272727"/>
+      <w:rFonts w:asciiTheme="majorHAnsi" w:cstheme="majorBidi" w:eastAsiaTheme="majorEastAsia" w:hAnsiTheme="majorHAnsi"/>
+      <w:color w:themeColor="accent1" w:val="4F81BD"/>
+      <w:sz w:val="24"/>
+      <w:szCs w:val="24"/>
     </w:rPr>
   </w:style>
   <w:style w:styleId="Heading9" w:type="paragraph">
-    <w:name w:val="heading 9"/>
+    <w:name w:val="Heading 9"/>
     <w:basedOn w:val="Normal"/>
     <w:next w:val="BodyText"/>
-    <w:link w:val="Heading9Char"/>
     <w:uiPriority w:val="9"/>
-    <w:semiHidden/>
     <w:unhideWhenUsed/>
     <w:qFormat/>
-    <w:rsid w:val="00A10FD9"/>
     <w:pPr>
       <w:keepNext/>
       <w:keepLines/>
-      <w:spacing w:after="0"/>
+      <w:spacing w:after="0" w:before="200"/>
       <w:outlineLvl w:val="8"/>
     </w:pPr>
     <w:rPr>
-      <w:rFonts w:cstheme="majorBidi" w:eastAsiaTheme="majorEastAsia"/>
-      <w:color w:themeColor="text1" w:themeTint="D8" w:val="272727"/>
-    </w:rPr>
-  </w:style>
-  <w:style w:customStyle="1" w:styleId="Heading1Char" w:type="character">
-    <w:name w:val="Heading 1 Char"/>
-    <w:basedOn w:val="DefaultParagraphFont"/>
-    <w:link w:val="Heading1"/>
-    <w:uiPriority w:val="9"/>
-    <w:rsid w:val="00A10FD9"/>
-    <w:rPr>
       <w:rFonts w:asciiTheme="majorHAnsi" w:cstheme="majorBidi" w:eastAsiaTheme="majorEastAsia" w:hAnsiTheme="majorHAnsi"/>
-      <w:color w:themeColor="accent1" w:themeShade="BF" w:val="0F4761"/>
-      <w:sz w:val="40"/>
-      <w:szCs w:val="40"/>
-    </w:rPr>
-  </w:style>
-  <w:style w:customStyle="1" w:styleId="Heading2Char" w:type="character">
-    <w:name w:val="Heading 2 Char"/>
-    <w:basedOn w:val="DefaultParagraphFont"/>
-    <w:link w:val="Heading2"/>
-    <w:uiPriority w:val="9"/>
-    <w:semiHidden/>
-    <w:rsid w:val="00A10FD9"/>
-    <w:rPr>
-      <w:rFonts w:asciiTheme="majorHAnsi" w:cstheme="majorBidi" w:eastAsiaTheme="majorEastAsia" w:hAnsiTheme="majorHAnsi"/>
-      <w:color w:themeColor="accent1" w:themeShade="BF" w:val="0F4761"/>
-      <w:sz w:val="32"/>
-      <w:szCs w:val="32"/>
-    </w:rPr>
-  </w:style>
-  <w:style w:customStyle="1" w:styleId="Heading3Char" w:type="character">
-    <w:name w:val="Heading 3 Char"/>
-    <w:basedOn w:val="DefaultParagraphFont"/>
-    <w:link w:val="Heading3"/>
-    <w:uiPriority w:val="9"/>
-    <w:semiHidden/>
-    <w:rsid w:val="00A10FD9"/>
-    <w:rPr>
-      <w:rFonts w:cstheme="majorBidi" w:eastAsiaTheme="majorEastAsia"/>
-      <w:color w:themeColor="accent1" w:themeShade="BF" w:val="0F4761"/>
-      <w:sz w:val="28"/>
-      <w:szCs w:val="28"/>
-    </w:rPr>
-  </w:style>
-  <w:style w:customStyle="1" w:styleId="Heading4Char" w:type="character">
-    <w:name w:val="Heading 4 Char"/>
-    <w:basedOn w:val="DefaultParagraphFont"/>
-    <w:link w:val="Heading4"/>
-    <w:uiPriority w:val="9"/>
-    <w:semiHidden/>
-    <w:rsid w:val="00A10FD9"/>
-    <w:rPr>
-      <w:rFonts w:cstheme="majorBidi" w:eastAsiaTheme="majorEastAsia"/>
-      <w:i/>
-      <w:iCs/>
-      <w:color w:themeColor="accent1" w:themeShade="BF" w:val="0F4761"/>
-    </w:rPr>
-  </w:style>
-  <w:style w:customStyle="1" w:styleId="Heading5Char" w:type="character">
-    <w:name w:val="Heading 5 Char"/>
-    <w:basedOn w:val="DefaultParagraphFont"/>
-    <w:link w:val="Heading5"/>
-    <w:uiPriority w:val="9"/>
-    <w:semiHidden/>
-    <w:rsid w:val="00A10FD9"/>
-    <w:rPr>
-      <w:rFonts w:cstheme="majorBidi" w:eastAsiaTheme="majorEastAsia"/>
-      <w:color w:themeColor="accent1" w:themeShade="BF" w:val="0F4761"/>
-    </w:rPr>
-  </w:style>
-  <w:style w:customStyle="1" w:styleId="Heading6Char" w:type="character">
-    <w:name w:val="Heading 6 Char"/>
-    <w:basedOn w:val="DefaultParagraphFont"/>
-    <w:link w:val="Heading6"/>
-    <w:uiPriority w:val="9"/>
-    <w:semiHidden/>
-    <w:rsid w:val="00A10FD9"/>
-    <w:rPr>
-      <w:rFonts w:cstheme="majorBidi" w:eastAsiaTheme="majorEastAsia"/>
-      <w:i/>
-      <w:iCs/>
-      <w:color w:themeColor="text1" w:themeTint="A6" w:val="595959"/>
-    </w:rPr>
-  </w:style>
-  <w:style w:customStyle="1" w:styleId="Heading7Char" w:type="character">
-    <w:name w:val="Heading 7 Char"/>
-    <w:basedOn w:val="DefaultParagraphFont"/>
-    <w:link w:val="Heading7"/>
-    <w:uiPriority w:val="9"/>
-    <w:semiHidden/>
-    <w:rsid w:val="00A10FD9"/>
-    <w:rPr>
-      <w:rFonts w:cstheme="majorBidi" w:eastAsiaTheme="majorEastAsia"/>
-      <w:color w:themeColor="text1" w:themeTint="A6" w:val="595959"/>
-    </w:rPr>
-  </w:style>
-  <w:style w:customStyle="1" w:styleId="Heading8Char" w:type="character">
-    <w:name w:val="Heading 8 Char"/>
-    <w:basedOn w:val="DefaultParagraphFont"/>
-    <w:link w:val="Heading8"/>
-    <w:uiPriority w:val="9"/>
-    <w:semiHidden/>
-    <w:rsid w:val="00A10FD9"/>
-    <w:rPr>
-      <w:rFonts w:cstheme="majorBidi" w:eastAsiaTheme="majorEastAsia"/>
-      <w:i/>
-      <w:iCs/>
-      <w:color w:themeColor="text1" w:themeTint="D8" w:val="272727"/>
-    </w:rPr>
-  </w:style>
-  <w:style w:customStyle="1" w:styleId="Heading9Char" w:type="character">
-    <w:name w:val="Heading 9 Char"/>
-    <w:basedOn w:val="DefaultParagraphFont"/>
-    <w:link w:val="Heading9"/>
-    <w:uiPriority w:val="9"/>
-    <w:semiHidden/>
-    <w:rsid w:val="00A10FD9"/>
-    <w:rPr>
-      <w:rFonts w:cstheme="majorBidi" w:eastAsiaTheme="majorEastAsia"/>
-      <w:color w:themeColor="text1" w:themeTint="D8" w:val="272727"/>
+      <w:color w:themeColor="accent1" w:val="4F81BD"/>
+      <w:sz w:val="24"/>
+      <w:szCs w:val="24"/>
     </w:rPr>
   </w:style>
   <w:style w:styleId="BlockText" w:type="paragraph">
@@ -9982,18 +9877,6 @@
     <w:unhideWhenUsed/>
     <w:qFormat/>
   </w:style>
-  <w:style w:styleId="FootnoteBlockText" w:type="paragraph">
-    <w:name w:val="Footnote Block Text"/>
-    <w:basedOn w:val="FootnoteText"/>
-    <w:next w:val="FootnoteText"/>
-    <w:uiPriority w:val="9"/>
-    <w:unhideWhenUsed/>
-    <w:qFormat/>
-    <w:pPr>
-      <w:spacing w:after="100" w:before="100"/>
-      <w:ind w:firstLine="0" w:left="480" w:right="480"/>
-    </w:pPr>
-  </w:style>
   <w:style w:default="1" w:styleId="DefaultParagraphFont" w:type="character">
     <w:name w:val="Default Paragraph Font"/>
     <w:semiHidden/>
@@ -10015,11 +9898,18 @@
       </w:tblCellMar>
     </w:tblPr>
     <w:tblStylePr w:type="firstRow">
+      <w:tblPr>
+        <w:jc w:val="left"/>
+        <w:tblInd w:type="dxa" w:w="0"/>
+      </w:tblPr>
+      <w:trPr>
+        <w:jc w:val="left"/>
+      </w:trPr>
       <w:tcPr>
+        <w:vAlign w:val="bottom"/>
         <w:tcBorders>
           <w:bottom w:val="single"/>
         </w:tcBorders>
-        <w:vAlign w:val="bottom"/>
       </w:tcPr>
     </w:tblStylePr>
   </w:style>
@@ -10134,8 +10024,8 @@
     <w:name w:val="KeywordTok"/>
     <w:basedOn w:val="VerbatimChar"/>
     <w:rPr>
+      <w:color w:val="007020"/>
       <w:b/>
-      <w:color w:val="007020"/>
     </w:rPr>
   </w:style>
   <w:style w:type="character" w:customStyle="1" w:styleId="DataTypeTok">
@@ -10212,42 +10102,42 @@
     <w:name w:val="ImportTok"/>
     <w:basedOn w:val="VerbatimChar"/>
     <w:rPr>
+      <w:color w:val="008000"/>
       <w:b/>
-      <w:color w:val="008000"/>
     </w:rPr>
   </w:style>
   <w:style w:type="character" w:customStyle="1" w:styleId="CommentTok">
     <w:name w:val="CommentTok"/>
     <w:basedOn w:val="VerbatimChar"/>
     <w:rPr>
+      <w:color w:val="60a0b0"/>
       <w:i/>
-      <w:color w:val="60a0b0"/>
     </w:rPr>
   </w:style>
   <w:style w:type="character" w:customStyle="1" w:styleId="DocumentationTok">
     <w:name w:val="DocumentationTok"/>
     <w:basedOn w:val="VerbatimChar"/>
     <w:rPr>
+      <w:color w:val="ba2121"/>
       <w:i/>
-      <w:color w:val="ba2121"/>
     </w:rPr>
   </w:style>
   <w:style w:type="character" w:customStyle="1" w:styleId="AnnotationTok">
     <w:name w:val="AnnotationTok"/>
     <w:basedOn w:val="VerbatimChar"/>
     <w:rPr>
+      <w:color w:val="60a0b0"/>
       <w:b/>
       <w:i/>
-      <w:color w:val="60a0b0"/>
     </w:rPr>
   </w:style>
   <w:style w:type="character" w:customStyle="1" w:styleId="CommentVarTok">
     <w:name w:val="CommentVarTok"/>
     <w:basedOn w:val="VerbatimChar"/>
     <w:rPr>
+      <w:color w:val="60a0b0"/>
       <w:b/>
       <w:i/>
-      <w:color w:val="60a0b0"/>
     </w:rPr>
   </w:style>
   <w:style w:type="character" w:customStyle="1" w:styleId="OtherTok">
@@ -10275,8 +10165,8 @@
     <w:name w:val="ControlFlowTok"/>
     <w:basedOn w:val="VerbatimChar"/>
     <w:rPr>
+      <w:color w:val="007020"/>
       <w:b/>
-      <w:color w:val="007020"/>
     </w:rPr>
   </w:style>
   <w:style w:type="character" w:customStyle="1" w:styleId="OperatorTok">
@@ -10321,34 +10211,34 @@
     <w:name w:val="InformationTok"/>
     <w:basedOn w:val="VerbatimChar"/>
     <w:rPr>
+      <w:color w:val="60a0b0"/>
       <w:b/>
       <w:i/>
-      <w:color w:val="60a0b0"/>
     </w:rPr>
   </w:style>
   <w:style w:type="character" w:customStyle="1" w:styleId="WarningTok">
     <w:name w:val="WarningTok"/>
     <w:basedOn w:val="VerbatimChar"/>
     <w:rPr>
+      <w:color w:val="60a0b0"/>
       <w:b/>
       <w:i/>
-      <w:color w:val="60a0b0"/>
     </w:rPr>
   </w:style>
   <w:style w:type="character" w:customStyle="1" w:styleId="AlertTok">
     <w:name w:val="AlertTok"/>
     <w:basedOn w:val="VerbatimChar"/>
     <w:rPr>
+      <w:color w:val="ff0000"/>
       <w:b/>
-      <w:color w:val="ff0000"/>
     </w:rPr>
   </w:style>
   <w:style w:type="character" w:customStyle="1" w:styleId="ErrorTok">
     <w:name w:val="ErrorTok"/>
     <w:basedOn w:val="VerbatimChar"/>
     <w:rPr>
+      <w:color w:val="ff0000"/>
       <w:b/>
-      <w:color w:val="ff0000"/>
     </w:rPr>
   </w:style>
   <w:style w:type="character" w:customStyle="1" w:styleId="NormalTok">
@@ -10370,44 +10260,44 @@
         <a:sysClr val="window" lastClr="FFFFFF"/>
       </a:lt1>
       <a:dk2>
-        <a:srgbClr val="0E2841"/>
+        <a:srgbClr val="1F497D"/>
       </a:dk2>
       <a:lt2>
-        <a:srgbClr val="E8E8E8"/>
+        <a:srgbClr val="EEECE1"/>
       </a:lt2>
       <a:accent1>
-        <a:srgbClr val="156082"/>
+        <a:srgbClr val="4F81BD"/>
       </a:accent1>
       <a:accent2>
-        <a:srgbClr val="E97132"/>
+        <a:srgbClr val="C0504D"/>
       </a:accent2>
       <a:accent3>
-        <a:srgbClr val="196B24"/>
+        <a:srgbClr val="9BBB59"/>
       </a:accent3>
       <a:accent4>
-        <a:srgbClr val="0F9ED5"/>
+        <a:srgbClr val="8064A2"/>
       </a:accent4>
       <a:accent5>
-        <a:srgbClr val="A02B93"/>
+        <a:srgbClr val="4BACC6"/>
       </a:accent5>
       <a:accent6>
-        <a:srgbClr val="4EA72E"/>
+        <a:srgbClr val="F79646"/>
       </a:accent6>
       <a:hlink>
-        <a:srgbClr val="467886"/>
+        <a:srgbClr val="0000FF"/>
       </a:hlink>
       <a:folHlink>
-        <a:srgbClr val="96607D"/>
+        <a:srgbClr val="800080"/>
       </a:folHlink>
     </a:clrScheme>
     <a:fontScheme name="Office">
       <a:majorFont>
-        <a:latin typeface="Aptos Display" panose="02110004020202020204"/>
+        <a:latin typeface="Calibri"/>
         <a:ea typeface=""/>
         <a:cs typeface=""/>
-        <a:font script="Jpan" typeface="游ゴシック Light"/>
+        <a:font script="Jpan" typeface="ＭＳ ゴシック"/>
         <a:font script="Hang" typeface="맑은 고딕"/>
-        <a:font script="Hans" typeface="等线 Light"/>
+        <a:font script="Hans" typeface="宋体"/>
         <a:font script="Hant" typeface="新細明體"/>
         <a:font script="Arab" typeface="Times New Roman"/>
         <a:font script="Hebr" typeface="Times New Roman"/>
@@ -10434,32 +10324,14 @@
         <a:font script="Mong" typeface="Mongolian Baiti"/>
         <a:font script="Viet" typeface="Times New Roman"/>
         <a:font script="Uigh" typeface="Microsoft Uighur"/>
-        <a:font script="Geor" typeface="Sylfaen"/>
-        <a:font script="Armn" typeface="Arial"/>
-        <a:font script="Bugi" typeface="Leelawadee UI"/>
-        <a:font script="Bopo" typeface="Microsoft JhengHei"/>
-        <a:font script="Java" typeface="Javanese Text"/>
-        <a:font script="Lisu" typeface="Segoe UI"/>
-        <a:font script="Mymr" typeface="Myanmar Text"/>
-        <a:font script="Nkoo" typeface="Ebrima"/>
-        <a:font script="Olck" typeface="Nirmala UI"/>
-        <a:font script="Osma" typeface="Ebrima"/>
-        <a:font script="Phag" typeface="Phagspa"/>
-        <a:font script="Syrn" typeface="Estrangelo Edessa"/>
-        <a:font script="Syrj" typeface="Estrangelo Edessa"/>
-        <a:font script="Syre" typeface="Estrangelo Edessa"/>
-        <a:font script="Sora" typeface="Nirmala UI"/>
-        <a:font script="Tale" typeface="Microsoft Tai Le"/>
-        <a:font script="Talu" typeface="Microsoft New Tai Lue"/>
-        <a:font script="Tfng" typeface="Ebrima"/>
       </a:majorFont>
       <a:minorFont>
-        <a:latin typeface="Aptos" panose="02110004020202020204"/>
+        <a:latin typeface="Cambria"/>
         <a:ea typeface=""/>
         <a:cs typeface=""/>
-        <a:font script="Jpan" typeface="游明朝"/>
+        <a:font script="Jpan" typeface="ＭＳ 明朝"/>
         <a:font script="Hang" typeface="맑은 고딕"/>
-        <a:font script="Hans" typeface="等线"/>
+        <a:font script="Hans" typeface="宋体"/>
         <a:font script="Hant" typeface="新細明體"/>
         <a:font script="Arab" typeface="Arial"/>
         <a:font script="Hebr" typeface="Arial"/>
@@ -10486,24 +10358,6 @@
         <a:font script="Mong" typeface="Mongolian Baiti"/>
         <a:font script="Viet" typeface="Arial"/>
         <a:font script="Uigh" typeface="Microsoft Uighur"/>
-        <a:font script="Geor" typeface="Sylfaen"/>
-        <a:font script="Armn" typeface="Arial"/>
-        <a:font script="Bugi" typeface="Leelawadee UI"/>
-        <a:font script="Bopo" typeface="Microsoft JhengHei"/>
-        <a:font script="Java" typeface="Javanese Text"/>
-        <a:font script="Lisu" typeface="Segoe UI"/>
-        <a:font script="Mymr" typeface="Myanmar Text"/>
-        <a:font script="Nkoo" typeface="Ebrima"/>
-        <a:font script="Olck" typeface="Nirmala UI"/>
-        <a:font script="Osma" typeface="Ebrima"/>
-        <a:font script="Phag" typeface="Phagspa"/>
-        <a:font script="Syrn" typeface="Estrangelo Edessa"/>
-        <a:font script="Syrj" typeface="Estrangelo Edessa"/>
-        <a:font script="Syre" typeface="Estrangelo Edessa"/>
-        <a:font script="Sora" typeface="Nirmala UI"/>
-        <a:font script="Tale" typeface="Microsoft Tai Le"/>
-        <a:font script="Talu" typeface="Microsoft New Tai Lue"/>
-        <a:font script="Tfng" typeface="Ebrima"/>
       </a:minorFont>
     </a:fontScheme>
     <a:fmtScheme name="Office">
@@ -10515,141 +10369,200 @@
           <a:gsLst>
             <a:gs pos="0">
               <a:schemeClr val="phClr">
-                <a:lumMod val="110000"/>
-                <a:satMod val="105000"/>
-                <a:tint val="67000"/>
+                <a:tint val="50000"/>
+                <a:satMod val="300000"/>
               </a:schemeClr>
             </a:gs>
-            <a:gs pos="50000">
+            <a:gs pos="35000">
               <a:schemeClr val="phClr">
-                <a:lumMod val="105000"/>
-                <a:satMod val="103000"/>
-                <a:tint val="73000"/>
+                <a:tint val="37000"/>
+                <a:satMod val="300000"/>
               </a:schemeClr>
             </a:gs>
             <a:gs pos="100000">
               <a:schemeClr val="phClr">
-                <a:lumMod val="105000"/>
-                <a:satMod val="109000"/>
-                <a:tint val="81000"/>
+                <a:tint val="15000"/>
+                <a:satMod val="350000"/>
               </a:schemeClr>
             </a:gs>
           </a:gsLst>
-          <a:lin ang="5400000" scaled="0"/>
+          <a:lin ang="16200000" scaled="1"/>
         </a:gradFill>
         <a:gradFill rotWithShape="1">
           <a:gsLst>
             <a:gs pos="0">
               <a:schemeClr val="phClr">
-                <a:satMod val="103000"/>
-                <a:lumMod val="102000"/>
-                <a:tint val="94000"/>
-              </a:schemeClr>
-            </a:gs>
-            <a:gs pos="50000">
-              <a:schemeClr val="phClr">
-                <a:satMod val="110000"/>
-                <a:lumMod val="100000"/>
+                <a:tint val="100000"/>
                 <a:shade val="100000"/>
+                <a:satMod val="130000"/>
               </a:schemeClr>
             </a:gs>
             <a:gs pos="100000">
               <a:schemeClr val="phClr">
-                <a:lumMod val="99000"/>
-                <a:satMod val="120000"/>
-                <a:shade val="78000"/>
+                <a:tint val="50000"/>
+                <a:shade val="100000"/>
+                <a:satMod val="350000"/>
               </a:schemeClr>
             </a:gs>
           </a:gsLst>
-          <a:lin ang="5400000" scaled="0"/>
+          <a:lin ang="16200000" scaled="0"/>
         </a:gradFill>
       </a:fillStyleLst>
       <a:lnStyleLst>
-        <a:ln w="6350" cap="flat" cmpd="sng" algn="ctr">
+        <a:ln w="9525" cap="flat" cmpd="sng" algn="ctr">
+          <a:solidFill>
+            <a:schemeClr val="phClr">
+              <a:shade val="95000"/>
+              <a:satMod val="105000"/>
+            </a:schemeClr>
+          </a:solidFill>
+          <a:prstDash val="solid"/>
+        </a:ln>
+        <a:ln w="25400" cap="flat" cmpd="sng" algn="ctr">
           <a:solidFill>
             <a:schemeClr val="phClr"/>
           </a:solidFill>
           <a:prstDash val="solid"/>
-          <a:miter lim="800000"/>
         </a:ln>
-        <a:ln w="12700" cap="flat" cmpd="sng" algn="ctr">
+        <a:ln w="38100" cap="flat" cmpd="sng" algn="ctr">
           <a:solidFill>
             <a:schemeClr val="phClr"/>
           </a:solidFill>
           <a:prstDash val="solid"/>
-          <a:miter lim="800000"/>
-        </a:ln>
-        <a:ln w="19050" cap="flat" cmpd="sng" algn="ctr">
-          <a:solidFill>
-            <a:schemeClr val="phClr"/>
-          </a:solidFill>
-          <a:prstDash val="solid"/>
-          <a:miter lim="800000"/>
         </a:ln>
       </a:lnStyleLst>
       <a:effectStyleLst>
         <a:effectStyle>
-          <a:effectLst/>
-        </a:effectStyle>
-        <a:effectStyle>
-          <a:effectLst/>
+          <a:effectLst>
+            <a:outerShdw blurRad="40000" dist="20000" dir="5400000" rotWithShape="0">
+              <a:srgbClr val="000000">
+                <a:alpha val="38000"/>
+              </a:srgbClr>
+            </a:outerShdw>
+          </a:effectLst>
         </a:effectStyle>
         <a:effectStyle>
           <a:effectLst>
-            <a:outerShdw blurRad="57150" dist="19050" dir="5400000" algn="ctr" rotWithShape="0">
+            <a:outerShdw blurRad="40000" dist="23000" dir="5400000" rotWithShape="0">
               <a:srgbClr val="000000">
-                <a:alpha val="63000"/>
+                <a:alpha val="35000"/>
               </a:srgbClr>
             </a:outerShdw>
           </a:effectLst>
+        </a:effectStyle>
+        <a:effectStyle>
+          <a:effectLst>
+            <a:outerShdw blurRad="40000" dist="23000" dir="5400000" rotWithShape="0">
+              <a:srgbClr val="000000">
+                <a:alpha val="35000"/>
+              </a:srgbClr>
+            </a:outerShdw>
+          </a:effectLst>
+          <a:scene3d>
+            <a:camera prst="orthographicFront">
+              <a:rot lat="0" lon="0" rev="0"/>
+            </a:camera>
+            <a:lightRig rig="threePt" dir="t">
+              <a:rot lat="0" lon="0" rev="1200000"/>
+            </a:lightRig>
+          </a:scene3d>
+          <a:sp3d>
+            <a:bevelT w="63500" h="25400"/>
+          </a:sp3d>
         </a:effectStyle>
       </a:effectStyleLst>
       <a:bgFillStyleLst>
         <a:solidFill>
           <a:schemeClr val="phClr"/>
         </a:solidFill>
-        <a:solidFill>
-          <a:schemeClr val="phClr">
-            <a:tint val="95000"/>
-            <a:satMod val="170000"/>
-          </a:schemeClr>
-        </a:solidFill>
         <a:gradFill rotWithShape="1">
           <a:gsLst>
             <a:gs pos="0">
               <a:schemeClr val="phClr">
-                <a:tint val="93000"/>
-                <a:satMod val="150000"/>
-                <a:shade val="98000"/>
-                <a:lumMod val="102000"/>
+                <a:tint val="40000"/>
+                <a:satMod val="350000"/>
               </a:schemeClr>
             </a:gs>
-            <a:gs pos="50000">
+            <a:gs pos="40000">
               <a:schemeClr val="phClr">
-                <a:tint val="98000"/>
-                <a:satMod val="130000"/>
-                <a:shade val="90000"/>
-                <a:lumMod val="103000"/>
+                <a:tint val="45000"/>
+                <a:shade val="99000"/>
+                <a:satMod val="350000"/>
               </a:schemeClr>
             </a:gs>
             <a:gs pos="100000">
               <a:schemeClr val="phClr">
-                <a:shade val="63000"/>
-                <a:satMod val="120000"/>
+                <a:shade val="20000"/>
+                <a:satMod val="255000"/>
               </a:schemeClr>
             </a:gs>
           </a:gsLst>
-          <a:lin ang="5400000" scaled="0"/>
+          <a:path path="circle">
+            <a:fillToRect l="50000" t="-80000" r="50000" b="180000"/>
+          </a:path>
+        </a:gradFill>
+        <a:gradFill rotWithShape="1">
+          <a:gsLst>
+            <a:gs pos="0">
+              <a:schemeClr val="phClr">
+                <a:tint val="80000"/>
+                <a:satMod val="300000"/>
+              </a:schemeClr>
+            </a:gs>
+            <a:gs pos="100000">
+              <a:schemeClr val="phClr">
+                <a:shade val="30000"/>
+                <a:satMod val="200000"/>
+              </a:schemeClr>
+            </a:gs>
+          </a:gsLst>
+          <a:path path="circle">
+            <a:fillToRect l="50000" t="50000" r="50000" b="50000"/>
+          </a:path>
         </a:gradFill>
       </a:bgFillStyleLst>
     </a:fmtScheme>
   </a:themeElements>
-  <a:objectDefaults/>
+  <a:objectDefaults>
+    <a:spDef>
+      <a:spPr/>
+      <a:bodyPr/>
+      <a:lstStyle/>
+      <a:style>
+        <a:lnRef idx="1">
+          <a:schemeClr val="accent1"/>
+        </a:lnRef>
+        <a:fillRef idx="3">
+          <a:schemeClr val="accent1"/>
+        </a:fillRef>
+        <a:effectRef idx="2">
+          <a:schemeClr val="accent1"/>
+        </a:effectRef>
+        <a:fontRef idx="minor">
+          <a:schemeClr val="lt1"/>
+        </a:fontRef>
+      </a:style>
+    </a:spDef>
+    <a:lnDef>
+      <a:spPr/>
+      <a:bodyPr/>
+      <a:lstStyle/>
+      <a:style>
+        <a:lnRef idx="2">
+          <a:schemeClr val="accent1"/>
+        </a:lnRef>
+        <a:fillRef idx="0">
+          <a:schemeClr val="accent1"/>
+        </a:fillRef>
+        <a:effectRef idx="1">
+          <a:schemeClr val="accent1"/>
+        </a:effectRef>
+        <a:fontRef idx="minor">
+          <a:schemeClr val="tx1"/>
+        </a:fontRef>
+      </a:style>
+    </a:lnDef>
+  </a:objectDefaults>
   <a:extraClrSchemeLst/>
-  <a:extLst>
-    <a:ext uri="{05A4C25C-085E-4340-85A3-A5531E510DB2}">
-      <thm15:themeFamily xmlns:thm15="http://schemas.microsoft.com/office/thememl/2012/main" name="Office Theme" id="{2E142A2C-CD16-42D6-873A-C26D2A0506FA}" vid="{1BDDFF52-6CD6-40A5-AB3C-68EB2F1E4D0A}"/>
-    </a:ext>
-  </a:extLst>
 </a:theme>
 </file>
--- a/04-regulatory-compliance/GDPR/Espanol/GDPR_Practical_Manager_and_Junior_Analyst_Manual_Espanol_v1.0.docx
+++ b/04-regulatory-compliance/GDPR/Espanol/GDPR_Practical_Manager_and_Junior_Analyst_Manual_Espanol_v1.0.docx
@@ -2,32 +2,6 @@
 <file path=word/document.xml><?xml version="1.0" encoding="utf-8"?>
 <w:document xmlns:w="http://schemas.openxmlformats.org/wordprocessingml/2006/main" xmlns:m="http://schemas.openxmlformats.org/officeDocument/2006/math" xmlns:r="http://schemas.openxmlformats.org/officeDocument/2006/relationships" xmlns:o="urn:schemas-microsoft-com:office:office" xmlns:v="urn:schemas-microsoft-com:vml" xmlns:w10="urn:schemas-microsoft-com:office:word" xmlns:a="http://schemas.openxmlformats.org/drawingml/2006/main" xmlns:pic="http://schemas.openxmlformats.org/drawingml/2006/picture" xmlns:wp="http://schemas.openxmlformats.org/drawingml/2006/wordprocessingDrawing">
   <w:body>
-    <w:sdt>
-      <w:sdtPr>
-        <w:docPartObj>
-          <w:docPartGallery w:val="Table of Contents"/>
-          <w:docPartUnique/>
-        </w:docPartObj>
-      </w:sdtPr>
-      <w:sdtContent>
-        <w:p>
-          <w:pPr>
-            <w:pStyle w:val="TOCHeading"/>
-          </w:pPr>
-          <w:r>
-            <w:t xml:space="preserve">Table of Contents</w:t>
-          </w:r>
-        </w:p>
-        <w:p>
-          <w:r>
-            <w:fldChar w:fldCharType="begin" w:dirty="true"/>
-            <w:instrText xml:space="preserve">TOC \o "1-3" \h \z \u</w:instrText>
-            <w:fldChar w:fldCharType="separate"/>
-            <w:fldChar w:fldCharType="end"/>
-          </w:r>
-        </w:p>
-      </w:sdtContent>
-    </w:sdt>
     <w:p>
       <w:pPr>
         <w:pStyle w:val="BlockText"/>
@@ -5312,7 +5286,7 @@
     </w:p>
     <w:bookmarkEnd w:id="59"/>
     <w:bookmarkEnd w:id="60"/>
-    <w:bookmarkStart w:id="98" w:name="from-beginner-to-junior-privacy-analyst"/>
+    <w:bookmarkStart w:id="101" w:name="from-beginner-to-junior-privacy-analyst"/>
     <w:p>
       <w:pPr>
         <w:pStyle w:val="Heading1"/>
@@ -5338,8 +5312,58 @@
     </w:p>
     <w:p>
       <w:pPr>
-        <w:pStyle w:val="BodyText"/>
-      </w:pPr>
+        <w:pStyle w:val="CaptionedFigure"/>
+      </w:pPr>
+      <w:r>
+        <w:drawing>
+          <wp:inline>
+            <wp:extent cx="5334000" cy="2902901"/>
+            <wp:effectExtent b="0" l="0" r="0" t="0"/>
+            <wp:docPr descr="El aprendizaje, la práctica, el portafolio, la explicación y la postulación forman una trayectoria profesional." title="" id="62" name="Picture"/>
+            <a:graphic>
+              <a:graphicData uri="http://schemas.openxmlformats.org/drawingml/2006/picture">
+                <pic:pic>
+                  <pic:nvPicPr>
+                    <pic:cNvPr descr="media/image5.png" id="63" name="Picture"/>
+                    <pic:cNvPicPr>
+                      <a:picLocks noChangeArrowheads="1" noChangeAspect="1"/>
+                    </pic:cNvPicPr>
+                  </pic:nvPicPr>
+                  <pic:blipFill>
+                    <a:blip r:embed="rId61"/>
+                    <a:stretch>
+                      <a:fillRect/>
+                    </a:stretch>
+                  </pic:blipFill>
+                  <pic:spPr bwMode="auto">
+                    <a:xfrm>
+                      <a:off x="0" y="0"/>
+                      <a:ext cx="5334000" cy="2902901"/>
+                    </a:xfrm>
+                    <a:prstGeom prst="rect">
+                      <a:avLst/>
+                    </a:prstGeom>
+                    <a:noFill/>
+                    <a:ln w="9525">
+                      <a:noFill/>
+                      <a:headEnd/>
+                      <a:tailEnd/>
+                    </a:ln>
+                  </pic:spPr>
+                </pic:pic>
+              </a:graphicData>
+            </a:graphic>
+          </wp:inline>
+        </w:drawing>
+      </w:r>
+    </w:p>
+    <w:p>
+      <w:pPr>
+        <w:pStyle w:val="ImageCaption"/>
+      </w:pPr>
+      <w:r>
+        <w:t xml:space="preserve">El aprendizaje, la práctica, el portafolio, la explicación y la postulación forman una trayectoria profesional.</w:t>
+      </w:r>
     </w:p>
     <w:p>
       <w:pPr>
@@ -5349,7 +5373,7 @@
         <w:t xml:space="preserve">Figura 5. Vía de análisis de privacidad junior</w:t>
       </w:r>
     </w:p>
-    <w:bookmarkStart w:id="61" w:name="títulos-de-trabajo"/>
+    <w:bookmarkStart w:id="64" w:name="títulos-de-trabajo"/>
     <w:p>
       <w:pPr>
         <w:pStyle w:val="Heading2"/>
@@ -5450,8 +5474,8 @@
         <w:t xml:space="preserve">Privacy Program Coordinator</w:t>
       </w:r>
     </w:p>
-    <w:bookmarkEnd w:id="61"/>
-    <w:bookmarkStart w:id="62" w:name="típico-trabajo-junior"/>
+    <w:bookmarkEnd w:id="64"/>
+    <w:bookmarkStart w:id="65" w:name="típico-trabajo-junior"/>
     <w:p>
       <w:pPr>
         <w:pStyle w:val="Heading2"/>
@@ -5548,8 +5572,8 @@
         <w:t xml:space="preserve">Preparar informes claros sin tomar conclusiones legales sin apoyo.</w:t>
       </w:r>
     </w:p>
-    <w:bookmarkEnd w:id="62"/>
-    <w:bookmarkStart w:id="63" w:name="Xa25b260bb3ed6a156221454a6682002f09c489a"/>
+    <w:bookmarkEnd w:id="65"/>
+    <w:bookmarkStart w:id="66" w:name="Xa25b260bb3ed6a156221454a6682002f09c489a"/>
     <w:p>
       <w:pPr>
         <w:pStyle w:val="Heading2"/>
@@ -5784,8 +5808,8 @@
         <w:t xml:space="preserve">TEN Greenbone Community Edition TEN Vulnerability scan TEN Accountability, security, minimization, rights, or privacy-by-design evidence ←</w:t>
       </w:r>
     </w:p>
-    <w:bookmarkEnd w:id="63"/>
-    <w:bookmarkStart w:id="65" w:name="ciso-assistant"/>
+    <w:bookmarkEnd w:id="66"/>
+    <w:bookmarkStart w:id="68" w:name="ciso-assistant"/>
     <w:p>
       <w:pPr>
         <w:pStyle w:val="Heading2"/>
@@ -5820,7 +5844,7 @@
         <w:t xml:space="preserve">Abra la guía oficial de asistentes CISO(https://intuitem.gitbook.io/ciso-assistant)</w:t>
       </w:r>
     </w:p>
-    <w:bookmarkStart w:id="64" w:name="inicio-rápido"/>
+    <w:bookmarkStart w:id="67" w:name="inicio-rápido"/>
     <w:p>
       <w:pPr>
         <w:pStyle w:val="Heading3"/>
@@ -5837,9 +5861,9 @@
         <w:t xml:space="preserve">Crear una organización ficticia, mapear un requisito GDPR para un control, asignar un propietario, y adjuntar evidencia sanitaria.</w:t>
       </w:r>
     </w:p>
-    <w:bookmarkEnd w:id="64"/>
-    <w:bookmarkEnd w:id="65"/>
-    <w:bookmarkStart w:id="66" w:name="evidencia-para-retener"/>
+    <w:bookmarkEnd w:id="67"/>
+    <w:bookmarkEnd w:id="68"/>
+    <w:bookmarkStart w:id="69" w:name="evidencia-para-retener"/>
     <w:p>
       <w:pPr>
         <w:pStyle w:val="Heading2"/>
@@ -5856,8 +5880,8 @@
         <w:t xml:space="preserve">Grabar el propósito aprobado, propietario, alcance, datos utilizados, herramienta y versión de contenido, configuración, resultado completo, revisor, decisión, acción correctiva y retest. Proteger informes que contengan datos personales, credenciales o vulnerabilidades.</w:t>
       </w:r>
     </w:p>
-    <w:bookmarkEnd w:id="66"/>
-    <w:bookmarkStart w:id="68" w:name="openmetadata"/>
+    <w:bookmarkEnd w:id="69"/>
+    <w:bookmarkStart w:id="71" w:name="openmetadata"/>
     <w:p>
       <w:pPr>
         <w:pStyle w:val="Heading2"/>
@@ -5892,7 +5916,7 @@
         <w:t xml:space="preserve">[Seguridad]Abre la guía oficial OpenMetadata realizada/u contacto](https://docs.open-metadata.org/)</w:t>
       </w:r>
     </w:p>
-    <w:bookmarkStart w:id="67" w:name="inicio-rápido-1"/>
+    <w:bookmarkStart w:id="70" w:name="inicio-rápido-1"/>
     <w:p>
       <w:pPr>
         <w:pStyle w:val="Heading3"/>
@@ -5909,9 +5933,9 @@
         <w:t xml:space="preserve">Implementar un catálogo de laboratorio, registrar un activo de datos de muestra, añadir un propietario, clasificación, nota de propósito y etiqueta de retención.</w:t>
       </w:r>
     </w:p>
-    <w:bookmarkEnd w:id="67"/>
-    <w:bookmarkEnd w:id="68"/>
-    <w:bookmarkStart w:id="69" w:name="evidencia-para-retener-1"/>
+    <w:bookmarkEnd w:id="70"/>
+    <w:bookmarkEnd w:id="71"/>
+    <w:bookmarkStart w:id="72" w:name="evidencia-para-retener-1"/>
     <w:p>
       <w:pPr>
         <w:pStyle w:val="Heading2"/>
@@ -5928,8 +5952,8 @@
         <w:t xml:space="preserve">Grabar el propósito aprobado, propietario, alcance, datos utilizados, herramienta y versión de contenido, configuración, resultado completo, revisor, decisión, acción correctiva y retest. Proteger informes que contengan datos personales, credenciales o vulnerabilidades.</w:t>
       </w:r>
     </w:p>
-    <w:bookmarkEnd w:id="69"/>
-    <w:bookmarkStart w:id="71" w:name="microsoft-presidio"/>
+    <w:bookmarkEnd w:id="72"/>
+    <w:bookmarkStart w:id="74" w:name="microsoft-presidio"/>
     <w:p>
       <w:pPr>
         <w:pStyle w:val="Heading2"/>
@@ -5964,7 +5988,7 @@
         <w:t xml:space="preserve">[Seguridad]Abre la guía oficial de Microsoft Presidio realizada/u contacto](https://microsoft.github.io/presidio/)</w:t>
       </w:r>
     </w:p>
-    <w:bookmarkStart w:id="70" w:name="inicio-rápido-2"/>
+    <w:bookmarkStart w:id="73" w:name="inicio-rápido-2"/>
     <w:p>
       <w:pPr>
         <w:pStyle w:val="Heading3"/>
@@ -5981,9 +6005,9 @@
         <w:t xml:space="preserve">Ejecutar texto de muestra que contiene identificadores inventados, detecciones de revisión, aplicar enmascaramiento y registrar falsos positivos y faltas.</w:t>
       </w:r>
     </w:p>
-    <w:bookmarkEnd w:id="70"/>
-    <w:bookmarkEnd w:id="71"/>
-    <w:bookmarkStart w:id="72" w:name="evidencia-para-retener-2"/>
+    <w:bookmarkEnd w:id="73"/>
+    <w:bookmarkEnd w:id="74"/>
+    <w:bookmarkStart w:id="75" w:name="evidencia-para-retener-2"/>
     <w:p>
       <w:pPr>
         <w:pStyle w:val="Heading2"/>
@@ -6000,8 +6024,8 @@
         <w:t xml:space="preserve">Grabar el propósito aprobado, propietario, alcance, datos utilizados, herramienta y versión de contenido, configuración, resultado completo, revisor, decisión, acción correctiva y retest. Proteger informes que contengan datos personales, credenciales o vulnerabilidades.</w:t>
       </w:r>
     </w:p>
-    <w:bookmarkEnd w:id="72"/>
-    <w:bookmarkStart w:id="74" w:name="arx"/>
+    <w:bookmarkEnd w:id="75"/>
+    <w:bookmarkStart w:id="77" w:name="arx"/>
     <w:p>
       <w:pPr>
         <w:pStyle w:val="Heading2"/>
@@ -6036,7 +6060,7 @@
         <w:t xml:space="preserve">Abra la guía oficial ARX efectuada/u fiel](https://arx.deidentifier.org/anonymization-tool/)</w:t>
       </w:r>
     </w:p>
-    <w:bookmarkStart w:id="73" w:name="inicio-rápido-3"/>
+    <w:bookmarkStart w:id="76" w:name="inicio-rápido-3"/>
     <w:p>
       <w:pPr>
         <w:pStyle w:val="Heading3"/>
@@ -6053,9 +6077,9 @@
         <w:t xml:space="preserve">Cargue un conjunto de datos sintético, identificadores de marca y cuantificadores, aplique un modelo de privacidad y compare la utilidad y el riesgo.</w:t>
       </w:r>
     </w:p>
-    <w:bookmarkEnd w:id="73"/>
-    <w:bookmarkEnd w:id="74"/>
-    <w:bookmarkStart w:id="75" w:name="evidencia-para-retener-3"/>
+    <w:bookmarkEnd w:id="76"/>
+    <w:bookmarkEnd w:id="77"/>
+    <w:bookmarkStart w:id="78" w:name="evidencia-para-retener-3"/>
     <w:p>
       <w:pPr>
         <w:pStyle w:val="Heading2"/>
@@ -6072,8 +6096,8 @@
         <w:t xml:space="preserve">Grabar el propósito aprobado, propietario, alcance, datos utilizados, herramienta y versión de contenido, configuración, resultado completo, revisor, decisión, acción correctiva y retest. Proteger informes que contengan datos personales, credenciales o vulnerabilidades.</w:t>
       </w:r>
     </w:p>
-    <w:bookmarkEnd w:id="75"/>
-    <w:bookmarkStart w:id="77" w:name="keycloak"/>
+    <w:bookmarkEnd w:id="78"/>
+    <w:bookmarkStart w:id="80" w:name="keycloak"/>
     <w:p>
       <w:pPr>
         <w:pStyle w:val="Heading2"/>
@@ -6108,7 +6132,7 @@
         <w:t xml:space="preserve">[ejecutado]Abre la guía oficial de Keycloak realizada/u contacto](https://www.keycloak.org/guides)</w:t>
       </w:r>
     </w:p>
-    <w:bookmarkStart w:id="76" w:name="inicio-rápido-4"/>
+    <w:bookmarkStart w:id="79" w:name="inicio-rápido-4"/>
     <w:p>
       <w:pPr>
         <w:pStyle w:val="Heading3"/>
@@ -6125,9 +6149,9 @@
         <w:t xml:space="preserve">Crear un reino de laboratorio, usuarios, roles y MFA; probar menos privilegio y exportar la configuración y revisar evidencia.</w:t>
       </w:r>
     </w:p>
-    <w:bookmarkEnd w:id="76"/>
-    <w:bookmarkEnd w:id="77"/>
-    <w:bookmarkStart w:id="78" w:name="evidencia-para-retener-4"/>
+    <w:bookmarkEnd w:id="79"/>
+    <w:bookmarkEnd w:id="80"/>
+    <w:bookmarkStart w:id="81" w:name="evidencia-para-retener-4"/>
     <w:p>
       <w:pPr>
         <w:pStyle w:val="Heading2"/>
@@ -6144,8 +6168,8 @@
         <w:t xml:space="preserve">Grabar el propósito aprobado, propietario, alcance, datos utilizados, herramienta y versión de contenido, configuración, resultado completo, revisor, decisión, acción correctiva y retest. Proteger informes que contengan datos personales, credenciales o vulnerabilidades.</w:t>
       </w:r>
     </w:p>
-    <w:bookmarkEnd w:id="78"/>
-    <w:bookmarkStart w:id="80" w:name="wazuh"/>
+    <w:bookmarkEnd w:id="81"/>
+    <w:bookmarkStart w:id="83" w:name="wazuh"/>
     <w:p>
       <w:pPr>
         <w:pStyle w:val="Heading2"/>
@@ -6180,7 +6204,7 @@
         <w:t xml:space="preserve">Abra la guía oficial Wazuh realizada/u título](https://documentation.wazuh.com/current/quickstart.html)</w:t>
       </w:r>
     </w:p>
-    <w:bookmarkStart w:id="79" w:name="inicio-rápido-5"/>
+    <w:bookmarkStart w:id="82" w:name="inicio-rápido-5"/>
     <w:p>
       <w:pPr>
         <w:pStyle w:val="Heading3"/>
@@ -6197,9 +6221,9 @@
         <w:t xml:space="preserve">Conecta un endpoint de laboratorio, crea un evento inofensivo, revisa la alerta y salva el evento, la decisión analista y el seguimiento.</w:t>
       </w:r>
     </w:p>
-    <w:bookmarkEnd w:id="79"/>
-    <w:bookmarkEnd w:id="80"/>
-    <w:bookmarkStart w:id="81" w:name="evidencia-para-retener-5"/>
+    <w:bookmarkEnd w:id="82"/>
+    <w:bookmarkEnd w:id="83"/>
+    <w:bookmarkStart w:id="84" w:name="evidencia-para-retener-5"/>
     <w:p>
       <w:pPr>
         <w:pStyle w:val="Heading2"/>
@@ -6216,8 +6240,8 @@
         <w:t xml:space="preserve">Grabar el propósito aprobado, propietario, alcance, datos utilizados, herramienta y versión de contenido, configuración, resultado completo, revisor, decisión, acción correctiva y retest. Proteger informes que contengan datos personales, credenciales o vulnerabilidades.</w:t>
       </w:r>
     </w:p>
-    <w:bookmarkEnd w:id="81"/>
-    <w:bookmarkStart w:id="83" w:name="owasp-zap"/>
+    <w:bookmarkEnd w:id="84"/>
+    <w:bookmarkStart w:id="86" w:name="owasp-zap"/>
     <w:p>
       <w:pPr>
         <w:pStyle w:val="Heading2"/>
@@ -6252,7 +6276,7 @@
         <w:t xml:space="preserve">Abra la guía oficial OWASP ZAP efectuada / u fiel](https://www.zaproxy.org/getting-started/)</w:t>
       </w:r>
     </w:p>
-    <w:bookmarkStart w:id="82" w:name="inicio-rápido-6"/>
+    <w:bookmarkStart w:id="85" w:name="inicio-rápido-6"/>
     <w:p>
       <w:pPr>
         <w:pStyle w:val="Heading3"/>
@@ -6269,9 +6293,9 @@
         <w:t xml:space="preserve">Proxy a local training application, start with passive findings, validate one result, and export the approved scope and report.</w:t>
       </w:r>
     </w:p>
-    <w:bookmarkEnd w:id="82"/>
-    <w:bookmarkEnd w:id="83"/>
-    <w:bookmarkStart w:id="84" w:name="evidencia-para-retener-6"/>
+    <w:bookmarkEnd w:id="85"/>
+    <w:bookmarkEnd w:id="86"/>
+    <w:bookmarkStart w:id="87" w:name="evidencia-para-retener-6"/>
     <w:p>
       <w:pPr>
         <w:pStyle w:val="Heading2"/>
@@ -6288,8 +6312,8 @@
         <w:t xml:space="preserve">Grabar el propósito aprobado, propietario, alcance, datos utilizados, herramienta y versión de contenido, configuración, resultado completo, revisor, decisión, acción correctiva y retest. Proteger informes que contengan datos personales, credenciales o vulnerabilidades.</w:t>
       </w:r>
     </w:p>
-    <w:bookmarkEnd w:id="84"/>
-    <w:bookmarkStart w:id="86" w:name="trivy"/>
+    <w:bookmarkEnd w:id="87"/>
+    <w:bookmarkStart w:id="89" w:name="trivy"/>
     <w:p>
       <w:pPr>
         <w:pStyle w:val="Heading2"/>
@@ -6324,7 +6348,7 @@
         <w:t xml:space="preserve">Abra la guía oficial Trivy realizada/u título](https://trivy.dev/latest/)</w:t>
       </w:r>
     </w:p>
-    <w:bookmarkStart w:id="85" w:name="inicio-rápido-7"/>
+    <w:bookmarkStart w:id="88" w:name="inicio-rápido-7"/>
     <w:p>
       <w:pPr>
         <w:pStyle w:val="Heading3"/>
@@ -6341,9 +6365,9 @@
         <w:t xml:space="preserve">Escanear una imagen o repositorio de laboratorio, proteger informes, validar un hallazgo, arreglarlo y volver a escanear.</w:t>
       </w:r>
     </w:p>
-    <w:bookmarkEnd w:id="85"/>
-    <w:bookmarkEnd w:id="86"/>
-    <w:bookmarkStart w:id="87" w:name="evidencia-para-retener-7"/>
+    <w:bookmarkEnd w:id="88"/>
+    <w:bookmarkEnd w:id="89"/>
+    <w:bookmarkStart w:id="90" w:name="evidencia-para-retener-7"/>
     <w:p>
       <w:pPr>
         <w:pStyle w:val="Heading2"/>
@@ -6360,8 +6384,8 @@
         <w:t xml:space="preserve">Grabar el propósito aprobado, propietario, alcance, datos utilizados, herramienta y versión de contenido, configuración, resultado completo, revisor, decisión, acción correctiva y retest. Proteger informes que contengan datos personales, credenciales o vulnerabilidades.</w:t>
       </w:r>
     </w:p>
-    <w:bookmarkEnd w:id="87"/>
-    <w:bookmarkStart w:id="89" w:name="agente-de-política-abierta"/>
+    <w:bookmarkEnd w:id="90"/>
+    <w:bookmarkStart w:id="92" w:name="agente-de-política-abierta"/>
     <w:p>
       <w:pPr>
         <w:pStyle w:val="Heading2"/>
@@ -6396,7 +6420,7 @@
         <w:t xml:space="preserve">Abra la guía oficial de Agentes de Política Abierta(https://www.openpolicyagent.org/docs)</w:t>
       </w:r>
     </w:p>
-    <w:bookmarkStart w:id="88" w:name="inicio-rápido-8"/>
+    <w:bookmarkStart w:id="91" w:name="inicio-rápido-8"/>
     <w:p>
       <w:pPr>
         <w:pStyle w:val="Heading3"/>
@@ -6413,9 +6437,9 @@
         <w:t xml:space="preserve">Escribir una regla de laboratorio que niega un recurso de datos sin un propietario o etiqueta de retención; probar los insumos permitidos y negados.</w:t>
       </w:r>
     </w:p>
-    <w:bookmarkEnd w:id="88"/>
-    <w:bookmarkEnd w:id="89"/>
-    <w:bookmarkStart w:id="90" w:name="evidencia-para-retener-8"/>
+    <w:bookmarkEnd w:id="91"/>
+    <w:bookmarkEnd w:id="92"/>
+    <w:bookmarkStart w:id="93" w:name="evidencia-para-retener-8"/>
     <w:p>
       <w:pPr>
         <w:pStyle w:val="Heading2"/>
@@ -6432,8 +6456,8 @@
         <w:t xml:space="preserve">Grabar el propósito aprobado, propietario, alcance, datos utilizados, herramienta y versión de contenido, configuración, resultado completo, revisor, decisión, acción correctiva y retest. Proteger informes que contengan datos personales, credenciales o vulnerabilidades.</w:t>
       </w:r>
     </w:p>
-    <w:bookmarkEnd w:id="90"/>
-    <w:bookmarkStart w:id="92" w:name="klaro"/>
+    <w:bookmarkEnd w:id="93"/>
+    <w:bookmarkStart w:id="95" w:name="klaro"/>
     <w:p>
       <w:pPr>
         <w:pStyle w:val="Heading2"/>
@@ -6468,7 +6492,7 @@
         <w:t xml:space="preserve">Abrir la guía oficial Klaro!</w:t>
       </w:r>
     </w:p>
-    <w:bookmarkStart w:id="91" w:name="inicio-rápido-9"/>
+    <w:bookmarkStart w:id="94" w:name="inicio-rápido-9"/>
     <w:p>
       <w:pPr>
         <w:pStyle w:val="Heading3"/>
@@ -6485,9 +6509,9 @@
         <w:t xml:space="preserve">Configurar una página de laboratorio para que los servicios opcionales permanezcan fuera hasta que la elección; probar aceptar, rechazar, cambiar y retirar caminos.</w:t>
       </w:r>
     </w:p>
-    <w:bookmarkEnd w:id="91"/>
-    <w:bookmarkEnd w:id="92"/>
-    <w:bookmarkStart w:id="93" w:name="evidencia-para-retener-9"/>
+    <w:bookmarkEnd w:id="94"/>
+    <w:bookmarkEnd w:id="95"/>
+    <w:bookmarkStart w:id="96" w:name="evidencia-para-retener-9"/>
     <w:p>
       <w:pPr>
         <w:pStyle w:val="Heading2"/>
@@ -6504,8 +6528,8 @@
         <w:t xml:space="preserve">Grabar el propósito aprobado, propietario, alcance, datos utilizados, herramienta y versión de contenido, configuración, resultado completo, revisor, decisión, acción correctiva y retest. Proteger informes que contengan datos personales, credenciales o vulnerabilidades.</w:t>
       </w:r>
     </w:p>
-    <w:bookmarkEnd w:id="93"/>
-    <w:bookmarkStart w:id="95" w:name="greenbone-community-edition"/>
+    <w:bookmarkEnd w:id="96"/>
+    <w:bookmarkStart w:id="98" w:name="greenbone-community-edition"/>
     <w:p>
       <w:pPr>
         <w:pStyle w:val="Heading2"/>
@@ -6540,7 +6564,7 @@
         <w:t xml:space="preserve">[Seguridad]Abre la guía oficial Greenbone Community Edition realizada/u contactos](https://greenbone.github.io/docs/latest/)</w:t>
       </w:r>
     </w:p>
-    <w:bookmarkStart w:id="94" w:name="inicio-rápido-10"/>
+    <w:bookmarkStart w:id="97" w:name="inicio-rápido-10"/>
     <w:p>
       <w:pPr>
         <w:pStyle w:val="Heading3"/>
@@ -6555,117 +6579,117 @@
       </w:pPr>
       <w:r>
         <w:t xml:space="preserve">Escanear sólo un objetivo de laboratorio aprobado, validar un hallazgo, corregirlo, cambiar y registrar el alcance, versión, resultado y revisor.</w:t>
-      </w:r>
-    </w:p>
-    <w:bookmarkEnd w:id="94"/>
-    <w:bookmarkEnd w:id="95"/>
-    <w:bookmarkStart w:id="96" w:name="evidencia-para-retener-10"/>
-    <w:p>
-      <w:pPr>
-        <w:pStyle w:val="Heading2"/>
-      </w:pPr>
-      <w:r>
-        <w:t xml:space="preserve">Evidencia para retener</w:t>
-      </w:r>
-    </w:p>
-    <w:p>
-      <w:pPr>
-        <w:pStyle w:val="FirstParagraph"/>
-      </w:pPr>
-      <w:r>
-        <w:t xml:space="preserve">Grabar el propósito aprobado, propietario, alcance, datos utilizados, herramienta y versión de contenido, configuración, resultado completo, revisor, decisión, acción correctiva y retest. Proteger informes que contengan datos personales, credenciales o vulnerabilidades.</w:t>
-      </w:r>
-    </w:p>
-    <w:bookmarkEnd w:id="96"/>
-    <w:bookmarkStart w:id="97" w:name="X77d6c338403f2081a816fed668db36a071034f6"/>
-    <w:p>
-      <w:pPr>
-        <w:pStyle w:val="Heading2"/>
-      </w:pPr>
-      <w:r>
-        <w:t xml:space="preserve">12.12 Lista de verificación de la gobernanza de la herramienta</w:t>
-      </w:r>
-    </w:p>
-    <w:p>
-      <w:pPr>
-        <w:numPr>
-          <w:ilvl w:val="0"/>
-          <w:numId w:val="1014"/>
-        </w:numPr>
-      </w:pPr>
-      <w:r>
-        <w:t xml:space="preserve">Utilizar datos ficticios o sanitarios en el entrenamiento.</w:t>
-      </w:r>
-    </w:p>
-    <w:p>
-      <w:pPr>
-        <w:numPr>
-          <w:ilvl w:val="0"/>
-          <w:numId w:val="1014"/>
-        </w:numPr>
-      </w:pPr>
-      <w:r>
-        <w:t xml:space="preserve">Aprobar el propósito, propietario, alcance, acceso, alojamiento y retención antes del uso de la producción.</w:t>
-      </w:r>
-    </w:p>
-    <w:p>
-      <w:pPr>
-        <w:numPr>
-          <w:ilvl w:val="0"/>
-          <w:numId w:val="1014"/>
-        </w:numPr>
-      </w:pPr>
-      <w:r>
-        <w:t xml:space="preserve">Revisar licencias, fuentes de software, versiones, sumas de comprobación y dependencias.</w:t>
-      </w:r>
-    </w:p>
-    <w:p>
-      <w:pPr>
-        <w:numPr>
-          <w:ilvl w:val="0"/>
-          <w:numId w:val="1014"/>
-        </w:numPr>
-      </w:pPr>
-      <w:r>
-        <w:t xml:space="preserve">Prueba la exactitud de detección y documenta falsos positivos y falsos negativos.</w:t>
-      </w:r>
-    </w:p>
-    <w:p>
-      <w:pPr>
-        <w:numPr>
-          <w:ilvl w:val="0"/>
-          <w:numId w:val="1014"/>
-        </w:numPr>
-      </w:pPr>
-      <w:r>
-        <w:t xml:space="preserve">Restrict and log administrative access.</w:t>
-      </w:r>
-    </w:p>
-    <w:p>
-      <w:pPr>
-        <w:numPr>
-          <w:ilvl w:val="0"/>
-          <w:numId w:val="1014"/>
-        </w:numPr>
-      </w:pPr>
-      <w:r>
-        <w:t xml:space="preserve">Definir los procesos de examen humano, escalada, corrección y eliminación.</w:t>
-      </w:r>
-    </w:p>
-    <w:p>
-      <w:pPr>
-        <w:numPr>
-          <w:ilvl w:val="0"/>
-          <w:numId w:val="1014"/>
-        </w:numPr>
-      </w:pPr>
-      <w:r>
-        <w:t xml:space="preserve">No suba datos personales a un servicio externo sin una revisión legal, de seguridad y transferencia aprobada.</w:t>
       </w:r>
     </w:p>
     <w:bookmarkEnd w:id="97"/>
     <w:bookmarkEnd w:id="98"/>
-    <w:bookmarkStart w:id="103" w:name="Xc1ec02c0f8768940d94445795a69303e65bfa9e"/>
+    <w:bookmarkStart w:id="99" w:name="evidencia-para-retener-10"/>
+    <w:p>
+      <w:pPr>
+        <w:pStyle w:val="Heading2"/>
+      </w:pPr>
+      <w:r>
+        <w:t xml:space="preserve">Evidencia para retener</w:t>
+      </w:r>
+    </w:p>
+    <w:p>
+      <w:pPr>
+        <w:pStyle w:val="FirstParagraph"/>
+      </w:pPr>
+      <w:r>
+        <w:t xml:space="preserve">Grabar el propósito aprobado, propietario, alcance, datos utilizados, herramienta y versión de contenido, configuración, resultado completo, revisor, decisión, acción correctiva y retest. Proteger informes que contengan datos personales, credenciales o vulnerabilidades.</w:t>
+      </w:r>
+    </w:p>
+    <w:bookmarkEnd w:id="99"/>
+    <w:bookmarkStart w:id="100" w:name="X77d6c338403f2081a816fed668db36a071034f6"/>
+    <w:p>
+      <w:pPr>
+        <w:pStyle w:val="Heading2"/>
+      </w:pPr>
+      <w:r>
+        <w:t xml:space="preserve">12.12 Lista de verificación de la gobernanza de la herramienta</w:t>
+      </w:r>
+    </w:p>
+    <w:p>
+      <w:pPr>
+        <w:numPr>
+          <w:ilvl w:val="0"/>
+          <w:numId w:val="1014"/>
+        </w:numPr>
+      </w:pPr>
+      <w:r>
+        <w:t xml:space="preserve">Utilizar datos ficticios o sanitarios en el entrenamiento.</w:t>
+      </w:r>
+    </w:p>
+    <w:p>
+      <w:pPr>
+        <w:numPr>
+          <w:ilvl w:val="0"/>
+          <w:numId w:val="1014"/>
+        </w:numPr>
+      </w:pPr>
+      <w:r>
+        <w:t xml:space="preserve">Aprobar el propósito, propietario, alcance, acceso, alojamiento y retención antes del uso de la producción.</w:t>
+      </w:r>
+    </w:p>
+    <w:p>
+      <w:pPr>
+        <w:numPr>
+          <w:ilvl w:val="0"/>
+          <w:numId w:val="1014"/>
+        </w:numPr>
+      </w:pPr>
+      <w:r>
+        <w:t xml:space="preserve">Revisar licencias, fuentes de software, versiones, sumas de comprobación y dependencias.</w:t>
+      </w:r>
+    </w:p>
+    <w:p>
+      <w:pPr>
+        <w:numPr>
+          <w:ilvl w:val="0"/>
+          <w:numId w:val="1014"/>
+        </w:numPr>
+      </w:pPr>
+      <w:r>
+        <w:t xml:space="preserve">Prueba la exactitud de detección y documenta falsos positivos y falsos negativos.</w:t>
+      </w:r>
+    </w:p>
+    <w:p>
+      <w:pPr>
+        <w:numPr>
+          <w:ilvl w:val="0"/>
+          <w:numId w:val="1014"/>
+        </w:numPr>
+      </w:pPr>
+      <w:r>
+        <w:t xml:space="preserve">Restrict and log administrative access.</w:t>
+      </w:r>
+    </w:p>
+    <w:p>
+      <w:pPr>
+        <w:numPr>
+          <w:ilvl w:val="0"/>
+          <w:numId w:val="1014"/>
+        </w:numPr>
+      </w:pPr>
+      <w:r>
+        <w:t xml:space="preserve">Definir los procesos de examen humano, escalada, corrección y eliminación.</w:t>
+      </w:r>
+    </w:p>
+    <w:p>
+      <w:pPr>
+        <w:numPr>
+          <w:ilvl w:val="0"/>
+          <w:numId w:val="1014"/>
+        </w:numPr>
+      </w:pPr>
+      <w:r>
+        <w:t xml:space="preserve">No suba datos personales a un servicio externo sin una revisión legal, de seguridad y transferencia aprobada.</w:t>
+      </w:r>
+    </w:p>
+    <w:bookmarkEnd w:id="100"/>
+    <w:bookmarkEnd w:id="101"/>
+    <w:bookmarkStart w:id="106" w:name="Xc1ec02c0f8768940d94445795a69303e65bfa9e"/>
     <w:p>
       <w:pPr>
         <w:pStyle w:val="Heading1"/>
@@ -6694,7 +6718,7 @@
         <w:t xml:space="preserve">Blue Lantern Analytics es un proveedor ficticio de SaaS con 30 empleados. Sirve para clientes empresariales, utiliza proveedores de alojamiento y soporte en la nube, monitorea la actividad de aplicación, envía mensajes de producto y planea una función de soporte de IA. No tiene clientes reales ni datos personales reales.</w:t>
       </w:r>
     </w:p>
-    <w:bookmarkStart w:id="99" w:name="project-1-scope-and-roles"/>
+    <w:bookmarkStart w:id="102" w:name="project-1-scope-and-roles"/>
     <w:p>
       <w:pPr>
         <w:pStyle w:val="Heading2"/>
@@ -6775,8 +6799,8 @@
         <w:t xml:space="preserve">Evaluar una exportación de soporte perdido, construir el cronograma, decidir las notificaciones y escribir un informe de gerente.</w:t>
       </w:r>
     </w:p>
-    <w:bookmarkEnd w:id="99"/>
-    <w:bookmarkStart w:id="100" w:name="project-6-vendor-and-transfer"/>
+    <w:bookmarkEnd w:id="102"/>
+    <w:bookmarkStart w:id="103" w:name="project-6-vendor-and-transfer"/>
     <w:p>
       <w:pPr>
         <w:pStyle w:val="Heading2"/>
@@ -6793,8 +6817,8 @@
         <w:t xml:space="preserve">Revise un procesador ficticio, términos del artículo 28, ubicación, módulo SCC, evaluación y salvaguardias.</w:t>
       </w:r>
     </w:p>
-    <w:bookmarkEnd w:id="100"/>
-    <w:bookmarkStart w:id="101" w:name="project-7-tools"/>
+    <w:bookmarkEnd w:id="103"/>
+    <w:bookmarkStart w:id="104" w:name="project-7-tools"/>
     <w:p>
       <w:pPr>
         <w:pStyle w:val="Heading2"/>
@@ -6811,8 +6835,8 @@
         <w:t xml:space="preserve">Use tres herramientas Capítulo 12 en un laboratorio aislado y limitaciones de documentos y pruebas.</w:t>
       </w:r>
     </w:p>
-    <w:bookmarkEnd w:id="101"/>
-    <w:bookmarkStart w:id="102" w:name="portfolio-ethics"/>
+    <w:bookmarkEnd w:id="104"/>
+    <w:bookmarkStart w:id="105" w:name="portfolio-ethics"/>
     <w:p>
       <w:pPr>
         <w:pStyle w:val="Heading2"/>
@@ -6865,9 +6889,9 @@
         <w:t xml:space="preserve">Explicar suposiciones, incertidumbre y cuándo se necesitaría un examen jurídico.</w:t>
       </w:r>
     </w:p>
-    <w:bookmarkEnd w:id="102"/>
-    <w:bookmarkEnd w:id="103"/>
-    <w:bookmarkStart w:id="115" w:name="plan-de-aprendizaje-de-30-días"/>
+    <w:bookmarkEnd w:id="105"/>
+    <w:bookmarkEnd w:id="106"/>
+    <w:bookmarkStart w:id="118" w:name="plan-de-aprendizaje-de-30-días"/>
     <w:p>
       <w:pPr>
         <w:pStyle w:val="Heading1"/>
@@ -6954,7 +6978,7 @@
         <w:t xml:space="preserve">TEN Week 4 | Herramientas, portafolio, entrevista, aplicación | Portafolio y respuestas practicadas</w:t>
       </w:r>
     </w:p>
-    <w:bookmarkStart w:id="104" w:name="hábitos-diarios"/>
+    <w:bookmarkStart w:id="107" w:name="hábitos-diarios"/>
     <w:p>
       <w:pPr>
         <w:pStyle w:val="Heading2"/>
@@ -7044,8 +7068,8 @@
         <w:t xml:space="preserve">.</w:t>
       </w:r>
     </w:p>
-    <w:bookmarkEnd w:id="104"/>
-    <w:bookmarkStart w:id="105" w:name="qué-son-los-datos-personales"/>
+    <w:bookmarkEnd w:id="107"/>
+    <w:bookmarkStart w:id="108" w:name="qué-son-los-datos-personales"/>
     <w:p>
       <w:pPr>
         <w:pStyle w:val="Heading2"/>
@@ -7062,8 +7086,8 @@
         <w:t xml:space="preserve">Información relativa a una persona física identificada o identificable. Cuestiones de contexto; identificadores indirectos también pueden hacer que alguien sea identificable.</w:t>
       </w:r>
     </w:p>
-    <w:bookmarkEnd w:id="105"/>
-    <w:bookmarkStart w:id="106" w:name="controller-versus-procesador"/>
+    <w:bookmarkEnd w:id="108"/>
+    <w:bookmarkStart w:id="109" w:name="controller-versus-procesador"/>
     <w:p>
       <w:pPr>
         <w:pStyle w:val="Heading2"/>
@@ -7080,8 +7104,8 @@
         <w:t xml:space="preserve">Un controlador decide el propósito y los medios esenciales. Un procesador actúa en nombre del controlador bajo instrucciones.</w:t>
       </w:r>
     </w:p>
-    <w:bookmarkEnd w:id="106"/>
-    <w:bookmarkStart w:id="107" w:name="siempre-es-necesario-el-consentimiento"/>
+    <w:bookmarkEnd w:id="109"/>
+    <w:bookmarkStart w:id="110" w:name="siempre-es-necesario-el-consentimiento"/>
     <w:p>
       <w:pPr>
         <w:pStyle w:val="Heading2"/>
@@ -7098,8 +7122,8 @@
         <w:t xml:space="preserve">No. El artículo 6 establece seis bases legales. El consentimiento es apropiado sólo cuando se cumplen sus condiciones y la verdadera elección.</w:t>
       </w:r>
     </w:p>
-    <w:bookmarkEnd w:id="107"/>
-    <w:bookmarkStart w:id="108" w:name="qué-es-un-ropa"/>
+    <w:bookmarkEnd w:id="110"/>
+    <w:bookmarkStart w:id="111" w:name="qué-es-un-ropa"/>
     <w:p>
       <w:pPr>
         <w:pStyle w:val="Heading2"/>
@@ -7116,8 +7140,8 @@
         <w:t xml:space="preserve">A record of processing activities that helps explain purposes, people, data, recipients, transfers, retention, security, and roles.</w:t>
       </w:r>
     </w:p>
-    <w:bookmarkEnd w:id="108"/>
-    <w:bookmarkStart w:id="109" w:name="cómo-se-maneja-una-solicitud-de-derechos"/>
+    <w:bookmarkEnd w:id="111"/>
+    <w:bookmarkStart w:id="112" w:name="cómo-se-maneja-una-solicitud-de-derechos"/>
     <w:p>
       <w:pPr>
         <w:pStyle w:val="Heading2"/>
@@ -7134,8 +7158,8 @@
         <w:t xml:space="preserve">Log it, verifique la identidad proporcionalmente, esclare el alcance si es necesario, busque sistemas completos y proveedores, revise las cuestiones jurídicas, responda de forma segura y mantenga la pista de decisión.</w:t>
       </w:r>
     </w:p>
-    <w:bookmarkEnd w:id="109"/>
-    <w:bookmarkStart w:id="110" w:name="cuándo-se-necesita-un-dpia"/>
+    <w:bookmarkEnd w:id="112"/>
+    <w:bookmarkStart w:id="113" w:name="cuándo-se-necesita-un-dpia"/>
     <w:p>
       <w:pPr>
         <w:pStyle w:val="Heading2"/>
@@ -7152,8 +7176,8 @@
         <w:t xml:space="preserve">Antes de procesar es probable que resulte en alto riesgo para los derechos y libertades de las personas.</w:t>
       </w:r>
     </w:p>
-    <w:bookmarkEnd w:id="110"/>
-    <w:bookmarkStart w:id="111" w:name="qué-es-una-brecha-de-datos-personales"/>
+    <w:bookmarkEnd w:id="113"/>
+    <w:bookmarkStart w:id="114" w:name="qué-es-una-brecha-de-datos-personales"/>
     <w:p>
       <w:pPr>
         <w:pStyle w:val="Heading2"/>
@@ -7170,8 +7194,8 @@
         <w:t xml:space="preserve">Una violación de la seguridad que cause destrucción, pérdida, alteración, divulgación no autorizada o acceso a datos personales.</w:t>
       </w:r>
     </w:p>
-    <w:bookmarkEnd w:id="111"/>
-    <w:bookmarkStart w:id="112" w:name="qué-pasa-a-las-72-horas"/>
+    <w:bookmarkEnd w:id="114"/>
+    <w:bookmarkStart w:id="115" w:name="qué-pasa-a-las-72-horas"/>
     <w:p>
       <w:pPr>
         <w:pStyle w:val="Heading2"/>
@@ -7188,8 +7212,8 @@
         <w:t xml:space="preserve">Un controlador notifica la autoridad cuando sea necesario sin demora indebida y, cuando sea posible, dentro de las 72 horas siguientes a la conciencia. Deben explicarse las razones de retraso.</w:t>
       </w:r>
     </w:p>
-    <w:bookmarkEnd w:id="112"/>
-    <w:bookmarkStart w:id="113" w:name="cómo-demuestras-el-cumplimiento"/>
+    <w:bookmarkEnd w:id="115"/>
+    <w:bookmarkStart w:id="116" w:name="cómo-demuestras-el-cumplimiento"/>
     <w:p>
       <w:pPr>
         <w:pStyle w:val="Heading2"/>
@@ -7206,8 +7230,8 @@
         <w:t xml:space="preserve">Con registros fiables y fechados que conectan el requisito, procesamiento, control, propietario, examen, decisión, acción y resultado.</w:t>
       </w:r>
     </w:p>
-    <w:bookmarkEnd w:id="113"/>
-    <w:bookmarkStart w:id="114" w:name="X7b79c52f5596d92db90439bb8138b84f290985c"/>
+    <w:bookmarkEnd w:id="116"/>
+    <w:bookmarkStart w:id="117" w:name="X7b79c52f5596d92db90439bb8138b84f290985c"/>
     <w:p>
       <w:pPr>
         <w:pStyle w:val="Heading2"/>
@@ -7242,9 +7266,9 @@
         <w:t xml:space="preserve">RespuestaRespuesta</w:t>
       </w:r>
     </w:p>
-    <w:bookmarkEnd w:id="114"/>
-    <w:bookmarkEnd w:id="115"/>
-    <w:bookmarkStart w:id="121" w:name="plantillas-y-listas-de-verificación"/>
+    <w:bookmarkEnd w:id="117"/>
+    <w:bookmarkEnd w:id="118"/>
+    <w:bookmarkStart w:id="124" w:name="plantillas-y-listas-de-verificación"/>
     <w:p>
       <w:pPr>
         <w:pStyle w:val="Heading1"/>
@@ -7265,7 +7289,7 @@
         <w:t xml:space="preserve">Estructuras prácticas para copiar en un sistema de organización aprobado*.</w:t>
       </w:r>
     </w:p>
-    <w:bookmarkStart w:id="116" w:name="ropa-fields"/>
+    <w:bookmarkStart w:id="119" w:name="ropa-fields"/>
     <w:p>
       <w:pPr>
         <w:pStyle w:val="Heading2"/>
@@ -7406,8 +7430,8 @@
         <w:t xml:space="preserve">Última revisión y próxima revisión</w:t>
       </w:r>
     </w:p>
-    <w:bookmarkEnd w:id="116"/>
-    <w:bookmarkStart w:id="117" w:name="right-request-register"/>
+    <w:bookmarkEnd w:id="119"/>
+    <w:bookmarkStart w:id="120" w:name="right-request-register"/>
     <w:p>
       <w:pPr>
         <w:pStyle w:val="Heading2"/>
@@ -7515,8 +7539,8 @@
         <w:t xml:space="preserve">Fecha final y resultado</w:t>
       </w:r>
     </w:p>
-    <w:bookmarkEnd w:id="117"/>
-    <w:bookmarkStart w:id="118" w:name="pantalla-dpia"/>
+    <w:bookmarkEnd w:id="120"/>
+    <w:bookmarkStart w:id="121" w:name="pantalla-dpia"/>
     <w:p>
       <w:pPr>
         <w:pStyle w:val="Heading2"/>
@@ -7635,8 +7659,8 @@
         <w:t xml:space="preserve">El gatillo de la lista de supervisión-autoridad</w:t>
       </w:r>
     </w:p>
-    <w:bookmarkEnd w:id="118"/>
-    <w:bookmarkStart w:id="119" w:name="breach-fact-sheet"/>
+    <w:bookmarkEnd w:id="121"/>
+    <w:bookmarkStart w:id="122" w:name="breach-fact-sheet"/>
     <w:p>
       <w:pPr>
         <w:pStyle w:val="Heading2"/>
@@ -7729,8 +7753,8 @@
         <w:t xml:space="preserve">← Aprobación Silencioso Propietario de la decisión, entrada legal/DPO, fechas</w:t>
       </w:r>
     </w:p>
-    <w:bookmarkEnd w:id="119"/>
-    <w:bookmarkStart w:id="120" w:name="X75a1f8072c461e02d4c410863f465f45aa00365"/>
+    <w:bookmarkEnd w:id="122"/>
+    <w:bookmarkStart w:id="123" w:name="X75a1f8072c461e02d4c410863f465f45aa00365"/>
     <w:p>
       <w:pPr>
         <w:pStyle w:val="Heading2"/>
@@ -7849,9 +7873,9 @@
         <w:t xml:space="preserve">Fecha de prueba y revisión retenida</w:t>
       </w:r>
     </w:p>
-    <w:bookmarkEnd w:id="120"/>
-    <w:bookmarkEnd w:id="121"/>
-    <w:bookmarkStart w:id="123" w:name="gdpr-ai-y-analytics"/>
+    <w:bookmarkEnd w:id="123"/>
+    <w:bookmarkEnd w:id="124"/>
+    <w:bookmarkStart w:id="126" w:name="gdpr-ai-y-analytics"/>
     <w:p>
       <w:pPr>
         <w:pStyle w:val="Heading1"/>
@@ -7883,7 +7907,7 @@
         <w:t xml:space="preserve">AI no crea una excepción a GDPR. Comience con las mismas preguntas: alcance, roles, propósito, base legal, equidad, transparencia, minimización, precisión, derechos, retención, seguridad, transferencias y rendición de cuentas. A continuación, evaluar riesgos específicos para el modelo y el caso de uso.</w:t>
       </w:r>
     </w:p>
-    <w:bookmarkStart w:id="122" w:name="preguntas-de-revisión-práctica"/>
+    <w:bookmarkStart w:id="125" w:name="preguntas-de-revisión-práctica"/>
     <w:p>
       <w:pPr>
         <w:pStyle w:val="Heading2"/>
@@ -8017,9 +8041,9 @@
         <w:t xml:space="preserve">|. |</w:t>
       </w:r>
     </w:p>
-    <w:bookmarkEnd w:id="122"/>
-    <w:bookmarkEnd w:id="123"/>
-    <w:bookmarkStart w:id="124" w:name="glosario"/>
+    <w:bookmarkEnd w:id="125"/>
+    <w:bookmarkEnd w:id="126"/>
+    <w:bookmarkStart w:id="127" w:name="glosario"/>
     <w:p>
       <w:pPr>
         <w:pStyle w:val="Heading1"/>
@@ -8334,8 +8358,8 @@
         <w:t xml:space="preserve">** Evaluación del impacto de la transferencia** Una evaluación práctica de si una salvaguardia de transferencia puede funcionar en el contexto de destino y de qué medidas adicionales se necesitan.</w:t>
       </w:r>
     </w:p>
-    <w:bookmarkEnd w:id="124"/>
-    <w:bookmarkStart w:id="125" w:name="índice-de-asunto"/>
+    <w:bookmarkEnd w:id="127"/>
+    <w:bookmarkStart w:id="128" w:name="índice-de-asunto"/>
     <w:p>
       <w:pPr>
         <w:pStyle w:val="Heading1"/>
@@ -8484,8 +8508,8 @@
         <w:t xml:space="preserve">TENIDA Bases legítimas | 3.2, 9.2 ANTERIOR Gestión de proveedores</w:t>
       </w:r>
     </w:p>
-    <w:bookmarkEnd w:id="125"/>
-    <w:bookmarkStart w:id="140" w:name="referencias-oficiales-y-estudio-ulterior"/>
+    <w:bookmarkEnd w:id="128"/>
+    <w:bookmarkStart w:id="143" w:name="referencias-oficiales-y-estudio-ulterior"/>
     <w:p>
       <w:pPr>
         <w:pStyle w:val="Heading1"/>
@@ -8521,7 +8545,7 @@
       <w:pPr>
         <w:pStyle w:val="BodyText"/>
       </w:pPr>
-      <w:hyperlink r:id="rId126">
+      <w:hyperlink r:id="rId129">
         <w:r>
           <w:rPr>
             <w:rStyle w:val="Hyperlink"/>
@@ -8534,7 +8558,7 @@
       <w:pPr>
         <w:pStyle w:val="BodyText"/>
       </w:pPr>
-      <w:hyperlink r:id="rId127">
+      <w:hyperlink r:id="rId130">
         <w:r>
           <w:rPr>
             <w:rStyle w:val="Hyperlink"/>
@@ -8547,7 +8571,7 @@
       <w:pPr>
         <w:pStyle w:val="BodyText"/>
       </w:pPr>
-      <w:hyperlink r:id="rId128">
+      <w:hyperlink r:id="rId131">
         <w:r>
           <w:rPr>
             <w:rStyle w:val="Hyperlink"/>
@@ -8560,7 +8584,7 @@
       <w:pPr>
         <w:pStyle w:val="BodyText"/>
       </w:pPr>
-      <w:hyperlink r:id="rId129">
+      <w:hyperlink r:id="rId132">
         <w:r>
           <w:rPr>
             <w:rStyle w:val="Hyperlink"/>
@@ -8573,7 +8597,7 @@
       <w:pPr>
         <w:pStyle w:val="BodyText"/>
       </w:pPr>
-      <w:hyperlink r:id="rId130">
+      <w:hyperlink r:id="rId133">
         <w:r>
           <w:rPr>
             <w:rStyle w:val="Hyperlink"/>
@@ -8586,7 +8610,7 @@
       <w:pPr>
         <w:pStyle w:val="BodyText"/>
       </w:pPr>
-      <w:hyperlink r:id="rId131">
+      <w:hyperlink r:id="rId134">
         <w:r>
           <w:rPr>
             <w:rStyle w:val="Hyperlink"/>
@@ -8599,7 +8623,7 @@
       <w:pPr>
         <w:pStyle w:val="BodyText"/>
       </w:pPr>
-      <w:hyperlink r:id="rId132">
+      <w:hyperlink r:id="rId135">
         <w:r>
           <w:rPr>
             <w:rStyle w:val="Hyperlink"/>
@@ -8636,7 +8660,7 @@
       <w:pPr>
         <w:pStyle w:val="BodyText"/>
       </w:pPr>
-      <w:hyperlink r:id="rId133">
+      <w:hyperlink r:id="rId136">
         <w:r>
           <w:rPr>
             <w:rStyle w:val="Hyperlink"/>
@@ -8649,7 +8673,7 @@
       <w:pPr>
         <w:pStyle w:val="BodyText"/>
       </w:pPr>
-      <w:hyperlink r:id="rId134">
+      <w:hyperlink r:id="rId137">
         <w:r>
           <w:rPr>
             <w:rStyle w:val="Hyperlink"/>
@@ -8662,7 +8686,7 @@
       <w:pPr>
         <w:pStyle w:val="BodyText"/>
       </w:pPr>
-      <w:hyperlink r:id="rId135">
+      <w:hyperlink r:id="rId138">
         <w:r>
           <w:rPr>
             <w:rStyle w:val="Hyperlink"/>
@@ -8675,7 +8699,7 @@
       <w:pPr>
         <w:pStyle w:val="BodyText"/>
       </w:pPr>
-      <w:hyperlink r:id="rId136">
+      <w:hyperlink r:id="rId139">
         <w:r>
           <w:rPr>
             <w:rStyle w:val="Hyperlink"/>
@@ -8688,7 +8712,7 @@
       <w:pPr>
         <w:pStyle w:val="BodyText"/>
       </w:pPr>
-      <w:hyperlink r:id="rId137">
+      <w:hyperlink r:id="rId140">
         <w:r>
           <w:rPr>
             <w:rStyle w:val="Hyperlink"/>
@@ -8701,7 +8725,7 @@
       <w:pPr>
         <w:pStyle w:val="BodyText"/>
       </w:pPr>
-      <w:hyperlink r:id="rId138">
+      <w:hyperlink r:id="rId141">
         <w:r>
           <w:rPr>
             <w:rStyle w:val="Hyperlink"/>
@@ -8730,7 +8754,7 @@
       <w:pPr>
         <w:pStyle w:val="BodyText"/>
       </w:pPr>
-      <w:hyperlink r:id="rId139">
+      <w:hyperlink r:id="rId142">
         <w:r>
           <w:rPr>
             <w:rStyle w:val="Hyperlink"/>
@@ -8765,7 +8789,7 @@
         <w:t xml:space="preserve">Respuesta</w:t>
       </w:r>
     </w:p>
-    <w:bookmarkEnd w:id="140"/>
+    <w:bookmarkEnd w:id="143"/>
     <w:sectPr/>
   </w:body>
 </w:document>

--- a/04-regulatory-compliance/GDPR/Espanol/GDPR_Practical_Manager_and_Junior_Analyst_Manual_Espanol_v1.0.docx
+++ b/04-regulatory-compliance/GDPR/Espanol/GDPR_Practical_Manager_and_Junior_Analyst_Manual_Espanol_v1.0.docx
@@ -1928,7 +1928,7 @@
       </w:hyperlink>
     </w:p>
     <w:bookmarkEnd w:id="24"/>
-    <w:bookmarkStart w:id="31" w:name="gdpr-foundations"/>
+    <w:bookmarkStart w:id="34" w:name="gdpr-foundations"/>
     <w:p>
       <w:pPr>
         <w:pStyle w:val="Heading1"/>
@@ -1951,56 +1951,58 @@
     </w:p>
     <w:p>
       <w:pPr>
-        <w:pStyle w:val="BodyText"/>
-      </w:pPr>
-      <w:r>
-        <w:t xml:space="preserve">יimg src=</w:t>
-      </w:r>
-      <w:r>
-        <w:t xml:space="preserve">“</w:t>
-      </w:r>
-      <w:r>
-        <w:t xml:space="preserve">media/image1.png</w:t>
-      </w:r>
-      <w:r>
-        <w:t xml:space="preserve">”</w:t>
-      </w:r>
-      <w:r>
-        <w:t xml:space="preserve"> </w:t>
-      </w:r>
-      <w:r>
-        <w:t xml:space="preserve">style=</w:t>
-      </w:r>
-      <w:r>
-        <w:t xml:space="preserve">“</w:t>
-      </w:r>
-      <w:r>
-        <w:t xml:space="preserve">width:6.15in;height:3.23744in</w:t>
-      </w:r>
-      <w:r>
-        <w:t xml:space="preserve">”</w:t>
-      </w:r>
-      <w:r>
-        <w:t xml:space="preserve"> </w:t>
-      </w:r>
-      <w:r>
-        <w:t xml:space="preserve">alt=</w:t>
-      </w:r>
-      <w:r>
-        <w:t xml:space="preserve">“</w:t>
-      </w:r>
+        <w:pStyle w:val="CaptionedFigure"/>
+      </w:pPr>
+      <w:r>
+        <w:drawing>
+          <wp:inline>
+            <wp:extent cx="5334000" cy="2807886"/>
+            <wp:effectExtent b="0" l="0" r="0" t="0"/>
+            <wp:docPr descr="Cuatro bloques conectados muestran personas, datos, propósito y control." title="" id="26" name="Picture"/>
+            <a:graphic>
+              <a:graphicData uri="http://schemas.openxmlformats.org/drawingml/2006/picture">
+                <pic:pic>
+                  <pic:nvPicPr>
+                    <pic:cNvPr descr="media/image1.png" id="27" name="Picture"/>
+                    <pic:cNvPicPr>
+                      <a:picLocks noChangeArrowheads="1" noChangeAspect="1"/>
+                    </pic:cNvPicPr>
+                  </pic:nvPicPr>
+                  <pic:blipFill>
+                    <a:blip r:embed="rId25"/>
+                    <a:stretch>
+                      <a:fillRect/>
+                    </a:stretch>
+                  </pic:blipFill>
+                  <pic:spPr bwMode="auto">
+                    <a:xfrm>
+                      <a:off x="0" y="0"/>
+                      <a:ext cx="5334000" cy="2807886"/>
+                    </a:xfrm>
+                    <a:prstGeom prst="rect">
+                      <a:avLst/>
+                    </a:prstGeom>
+                    <a:noFill/>
+                    <a:ln w="9525">
+                      <a:noFill/>
+                      <a:headEnd/>
+                      <a:tailEnd/>
+                    </a:ln>
+                  </pic:spPr>
+                </pic:pic>
+              </a:graphicData>
+            </a:graphic>
+          </wp:inline>
+        </w:drawing>
+      </w:r>
+    </w:p>
+    <w:p>
+      <w:pPr>
+        <w:pStyle w:val="ImageCaption"/>
+      </w:pPr>
       <w:r>
         <w:t xml:space="preserve">Cuatro bloques conectados muestran personas, datos, propósito y control.</w:t>
       </w:r>
-      <w:r>
-        <w:t xml:space="preserve">”</w:t>
-      </w:r>
-      <w:r>
-        <w:t xml:space="preserve"> </w:t>
-      </w:r>
-      <w:r>
-        <w:t xml:space="preserve">/</w:t>
-      </w:r>
     </w:p>
     <w:p>
       <w:pPr>
@@ -2010,7 +2012,7 @@
         <w:t xml:space="preserve">Figura 1. GDPR como un programa de gestión práctica</w:t>
       </w:r>
     </w:p>
-    <w:bookmarkStart w:id="25" w:name="what-gdpr-protects"/>
+    <w:bookmarkStart w:id="28" w:name="what-gdpr-protects"/>
     <w:p>
       <w:pPr>
         <w:pStyle w:val="Heading2"/>
@@ -2027,8 +2029,8 @@
         <w:t xml:space="preserve">GDPR protege a las personas naturales cuando se procesan sus datos personales. Los datos personales son información relativa a una persona identificada o identificable. Puede incluir nombres, identificadores, datos de ubicación, identificadores en línea, registros de empleo, detalles financieros, imágenes, datos de dispositivos y muchos otros hechos.</w:t>
       </w:r>
     </w:p>
-    <w:bookmarkEnd w:id="25"/>
-    <w:bookmarkStart w:id="26" w:name="el-cumplimiento-es-más-que-seguridad"/>
+    <w:bookmarkEnd w:id="28"/>
+    <w:bookmarkStart w:id="29" w:name="el-cumplimiento-es-más-que-seguridad"/>
     <w:p>
       <w:pPr>
         <w:pStyle w:val="Heading2"/>
@@ -2045,8 +2047,8 @@
         <w:t xml:space="preserve">Cuestiones de seguridad, pero GDPR también requiere procesamiento legal y justo, información clara, respeto a los derechos, límites de propósito, minimización de datos, control de retención y rendición de cuentas.</w:t>
       </w:r>
     </w:p>
-    <w:bookmarkEnd w:id="26"/>
-    <w:bookmarkStart w:id="27" w:name="what-gdpr-does-not-mean"/>
+    <w:bookmarkEnd w:id="29"/>
+    <w:bookmarkStart w:id="30" w:name="what-gdpr-does-not-mean"/>
     <w:p>
       <w:pPr>
         <w:pStyle w:val="Heading2"/>
@@ -2148,8 +2150,8 @@
         <w:t xml:space="preserve">.</w:t>
       </w:r>
     </w:p>
-    <w:bookmarkEnd w:id="27"/>
-    <w:bookmarkStart w:id="28" w:name="cuestiones-de-alcance"/>
+    <w:bookmarkEnd w:id="30"/>
+    <w:bookmarkStart w:id="31" w:name="cuestiones-de-alcance"/>
     <w:p>
       <w:pPr>
         <w:pStyle w:val="Heading2"/>
@@ -2213,8 +2215,8 @@
         <w:t xml:space="preserve">Revisar las leyes de los Estados Miembros y otras normas sectoriales.</w:t>
       </w:r>
     </w:p>
-    <w:bookmarkEnd w:id="28"/>
-    <w:bookmarkStart w:id="29" w:name="funciones-básicas"/>
+    <w:bookmarkEnd w:id="31"/>
+    <w:bookmarkStart w:id="32" w:name="funciones-básicas"/>
     <w:p>
       <w:pPr>
         <w:pStyle w:val="Heading2"/>
@@ -2299,8 +2301,8 @@
         <w:t xml:space="preserve">| Autoridad supervisora | Regulador independiente de privacidad Silencioso guía, investigación, acción correctiva, cumplimiento</w:t>
       </w:r>
     </w:p>
-    <w:bookmarkEnd w:id="29"/>
-    <w:bookmarkStart w:id="30" w:name="datos-personales-especiales-y-penales"/>
+    <w:bookmarkEnd w:id="32"/>
+    <w:bookmarkStart w:id="33" w:name="datos-personales-especiales-y-penales"/>
     <w:p>
       <w:pPr>
         <w:pStyle w:val="Heading2"/>
@@ -2343,9 +2345,9 @@
         <w:t xml:space="preserve">|. |</w:t>
       </w:r>
     </w:p>
-    <w:bookmarkEnd w:id="30"/>
-    <w:bookmarkEnd w:id="31"/>
-    <w:bookmarkStart w:id="37" w:name="principios-y-bases-legales"/>
+    <w:bookmarkEnd w:id="33"/>
+    <w:bookmarkEnd w:id="34"/>
+    <w:bookmarkStart w:id="46" w:name="principios-y-bases-legales"/>
     <w:p>
       <w:pPr>
         <w:pStyle w:val="Heading1"/>
@@ -2368,55 +2370,57 @@
     </w:p>
     <w:p>
       <w:pPr>
-        <w:pStyle w:val="BodyText"/>
-      </w:pPr>
-      <w:r>
-        <w:t xml:space="preserve">■img src=</w:t>
-      </w:r>
-      <w:r>
-        <w:t xml:space="preserve">“</w:t>
-      </w:r>
-      <w:r>
-        <w:t xml:space="preserve">media/image2.png</w:t>
-      </w:r>
-      <w:r>
-        <w:t xml:space="preserve">”</w:t>
-      </w:r>
-      <w:r>
-        <w:t xml:space="preserve"> </w:t>
-      </w:r>
-      <w:r>
-        <w:t xml:space="preserve">estilo=</w:t>
-      </w:r>
-      <w:r>
-        <w:t xml:space="preserve">“</w:t>
-      </w:r>
-      <w:r>
-        <w:t xml:space="preserve">width:6.15in;height:3.34699in</w:t>
-      </w:r>
-      <w:r>
-        <w:t xml:space="preserve">”</w:t>
-      </w:r>
-      <w:r>
-        <w:t xml:space="preserve"> </w:t>
-      </w:r>
-      <w:r>
-        <w:t xml:space="preserve">alt=</w:t>
-      </w:r>
-      <w:r>
-        <w:t xml:space="preserve">“</w:t>
-      </w:r>
-      <w:r>
-        <w:t xml:space="preserve">El ciclo de vida conecta la colección, el uso, el compartir, la retención y la eliminación.</w:t>
-      </w:r>
-      <w:r>
-        <w:t xml:space="preserve">”</w:t>
-      </w:r>
-      <w:r>
-        <w:t xml:space="preserve"> </w:t>
-      </w:r>
-      <w:r>
-        <w:t xml:space="preserve">/</w:t>
+        <w:pStyle w:val="CaptionedFigure"/>
+      </w:pPr>
+      <w:r>
+        <w:drawing>
+          <wp:inline>
+            <wp:extent cx="5334000" cy="2902901"/>
+            <wp:effectExtent b="0" l="0" r="0" t="0"/>
+            <wp:docPr descr="El ciclo de vida conecta la recolección, el uso, el intercambio, la retención y la eliminación." title="" id="36" name="Picture"/>
+            <a:graphic>
+              <a:graphicData uri="http://schemas.openxmlformats.org/drawingml/2006/picture">
+                <pic:pic>
+                  <pic:nvPicPr>
+                    <pic:cNvPr descr="media/image2.png" id="37" name="Picture"/>
+                    <pic:cNvPicPr>
+                      <a:picLocks noChangeArrowheads="1" noChangeAspect="1"/>
+                    </pic:cNvPicPr>
+                  </pic:nvPicPr>
+                  <pic:blipFill>
+                    <a:blip r:embed="rId35"/>
+                    <a:stretch>
+                      <a:fillRect/>
+                    </a:stretch>
+                  </pic:blipFill>
+                  <pic:spPr bwMode="auto">
+                    <a:xfrm>
+                      <a:off x="0" y="0"/>
+                      <a:ext cx="5334000" cy="2902901"/>
+                    </a:xfrm>
+                    <a:prstGeom prst="rect">
+                      <a:avLst/>
+                    </a:prstGeom>
+                    <a:noFill/>
+                    <a:ln w="9525">
+                      <a:noFill/>
+                      <a:headEnd/>
+                      <a:tailEnd/>
+                    </a:ln>
+                  </pic:spPr>
+                </pic:pic>
+              </a:graphicData>
+            </a:graphic>
+          </wp:inline>
+        </w:drawing>
+      </w:r>
+    </w:p>
+    <w:p>
+      <w:pPr>
+        <w:pStyle w:val="ImageCaption"/>
+      </w:pPr>
+      <w:r>
+        <w:t xml:space="preserve">El ciclo de vida conecta la recolección, el uso, el intercambio, la retención y la eliminación.</w:t>
       </w:r>
     </w:p>
     <w:p>
@@ -2427,7 +2431,7 @@
         <w:t xml:space="preserve">Gráfico 2 Ciclo de vida de datos personales</w:t>
       </w:r>
     </w:p>
-    <w:bookmarkStart w:id="32" w:name="artículo-5-principios"/>
+    <w:bookmarkStart w:id="38" w:name="artículo-5-principios"/>
     <w:p>
       <w:pPr>
         <w:pStyle w:val="Heading2"/>
@@ -2514,8 +2518,8 @@
         <w:t xml:space="preserve">¿Podemos probar lo anterior? TEN ROPA, aprobaciones, comentarios, entrenamiento, pista de auditoría |</w:t>
       </w:r>
     </w:p>
-    <w:bookmarkEnd w:id="32"/>
-    <w:bookmarkStart w:id="33" w:name="bases-legales-en-virtud-del-artículo-6"/>
+    <w:bookmarkEnd w:id="38"/>
+    <w:bookmarkStart w:id="39" w:name="bases-legales-en-virtud-del-artículo-6"/>
     <w:p>
       <w:pPr>
         <w:pStyle w:val="Heading2"/>
@@ -2602,8 +2606,8 @@
         <w:t xml:space="preserve">← Los intereses legítimos | Un interés real es necesario y no está anulado por los derechos de la persona | Complete y mantenga una prueba de equilibrio |</w:t>
       </w:r>
     </w:p>
-    <w:bookmarkEnd w:id="33"/>
-    <w:bookmarkStart w:id="34" w:name="datos-confidenciales-y-de-consentimiento"/>
+    <w:bookmarkEnd w:id="39"/>
+    <w:bookmarkStart w:id="43" w:name="datos-confidenciales-y-de-consentimiento"/>
     <w:p>
       <w:pPr>
         <w:pStyle w:val="Heading2"/>
@@ -2649,55 +2653,57 @@
     </w:p>
     <w:p>
       <w:pPr>
-        <w:pStyle w:val="BodyText"/>
-      </w:pPr>
-      <w:r>
-        <w:t xml:space="preserve">■img src=</w:t>
-      </w:r>
-      <w:r>
-        <w:t xml:space="preserve">“</w:t>
-      </w:r>
-      <w:r>
-        <w:t xml:space="preserve">media/image3.png</w:t>
-      </w:r>
-      <w:r>
-        <w:t xml:space="preserve">”</w:t>
-      </w:r>
-      <w:r>
-        <w:t xml:space="preserve"> </w:t>
-      </w:r>
-      <w:r>
-        <w:t xml:space="preserve">estilo=</w:t>
-      </w:r>
-      <w:r>
-        <w:t xml:space="preserve">“</w:t>
-      </w:r>
-      <w:r>
-        <w:t xml:space="preserve">Ancho:6.15in; Altura:3.34699in</w:t>
-      </w:r>
-      <w:r>
-        <w:t xml:space="preserve">”</w:t>
-      </w:r>
-      <w:r>
-        <w:t xml:space="preserve"> </w:t>
-      </w:r>
-      <w:r>
-        <w:t xml:space="preserve">alt=</w:t>
-      </w:r>
-      <w:r>
-        <w:t xml:space="preserve">“</w:t>
-      </w:r>
-      <w:r>
-        <w:t xml:space="preserve">Un flujo de trabajo de cinco pasos cubre la ingesta a través del resultado registrado.</w:t>
-      </w:r>
-      <w:r>
-        <w:t xml:space="preserve">”</w:t>
-      </w:r>
-      <w:r>
-        <w:t xml:space="preserve"> </w:t>
-      </w:r>
-      <w:r>
-        <w:t xml:space="preserve">/</w:t>
+        <w:pStyle w:val="CaptionedFigure"/>
+      </w:pPr>
+      <w:r>
+        <w:drawing>
+          <wp:inline>
+            <wp:extent cx="5334000" cy="2902901"/>
+            <wp:effectExtent b="0" l="0" r="0" t="0"/>
+            <wp:docPr descr="Un flujo de trabajo de cinco pasos cubre la recepción hasta el resultado registrado." title="" id="41" name="Picture"/>
+            <a:graphic>
+              <a:graphicData uri="http://schemas.openxmlformats.org/drawingml/2006/picture">
+                <pic:pic>
+                  <pic:nvPicPr>
+                    <pic:cNvPr descr="media/image3.png" id="42" name="Picture"/>
+                    <pic:cNvPicPr>
+                      <a:picLocks noChangeArrowheads="1" noChangeAspect="1"/>
+                    </pic:cNvPicPr>
+                  </pic:nvPicPr>
+                  <pic:blipFill>
+                    <a:blip r:embed="rId40"/>
+                    <a:stretch>
+                      <a:fillRect/>
+                    </a:stretch>
+                  </pic:blipFill>
+                  <pic:spPr bwMode="auto">
+                    <a:xfrm>
+                      <a:off x="0" y="0"/>
+                      <a:ext cx="5334000" cy="2902901"/>
+                    </a:xfrm>
+                    <a:prstGeom prst="rect">
+                      <a:avLst/>
+                    </a:prstGeom>
+                    <a:noFill/>
+                    <a:ln w="9525">
+                      <a:noFill/>
+                      <a:headEnd/>
+                      <a:tailEnd/>
+                    </a:ln>
+                  </pic:spPr>
+                </pic:pic>
+              </a:graphicData>
+            </a:graphic>
+          </wp:inline>
+        </w:drawing>
+      </w:r>
+    </w:p>
+    <w:p>
+      <w:pPr>
+        <w:pStyle w:val="ImageCaption"/>
+      </w:pPr>
+      <w:r>
+        <w:t xml:space="preserve">Un flujo de trabajo de cinco pasos cubre la recepción hasta el resultado registrado.</w:t>
       </w:r>
     </w:p>
     <w:p>
@@ -2798,8 +2804,8 @@
         <w:t xml:space="preserve">← Decisiones automatizadas tención Proporcionar salvaguardias para calificar decisiones automatizadas únicamente</w:t>
       </w:r>
     </w:p>
-    <w:bookmarkEnd w:id="34"/>
-    <w:bookmarkStart w:id="35" w:name="el-reloj-de-petición"/>
+    <w:bookmarkEnd w:id="43"/>
+    <w:bookmarkStart w:id="44" w:name="el-reloj-de-petición"/>
     <w:p>
       <w:pPr>
         <w:pStyle w:val="Heading2"/>
@@ -2816,8 +2822,8 @@
         <w:t xml:space="preserve">El período de respuesta normal es un mes después de la recepción. Puede prorrogarse dos meses más cuando sea necesario por la complejidad y el número de solicitudes, pero la persona debe ser contada en el primer mes. Los cheques de identidad deben ser proporcionales. Las tasas o la negativa se limitan a casos manifiestamente infundados o excesivos, especialmente debido a la repetición.</w:t>
       </w:r>
     </w:p>
-    <w:bookmarkEnd w:id="35"/>
-    <w:bookmarkStart w:id="36" w:name="un-archivo-de-solicitud-defensible"/>
+    <w:bookmarkEnd w:id="44"/>
+    <w:bookmarkStart w:id="45" w:name="un-archivo-de-solicitud-defensible"/>
     <w:p>
       <w:pPr>
         <w:pStyle w:val="Heading2"/>
@@ -2903,9 +2909,9 @@
         <w:t xml:space="preserve">Fecha de respuesta y resultado retenido</w:t>
       </w:r>
     </w:p>
-    <w:bookmarkEnd w:id="36"/>
-    <w:bookmarkEnd w:id="37"/>
-    <w:bookmarkStart w:id="41" w:name="controller-and-processor-governance"/>
+    <w:bookmarkEnd w:id="45"/>
+    <w:bookmarkEnd w:id="46"/>
+    <w:bookmarkStart w:id="50" w:name="controller-and-processor-governance"/>
     <w:p>
       <w:pPr>
         <w:pStyle w:val="Heading1"/>
@@ -2929,7 +2935,7 @@
         <w:t xml:space="preserve">.</w:t>
       </w:r>
     </w:p>
-    <w:bookmarkStart w:id="38" w:name="X6cc3ba30cb16ef63e702c58122d1aca9cc99ea6"/>
+    <w:bookmarkStart w:id="47" w:name="X6cc3ba30cb16ef63e702c58122d1aca9cc99ea6"/>
     <w:p>
       <w:pPr>
         <w:pStyle w:val="Heading2"/>
@@ -2946,8 +2952,8 @@
         <w:t xml:space="preserve">Un ROPA es más que una hoja de cálculo de aplicaciones. Conecta propósitos, categorías de personas y datos, receptores, transferencias, retención, seguridad, propietarios y razonamiento legal. Mantenga los registros del controlador y del procesador separados cuando sea necesario.</w:t>
       </w:r>
     </w:p>
-    <w:bookmarkEnd w:id="38"/>
-    <w:bookmarkStart w:id="39" w:name="X4abd0243a6d9e7ce6d2cc36325d10af359f09fe"/>
+    <w:bookmarkEnd w:id="47"/>
+    <w:bookmarkStart w:id="48" w:name="X4abd0243a6d9e7ce6d2cc36325d10af359f09fe"/>
     <w:p>
       <w:pPr>
         <w:pStyle w:val="Heading2"/>
@@ -2988,8 +2994,8 @@
         <w:t xml:space="preserve">Supervisar los cambios materiales y retener las decisiones.</w:t>
       </w:r>
     </w:p>
-    <w:bookmarkEnd w:id="39"/>
-    <w:bookmarkStart w:id="40" w:name="accountability-records"/>
+    <w:bookmarkEnd w:id="48"/>
+    <w:bookmarkStart w:id="49" w:name="accountability-records"/>
     <w:p>
       <w:pPr>
         <w:pStyle w:val="Heading2"/>
@@ -3060,9 +3066,9 @@
         <w:t xml:space="preserve">| DPIA registre | Privacidad/DPO | Función de alto riesgo o cambio material</w:t>
       </w:r>
     </w:p>
-    <w:bookmarkEnd w:id="40"/>
-    <w:bookmarkEnd w:id="41"/>
-    <w:bookmarkStart w:id="43" w:name="seguridad-y-datos-personales"/>
+    <w:bookmarkEnd w:id="49"/>
+    <w:bookmarkEnd w:id="50"/>
+    <w:bookmarkStart w:id="55" w:name="seguridad-y-datos-personales"/>
     <w:p>
       <w:pPr>
         <w:pStyle w:val="Heading1"/>
@@ -3085,55 +3091,57 @@
     </w:p>
     <w:p>
       <w:pPr>
-        <w:pStyle w:val="FirstParagraph"/>
-      </w:pPr>
-      <w:r>
-        <w:t xml:space="preserve">■img src=</w:t>
-      </w:r>
-      <w:r>
-        <w:t xml:space="preserve">“</w:t>
-      </w:r>
-      <w:r>
-        <w:t xml:space="preserve">media/image4.png</w:t>
-      </w:r>
-      <w:r>
-        <w:t xml:space="preserve">”</w:t>
-      </w:r>
-      <w:r>
-        <w:t xml:space="preserve"> </w:t>
-      </w:r>
-      <w:r>
-        <w:t xml:space="preserve">style=</w:t>
-      </w:r>
-      <w:r>
-        <w:t xml:space="preserve">“</w:t>
-      </w:r>
-      <w:r>
-        <w:t xml:space="preserve">width:6.15in;height:3.45654in</w:t>
-      </w:r>
-      <w:r>
-        <w:t xml:space="preserve">”</w:t>
-      </w:r>
-      <w:r>
-        <w:t xml:space="preserve"> </w:t>
-      </w:r>
-      <w:r>
-        <w:t xml:space="preserve">alt=</w:t>
-      </w:r>
-      <w:r>
-        <w:t xml:space="preserve">“</w:t>
-      </w:r>
-      <w:r>
-        <w:t xml:space="preserve">Contener, evaluar, decidir y mejorar se muestran como un proceso vinculado.</w:t>
-      </w:r>
-      <w:r>
-        <w:t xml:space="preserve">”</w:t>
-      </w:r>
-      <w:r>
-        <w:t xml:space="preserve"> </w:t>
-      </w:r>
-      <w:r>
-        <w:t xml:space="preserve">/</w:t>
+        <w:pStyle w:val="CaptionedFigure"/>
+      </w:pPr>
+      <w:r>
+        <w:drawing>
+          <wp:inline>
+            <wp:extent cx="5334000" cy="2997916"/>
+            <wp:effectExtent b="0" l="0" r="0" t="0"/>
+            <wp:docPr descr="Contener, evaluar, decidir y mejorar se muestran como un proceso conectado." title="" id="52" name="Picture"/>
+            <a:graphic>
+              <a:graphicData uri="http://schemas.openxmlformats.org/drawingml/2006/picture">
+                <pic:pic>
+                  <pic:nvPicPr>
+                    <pic:cNvPr descr="media/image4.png" id="53" name="Picture"/>
+                    <pic:cNvPicPr>
+                      <a:picLocks noChangeArrowheads="1" noChangeAspect="1"/>
+                    </pic:cNvPicPr>
+                  </pic:nvPicPr>
+                  <pic:blipFill>
+                    <a:blip r:embed="rId51"/>
+                    <a:stretch>
+                      <a:fillRect/>
+                    </a:stretch>
+                  </pic:blipFill>
+                  <pic:spPr bwMode="auto">
+                    <a:xfrm>
+                      <a:off x="0" y="0"/>
+                      <a:ext cx="5334000" cy="2997916"/>
+                    </a:xfrm>
+                    <a:prstGeom prst="rect">
+                      <a:avLst/>
+                    </a:prstGeom>
+                    <a:noFill/>
+                    <a:ln w="9525">
+                      <a:noFill/>
+                      <a:headEnd/>
+                      <a:tailEnd/>
+                    </a:ln>
+                  </pic:spPr>
+                </pic:pic>
+              </a:graphicData>
+            </a:graphic>
+          </wp:inline>
+        </w:drawing>
+      </w:r>
+    </w:p>
+    <w:p>
+      <w:pPr>
+        <w:pStyle w:val="ImageCaption"/>
+      </w:pPr>
+      <w:r>
+        <w:t xml:space="preserve">Contener, evaluar, decidir y mejorar se muestran como un proceso conectado.</w:t>
       </w:r>
     </w:p>
     <w:p>
@@ -3160,7 +3168,7 @@
         <w:t xml:space="preserve">Los controladores y los procesadores deben utilizar medidas técnicas y de organización apropiadas para el riesgo. Considere la confidencialidad, integridad, disponibilidad, resiliencia, restauración, pruebas regulares, estado del arte, costos y la naturaleza, alcance, contexto y propósitos de procesamiento.</w:t>
       </w:r>
     </w:p>
-    <w:bookmarkStart w:id="42" w:name="breach-decisions"/>
+    <w:bookmarkStart w:id="54" w:name="breach-decisions"/>
     <w:p>
       <w:pPr>
         <w:pStyle w:val="Heading2"/>
@@ -3243,9 +3251,9 @@
         <w:t xml:space="preserve">|. |</w:t>
       </w:r>
     </w:p>
-    <w:bookmarkEnd w:id="42"/>
-    <w:bookmarkEnd w:id="43"/>
-    <w:bookmarkStart w:id="47" w:name="dpia-privacy-by-design-and-the-dpo"/>
+    <w:bookmarkEnd w:id="54"/>
+    <w:bookmarkEnd w:id="55"/>
+    <w:bookmarkStart w:id="59" w:name="dpia-privacy-by-design-and-the-dpo"/>
     <w:p>
       <w:pPr>
         <w:pStyle w:val="Heading1"/>
@@ -3269,7 +3277,7 @@
         <w:t xml:space="preserve">.</w:t>
       </w:r>
     </w:p>
-    <w:bookmarkStart w:id="44" w:name="dpia-workflow"/>
+    <w:bookmarkStart w:id="56" w:name="dpia-workflow"/>
     <w:p>
       <w:pPr>
         <w:pStyle w:val="Heading2"/>
@@ -3366,8 +3374,8 @@
         <w:t xml:space="preserve">Revise cuándo cambia el riesgo o el procesamiento.</w:t>
       </w:r>
     </w:p>
-    <w:bookmarkEnd w:id="44"/>
-    <w:bookmarkStart w:id="45" w:name="privacidad-por-diseño-y-por-defecto"/>
+    <w:bookmarkEnd w:id="56"/>
+    <w:bookmarkStart w:id="57" w:name="privacidad-por-diseño-y-por-defecto"/>
     <w:p>
       <w:pPr>
         <w:pStyle w:val="Heading2"/>
@@ -3424,8 +3432,8 @@
         <w:t xml:space="preserve">Recordar decisiones de diseño y opciones rechazadas.</w:t>
       </w:r>
     </w:p>
-    <w:bookmarkEnd w:id="45"/>
-    <w:bookmarkStart w:id="46" w:name="dpo-independence"/>
+    <w:bookmarkEnd w:id="57"/>
+    <w:bookmarkStart w:id="58" w:name="dpo-independence"/>
     <w:p>
       <w:pPr>
         <w:pStyle w:val="Heading2"/>
@@ -3442,9 +3450,9 @@
         <w:t xml:space="preserve">El DPO debe participar de manera oportuna, recibir recursos y acceso, informar al más alto nivel de gestión y evitar conflictos de interés. La dirección tiene decisiones. El DPO asesora y supervisa, pero no debe ser considerado responsable con fines empresariales o los medios de procesamiento.</w:t>
       </w:r>
     </w:p>
-    <w:bookmarkEnd w:id="46"/>
-    <w:bookmarkEnd w:id="47"/>
-    <w:bookmarkStart w:id="56" w:name="transferencias-internacionales-de-datos"/>
+    <w:bookmarkEnd w:id="58"/>
+    <w:bookmarkEnd w:id="59"/>
+    <w:bookmarkStart w:id="68" w:name="transferencias-internacionales-de-datos"/>
     <w:p>
       <w:pPr>
         <w:pStyle w:val="Heading1"/>
@@ -3465,7 +3473,7 @@
         <w:t xml:space="preserve">Cómo identificar las transferencias y utilizar herramientas legales de transferencia.</w:t>
       </w:r>
     </w:p>
-    <w:bookmarkStart w:id="48" w:name="transfer-workflow"/>
+    <w:bookmarkStart w:id="60" w:name="transfer-workflow"/>
     <w:p>
       <w:pPr>
         <w:pStyle w:val="Heading2"/>
@@ -3551,8 +3559,8 @@
         <w:t xml:space="preserve">Supervisar los cambios jurídicos, de proveedores y técnicos.</w:t>
       </w:r>
     </w:p>
-    <w:bookmarkEnd w:id="48"/>
-    <w:bookmarkStart w:id="49" w:name="common-transfer-evidence"/>
+    <w:bookmarkEnd w:id="60"/>
+    <w:bookmarkStart w:id="61" w:name="common-transfer-evidence"/>
     <w:p>
       <w:pPr>
         <w:pStyle w:val="Heading2"/>
@@ -3769,8 +3777,8 @@
         </w:tc>
       </w:tr>
     </w:tbl>
-    <w:bookmarkEnd w:id="49"/>
-    <w:bookmarkStart w:id="50" w:name="capítulo-ii---principios"/>
+    <w:bookmarkEnd w:id="61"/>
+    <w:bookmarkStart w:id="62" w:name="capítulo-ii---principios"/>
     <w:p>
       <w:pPr>
         <w:pStyle w:val="Heading2"/>
@@ -3847,8 +3855,8 @@
         <w:t xml:space="preserve">| 11 | Procesar no requerir identificación | No requiere mantener datos de identificación adicionales sólo para cumplir cuando no se necesita identificación. | Mapa de cada propósito, tipo de datos, base legal, salvaguardia y prueba. ← ROPA, registro legal, consentimiento o prueba de excepción</w:t>
       </w:r>
     </w:p>
-    <w:bookmarkEnd w:id="50"/>
-    <w:bookmarkStart w:id="51" w:name="Xe778e60ae37dec975589547671413bd1ccb1f95"/>
+    <w:bookmarkEnd w:id="62"/>
+    <w:bookmarkStart w:id="63" w:name="Xe778e60ae37dec975589547671413bd1ccb1f95"/>
     <w:p>
       <w:pPr>
         <w:pStyle w:val="Heading2"/>
@@ -4057,8 +4065,8 @@
         </w:tc>
       </w:tr>
     </w:tbl>
-    <w:bookmarkEnd w:id="51"/>
-    <w:bookmarkStart w:id="52" w:name="capítulo-iv---controlador-y-procesador"/>
+    <w:bookmarkEnd w:id="63"/>
+    <w:bookmarkStart w:id="64" w:name="capítulo-iv---controlador-y-procesador"/>
     <w:p>
       <w:pPr>
         <w:pStyle w:val="Heading2"/>
@@ -4229,8 +4237,8 @@
         <w:t xml:space="preserve">| 43 | Órganos de certificación | Establece acreditación y requisitos operativos para los órganos de certificación. | Utilice códigos o certificación sólo con alcance claro, supervisión y prueba. | Alcance de código o certificación, monitoreo y conclusiones</w:t>
       </w:r>
     </w:p>
-    <w:bookmarkEnd w:id="52"/>
-    <w:bookmarkStart w:id="53" w:name="X3c73625674c00d068253ebfaa717a159ae7c9f6"/>
+    <w:bookmarkEnd w:id="64"/>
+    <w:bookmarkStart w:id="65" w:name="X3c73625674c00d068253ebfaa717a159ae7c9f6"/>
     <w:p>
       <w:pPr>
         <w:pStyle w:val="Heading2"/>
@@ -4531,8 +4539,8 @@
         <w:t xml:space="preserve">| 76 | Confidencialidad | Establece reglas de confidencialidad para las discusiones de la Junta y acceso a documentos. | Conoce el regulador, ruta de cooperación y registros necesarios para asuntos transfronterizos. | Autoridad correspondencia, expediente de caso, historial de cooperación</w:t>
       </w:r>
     </w:p>
-    <w:bookmarkEnd w:id="53"/>
-    <w:bookmarkStart w:id="54" w:name="X65d605b93896499204db6592f48522efcd3e1fc"/>
+    <w:bookmarkEnd w:id="65"/>
+    <w:bookmarkStart w:id="66" w:name="X65d605b93896499204db6592f48522efcd3e1fc"/>
     <w:p>
       <w:pPr>
         <w:pStyle w:val="Heading2"/>
@@ -4755,8 +4763,8 @@
         <w:t xml:space="preserve">| 91 | Iglesias y asociaciones religiosas | Permite que las reglas de protección integral de datos existentes continúen si están alineadas con GDPR y supervisadas independientemente. tención Compruebe las reglas aplicables de los Estados Miembros y documente las salvaguardias especiales. tención Revisión de la legislación nacional, salvaguardias, aprobaciones</w:t>
       </w:r>
     </w:p>
-    <w:bookmarkEnd w:id="54"/>
-    <w:bookmarkStart w:id="55" w:name="X41c4f42f87f07206edb7eee234bba1c93f9afd7"/>
+    <w:bookmarkEnd w:id="66"/>
+    <w:bookmarkStart w:id="67" w:name="X41c4f42f87f07206edb7eee234bba1c93f9afd7"/>
     <w:p>
       <w:pPr>
         <w:pStyle w:val="Heading2"/>
@@ -4949,9 +4957,9 @@
         </w:tc>
       </w:tr>
     </w:tbl>
-    <w:bookmarkEnd w:id="55"/>
-    <w:bookmarkEnd w:id="56"/>
-    <w:bookmarkStart w:id="60" w:name="manual-del-gdpr-para-gerentes"/>
+    <w:bookmarkEnd w:id="67"/>
+    <w:bookmarkEnd w:id="68"/>
+    <w:bookmarkStart w:id="72" w:name="manual-del-gdpr-para-gerentes"/>
     <w:p>
       <w:pPr>
         <w:pStyle w:val="Heading1"/>
@@ -4975,7 +4983,7 @@
         <w:t xml:space="preserve">.</w:t>
       </w:r>
     </w:p>
-    <w:bookmarkStart w:id="57" w:name="X85e73847f9dccbfa69499ee0a78687dc1d58ded"/>
+    <w:bookmarkStart w:id="69" w:name="X85e73847f9dccbfa69499ee0a78687dc1d58ded"/>
     <w:p>
       <w:pPr>
         <w:pStyle w:val="Heading2"/>
@@ -5094,8 +5102,8 @@
         <w:t xml:space="preserve">¿Qué propietario revisa pruebas y cambios?</w:t>
       </w:r>
     </w:p>
-    <w:bookmarkEnd w:id="57"/>
-    <w:bookmarkStart w:id="58" w:name="dashboard-mensual"/>
+    <w:bookmarkEnd w:id="69"/>
+    <w:bookmarkStart w:id="70" w:name="dashboard-mensual"/>
     <w:p>
       <w:pPr>
         <w:pStyle w:val="Heading2"/>
@@ -5186,8 +5194,8 @@
         <w:t xml:space="preserve">← Formación permanente ¿Está completa la formación y el seguimiento basados en el papel? Verde / Amarillo / Rojo</w:t>
       </w:r>
     </w:p>
-    <w:bookmarkEnd w:id="58"/>
-    <w:bookmarkStart w:id="59" w:name="errores-comunes-de-gestión"/>
+    <w:bookmarkEnd w:id="70"/>
+    <w:bookmarkStart w:id="71" w:name="errores-comunes-de-gestión"/>
     <w:p>
       <w:pPr>
         <w:pStyle w:val="Heading2"/>
@@ -5284,9 +5292,9 @@
         <w:t xml:space="preserve">Contratar incidentes o retrasar la escalada mientras los hechos son incompletos.</w:t>
       </w:r>
     </w:p>
-    <w:bookmarkEnd w:id="59"/>
-    <w:bookmarkEnd w:id="60"/>
-    <w:bookmarkStart w:id="101" w:name="from-beginner-to-junior-privacy-analyst"/>
+    <w:bookmarkEnd w:id="71"/>
+    <w:bookmarkEnd w:id="72"/>
+    <w:bookmarkStart w:id="113" w:name="from-beginner-to-junior-privacy-analyst"/>
     <w:p>
       <w:pPr>
         <w:pStyle w:val="Heading1"/>
@@ -5319,18 +5327,18 @@
           <wp:inline>
             <wp:extent cx="5334000" cy="2902901"/>
             <wp:effectExtent b="0" l="0" r="0" t="0"/>
-            <wp:docPr descr="El aprendizaje, la práctica, el portafolio, la explicación y la postulación forman una trayectoria profesional." title="" id="62" name="Picture"/>
+            <wp:docPr descr="El aprendizaje, la práctica, el portafolio, la explicación y la postulación forman una trayectoria profesional." title="" id="74" name="Picture"/>
             <a:graphic>
               <a:graphicData uri="http://schemas.openxmlformats.org/drawingml/2006/picture">
                 <pic:pic>
                   <pic:nvPicPr>
-                    <pic:cNvPr descr="media/image5.png" id="63" name="Picture"/>
+                    <pic:cNvPr descr="media/image5.png" id="75" name="Picture"/>
                     <pic:cNvPicPr>
                       <a:picLocks noChangeArrowheads="1" noChangeAspect="1"/>
                     </pic:cNvPicPr>
                   </pic:nvPicPr>
                   <pic:blipFill>
-                    <a:blip r:embed="rId61"/>
+                    <a:blip r:embed="rId73"/>
                     <a:stretch>
                       <a:fillRect/>
                     </a:stretch>
@@ -5373,7 +5381,7 @@
         <w:t xml:space="preserve">Figura 5. Vía de análisis de privacidad junior</w:t>
       </w:r>
     </w:p>
-    <w:bookmarkStart w:id="64" w:name="títulos-de-trabajo"/>
+    <w:bookmarkStart w:id="76" w:name="títulos-de-trabajo"/>
     <w:p>
       <w:pPr>
         <w:pStyle w:val="Heading2"/>
@@ -5474,8 +5482,8 @@
         <w:t xml:space="preserve">Privacy Program Coordinator</w:t>
       </w:r>
     </w:p>
-    <w:bookmarkEnd w:id="64"/>
-    <w:bookmarkStart w:id="65" w:name="típico-trabajo-junior"/>
+    <w:bookmarkEnd w:id="76"/>
+    <w:bookmarkStart w:id="77" w:name="típico-trabajo-junior"/>
     <w:p>
       <w:pPr>
         <w:pStyle w:val="Heading2"/>
@@ -5572,8 +5580,8 @@
         <w:t xml:space="preserve">Preparar informes claros sin tomar conclusiones legales sin apoyo.</w:t>
       </w:r>
     </w:p>
-    <w:bookmarkEnd w:id="65"/>
-    <w:bookmarkStart w:id="66" w:name="Xa25b260bb3ed6a156221454a6682002f09c489a"/>
+    <w:bookmarkEnd w:id="77"/>
+    <w:bookmarkStart w:id="78" w:name="Xa25b260bb3ed6a156221454a6682002f09c489a"/>
     <w:p>
       <w:pPr>
         <w:pStyle w:val="Heading2"/>
@@ -5808,8 +5816,8 @@
         <w:t xml:space="preserve">TEN Greenbone Community Edition TEN Vulnerability scan TEN Accountability, security, minimization, rights, or privacy-by-design evidence ←</w:t>
       </w:r>
     </w:p>
-    <w:bookmarkEnd w:id="66"/>
-    <w:bookmarkStart w:id="68" w:name="ciso-assistant"/>
+    <w:bookmarkEnd w:id="78"/>
+    <w:bookmarkStart w:id="80" w:name="ciso-assistant"/>
     <w:p>
       <w:pPr>
         <w:pStyle w:val="Heading2"/>
@@ -5844,7 +5852,7 @@
         <w:t xml:space="preserve">Abra la guía oficial de asistentes CISO(https://intuitem.gitbook.io/ciso-assistant)</w:t>
       </w:r>
     </w:p>
-    <w:bookmarkStart w:id="67" w:name="inicio-rápido"/>
+    <w:bookmarkStart w:id="79" w:name="inicio-rápido"/>
     <w:p>
       <w:pPr>
         <w:pStyle w:val="Heading3"/>
@@ -5861,9 +5869,9 @@
         <w:t xml:space="preserve">Crear una organización ficticia, mapear un requisito GDPR para un control, asignar un propietario, y adjuntar evidencia sanitaria.</w:t>
       </w:r>
     </w:p>
-    <w:bookmarkEnd w:id="67"/>
-    <w:bookmarkEnd w:id="68"/>
-    <w:bookmarkStart w:id="69" w:name="evidencia-para-retener"/>
+    <w:bookmarkEnd w:id="79"/>
+    <w:bookmarkEnd w:id="80"/>
+    <w:bookmarkStart w:id="81" w:name="evidencia-para-retener"/>
     <w:p>
       <w:pPr>
         <w:pStyle w:val="Heading2"/>
@@ -5880,8 +5888,8 @@
         <w:t xml:space="preserve">Grabar el propósito aprobado, propietario, alcance, datos utilizados, herramienta y versión de contenido, configuración, resultado completo, revisor, decisión, acción correctiva y retest. Proteger informes que contengan datos personales, credenciales o vulnerabilidades.</w:t>
       </w:r>
     </w:p>
-    <w:bookmarkEnd w:id="69"/>
-    <w:bookmarkStart w:id="71" w:name="openmetadata"/>
+    <w:bookmarkEnd w:id="81"/>
+    <w:bookmarkStart w:id="83" w:name="openmetadata"/>
     <w:p>
       <w:pPr>
         <w:pStyle w:val="Heading2"/>
@@ -5916,7 +5924,7 @@
         <w:t xml:space="preserve">[Seguridad]Abre la guía oficial OpenMetadata realizada/u contacto](https://docs.open-metadata.org/)</w:t>
       </w:r>
     </w:p>
-    <w:bookmarkStart w:id="70" w:name="inicio-rápido-1"/>
+    <w:bookmarkStart w:id="82" w:name="inicio-rápido-1"/>
     <w:p>
       <w:pPr>
         <w:pStyle w:val="Heading3"/>
@@ -5933,9 +5941,9 @@
         <w:t xml:space="preserve">Implementar un catálogo de laboratorio, registrar un activo de datos de muestra, añadir un propietario, clasificación, nota de propósito y etiqueta de retención.</w:t>
       </w:r>
     </w:p>
-    <w:bookmarkEnd w:id="70"/>
-    <w:bookmarkEnd w:id="71"/>
-    <w:bookmarkStart w:id="72" w:name="evidencia-para-retener-1"/>
+    <w:bookmarkEnd w:id="82"/>
+    <w:bookmarkEnd w:id="83"/>
+    <w:bookmarkStart w:id="84" w:name="evidencia-para-retener-1"/>
     <w:p>
       <w:pPr>
         <w:pStyle w:val="Heading2"/>
@@ -5952,8 +5960,8 @@
         <w:t xml:space="preserve">Grabar el propósito aprobado, propietario, alcance, datos utilizados, herramienta y versión de contenido, configuración, resultado completo, revisor, decisión, acción correctiva y retest. Proteger informes que contengan datos personales, credenciales o vulnerabilidades.</w:t>
       </w:r>
     </w:p>
-    <w:bookmarkEnd w:id="72"/>
-    <w:bookmarkStart w:id="74" w:name="microsoft-presidio"/>
+    <w:bookmarkEnd w:id="84"/>
+    <w:bookmarkStart w:id="86" w:name="microsoft-presidio"/>
     <w:p>
       <w:pPr>
         <w:pStyle w:val="Heading2"/>
@@ -5988,7 +5996,7 @@
         <w:t xml:space="preserve">[Seguridad]Abre la guía oficial de Microsoft Presidio realizada/u contacto](https://microsoft.github.io/presidio/)</w:t>
       </w:r>
     </w:p>
-    <w:bookmarkStart w:id="73" w:name="inicio-rápido-2"/>
+    <w:bookmarkStart w:id="85" w:name="inicio-rápido-2"/>
     <w:p>
       <w:pPr>
         <w:pStyle w:val="Heading3"/>
@@ -6005,9 +6013,9 @@
         <w:t xml:space="preserve">Ejecutar texto de muestra que contiene identificadores inventados, detecciones de revisión, aplicar enmascaramiento y registrar falsos positivos y faltas.</w:t>
       </w:r>
     </w:p>
-    <w:bookmarkEnd w:id="73"/>
-    <w:bookmarkEnd w:id="74"/>
-    <w:bookmarkStart w:id="75" w:name="evidencia-para-retener-2"/>
+    <w:bookmarkEnd w:id="85"/>
+    <w:bookmarkEnd w:id="86"/>
+    <w:bookmarkStart w:id="87" w:name="evidencia-para-retener-2"/>
     <w:p>
       <w:pPr>
         <w:pStyle w:val="Heading2"/>
@@ -6024,8 +6032,8 @@
         <w:t xml:space="preserve">Grabar el propósito aprobado, propietario, alcance, datos utilizados, herramienta y versión de contenido, configuración, resultado completo, revisor, decisión, acción correctiva y retest. Proteger informes que contengan datos personales, credenciales o vulnerabilidades.</w:t>
       </w:r>
     </w:p>
-    <w:bookmarkEnd w:id="75"/>
-    <w:bookmarkStart w:id="77" w:name="arx"/>
+    <w:bookmarkEnd w:id="87"/>
+    <w:bookmarkStart w:id="89" w:name="arx"/>
     <w:p>
       <w:pPr>
         <w:pStyle w:val="Heading2"/>
@@ -6060,7 +6068,7 @@
         <w:t xml:space="preserve">Abra la guía oficial ARX efectuada/u fiel](https://arx.deidentifier.org/anonymization-tool/)</w:t>
       </w:r>
     </w:p>
-    <w:bookmarkStart w:id="76" w:name="inicio-rápido-3"/>
+    <w:bookmarkStart w:id="88" w:name="inicio-rápido-3"/>
     <w:p>
       <w:pPr>
         <w:pStyle w:val="Heading3"/>
@@ -6077,9 +6085,9 @@
         <w:t xml:space="preserve">Cargue un conjunto de datos sintético, identificadores de marca y cuantificadores, aplique un modelo de privacidad y compare la utilidad y el riesgo.</w:t>
       </w:r>
     </w:p>
-    <w:bookmarkEnd w:id="76"/>
-    <w:bookmarkEnd w:id="77"/>
-    <w:bookmarkStart w:id="78" w:name="evidencia-para-retener-3"/>
+    <w:bookmarkEnd w:id="88"/>
+    <w:bookmarkEnd w:id="89"/>
+    <w:bookmarkStart w:id="90" w:name="evidencia-para-retener-3"/>
     <w:p>
       <w:pPr>
         <w:pStyle w:val="Heading2"/>
@@ -6096,8 +6104,8 @@
         <w:t xml:space="preserve">Grabar el propósito aprobado, propietario, alcance, datos utilizados, herramienta y versión de contenido, configuración, resultado completo, revisor, decisión, acción correctiva y retest. Proteger informes que contengan datos personales, credenciales o vulnerabilidades.</w:t>
       </w:r>
     </w:p>
-    <w:bookmarkEnd w:id="78"/>
-    <w:bookmarkStart w:id="80" w:name="keycloak"/>
+    <w:bookmarkEnd w:id="90"/>
+    <w:bookmarkStart w:id="92" w:name="keycloak"/>
     <w:p>
       <w:pPr>
         <w:pStyle w:val="Heading2"/>
@@ -6132,7 +6140,7 @@
         <w:t xml:space="preserve">[ejecutado]Abre la guía oficial de Keycloak realizada/u contacto](https://www.keycloak.org/guides)</w:t>
       </w:r>
     </w:p>
-    <w:bookmarkStart w:id="79" w:name="inicio-rápido-4"/>
+    <w:bookmarkStart w:id="91" w:name="inicio-rápido-4"/>
     <w:p>
       <w:pPr>
         <w:pStyle w:val="Heading3"/>
@@ -6149,9 +6157,9 @@
         <w:t xml:space="preserve">Crear un reino de laboratorio, usuarios, roles y MFA; probar menos privilegio y exportar la configuración y revisar evidencia.</w:t>
       </w:r>
     </w:p>
-    <w:bookmarkEnd w:id="79"/>
-    <w:bookmarkEnd w:id="80"/>
-    <w:bookmarkStart w:id="81" w:name="evidencia-para-retener-4"/>
+    <w:bookmarkEnd w:id="91"/>
+    <w:bookmarkEnd w:id="92"/>
+    <w:bookmarkStart w:id="93" w:name="evidencia-para-retener-4"/>
     <w:p>
       <w:pPr>
         <w:pStyle w:val="Heading2"/>
@@ -6168,8 +6176,8 @@
         <w:t xml:space="preserve">Grabar el propósito aprobado, propietario, alcance, datos utilizados, herramienta y versión de contenido, configuración, resultado completo, revisor, decisión, acción correctiva y retest. Proteger informes que contengan datos personales, credenciales o vulnerabilidades.</w:t>
       </w:r>
     </w:p>
-    <w:bookmarkEnd w:id="81"/>
-    <w:bookmarkStart w:id="83" w:name="wazuh"/>
+    <w:bookmarkEnd w:id="93"/>
+    <w:bookmarkStart w:id="95" w:name="wazuh"/>
     <w:p>
       <w:pPr>
         <w:pStyle w:val="Heading2"/>
@@ -6204,7 +6212,7 @@
         <w:t xml:space="preserve">Abra la guía oficial Wazuh realizada/u título](https://documentation.wazuh.com/current/quickstart.html)</w:t>
       </w:r>
     </w:p>
-    <w:bookmarkStart w:id="82" w:name="inicio-rápido-5"/>
+    <w:bookmarkStart w:id="94" w:name="inicio-rápido-5"/>
     <w:p>
       <w:pPr>
         <w:pStyle w:val="Heading3"/>
@@ -6221,9 +6229,9 @@
         <w:t xml:space="preserve">Conecta un endpoint de laboratorio, crea un evento inofensivo, revisa la alerta y salva el evento, la decisión analista y el seguimiento.</w:t>
       </w:r>
     </w:p>
-    <w:bookmarkEnd w:id="82"/>
-    <w:bookmarkEnd w:id="83"/>
-    <w:bookmarkStart w:id="84" w:name="evidencia-para-retener-5"/>
+    <w:bookmarkEnd w:id="94"/>
+    <w:bookmarkEnd w:id="95"/>
+    <w:bookmarkStart w:id="96" w:name="evidencia-para-retener-5"/>
     <w:p>
       <w:pPr>
         <w:pStyle w:val="Heading2"/>
@@ -6240,8 +6248,8 @@
         <w:t xml:space="preserve">Grabar el propósito aprobado, propietario, alcance, datos utilizados, herramienta y versión de contenido, configuración, resultado completo, revisor, decisión, acción correctiva y retest. Proteger informes que contengan datos personales, credenciales o vulnerabilidades.</w:t>
       </w:r>
     </w:p>
-    <w:bookmarkEnd w:id="84"/>
-    <w:bookmarkStart w:id="86" w:name="owasp-zap"/>
+    <w:bookmarkEnd w:id="96"/>
+    <w:bookmarkStart w:id="98" w:name="owasp-zap"/>
     <w:p>
       <w:pPr>
         <w:pStyle w:val="Heading2"/>
@@ -6276,7 +6284,7 @@
         <w:t xml:space="preserve">Abra la guía oficial OWASP ZAP efectuada / u fiel](https://www.zaproxy.org/getting-started/)</w:t>
       </w:r>
     </w:p>
-    <w:bookmarkStart w:id="85" w:name="inicio-rápido-6"/>
+    <w:bookmarkStart w:id="97" w:name="inicio-rápido-6"/>
     <w:p>
       <w:pPr>
         <w:pStyle w:val="Heading3"/>
@@ -6293,9 +6301,9 @@
         <w:t xml:space="preserve">Proxy a local training application, start with passive findings, validate one result, and export the approved scope and report.</w:t>
       </w:r>
     </w:p>
-    <w:bookmarkEnd w:id="85"/>
-    <w:bookmarkEnd w:id="86"/>
-    <w:bookmarkStart w:id="87" w:name="evidencia-para-retener-6"/>
+    <w:bookmarkEnd w:id="97"/>
+    <w:bookmarkEnd w:id="98"/>
+    <w:bookmarkStart w:id="99" w:name="evidencia-para-retener-6"/>
     <w:p>
       <w:pPr>
         <w:pStyle w:val="Heading2"/>
@@ -6312,8 +6320,8 @@
         <w:t xml:space="preserve">Grabar el propósito aprobado, propietario, alcance, datos utilizados, herramienta y versión de contenido, configuración, resultado completo, revisor, decisión, acción correctiva y retest. Proteger informes que contengan datos personales, credenciales o vulnerabilidades.</w:t>
       </w:r>
     </w:p>
-    <w:bookmarkEnd w:id="87"/>
-    <w:bookmarkStart w:id="89" w:name="trivy"/>
+    <w:bookmarkEnd w:id="99"/>
+    <w:bookmarkStart w:id="101" w:name="trivy"/>
     <w:p>
       <w:pPr>
         <w:pStyle w:val="Heading2"/>
@@ -6348,7 +6356,7 @@
         <w:t xml:space="preserve">Abra la guía oficial Trivy realizada/u título](https://trivy.dev/latest/)</w:t>
       </w:r>
     </w:p>
-    <w:bookmarkStart w:id="88" w:name="inicio-rápido-7"/>
+    <w:bookmarkStart w:id="100" w:name="inicio-rápido-7"/>
     <w:p>
       <w:pPr>
         <w:pStyle w:val="Heading3"/>
@@ -6365,9 +6373,9 @@
         <w:t xml:space="preserve">Escanear una imagen o repositorio de laboratorio, proteger informes, validar un hallazgo, arreglarlo y volver a escanear.</w:t>
       </w:r>
     </w:p>
-    <w:bookmarkEnd w:id="88"/>
-    <w:bookmarkEnd w:id="89"/>
-    <w:bookmarkStart w:id="90" w:name="evidencia-para-retener-7"/>
+    <w:bookmarkEnd w:id="100"/>
+    <w:bookmarkEnd w:id="101"/>
+    <w:bookmarkStart w:id="102" w:name="evidencia-para-retener-7"/>
     <w:p>
       <w:pPr>
         <w:pStyle w:val="Heading2"/>
@@ -6384,8 +6392,8 @@
         <w:t xml:space="preserve">Grabar el propósito aprobado, propietario, alcance, datos utilizados, herramienta y versión de contenido, configuración, resultado completo, revisor, decisión, acción correctiva y retest. Proteger informes que contengan datos personales, credenciales o vulnerabilidades.</w:t>
       </w:r>
     </w:p>
-    <w:bookmarkEnd w:id="90"/>
-    <w:bookmarkStart w:id="92" w:name="agente-de-política-abierta"/>
+    <w:bookmarkEnd w:id="102"/>
+    <w:bookmarkStart w:id="104" w:name="agente-de-política-abierta"/>
     <w:p>
       <w:pPr>
         <w:pStyle w:val="Heading2"/>
@@ -6420,7 +6428,7 @@
         <w:t xml:space="preserve">Abra la guía oficial de Agentes de Política Abierta(https://www.openpolicyagent.org/docs)</w:t>
       </w:r>
     </w:p>
-    <w:bookmarkStart w:id="91" w:name="inicio-rápido-8"/>
+    <w:bookmarkStart w:id="103" w:name="inicio-rápido-8"/>
     <w:p>
       <w:pPr>
         <w:pStyle w:val="Heading3"/>
@@ -6437,9 +6445,9 @@
         <w:t xml:space="preserve">Escribir una regla de laboratorio que niega un recurso de datos sin un propietario o etiqueta de retención; probar los insumos permitidos y negados.</w:t>
       </w:r>
     </w:p>
-    <w:bookmarkEnd w:id="91"/>
-    <w:bookmarkEnd w:id="92"/>
-    <w:bookmarkStart w:id="93" w:name="evidencia-para-retener-8"/>
+    <w:bookmarkEnd w:id="103"/>
+    <w:bookmarkEnd w:id="104"/>
+    <w:bookmarkStart w:id="105" w:name="evidencia-para-retener-8"/>
     <w:p>
       <w:pPr>
         <w:pStyle w:val="Heading2"/>
@@ -6456,8 +6464,8 @@
         <w:t xml:space="preserve">Grabar el propósito aprobado, propietario, alcance, datos utilizados, herramienta y versión de contenido, configuración, resultado completo, revisor, decisión, acción correctiva y retest. Proteger informes que contengan datos personales, credenciales o vulnerabilidades.</w:t>
       </w:r>
     </w:p>
-    <w:bookmarkEnd w:id="93"/>
-    <w:bookmarkStart w:id="95" w:name="klaro"/>
+    <w:bookmarkEnd w:id="105"/>
+    <w:bookmarkStart w:id="107" w:name="klaro"/>
     <w:p>
       <w:pPr>
         <w:pStyle w:val="Heading2"/>
@@ -6492,7 +6500,7 @@
         <w:t xml:space="preserve">Abrir la guía oficial Klaro!</w:t>
       </w:r>
     </w:p>
-    <w:bookmarkStart w:id="94" w:name="inicio-rápido-9"/>
+    <w:bookmarkStart w:id="106" w:name="inicio-rápido-9"/>
     <w:p>
       <w:pPr>
         <w:pStyle w:val="Heading3"/>
@@ -6509,9 +6517,9 @@
         <w:t xml:space="preserve">Configurar una página de laboratorio para que los servicios opcionales permanezcan fuera hasta que la elección; probar aceptar, rechazar, cambiar y retirar caminos.</w:t>
       </w:r>
     </w:p>
-    <w:bookmarkEnd w:id="94"/>
-    <w:bookmarkEnd w:id="95"/>
-    <w:bookmarkStart w:id="96" w:name="evidencia-para-retener-9"/>
+    <w:bookmarkEnd w:id="106"/>
+    <w:bookmarkEnd w:id="107"/>
+    <w:bookmarkStart w:id="108" w:name="evidencia-para-retener-9"/>
     <w:p>
       <w:pPr>
         <w:pStyle w:val="Heading2"/>
@@ -6528,8 +6536,8 @@
         <w:t xml:space="preserve">Grabar el propósito aprobado, propietario, alcance, datos utilizados, herramienta y versión de contenido, configuración, resultado completo, revisor, decisión, acción correctiva y retest. Proteger informes que contengan datos personales, credenciales o vulnerabilidades.</w:t>
       </w:r>
     </w:p>
-    <w:bookmarkEnd w:id="96"/>
-    <w:bookmarkStart w:id="98" w:name="greenbone-community-edition"/>
+    <w:bookmarkEnd w:id="108"/>
+    <w:bookmarkStart w:id="110" w:name="greenbone-community-edition"/>
     <w:p>
       <w:pPr>
         <w:pStyle w:val="Heading2"/>
@@ -6564,7 +6572,7 @@
         <w:t xml:space="preserve">[Seguridad]Abre la guía oficial Greenbone Community Edition realizada/u contactos](https://greenbone.github.io/docs/latest/)</w:t>
       </w:r>
     </w:p>
-    <w:bookmarkStart w:id="97" w:name="inicio-rápido-10"/>
+    <w:bookmarkStart w:id="109" w:name="inicio-rápido-10"/>
     <w:p>
       <w:pPr>
         <w:pStyle w:val="Heading3"/>
@@ -6581,9 +6589,9 @@
         <w:t xml:space="preserve">Escanear sólo un objetivo de laboratorio aprobado, validar un hallazgo, corregirlo, cambiar y registrar el alcance, versión, resultado y revisor.</w:t>
       </w:r>
     </w:p>
-    <w:bookmarkEnd w:id="97"/>
-    <w:bookmarkEnd w:id="98"/>
-    <w:bookmarkStart w:id="99" w:name="evidencia-para-retener-10"/>
+    <w:bookmarkEnd w:id="109"/>
+    <w:bookmarkEnd w:id="110"/>
+    <w:bookmarkStart w:id="111" w:name="evidencia-para-retener-10"/>
     <w:p>
       <w:pPr>
         <w:pStyle w:val="Heading2"/>
@@ -6600,8 +6608,8 @@
         <w:t xml:space="preserve">Grabar el propósito aprobado, propietario, alcance, datos utilizados, herramienta y versión de contenido, configuración, resultado completo, revisor, decisión, acción correctiva y retest. Proteger informes que contengan datos personales, credenciales o vulnerabilidades.</w:t>
       </w:r>
     </w:p>
-    <w:bookmarkEnd w:id="99"/>
-    <w:bookmarkStart w:id="100" w:name="X77d6c338403f2081a816fed668db36a071034f6"/>
+    <w:bookmarkEnd w:id="111"/>
+    <w:bookmarkStart w:id="112" w:name="X77d6c338403f2081a816fed668db36a071034f6"/>
     <w:p>
       <w:pPr>
         <w:pStyle w:val="Heading2"/>
@@ -6687,9 +6695,9 @@
         <w:t xml:space="preserve">No suba datos personales a un servicio externo sin una revisión legal, de seguridad y transferencia aprobada.</w:t>
       </w:r>
     </w:p>
-    <w:bookmarkEnd w:id="100"/>
-    <w:bookmarkEnd w:id="101"/>
-    <w:bookmarkStart w:id="106" w:name="Xc1ec02c0f8768940d94445795a69303e65bfa9e"/>
+    <w:bookmarkEnd w:id="112"/>
+    <w:bookmarkEnd w:id="113"/>
+    <w:bookmarkStart w:id="118" w:name="Xc1ec02c0f8768940d94445795a69303e65bfa9e"/>
     <w:p>
       <w:pPr>
         <w:pStyle w:val="Heading1"/>
@@ -6718,7 +6726,7 @@
         <w:t xml:space="preserve">Blue Lantern Analytics es un proveedor ficticio de SaaS con 30 empleados. Sirve para clientes empresariales, utiliza proveedores de alojamiento y soporte en la nube, monitorea la actividad de aplicación, envía mensajes de producto y planea una función de soporte de IA. No tiene clientes reales ni datos personales reales.</w:t>
       </w:r>
     </w:p>
-    <w:bookmarkStart w:id="102" w:name="project-1-scope-and-roles"/>
+    <w:bookmarkStart w:id="114" w:name="project-1-scope-and-roles"/>
     <w:p>
       <w:pPr>
         <w:pStyle w:val="Heading2"/>
@@ -6799,8 +6807,8 @@
         <w:t xml:space="preserve">Evaluar una exportación de soporte perdido, construir el cronograma, decidir las notificaciones y escribir un informe de gerente.</w:t>
       </w:r>
     </w:p>
-    <w:bookmarkEnd w:id="102"/>
-    <w:bookmarkStart w:id="103" w:name="project-6-vendor-and-transfer"/>
+    <w:bookmarkEnd w:id="114"/>
+    <w:bookmarkStart w:id="115" w:name="project-6-vendor-and-transfer"/>
     <w:p>
       <w:pPr>
         <w:pStyle w:val="Heading2"/>
@@ -6817,8 +6825,8 @@
         <w:t xml:space="preserve">Revise un procesador ficticio, términos del artículo 28, ubicación, módulo SCC, evaluación y salvaguardias.</w:t>
       </w:r>
     </w:p>
-    <w:bookmarkEnd w:id="103"/>
-    <w:bookmarkStart w:id="104" w:name="project-7-tools"/>
+    <w:bookmarkEnd w:id="115"/>
+    <w:bookmarkStart w:id="116" w:name="project-7-tools"/>
     <w:p>
       <w:pPr>
         <w:pStyle w:val="Heading2"/>
@@ -6835,8 +6843,8 @@
         <w:t xml:space="preserve">Use tres herramientas Capítulo 12 en un laboratorio aislado y limitaciones de documentos y pruebas.</w:t>
       </w:r>
     </w:p>
-    <w:bookmarkEnd w:id="104"/>
-    <w:bookmarkStart w:id="105" w:name="portfolio-ethics"/>
+    <w:bookmarkEnd w:id="116"/>
+    <w:bookmarkStart w:id="117" w:name="portfolio-ethics"/>
     <w:p>
       <w:pPr>
         <w:pStyle w:val="Heading2"/>
@@ -6889,9 +6897,9 @@
         <w:t xml:space="preserve">Explicar suposiciones, incertidumbre y cuándo se necesitaría un examen jurídico.</w:t>
       </w:r>
     </w:p>
-    <w:bookmarkEnd w:id="105"/>
-    <w:bookmarkEnd w:id="106"/>
-    <w:bookmarkStart w:id="118" w:name="plan-de-aprendizaje-de-30-días"/>
+    <w:bookmarkEnd w:id="117"/>
+    <w:bookmarkEnd w:id="118"/>
+    <w:bookmarkStart w:id="130" w:name="plan-de-aprendizaje-de-30-días"/>
     <w:p>
       <w:pPr>
         <w:pStyle w:val="Heading1"/>
@@ -6978,7 +6986,7 @@
         <w:t xml:space="preserve">TEN Week 4 | Herramientas, portafolio, entrevista, aplicación | Portafolio y respuestas practicadas</w:t>
       </w:r>
     </w:p>
-    <w:bookmarkStart w:id="107" w:name="hábitos-diarios"/>
+    <w:bookmarkStart w:id="119" w:name="hábitos-diarios"/>
     <w:p>
       <w:pPr>
         <w:pStyle w:val="Heading2"/>
@@ -7068,8 +7076,8 @@
         <w:t xml:space="preserve">.</w:t>
       </w:r>
     </w:p>
-    <w:bookmarkEnd w:id="107"/>
-    <w:bookmarkStart w:id="108" w:name="qué-son-los-datos-personales"/>
+    <w:bookmarkEnd w:id="119"/>
+    <w:bookmarkStart w:id="120" w:name="qué-son-los-datos-personales"/>
     <w:p>
       <w:pPr>
         <w:pStyle w:val="Heading2"/>
@@ -7086,8 +7094,8 @@
         <w:t xml:space="preserve">Información relativa a una persona física identificada o identificable. Cuestiones de contexto; identificadores indirectos también pueden hacer que alguien sea identificable.</w:t>
       </w:r>
     </w:p>
-    <w:bookmarkEnd w:id="108"/>
-    <w:bookmarkStart w:id="109" w:name="controller-versus-procesador"/>
+    <w:bookmarkEnd w:id="120"/>
+    <w:bookmarkStart w:id="121" w:name="controller-versus-procesador"/>
     <w:p>
       <w:pPr>
         <w:pStyle w:val="Heading2"/>
@@ -7104,8 +7112,8 @@
         <w:t xml:space="preserve">Un controlador decide el propósito y los medios esenciales. Un procesador actúa en nombre del controlador bajo instrucciones.</w:t>
       </w:r>
     </w:p>
-    <w:bookmarkEnd w:id="109"/>
-    <w:bookmarkStart w:id="110" w:name="siempre-es-necesario-el-consentimiento"/>
+    <w:bookmarkEnd w:id="121"/>
+    <w:bookmarkStart w:id="122" w:name="siempre-es-necesario-el-consentimiento"/>
     <w:p>
       <w:pPr>
         <w:pStyle w:val="Heading2"/>
@@ -7122,8 +7130,8 @@
         <w:t xml:space="preserve">No. El artículo 6 establece seis bases legales. El consentimiento es apropiado sólo cuando se cumplen sus condiciones y la verdadera elección.</w:t>
       </w:r>
     </w:p>
-    <w:bookmarkEnd w:id="110"/>
-    <w:bookmarkStart w:id="111" w:name="qué-es-un-ropa"/>
+    <w:bookmarkEnd w:id="122"/>
+    <w:bookmarkStart w:id="123" w:name="qué-es-un-ropa"/>
     <w:p>
       <w:pPr>
         <w:pStyle w:val="Heading2"/>
@@ -7140,8 +7148,8 @@
         <w:t xml:space="preserve">A record of processing activities that helps explain purposes, people, data, recipients, transfers, retention, security, and roles.</w:t>
       </w:r>
     </w:p>
-    <w:bookmarkEnd w:id="111"/>
-    <w:bookmarkStart w:id="112" w:name="cómo-se-maneja-una-solicitud-de-derechos"/>
+    <w:bookmarkEnd w:id="123"/>
+    <w:bookmarkStart w:id="124" w:name="cómo-se-maneja-una-solicitud-de-derechos"/>
     <w:p>
       <w:pPr>
         <w:pStyle w:val="Heading2"/>
@@ -7158,8 +7166,8 @@
         <w:t xml:space="preserve">Log it, verifique la identidad proporcionalmente, esclare el alcance si es necesario, busque sistemas completos y proveedores, revise las cuestiones jurídicas, responda de forma segura y mantenga la pista de decisión.</w:t>
       </w:r>
     </w:p>
-    <w:bookmarkEnd w:id="112"/>
-    <w:bookmarkStart w:id="113" w:name="cuándo-se-necesita-un-dpia"/>
+    <w:bookmarkEnd w:id="124"/>
+    <w:bookmarkStart w:id="125" w:name="cuándo-se-necesita-un-dpia"/>
     <w:p>
       <w:pPr>
         <w:pStyle w:val="Heading2"/>
@@ -7176,8 +7184,8 @@
         <w:t xml:space="preserve">Antes de procesar es probable que resulte en alto riesgo para los derechos y libertades de las personas.</w:t>
       </w:r>
     </w:p>
-    <w:bookmarkEnd w:id="113"/>
-    <w:bookmarkStart w:id="114" w:name="qué-es-una-brecha-de-datos-personales"/>
+    <w:bookmarkEnd w:id="125"/>
+    <w:bookmarkStart w:id="126" w:name="qué-es-una-brecha-de-datos-personales"/>
     <w:p>
       <w:pPr>
         <w:pStyle w:val="Heading2"/>
@@ -7194,8 +7202,8 @@
         <w:t xml:space="preserve">Una violación de la seguridad que cause destrucción, pérdida, alteración, divulgación no autorizada o acceso a datos personales.</w:t>
       </w:r>
     </w:p>
-    <w:bookmarkEnd w:id="114"/>
-    <w:bookmarkStart w:id="115" w:name="qué-pasa-a-las-72-horas"/>
+    <w:bookmarkEnd w:id="126"/>
+    <w:bookmarkStart w:id="127" w:name="qué-pasa-a-las-72-horas"/>
     <w:p>
       <w:pPr>
         <w:pStyle w:val="Heading2"/>
@@ -7212,8 +7220,8 @@
         <w:t xml:space="preserve">Un controlador notifica la autoridad cuando sea necesario sin demora indebida y, cuando sea posible, dentro de las 72 horas siguientes a la conciencia. Deben explicarse las razones de retraso.</w:t>
       </w:r>
     </w:p>
-    <w:bookmarkEnd w:id="115"/>
-    <w:bookmarkStart w:id="116" w:name="cómo-demuestras-el-cumplimiento"/>
+    <w:bookmarkEnd w:id="127"/>
+    <w:bookmarkStart w:id="128" w:name="cómo-demuestras-el-cumplimiento"/>
     <w:p>
       <w:pPr>
         <w:pStyle w:val="Heading2"/>
@@ -7230,8 +7238,8 @@
         <w:t xml:space="preserve">Con registros fiables y fechados que conectan el requisito, procesamiento, control, propietario, examen, decisión, acción y resultado.</w:t>
       </w:r>
     </w:p>
-    <w:bookmarkEnd w:id="116"/>
-    <w:bookmarkStart w:id="117" w:name="X7b79c52f5596d92db90439bb8138b84f290985c"/>
+    <w:bookmarkEnd w:id="128"/>
+    <w:bookmarkStart w:id="129" w:name="X7b79c52f5596d92db90439bb8138b84f290985c"/>
     <w:p>
       <w:pPr>
         <w:pStyle w:val="Heading2"/>
@@ -7266,9 +7274,9 @@
         <w:t xml:space="preserve">RespuestaRespuesta</w:t>
       </w:r>
     </w:p>
-    <w:bookmarkEnd w:id="117"/>
-    <w:bookmarkEnd w:id="118"/>
-    <w:bookmarkStart w:id="124" w:name="plantillas-y-listas-de-verificación"/>
+    <w:bookmarkEnd w:id="129"/>
+    <w:bookmarkEnd w:id="130"/>
+    <w:bookmarkStart w:id="136" w:name="plantillas-y-listas-de-verificación"/>
     <w:p>
       <w:pPr>
         <w:pStyle w:val="Heading1"/>
@@ -7289,7 +7297,7 @@
         <w:t xml:space="preserve">Estructuras prácticas para copiar en un sistema de organización aprobado*.</w:t>
       </w:r>
     </w:p>
-    <w:bookmarkStart w:id="119" w:name="ropa-fields"/>
+    <w:bookmarkStart w:id="131" w:name="ropa-fields"/>
     <w:p>
       <w:pPr>
         <w:pStyle w:val="Heading2"/>
@@ -7430,8 +7438,8 @@
         <w:t xml:space="preserve">Última revisión y próxima revisión</w:t>
       </w:r>
     </w:p>
-    <w:bookmarkEnd w:id="119"/>
-    <w:bookmarkStart w:id="120" w:name="right-request-register"/>
+    <w:bookmarkEnd w:id="131"/>
+    <w:bookmarkStart w:id="132" w:name="right-request-register"/>
     <w:p>
       <w:pPr>
         <w:pStyle w:val="Heading2"/>
@@ -7539,8 +7547,8 @@
         <w:t xml:space="preserve">Fecha final y resultado</w:t>
       </w:r>
     </w:p>
-    <w:bookmarkEnd w:id="120"/>
-    <w:bookmarkStart w:id="121" w:name="pantalla-dpia"/>
+    <w:bookmarkEnd w:id="132"/>
+    <w:bookmarkStart w:id="133" w:name="pantalla-dpia"/>
     <w:p>
       <w:pPr>
         <w:pStyle w:val="Heading2"/>
@@ -7659,8 +7667,8 @@
         <w:t xml:space="preserve">El gatillo de la lista de supervisión-autoridad</w:t>
       </w:r>
     </w:p>
-    <w:bookmarkEnd w:id="121"/>
-    <w:bookmarkStart w:id="122" w:name="breach-fact-sheet"/>
+    <w:bookmarkEnd w:id="133"/>
+    <w:bookmarkStart w:id="134" w:name="breach-fact-sheet"/>
     <w:p>
       <w:pPr>
         <w:pStyle w:val="Heading2"/>
@@ -7753,8 +7761,8 @@
         <w:t xml:space="preserve">← Aprobación Silencioso Propietario de la decisión, entrada legal/DPO, fechas</w:t>
       </w:r>
     </w:p>
-    <w:bookmarkEnd w:id="122"/>
-    <w:bookmarkStart w:id="123" w:name="X75a1f8072c461e02d4c410863f465f45aa00365"/>
+    <w:bookmarkEnd w:id="134"/>
+    <w:bookmarkStart w:id="135" w:name="X75a1f8072c461e02d4c410863f465f45aa00365"/>
     <w:p>
       <w:pPr>
         <w:pStyle w:val="Heading2"/>
@@ -7873,9 +7881,9 @@
         <w:t xml:space="preserve">Fecha de prueba y revisión retenida</w:t>
       </w:r>
     </w:p>
-    <w:bookmarkEnd w:id="123"/>
-    <w:bookmarkEnd w:id="124"/>
-    <w:bookmarkStart w:id="126" w:name="gdpr-ai-y-analytics"/>
+    <w:bookmarkEnd w:id="135"/>
+    <w:bookmarkEnd w:id="136"/>
+    <w:bookmarkStart w:id="138" w:name="gdpr-ai-y-analytics"/>
     <w:p>
       <w:pPr>
         <w:pStyle w:val="Heading1"/>
@@ -7907,7 +7915,7 @@
         <w:t xml:space="preserve">AI no crea una excepción a GDPR. Comience con las mismas preguntas: alcance, roles, propósito, base legal, equidad, transparencia, minimización, precisión, derechos, retención, seguridad, transferencias y rendición de cuentas. A continuación, evaluar riesgos específicos para el modelo y el caso de uso.</w:t>
       </w:r>
     </w:p>
-    <w:bookmarkStart w:id="125" w:name="preguntas-de-revisión-práctica"/>
+    <w:bookmarkStart w:id="137" w:name="preguntas-de-revisión-práctica"/>
     <w:p>
       <w:pPr>
         <w:pStyle w:val="Heading2"/>
@@ -8041,9 +8049,9 @@
         <w:t xml:space="preserve">|. |</w:t>
       </w:r>
     </w:p>
-    <w:bookmarkEnd w:id="125"/>
-    <w:bookmarkEnd w:id="126"/>
-    <w:bookmarkStart w:id="127" w:name="glosario"/>
+    <w:bookmarkEnd w:id="137"/>
+    <w:bookmarkEnd w:id="138"/>
+    <w:bookmarkStart w:id="139" w:name="glosario"/>
     <w:p>
       <w:pPr>
         <w:pStyle w:val="Heading1"/>
@@ -8358,8 +8366,8 @@
         <w:t xml:space="preserve">** Evaluación del impacto de la transferencia** Una evaluación práctica de si una salvaguardia de transferencia puede funcionar en el contexto de destino y de qué medidas adicionales se necesitan.</w:t>
       </w:r>
     </w:p>
-    <w:bookmarkEnd w:id="127"/>
-    <w:bookmarkStart w:id="128" w:name="índice-de-asunto"/>
+    <w:bookmarkEnd w:id="139"/>
+    <w:bookmarkStart w:id="140" w:name="índice-de-asunto"/>
     <w:p>
       <w:pPr>
         <w:pStyle w:val="Heading1"/>
@@ -8508,8 +8516,8 @@
         <w:t xml:space="preserve">TENIDA Bases legítimas | 3.2, 9.2 ANTERIOR Gestión de proveedores</w:t>
       </w:r>
     </w:p>
-    <w:bookmarkEnd w:id="128"/>
-    <w:bookmarkStart w:id="143" w:name="referencias-oficiales-y-estudio-ulterior"/>
+    <w:bookmarkEnd w:id="140"/>
+    <w:bookmarkStart w:id="155" w:name="referencias-oficiales-y-estudio-ulterior"/>
     <w:p>
       <w:pPr>
         <w:pStyle w:val="Heading1"/>
@@ -8545,7 +8553,7 @@
       <w:pPr>
         <w:pStyle w:val="BodyText"/>
       </w:pPr>
-      <w:hyperlink r:id="rId129">
+      <w:hyperlink r:id="rId141">
         <w:r>
           <w:rPr>
             <w:rStyle w:val="Hyperlink"/>
@@ -8558,7 +8566,7 @@
       <w:pPr>
         <w:pStyle w:val="BodyText"/>
       </w:pPr>
-      <w:hyperlink r:id="rId130">
+      <w:hyperlink r:id="rId142">
         <w:r>
           <w:rPr>
             <w:rStyle w:val="Hyperlink"/>
@@ -8571,7 +8579,7 @@
       <w:pPr>
         <w:pStyle w:val="BodyText"/>
       </w:pPr>
-      <w:hyperlink r:id="rId131">
+      <w:hyperlink r:id="rId143">
         <w:r>
           <w:rPr>
             <w:rStyle w:val="Hyperlink"/>
@@ -8584,7 +8592,7 @@
       <w:pPr>
         <w:pStyle w:val="BodyText"/>
       </w:pPr>
-      <w:hyperlink r:id="rId132">
+      <w:hyperlink r:id="rId144">
         <w:r>
           <w:rPr>
             <w:rStyle w:val="Hyperlink"/>
@@ -8597,7 +8605,7 @@
       <w:pPr>
         <w:pStyle w:val="BodyText"/>
       </w:pPr>
-      <w:hyperlink r:id="rId133">
+      <w:hyperlink r:id="rId145">
         <w:r>
           <w:rPr>
             <w:rStyle w:val="Hyperlink"/>
@@ -8610,7 +8618,7 @@
       <w:pPr>
         <w:pStyle w:val="BodyText"/>
       </w:pPr>
-      <w:hyperlink r:id="rId134">
+      <w:hyperlink r:id="rId146">
         <w:r>
           <w:rPr>
             <w:rStyle w:val="Hyperlink"/>
@@ -8623,7 +8631,7 @@
       <w:pPr>
         <w:pStyle w:val="BodyText"/>
       </w:pPr>
-      <w:hyperlink r:id="rId135">
+      <w:hyperlink r:id="rId147">
         <w:r>
           <w:rPr>
             <w:rStyle w:val="Hyperlink"/>
@@ -8660,7 +8668,7 @@
       <w:pPr>
         <w:pStyle w:val="BodyText"/>
       </w:pPr>
-      <w:hyperlink r:id="rId136">
+      <w:hyperlink r:id="rId148">
         <w:r>
           <w:rPr>
             <w:rStyle w:val="Hyperlink"/>
@@ -8673,7 +8681,7 @@
       <w:pPr>
         <w:pStyle w:val="BodyText"/>
       </w:pPr>
-      <w:hyperlink r:id="rId137">
+      <w:hyperlink r:id="rId149">
         <w:r>
           <w:rPr>
             <w:rStyle w:val="Hyperlink"/>
@@ -8686,7 +8694,7 @@
       <w:pPr>
         <w:pStyle w:val="BodyText"/>
       </w:pPr>
-      <w:hyperlink r:id="rId138">
+      <w:hyperlink r:id="rId150">
         <w:r>
           <w:rPr>
             <w:rStyle w:val="Hyperlink"/>
@@ -8699,7 +8707,7 @@
       <w:pPr>
         <w:pStyle w:val="BodyText"/>
       </w:pPr>
-      <w:hyperlink r:id="rId139">
+      <w:hyperlink r:id="rId151">
         <w:r>
           <w:rPr>
             <w:rStyle w:val="Hyperlink"/>
@@ -8712,7 +8720,7 @@
       <w:pPr>
         <w:pStyle w:val="BodyText"/>
       </w:pPr>
-      <w:hyperlink r:id="rId140">
+      <w:hyperlink r:id="rId152">
         <w:r>
           <w:rPr>
             <w:rStyle w:val="Hyperlink"/>
@@ -8725,7 +8733,7 @@
       <w:pPr>
         <w:pStyle w:val="BodyText"/>
       </w:pPr>
-      <w:hyperlink r:id="rId141">
+      <w:hyperlink r:id="rId153">
         <w:r>
           <w:rPr>
             <w:rStyle w:val="Hyperlink"/>
@@ -8754,7 +8762,7 @@
       <w:pPr>
         <w:pStyle w:val="BodyText"/>
       </w:pPr>
-      <w:hyperlink r:id="rId142">
+      <w:hyperlink r:id="rId154">
         <w:r>
           <w:rPr>
             <w:rStyle w:val="Hyperlink"/>
@@ -8789,7 +8797,7 @@
         <w:t xml:space="preserve">Respuesta</w:t>
       </w:r>
     </w:p>
-    <w:bookmarkEnd w:id="143"/>
+    <w:bookmarkEnd w:id="155"/>
     <w:sectPr/>
   </w:body>
 </w:document>

--- a/04-regulatory-compliance/GDPR/Espanol/GDPR_Practical_Manager_and_Junior_Analyst_Manual_Espanol_v1.0.docx
+++ b/04-regulatory-compliance/GDPR/Espanol/GDPR_Practical_Manager_and_Junior_Analyst_Manual_Espanol_v1.0.docx
@@ -9618,7 +9618,7 @@
         <w:rFonts w:asciiTheme="minorHAnsi" w:cstheme="minorBidi" w:eastAsiaTheme="minorHAnsi" w:hAnsiTheme="minorHAnsi"/>
         <w:sz w:val="24"/>
         <w:szCs w:val="24"/>
-        <w:lang w:bidi="ar-SA" w:eastAsia="en-US" w:val="en-US"/>
+        <w:lang w:bidi="ar-SA" w:eastAsia="es-419" w:val="es-419"/>
       </w:rPr>
     </w:rPrDefault>
     <w:pPrDefault>
